--- a/spa/docx/56.content.docx
+++ b/spa/docx/56.content.docx
@@ -11,6 +11,15 @@
         <w:pStyle w:val="Heading2"/>
       </w:pPr>
       <w:r>
+        <w:t>Resource: Notas de Estudio (Tyndale)</w:t>
+      </w:r>
+      <w:r/>
+    </w:p>
+    <w:p>
+      <w:pPr>
+        <w:pStyle w:val="Heading2"/>
+      </w:pPr>
+      <w:r>
         <w:t>License Information</w:t>
       </w:r>
       <w:r/>
@@ -21,7 +30,7 @@
         <w:rPr>
           <w:b/>
         </w:rPr>
-        <w:t>Study Notes (Tyndale)</w:t>
+        <w:t>Notas de Estudio (Tyndale)</w:t>
       </w:r>
       <w:r>
         <w:t xml:space="preserve"> (Spanish) is based on</w:t>
@@ -74,7 +83,7 @@
         <w:pStyle w:val="Heading1"/>
       </w:pPr>
       <w:r>
-        <w:t>Study Notes (Tyndale)</w:t>
+        <w:t>Notas de Estudio (Tyndale)</w:t>
       </w:r>
     </w:p>
     <w:p>
@@ -83,6 +92,51 @@
           <w:headerReference w:type="even" r:id="rId8"/>
           <w:headerReference w:type="default" r:id="rId9"/>
           <w:footerReference w:type="default" r:id="rId10"/>
+          <w:footnotePr>
+            <w:numRestart w:val="eachSect"/>
+          </w:footnotePr>
+          <w:type w:val="continuous"/>
+          <w:pgSz w:w="12240" w:h="15840" w:code="1"/>
+          <w:pgMar w:top="1440" w:right="1440" w:bottom="1440" w:left="1440" w:header="504" w:footer="504" w:gutter="0"/>
+          <w:cols w:space="708"/>
+          <w:titlePg/>
+          <w:docGrid w:linePitch="360"/>
+        </w:sectPr>
+      </w:pPr>
+    </w:p>
+    <w:p>
+      <w:r/>
+    </w:p>
+    <w:p>
+      <w:pPr>
+        <w:pStyle w:val="Heading2"/>
+      </w:pPr>
+      <w:r>
+        <w:t>TIT</w:t>
+      </w:r>
+      <w:r/>
+    </w:p>
+    <w:p>
+      <w:r/>
+      <w:r>
+        <w:rPr>
+          <w:i/>
+        </w:rPr>
+        <w:t>Tito 1:1, Tito 1:1–4, Tito 1:2, Tito 1:3, Tito 1:4, Tito 1:5, Tito 1:5–9, Tito 1:5–16, Tito 1:6, Tito 1:7, Tito 1:9, Tito 1:10, Tito 1:10–16, Tito 1:11, Tito 1:12, Tito 1:13, Tito 1:14, Tito 1:15, Tito 1:15–16, Tito 1:16, Tito 2:1–15, Tito 2:9–10, Tito 2:11, Tito 2:11–15, Tito 2:12, Tito 2:13, Tito 2:14, Tito 3:1, Tito 3:1–11, Tito 3:3, Tito 3:4, Tito 3:4–7, Tito 3:5, Tito 3:7, Tito 3:8, Tito 3:10–11, Tito 3:12, Tito 3:12–15, Tito 3:13, Tito 3:14, Tito 3:15</w:t>
+      </w:r>
+      <w:r/>
+    </w:p>
+    <w:p>
+      <w:r/>
+      <w:r>
+        <w:t xml:space="preserve"> </w:t>
+      </w:r>
+      <w:r/>
+      <w:r/>
+    </w:p>
+    <w:p>
+      <w:pPr>
+        <w:sectPr>
           <w:footnotePr>
             <w:numRestart w:val="eachSect"/>
           </w:footnotePr>

--- a/spa/docx/56.content.docx
+++ b/spa/docx/56.content.docx
@@ -4,49 +4,89 @@
   <w:body>
     <w:p/>
     <w:p>
-      <w:r/>
+      <w:pPr/>
+      <w:r>
+        <w:rPr>
+          <w:lang w:val="es_ES" w:bidi="es_ES"/>
+        </w:rPr>
+      </w:r>
     </w:p>
     <w:p>
       <w:pPr>
         <w:pStyle w:val="Heading2"/>
       </w:pPr>
       <w:r>
+        <w:rPr>
+          <w:lang w:val="es_ES" w:bidi="es_ES"/>
+        </w:rPr>
         <w:t>Resource: Notas de Estudio (Tyndale)</w:t>
       </w:r>
-      <w:r/>
+      <w:r>
+        <w:rPr>
+          <w:lang w:val="es_ES" w:bidi="es_ES"/>
+        </w:rPr>
+      </w:r>
     </w:p>
     <w:p>
       <w:pPr>
         <w:pStyle w:val="Heading2"/>
       </w:pPr>
       <w:r>
+        <w:rPr>
+          <w:lang w:val="es_ES" w:bidi="es_ES"/>
+        </w:rPr>
         <w:t>License Information</w:t>
       </w:r>
-      <w:r/>
-    </w:p>
-    <w:p>
-      <w:r/>
+      <w:r>
+        <w:rPr>
+          <w:lang w:val="es_ES" w:bidi="es_ES"/>
+        </w:rPr>
+      </w:r>
+    </w:p>
+    <w:p>
+      <w:pPr/>
+      <w:r>
+        <w:rPr>
+          <w:lang w:val="es_ES" w:bidi="es_ES"/>
+        </w:rPr>
+      </w:r>
       <w:r>
         <w:rPr>
           <w:b/>
+          <w:lang w:val="es_ES" w:bidi="es_ES"/>
         </w:rPr>
         <w:t>Notas de Estudio (Tyndale)</w:t>
       </w:r>
       <w:r>
+        <w:rPr>
+          <w:lang w:val="es_ES" w:bidi="es_ES"/>
+        </w:rPr>
         <w:t xml:space="preserve"> (Spanish) is based on</w:t>
       </w:r>
       <w:r>
+        <w:rPr>
+          <w:lang w:val="es_ES" w:bidi="es_ES"/>
+        </w:rPr>
         <w:t xml:space="preserve">: </w:t>
       </w:r>
       <w:r>
+        <w:rPr>
+          <w:lang w:val="es_ES" w:bidi="es_ES"/>
+        </w:rPr>
         <w:t>Tyndale Open Study Notes</w:t>
       </w:r>
       <w:r>
+        <w:rPr>
+          <w:lang w:val="es_ES" w:bidi="es_ES"/>
+        </w:rPr>
         <w:t xml:space="preserve">, </w:t>
       </w:r>
       <w:hyperlink r:id="rId13">
         <w:r>
           <w:rPr>
+            <w:lang w:val="es_ES" w:bidi="es_ES"/>
+          </w:rPr>
+          <w:rPr>
             <w:color w:val="0000EE"/>
             <w:u w:val="single"/>
           </w:rPr>
@@ -54,11 +94,17 @@
         </w:r>
       </w:hyperlink>
       <w:r>
+        <w:rPr>
+          <w:lang w:val="es_ES" w:bidi="es_ES"/>
+        </w:rPr>
         <w:t xml:space="preserve">, 2019, which is licensed under a </w:t>
       </w:r>
       <w:hyperlink r:id="rId14">
         <w:r>
           <w:rPr>
+            <w:lang w:val="es_ES" w:bidi="es_ES"/>
+          </w:rPr>
+          <w:rPr>
             <w:color w:val="0000EE"/>
             <w:u w:val="single"/>
           </w:rPr>
@@ -66,23 +112,49 @@
         </w:r>
       </w:hyperlink>
       <w:r>
+        <w:rPr>
+          <w:lang w:val="es_ES" w:bidi="es_ES"/>
+        </w:rPr>
         <w:t>.</w:t>
       </w:r>
-      <w:r/>
-    </w:p>
-    <w:p>
-      <w:r/>
-      <w:r>
+      <w:r>
+        <w:rPr>
+          <w:lang w:val="es_ES" w:bidi="es_ES"/>
+        </w:rPr>
+      </w:r>
+    </w:p>
+    <w:p>
+      <w:pPr/>
+      <w:r>
+        <w:rPr>
+          <w:lang w:val="es_ES" w:bidi="es_ES"/>
+        </w:rPr>
+      </w:r>
+      <w:r>
+        <w:rPr>
+          <w:lang w:val="es_ES" w:bidi="es_ES"/>
+        </w:rPr>
         <w:t>This PDF version is provided under the same license.</w:t>
       </w:r>
-      <w:r/>
-      <w:r/>
+      <w:r>
+        <w:rPr>
+          <w:lang w:val="es_ES" w:bidi="es_ES"/>
+        </w:rPr>
+      </w:r>
+      <w:r>
+        <w:rPr>
+          <w:lang w:val="es_ES" w:bidi="es_ES"/>
+        </w:rPr>
+      </w:r>
     </w:p>
     <w:p>
       <w:pPr>
         <w:pStyle w:val="Heading1"/>
       </w:pPr>
       <w:r>
+        <w:rPr>
+          <w:lang w:val="es_ES" w:bidi="es_ES"/>
+        </w:rPr>
         <w:t>Notas de Estudio (Tyndale)</w:t>
       </w:r>
     </w:p>
@@ -105,34 +177,72 @@
       </w:pPr>
     </w:p>
     <w:p>
-      <w:r/>
+      <w:pPr/>
+      <w:r>
+        <w:rPr>
+          <w:lang w:val="es_ES" w:bidi="es_ES"/>
+        </w:rPr>
+      </w:r>
     </w:p>
     <w:p>
       <w:pPr>
         <w:pStyle w:val="Heading2"/>
       </w:pPr>
       <w:r>
+        <w:rPr>
+          <w:lang w:val="es_ES" w:bidi="es_ES"/>
+        </w:rPr>
         <w:t>TIT</w:t>
       </w:r>
-      <w:r/>
-    </w:p>
-    <w:p>
-      <w:r/>
+      <w:r>
+        <w:rPr>
+          <w:lang w:val="es_ES" w:bidi="es_ES"/>
+        </w:rPr>
+      </w:r>
+    </w:p>
+    <w:p>
+      <w:pPr/>
+      <w:r>
+        <w:rPr>
+          <w:lang w:val="es_ES" w:bidi="es_ES"/>
+        </w:rPr>
+      </w:r>
       <w:r>
         <w:rPr>
           <w:i/>
+          <w:lang w:val="es_ES" w:bidi="es_ES"/>
         </w:rPr>
         <w:t>Tito 1:1, Tito 1:1–4, Tito 1:2, Tito 1:3, Tito 1:4, Tito 1:5, Tito 1:5–9, Tito 1:5–16, Tito 1:6, Tito 1:7, Tito 1:9, Tito 1:10, Tito 1:10–16, Tito 1:11, Tito 1:12, Tito 1:13, Tito 1:14, Tito 1:15, Tito 1:15–16, Tito 1:16, Tito 2:1–15, Tito 2:9–10, Tito 2:11, Tito 2:11–15, Tito 2:12, Tito 2:13, Tito 2:14, Tito 3:1, Tito 3:1–11, Tito 3:3, Tito 3:4, Tito 3:4–7, Tito 3:5, Tito 3:7, Tito 3:8, Tito 3:10–11, Tito 3:12, Tito 3:12–15, Tito 3:13, Tito 3:14, Tito 3:15</w:t>
       </w:r>
-      <w:r/>
-    </w:p>
-    <w:p>
-      <w:r/>
-      <w:r>
+      <w:r>
+        <w:rPr>
+          <w:lang w:val="es_ES" w:bidi="es_ES"/>
+        </w:rPr>
+      </w:r>
+    </w:p>
+    <w:p>
+      <w:pPr/>
+      <w:r>
+        <w:rPr>
+          <w:lang w:val="es_ES" w:bidi="es_ES"/>
+        </w:rPr>
+      </w:r>
+      <w:r>
+        <w:rPr>
+          <w:lang w:val="es_ES" w:bidi="es_ES"/>
+        </w:rPr>
         <w:t xml:space="preserve"> </w:t>
       </w:r>
-      <w:r/>
-      <w:r/>
+      <w:r>
+        <w:rPr>
+          <w:lang w:val="es_ES" w:bidi="es_ES"/>
+        </w:rPr>
+      </w:r>
+      <w:r>
+        <w:rPr>
+          <w:lang w:val="es_ES" w:bidi="es_ES"/>
+        </w:rPr>
+      </w:r>
     </w:p>
     <w:p>
       <w:pPr>
@@ -150,25 +260,48 @@
       </w:pPr>
     </w:p>
     <w:p>
-      <w:r/>
+      <w:pPr/>
+      <w:r>
+        <w:rPr>
+          <w:lang w:val="es_ES" w:bidi="es_ES"/>
+        </w:rPr>
+      </w:r>
     </w:p>
     <w:p>
       <w:pPr>
         <w:pStyle w:val="Heading2"/>
       </w:pPr>
       <w:r>
+        <w:rPr>
+          <w:lang w:val="es_ES" w:bidi="es_ES"/>
+        </w:rPr>
         <w:t>Tito 1:1</w:t>
       </w:r>
-      <w:r/>
-    </w:p>
-    <w:p>
-      <w:r/>
-      <w:r>
+      <w:r>
+        <w:rPr>
+          <w:lang w:val="es_ES" w:bidi="es_ES"/>
+        </w:rPr>
+      </w:r>
+    </w:p>
+    <w:p>
+      <w:pPr/>
+      <w:r>
+        <w:rPr>
+          <w:lang w:val="es_ES" w:bidi="es_ES"/>
+        </w:rPr>
+      </w:r>
+      <w:r>
+        <w:rPr>
+          <w:lang w:val="es_ES" w:bidi="es_ES"/>
+        </w:rPr>
         <w:t xml:space="preserve">"conocimiento... que lleva a la piedad": ver </w:t>
       </w:r>
       <w:hyperlink r:id="rId15">
         <w:r>
           <w:rPr>
+            <w:lang w:val="es_ES" w:bidi="es_ES"/>
+          </w:rPr>
+          <w:rPr>
             <w:color w:val="0000EE"/>
             <w:u w:val="single"/>
           </w:rPr>
@@ -176,11 +309,17 @@
         </w:r>
       </w:hyperlink>
       <w:r>
+        <w:rPr>
+          <w:lang w:val="es_ES" w:bidi="es_ES"/>
+        </w:rPr>
         <w:t xml:space="preserve">, </w:t>
       </w:r>
       <w:hyperlink r:id="rId16">
         <w:r>
           <w:rPr>
+            <w:lang w:val="es_ES" w:bidi="es_ES"/>
+          </w:rPr>
+          <w:rPr>
             <w:color w:val="0000EE"/>
             <w:u w:val="single"/>
           </w:rPr>
@@ -188,31 +327,65 @@
         </w:r>
       </w:hyperlink>
       <w:r>
+        <w:rPr>
+          <w:lang w:val="es_ES" w:bidi="es_ES"/>
+        </w:rPr>
         <w:t>.</w:t>
       </w:r>
-      <w:r/>
-      <w:r/>
-    </w:p>
-    <w:p>
-      <w:r/>
+      <w:r>
+        <w:rPr>
+          <w:lang w:val="es_ES" w:bidi="es_ES"/>
+        </w:rPr>
+      </w:r>
+      <w:r>
+        <w:rPr>
+          <w:lang w:val="es_ES" w:bidi="es_ES"/>
+        </w:rPr>
+      </w:r>
+    </w:p>
+    <w:p>
+      <w:pPr/>
+      <w:r>
+        <w:rPr>
+          <w:lang w:val="es_ES" w:bidi="es_ES"/>
+        </w:rPr>
+      </w:r>
     </w:p>
     <w:p>
       <w:pPr>
         <w:pStyle w:val="Heading2"/>
       </w:pPr>
       <w:r>
+        <w:rPr>
+          <w:lang w:val="es_ES" w:bidi="es_ES"/>
+        </w:rPr>
         <w:t>Tito 1:1–4</w:t>
       </w:r>
-      <w:r/>
-    </w:p>
-    <w:p>
-      <w:r/>
-      <w:r>
+      <w:r>
+        <w:rPr>
+          <w:lang w:val="es_ES" w:bidi="es_ES"/>
+        </w:rPr>
+      </w:r>
+    </w:p>
+    <w:p>
+      <w:pPr/>
+      <w:r>
+        <w:rPr>
+          <w:lang w:val="es_ES" w:bidi="es_ES"/>
+        </w:rPr>
+      </w:r>
+      <w:r>
+        <w:rPr>
+          <w:lang w:val="es_ES" w:bidi="es_ES"/>
+        </w:rPr>
         <w:t>El comienzo del libro de Tito, al igual que el del Primer Libro de Timoteo (</w:t>
       </w:r>
       <w:hyperlink r:id="rId17">
         <w:r>
           <w:rPr>
+            <w:lang w:val="es_ES" w:bidi="es_ES"/>
+          </w:rPr>
+          <w:rPr>
             <w:color w:val="0000EE"/>
             <w:u w:val="single"/>
           </w:rPr>
@@ -220,22 +393,45 @@
         </w:r>
       </w:hyperlink>
       <w:r>
+        <w:rPr>
+          <w:lang w:val="es_ES" w:bidi="es_ES"/>
+        </w:rPr>
         <w:t>), establece la autoridad de Pablo para su representante.</w:t>
       </w:r>
-      <w:r/>
-      <w:r/>
-    </w:p>
-    <w:p>
-      <w:r/>
+      <w:r>
+        <w:rPr>
+          <w:lang w:val="es_ES" w:bidi="es_ES"/>
+        </w:rPr>
+      </w:r>
+      <w:r>
+        <w:rPr>
+          <w:lang w:val="es_ES" w:bidi="es_ES"/>
+        </w:rPr>
+      </w:r>
+    </w:p>
+    <w:p>
+      <w:pPr/>
+      <w:r>
+        <w:rPr>
+          <w:lang w:val="es_ES" w:bidi="es_ES"/>
+        </w:rPr>
+      </w:r>
     </w:p>
     <w:p>
       <w:pPr>
         <w:pStyle w:val="Heading2"/>
       </w:pPr>
       <w:r>
+        <w:rPr>
+          <w:lang w:val="es_ES" w:bidi="es_ES"/>
+        </w:rPr>
         <w:t>Tito 1:2</w:t>
       </w:r>
-      <w:r/>
+      <w:r>
+        <w:rPr>
+          <w:lang w:val="es_ES" w:bidi="es_ES"/>
+        </w:rPr>
+      </w:r>
     </w:p>
     <w:p>
       <w:pPr>
@@ -243,13 +439,23 @@
         <w:spacing w:line="240" w:lineRule="auto"/>
         <w:ind w:left="720"/>
       </w:pPr>
-      <w:r/>
-      <w:r>
+      <w:r>
+        <w:rPr>
+          <w:lang w:val="es_ES" w:bidi="es_ES"/>
+        </w:rPr>
+      </w:r>
+      <w:r>
+        <w:rPr>
+          <w:lang w:val="es_ES" w:bidi="es_ES"/>
+        </w:rPr>
         <w:t xml:space="preserve">La confianza de que tienen vida eterna permite al pueblo de Dios vivir en el presente debido al futuro (ver </w:t>
       </w:r>
       <w:hyperlink r:id="rId15">
         <w:r>
           <w:rPr>
+            <w:lang w:val="es_ES" w:bidi="es_ES"/>
+          </w:rPr>
+          <w:rPr>
             <w:color w:val="0000EE"/>
             <w:u w:val="single"/>
           </w:rPr>
@@ -257,11 +463,17 @@
         </w:r>
       </w:hyperlink>
       <w:r>
+        <w:rPr>
+          <w:lang w:val="es_ES" w:bidi="es_ES"/>
+        </w:rPr>
         <w:t xml:space="preserve">; </w:t>
       </w:r>
       <w:hyperlink r:id="rId18">
         <w:r>
           <w:rPr>
+            <w:lang w:val="es_ES" w:bidi="es_ES"/>
+          </w:rPr>
+          <w:rPr>
             <w:color w:val="0000EE"/>
             <w:u w:val="single"/>
           </w:rPr>
@@ -269,6 +481,9 @@
         </w:r>
       </w:hyperlink>
       <w:r>
+        <w:rPr>
+          <w:lang w:val="es_ES" w:bidi="es_ES"/>
+        </w:rPr>
         <w:t>).</w:t>
       </w:r>
     </w:p>
@@ -278,19 +493,35 @@
         <w:spacing w:line="240" w:lineRule="auto"/>
         <w:ind w:left="720"/>
       </w:pPr>
-      <w:r/>
-      <w:r>
+      <w:r>
+        <w:rPr>
+          <w:lang w:val="es_ES" w:bidi="es_ES"/>
+        </w:rPr>
+      </w:r>
+      <w:r>
+        <w:rPr>
+          <w:lang w:val="es_ES" w:bidi="es_ES"/>
+        </w:rPr>
         <w:t xml:space="preserve">"Dios, que no miente": el verdadero Dios contrasta con las ideas populares cretenses (ver </w:t>
       </w:r>
       <w:r>
+        <w:rPr>
+          <w:lang w:val="es_ES" w:bidi="es_ES"/>
+        </w:rPr>
         <w:t>nota de estudio sobre 1:12</w:t>
       </w:r>
       <w:r>
+        <w:rPr>
+          <w:lang w:val="es_ES" w:bidi="es_ES"/>
+        </w:rPr>
         <w:t>). Esta declaración también enfatiza el plan de salvación de Dios como inmutable (</w:t>
       </w:r>
       <w:hyperlink r:id="rId19">
         <w:r>
           <w:rPr>
+            <w:lang w:val="es_ES" w:bidi="es_ES"/>
+          </w:rPr>
+          <w:rPr>
             <w:color w:val="0000EE"/>
             <w:u w:val="single"/>
           </w:rPr>
@@ -298,11 +529,17 @@
         </w:r>
       </w:hyperlink>
       <w:r>
+        <w:rPr>
+          <w:lang w:val="es_ES" w:bidi="es_ES"/>
+        </w:rPr>
         <w:t xml:space="preserve">): Se puede confiar en que Dios cumplirá sus promesas (ver </w:t>
       </w:r>
       <w:hyperlink r:id="rId20">
         <w:r>
           <w:rPr>
+            <w:lang w:val="es_ES" w:bidi="es_ES"/>
+          </w:rPr>
+          <w:rPr>
             <w:color w:val="0000EE"/>
             <w:u w:val="single"/>
           </w:rPr>
@@ -310,11 +547,17 @@
         </w:r>
       </w:hyperlink>
       <w:r>
+        <w:rPr>
+          <w:lang w:val="es_ES" w:bidi="es_ES"/>
+        </w:rPr>
         <w:t xml:space="preserve">, </w:t>
       </w:r>
       <w:hyperlink r:id="rId21">
         <w:r>
           <w:rPr>
+            <w:lang w:val="es_ES" w:bidi="es_ES"/>
+          </w:rPr>
+          <w:rPr>
             <w:color w:val="0000EE"/>
             <w:u w:val="single"/>
           </w:rPr>
@@ -322,11 +565,17 @@
         </w:r>
       </w:hyperlink>
       <w:r>
+        <w:rPr>
+          <w:lang w:val="es_ES" w:bidi="es_ES"/>
+        </w:rPr>
         <w:t xml:space="preserve">, </w:t>
       </w:r>
       <w:hyperlink r:id="rId22">
         <w:r>
           <w:rPr>
+            <w:lang w:val="es_ES" w:bidi="es_ES"/>
+          </w:rPr>
+          <w:rPr>
             <w:color w:val="0000EE"/>
             <w:u w:val="single"/>
           </w:rPr>
@@ -334,22 +583,45 @@
         </w:r>
       </w:hyperlink>
       <w:r>
+        <w:rPr>
+          <w:lang w:val="es_ES" w:bidi="es_ES"/>
+        </w:rPr>
         <w:t>).</w:t>
       </w:r>
-      <w:r/>
-      <w:r/>
-    </w:p>
-    <w:p>
-      <w:r/>
+      <w:r>
+        <w:rPr>
+          <w:lang w:val="es_ES" w:bidi="es_ES"/>
+        </w:rPr>
+      </w:r>
+      <w:r>
+        <w:rPr>
+          <w:lang w:val="es_ES" w:bidi="es_ES"/>
+        </w:rPr>
+      </w:r>
+    </w:p>
+    <w:p>
+      <w:pPr/>
+      <w:r>
+        <w:rPr>
+          <w:lang w:val="es_ES" w:bidi="es_ES"/>
+        </w:rPr>
+      </w:r>
     </w:p>
     <w:p>
       <w:pPr>
         <w:pStyle w:val="Heading2"/>
       </w:pPr>
       <w:r>
+        <w:rPr>
+          <w:lang w:val="es_ES" w:bidi="es_ES"/>
+        </w:rPr>
         <w:t>Tito 1:3</w:t>
       </w:r>
-      <w:r/>
+      <w:r>
+        <w:rPr>
+          <w:lang w:val="es_ES" w:bidi="es_ES"/>
+        </w:rPr>
+      </w:r>
     </w:p>
     <w:p>
       <w:pPr>
@@ -357,13 +629,23 @@
         <w:spacing w:line="240" w:lineRule="auto"/>
         <w:ind w:left="720"/>
       </w:pPr>
-      <w:r/>
-      <w:r>
+      <w:r>
+        <w:rPr>
+          <w:lang w:val="es_ES" w:bidi="es_ES"/>
+        </w:rPr>
+      </w:r>
+      <w:r>
+        <w:rPr>
+          <w:lang w:val="es_ES" w:bidi="es_ES"/>
+        </w:rPr>
         <w:t xml:space="preserve">"A su debido tiempo": la iniciativa es completamente de Dios, quien cumple su plan en su propia agenda por su propia voluntad (ver </w:t>
       </w:r>
       <w:hyperlink r:id="rId23">
         <w:r>
           <w:rPr>
+            <w:lang w:val="es_ES" w:bidi="es_ES"/>
+          </w:rPr>
+          <w:rPr>
             <w:color w:val="0000EE"/>
             <w:u w:val="single"/>
           </w:rPr>
@@ -371,11 +653,17 @@
         </w:r>
       </w:hyperlink>
       <w:r>
+        <w:rPr>
+          <w:lang w:val="es_ES" w:bidi="es_ES"/>
+        </w:rPr>
         <w:t xml:space="preserve">, </w:t>
       </w:r>
       <w:hyperlink r:id="rId24">
         <w:r>
           <w:rPr>
+            <w:lang w:val="es_ES" w:bidi="es_ES"/>
+          </w:rPr>
+          <w:rPr>
             <w:color w:val="0000EE"/>
             <w:u w:val="single"/>
           </w:rPr>
@@ -383,11 +671,17 @@
         </w:r>
       </w:hyperlink>
       <w:r>
+        <w:rPr>
+          <w:lang w:val="es_ES" w:bidi="es_ES"/>
+        </w:rPr>
         <w:t xml:space="preserve">, </w:t>
       </w:r>
       <w:hyperlink r:id="rId25">
         <w:r>
           <w:rPr>
+            <w:lang w:val="es_ES" w:bidi="es_ES"/>
+          </w:rPr>
+          <w:rPr>
             <w:color w:val="0000EE"/>
             <w:u w:val="single"/>
           </w:rPr>
@@ -395,6 +689,9 @@
         </w:r>
       </w:hyperlink>
       <w:r>
+        <w:rPr>
+          <w:lang w:val="es_ES" w:bidi="es_ES"/>
+        </w:rPr>
         <w:t>).</w:t>
       </w:r>
     </w:p>
@@ -404,13 +701,23 @@
         <w:spacing w:line="240" w:lineRule="auto"/>
         <w:ind w:left="720"/>
       </w:pPr>
-      <w:r/>
-      <w:r>
+      <w:r>
+        <w:rPr>
+          <w:lang w:val="es_ES" w:bidi="es_ES"/>
+        </w:rPr>
+      </w:r>
+      <w:r>
+        <w:rPr>
+          <w:lang w:val="es_ES" w:bidi="es_ES"/>
+        </w:rPr>
         <w:t xml:space="preserve">"Dios nuestro Salvador": en </w:t>
       </w:r>
       <w:hyperlink r:id="rId26">
         <w:r>
           <w:rPr>
+            <w:lang w:val="es_ES" w:bidi="es_ES"/>
+          </w:rPr>
+          <w:rPr>
             <w:color w:val="0000EE"/>
             <w:u w:val="single"/>
           </w:rPr>
@@ -418,11 +725,17 @@
         </w:r>
       </w:hyperlink>
       <w:r>
+        <w:rPr>
+          <w:lang w:val="es_ES" w:bidi="es_ES"/>
+        </w:rPr>
         <w:t xml:space="preserve">, Jesús también es llamado “nuestro Salvador,” identificando a Jesús con Dios (ver </w:t>
       </w:r>
       <w:hyperlink r:id="rId27">
         <w:r>
           <w:rPr>
+            <w:lang w:val="es_ES" w:bidi="es_ES"/>
+          </w:rPr>
+          <w:rPr>
             <w:color w:val="0000EE"/>
             <w:u w:val="single"/>
           </w:rPr>
@@ -430,11 +743,17 @@
         </w:r>
       </w:hyperlink>
       <w:r>
+        <w:rPr>
+          <w:lang w:val="es_ES" w:bidi="es_ES"/>
+        </w:rPr>
         <w:t xml:space="preserve">, </w:t>
       </w:r>
       <w:hyperlink r:id="rId28">
         <w:r>
           <w:rPr>
+            <w:lang w:val="es_ES" w:bidi="es_ES"/>
+          </w:rPr>
+          <w:rPr>
             <w:color w:val="0000EE"/>
             <w:u w:val="single"/>
           </w:rPr>
@@ -442,11 +761,17 @@
         </w:r>
       </w:hyperlink>
       <w:r>
+        <w:rPr>
+          <w:lang w:val="es_ES" w:bidi="es_ES"/>
+        </w:rPr>
         <w:t xml:space="preserve">; </w:t>
       </w:r>
       <w:hyperlink r:id="rId29">
         <w:r>
           <w:rPr>
+            <w:lang w:val="es_ES" w:bidi="es_ES"/>
+          </w:rPr>
+          <w:rPr>
             <w:color w:val="0000EE"/>
             <w:u w:val="single"/>
           </w:rPr>
@@ -454,11 +779,17 @@
         </w:r>
       </w:hyperlink>
       <w:r>
+        <w:rPr>
+          <w:lang w:val="es_ES" w:bidi="es_ES"/>
+        </w:rPr>
         <w:t xml:space="preserve">, </w:t>
       </w:r>
       <w:hyperlink r:id="rId30">
         <w:r>
           <w:rPr>
+            <w:lang w:val="es_ES" w:bidi="es_ES"/>
+          </w:rPr>
+          <w:rPr>
             <w:color w:val="0000EE"/>
             <w:u w:val="single"/>
           </w:rPr>
@@ -466,22 +797,45 @@
         </w:r>
       </w:hyperlink>
       <w:r>
+        <w:rPr>
+          <w:lang w:val="es_ES" w:bidi="es_ES"/>
+        </w:rPr>
         <w:t>).</w:t>
       </w:r>
-      <w:r/>
-      <w:r/>
-    </w:p>
-    <w:p>
-      <w:r/>
+      <w:r>
+        <w:rPr>
+          <w:lang w:val="es_ES" w:bidi="es_ES"/>
+        </w:rPr>
+      </w:r>
+      <w:r>
+        <w:rPr>
+          <w:lang w:val="es_ES" w:bidi="es_ES"/>
+        </w:rPr>
+      </w:r>
+    </w:p>
+    <w:p>
+      <w:pPr/>
+      <w:r>
+        <w:rPr>
+          <w:lang w:val="es_ES" w:bidi="es_ES"/>
+        </w:rPr>
+      </w:r>
     </w:p>
     <w:p>
       <w:pPr>
         <w:pStyle w:val="Heading2"/>
       </w:pPr>
       <w:r>
+        <w:rPr>
+          <w:lang w:val="es_ES" w:bidi="es_ES"/>
+        </w:rPr>
         <w:t>Tito 1:4</w:t>
       </w:r>
-      <w:r/>
+      <w:r>
+        <w:rPr>
+          <w:lang w:val="es_ES" w:bidi="es_ES"/>
+        </w:rPr>
+      </w:r>
     </w:p>
     <w:p>
       <w:pPr>
@@ -489,8 +843,15 @@
         <w:spacing w:line="240" w:lineRule="auto"/>
         <w:ind w:left="720"/>
       </w:pPr>
-      <w:r/>
-      <w:r>
+      <w:r>
+        <w:rPr>
+          <w:lang w:val="es_ES" w:bidi="es_ES"/>
+        </w:rPr>
+      </w:r>
+      <w:r>
+        <w:rPr>
+          <w:lang w:val="es_ES" w:bidi="es_ES"/>
+        </w:rPr>
         <w:t>Tito era el delegado de Pablo en el trato con la iglesia en Creta. Un delegado es alguien que es enviado para representar a otra persona.</w:t>
       </w:r>
     </w:p>
@@ -500,13 +861,23 @@
         <w:spacing w:line="240" w:lineRule="auto"/>
         <w:ind w:left="720"/>
       </w:pPr>
-      <w:r/>
-      <w:r>
+      <w:r>
+        <w:rPr>
+          <w:lang w:val="es_ES" w:bidi="es_ES"/>
+        </w:rPr>
+      </w:r>
+      <w:r>
+        <w:rPr>
+          <w:lang w:val="es_ES" w:bidi="es_ES"/>
+        </w:rPr>
         <w:t xml:space="preserve">"verdadero hijo": la frase autoriza al delegado (como en </w:t>
       </w:r>
       <w:hyperlink r:id="rId31">
         <w:r>
           <w:rPr>
+            <w:lang w:val="es_ES" w:bidi="es_ES"/>
+          </w:rPr>
+          <w:rPr>
             <w:color w:val="0000EE"/>
             <w:u w:val="single"/>
           </w:rPr>
@@ -514,22 +885,45 @@
         </w:r>
       </w:hyperlink>
       <w:r>
+        <w:rPr>
+          <w:lang w:val="es_ES" w:bidi="es_ES"/>
+        </w:rPr>
         <w:t>).</w:t>
       </w:r>
-      <w:r/>
-      <w:r/>
-    </w:p>
-    <w:p>
-      <w:r/>
+      <w:r>
+        <w:rPr>
+          <w:lang w:val="es_ES" w:bidi="es_ES"/>
+        </w:rPr>
+      </w:r>
+      <w:r>
+        <w:rPr>
+          <w:lang w:val="es_ES" w:bidi="es_ES"/>
+        </w:rPr>
+      </w:r>
+    </w:p>
+    <w:p>
+      <w:pPr/>
+      <w:r>
+        <w:rPr>
+          <w:lang w:val="es_ES" w:bidi="es_ES"/>
+        </w:rPr>
+      </w:r>
     </w:p>
     <w:p>
       <w:pPr>
         <w:pStyle w:val="Heading2"/>
       </w:pPr>
       <w:r>
+        <w:rPr>
+          <w:lang w:val="es_ES" w:bidi="es_ES"/>
+        </w:rPr>
         <w:t>Tito 1:5</w:t>
       </w:r>
-      <w:r/>
+      <w:r>
+        <w:rPr>
+          <w:lang w:val="es_ES" w:bidi="es_ES"/>
+        </w:rPr>
+      </w:r>
     </w:p>
     <w:p>
       <w:pPr>
@@ -537,13 +931,23 @@
         <w:spacing w:line="240" w:lineRule="auto"/>
         <w:ind w:left="720"/>
       </w:pPr>
-      <w:r/>
-      <w:r>
+      <w:r>
+        <w:rPr>
+          <w:lang w:val="es_ES" w:bidi="es_ES"/>
+        </w:rPr>
+      </w:r>
+      <w:r>
+        <w:rPr>
+          <w:lang w:val="es_ES" w:bidi="es_ES"/>
+        </w:rPr>
         <w:t>Creta estaba ubicada en el Mediterráneo, al sur del Mar Egeo. Era un lugar importante para los viajes y el comercio por mar, por lo que tenía una mezcla de influencias, incluida una población judía. Algunos de Creta habían estado en Pentecostés (</w:t>
       </w:r>
       <w:hyperlink r:id="rId32">
         <w:r>
           <w:rPr>
+            <w:lang w:val="es_ES" w:bidi="es_ES"/>
+          </w:rPr>
+          <w:rPr>
             <w:color w:val="0000EE"/>
             <w:u w:val="single"/>
           </w:rPr>
@@ -551,6 +955,9 @@
         </w:r>
       </w:hyperlink>
       <w:r>
+        <w:rPr>
+          <w:lang w:val="es_ES" w:bidi="es_ES"/>
+        </w:rPr>
         <w:t>), pero esta carta parece tratar con una iglesia que estaba en sus primeras etapas de desarrollo.</w:t>
       </w:r>
     </w:p>
@@ -560,24 +967,51 @@
         <w:spacing w:line="240" w:lineRule="auto"/>
         <w:ind w:left="720"/>
       </w:pPr>
-      <w:r/>
-      <w:r>
+      <w:r>
+        <w:rPr>
+          <w:lang w:val="es_ES" w:bidi="es_ES"/>
+        </w:rPr>
+      </w:r>
+      <w:r>
+        <w:rPr>
+          <w:lang w:val="es_ES" w:bidi="es_ES"/>
+        </w:rPr>
         <w:t>"ancianos en cada ciudad": puede haber habido más de una iglesia doméstica en una dada ciudad y posiblemente más de un anciano en una dada iglesia doméstica. Claramente, había iglesias en al menos dos ciudades y el liderazgo era específico para cada ciudad.</w:t>
       </w:r>
-      <w:r/>
-      <w:r/>
-    </w:p>
-    <w:p>
-      <w:r/>
+      <w:r>
+        <w:rPr>
+          <w:lang w:val="es_ES" w:bidi="es_ES"/>
+        </w:rPr>
+      </w:r>
+      <w:r>
+        <w:rPr>
+          <w:lang w:val="es_ES" w:bidi="es_ES"/>
+        </w:rPr>
+      </w:r>
+    </w:p>
+    <w:p>
+      <w:pPr/>
+      <w:r>
+        <w:rPr>
+          <w:lang w:val="es_ES" w:bidi="es_ES"/>
+        </w:rPr>
+      </w:r>
     </w:p>
     <w:p>
       <w:pPr>
         <w:pStyle w:val="Heading2"/>
       </w:pPr>
       <w:r>
+        <w:rPr>
+          <w:lang w:val="es_ES" w:bidi="es_ES"/>
+        </w:rPr>
         <w:t>Tito 1:5–9</w:t>
       </w:r>
-      <w:r/>
+      <w:r>
+        <w:rPr>
+          <w:lang w:val="es_ES" w:bidi="es_ES"/>
+        </w:rPr>
+      </w:r>
     </w:p>
     <w:p>
       <w:pPr>
@@ -585,19 +1019,35 @@
         <w:spacing w:line="240" w:lineRule="auto"/>
         <w:ind w:left="720"/>
       </w:pPr>
-      <w:r/>
-      <w:r>
+      <w:r>
+        <w:rPr>
+          <w:lang w:val="es_ES" w:bidi="es_ES"/>
+        </w:rPr>
+      </w:r>
+      <w:r>
+        <w:rPr>
+          <w:lang w:val="es_ES" w:bidi="es_ES"/>
+        </w:rPr>
         <w:t xml:space="preserve">Tito fue instruido a nombrar líderes con el fin de </w:t>
       </w:r>
       <w:r>
+        <w:rPr>
+          <w:lang w:val="es_ES" w:bidi="es_ES"/>
+        </w:rPr>
         <w:t>corregir lo deficiente</w:t>
       </w:r>
       <w:r>
+        <w:rPr>
+          <w:lang w:val="es_ES" w:bidi="es_ES"/>
+        </w:rPr>
         <w:t xml:space="preserve">, es decir, establecer la iglesia (comparar </w:t>
       </w:r>
       <w:hyperlink r:id="rId33">
         <w:r>
           <w:rPr>
+            <w:lang w:val="es_ES" w:bidi="es_ES"/>
+          </w:rPr>
+          <w:rPr>
             <w:color w:val="0000EE"/>
             <w:u w:val="single"/>
           </w:rPr>
@@ -605,6 +1055,9 @@
         </w:r>
       </w:hyperlink>
       <w:r>
+        <w:rPr>
+          <w:lang w:val="es_ES" w:bidi="es_ES"/>
+        </w:rPr>
         <w:t>). No se mencionan diáconos, posiblemente porque estas eran iglesias nuevas y pequeñas.</w:t>
       </w:r>
     </w:p>
@@ -614,13 +1067,23 @@
         <w:spacing w:line="240" w:lineRule="auto"/>
         <w:ind w:left="720"/>
       </w:pPr>
-      <w:r/>
-      <w:r>
+      <w:r>
+        <w:rPr>
+          <w:lang w:val="es_ES" w:bidi="es_ES"/>
+        </w:rPr>
+      </w:r>
+      <w:r>
+        <w:rPr>
+          <w:lang w:val="es_ES" w:bidi="es_ES"/>
+        </w:rPr>
         <w:t xml:space="preserve">Estas cualidades de liderazgo podrían ser una adaptación a la novedad de estos conversos y la dureza de su cultura. Se asume que los ancianos serán hombres (ver </w:t>
       </w:r>
       <w:hyperlink r:id="rId34">
         <w:r>
           <w:rPr>
+            <w:lang w:val="es_ES" w:bidi="es_ES"/>
+          </w:rPr>
+          <w:rPr>
             <w:color w:val="0000EE"/>
             <w:u w:val="single"/>
           </w:rPr>
@@ -628,31 +1091,65 @@
         </w:r>
       </w:hyperlink>
       <w:r>
+        <w:rPr>
+          <w:lang w:val="es_ES" w:bidi="es_ES"/>
+        </w:rPr>
         <w:t>).</w:t>
       </w:r>
-      <w:r/>
-      <w:r/>
-    </w:p>
-    <w:p>
-      <w:r/>
+      <w:r>
+        <w:rPr>
+          <w:lang w:val="es_ES" w:bidi="es_ES"/>
+        </w:rPr>
+      </w:r>
+      <w:r>
+        <w:rPr>
+          <w:lang w:val="es_ES" w:bidi="es_ES"/>
+        </w:rPr>
+      </w:r>
+    </w:p>
+    <w:p>
+      <w:pPr/>
+      <w:r>
+        <w:rPr>
+          <w:lang w:val="es_ES" w:bidi="es_ES"/>
+        </w:rPr>
+      </w:r>
     </w:p>
     <w:p>
       <w:pPr>
         <w:pStyle w:val="Heading2"/>
       </w:pPr>
       <w:r>
+        <w:rPr>
+          <w:lang w:val="es_ES" w:bidi="es_ES"/>
+        </w:rPr>
         <w:t>Tito 1:5–16</w:t>
       </w:r>
-      <w:r/>
-    </w:p>
-    <w:p>
-      <w:r/>
-      <w:r>
+      <w:r>
+        <w:rPr>
+          <w:lang w:val="es_ES" w:bidi="es_ES"/>
+        </w:rPr>
+      </w:r>
+    </w:p>
+    <w:p>
+      <w:pPr/>
+      <w:r>
+        <w:rPr>
+          <w:lang w:val="es_ES" w:bidi="es_ES"/>
+        </w:rPr>
+      </w:r>
+      <w:r>
+        <w:rPr>
+          <w:lang w:val="es_ES" w:bidi="es_ES"/>
+        </w:rPr>
         <w:t>Se necesitaba un liderazgo fuerte y fiel en las iglesias de Creta para abordar el peligro de los falsos maestros (</w:t>
       </w:r>
       <w:hyperlink r:id="rId35">
         <w:r>
           <w:rPr>
+            <w:lang w:val="es_ES" w:bidi="es_ES"/>
+          </w:rPr>
+          <w:rPr>
             <w:color w:val="0000EE"/>
             <w:u w:val="single"/>
           </w:rPr>
@@ -660,11 +1157,17 @@
         </w:r>
       </w:hyperlink>
       <w:r>
+        <w:rPr>
+          <w:lang w:val="es_ES" w:bidi="es_ES"/>
+        </w:rPr>
         <w:t xml:space="preserve">). Esta parte de la tarea de Tito coincide con la preocupación más amplia de la carta: formar una comunidad que dé testimonio de Cristo encarnando la gracia de Dios en su conducta. Comparar </w:t>
       </w:r>
       <w:hyperlink r:id="rId36">
         <w:r>
           <w:rPr>
+            <w:lang w:val="es_ES" w:bidi="es_ES"/>
+          </w:rPr>
+          <w:rPr>
             <w:color w:val="0000EE"/>
             <w:u w:val="single"/>
           </w:rPr>
@@ -672,22 +1175,45 @@
         </w:r>
       </w:hyperlink>
       <w:r>
+        <w:rPr>
+          <w:lang w:val="es_ES" w:bidi="es_ES"/>
+        </w:rPr>
         <w:t>.</w:t>
       </w:r>
-      <w:r/>
-      <w:r/>
-    </w:p>
-    <w:p>
-      <w:r/>
+      <w:r>
+        <w:rPr>
+          <w:lang w:val="es_ES" w:bidi="es_ES"/>
+        </w:rPr>
+      </w:r>
+      <w:r>
+        <w:rPr>
+          <w:lang w:val="es_ES" w:bidi="es_ES"/>
+        </w:rPr>
+      </w:r>
+    </w:p>
+    <w:p>
+      <w:pPr/>
+      <w:r>
+        <w:rPr>
+          <w:lang w:val="es_ES" w:bidi="es_ES"/>
+        </w:rPr>
+      </w:r>
     </w:p>
     <w:p>
       <w:pPr>
         <w:pStyle w:val="Heading2"/>
       </w:pPr>
       <w:r>
+        <w:rPr>
+          <w:lang w:val="es_ES" w:bidi="es_ES"/>
+        </w:rPr>
         <w:t>Tito 1:6</w:t>
       </w:r>
-      <w:r/>
+      <w:r>
+        <w:rPr>
+          <w:lang w:val="es_ES" w:bidi="es_ES"/>
+        </w:rPr>
+      </w:r>
     </w:p>
     <w:p>
       <w:pPr>
@@ -695,14 +1221,27 @@
         <w:spacing w:line="240" w:lineRule="auto"/>
         <w:ind w:left="720"/>
       </w:pPr>
-      <w:r/>
-      <w:r>
+      <w:r>
+        <w:rPr>
+          <w:lang w:val="es_ES" w:bidi="es_ES"/>
+        </w:rPr>
+      </w:r>
+      <w:r>
+        <w:rPr>
+          <w:lang w:val="es_ES" w:bidi="es_ES"/>
+        </w:rPr>
         <w:t xml:space="preserve">"marido de una sola mujer" (o fiel a su mujer): ver </w:t>
       </w:r>
       <w:r>
+        <w:rPr>
+          <w:lang w:val="es_ES" w:bidi="es_ES"/>
+        </w:rPr>
         <w:t>nota de estudio sobre 1 Timoteo 3:2</w:t>
       </w:r>
       <w:r>
+        <w:rPr>
+          <w:lang w:val="es_ES" w:bidi="es_ES"/>
+        </w:rPr>
         <w:t>.</w:t>
       </w:r>
     </w:p>
@@ -712,19 +1251,35 @@
         <w:spacing w:line="240" w:lineRule="auto"/>
         <w:ind w:left="720"/>
       </w:pPr>
-      <w:r/>
-      <w:r>
+      <w:r>
+        <w:rPr>
+          <w:lang w:val="es_ES" w:bidi="es_ES"/>
+        </w:rPr>
+      </w:r>
+      <w:r>
+        <w:rPr>
+          <w:lang w:val="es_ES" w:bidi="es_ES"/>
+        </w:rPr>
         <w:t>"</w:t>
       </w:r>
       <w:r>
+        <w:rPr>
+          <w:lang w:val="es_ES" w:bidi="es_ES"/>
+        </w:rPr>
         <w:t>disolución ni rebeldía</w:t>
       </w:r>
       <w:r>
+        <w:rPr>
+          <w:lang w:val="es_ES" w:bidi="es_ES"/>
+        </w:rPr>
         <w:t>" (es decir, comportamiento imprudente o rebelión): esto probablemente refleja la cultura cretense con sus bajos estándares morales (</w:t>
       </w:r>
       <w:hyperlink r:id="rId37">
         <w:r>
           <w:rPr>
+            <w:lang w:val="es_ES" w:bidi="es_ES"/>
+          </w:rPr>
+          <w:rPr>
             <w:color w:val="0000EE"/>
             <w:u w:val="single"/>
           </w:rPr>
@@ -732,22 +1287,45 @@
         </w:r>
       </w:hyperlink>
       <w:r>
+        <w:rPr>
+          <w:lang w:val="es_ES" w:bidi="es_ES"/>
+        </w:rPr>
         <w:t>).</w:t>
       </w:r>
-      <w:r/>
-      <w:r/>
-    </w:p>
-    <w:p>
-      <w:r/>
+      <w:r>
+        <w:rPr>
+          <w:lang w:val="es_ES" w:bidi="es_ES"/>
+        </w:rPr>
+      </w:r>
+      <w:r>
+        <w:rPr>
+          <w:lang w:val="es_ES" w:bidi="es_ES"/>
+        </w:rPr>
+      </w:r>
+    </w:p>
+    <w:p>
+      <w:pPr/>
+      <w:r>
+        <w:rPr>
+          <w:lang w:val="es_ES" w:bidi="es_ES"/>
+        </w:rPr>
+      </w:r>
     </w:p>
     <w:p>
       <w:pPr>
         <w:pStyle w:val="Heading2"/>
       </w:pPr>
       <w:r>
+        <w:rPr>
+          <w:lang w:val="es_ES" w:bidi="es_ES"/>
+        </w:rPr>
         <w:t>Tito 1:7</w:t>
       </w:r>
-      <w:r/>
+      <w:r>
+        <w:rPr>
+          <w:lang w:val="es_ES" w:bidi="es_ES"/>
+        </w:rPr>
+      </w:r>
     </w:p>
     <w:p>
       <w:pPr>
@@ -755,13 +1333,23 @@
         <w:spacing w:line="240" w:lineRule="auto"/>
         <w:ind w:left="720"/>
       </w:pPr>
-      <w:r/>
-      <w:r>
+      <w:r>
+        <w:rPr>
+          <w:lang w:val="es_ES" w:bidi="es_ES"/>
+        </w:rPr>
+      </w:r>
+      <w:r>
+        <w:rPr>
+          <w:lang w:val="es_ES" w:bidi="es_ES"/>
+        </w:rPr>
         <w:t xml:space="preserve">Un líder de la iglesia (o "un supervisor", o "un obispo") es un administrador de la casa de Dios: ver </w:t>
       </w:r>
       <w:hyperlink r:id="rId38">
         <w:r>
           <w:rPr>
+            <w:lang w:val="es_ES" w:bidi="es_ES"/>
+          </w:rPr>
+          <w:rPr>
             <w:color w:val="0000EE"/>
             <w:u w:val="single"/>
           </w:rPr>
@@ -769,11 +1357,17 @@
         </w:r>
       </w:hyperlink>
       <w:r>
+        <w:rPr>
+          <w:lang w:val="es_ES" w:bidi="es_ES"/>
+        </w:rPr>
         <w:t xml:space="preserve">, </w:t>
       </w:r>
       <w:hyperlink r:id="rId39">
         <w:r>
           <w:rPr>
+            <w:lang w:val="es_ES" w:bidi="es_ES"/>
+          </w:rPr>
+          <w:rPr>
             <w:color w:val="0000EE"/>
             <w:u w:val="single"/>
           </w:rPr>
@@ -781,11 +1375,17 @@
         </w:r>
       </w:hyperlink>
       <w:r>
+        <w:rPr>
+          <w:lang w:val="es_ES" w:bidi="es_ES"/>
+        </w:rPr>
         <w:t xml:space="preserve"> </w:t>
       </w:r>
       <w:hyperlink r:id="rId40">
         <w:r>
           <w:rPr>
+            <w:lang w:val="es_ES" w:bidi="es_ES"/>
+          </w:rPr>
+          <w:rPr>
             <w:color w:val="0000EE"/>
             <w:u w:val="single"/>
           </w:rPr>
@@ -793,11 +1393,17 @@
         </w:r>
       </w:hyperlink>
       <w:r>
+        <w:rPr>
+          <w:lang w:val="es_ES" w:bidi="es_ES"/>
+        </w:rPr>
         <w:t xml:space="preserve">, </w:t>
       </w:r>
       <w:hyperlink r:id="rId34">
         <w:r>
           <w:rPr>
+            <w:lang w:val="es_ES" w:bidi="es_ES"/>
+          </w:rPr>
+          <w:rPr>
             <w:color w:val="0000EE"/>
             <w:u w:val="single"/>
           </w:rPr>
@@ -805,11 +1411,17 @@
         </w:r>
       </w:hyperlink>
       <w:r>
+        <w:rPr>
+          <w:lang w:val="es_ES" w:bidi="es_ES"/>
+        </w:rPr>
         <w:t xml:space="preserve">, </w:t>
       </w:r>
       <w:hyperlink r:id="rId41">
         <w:r>
           <w:rPr>
+            <w:lang w:val="es_ES" w:bidi="es_ES"/>
+          </w:rPr>
+          <w:rPr>
             <w:color w:val="0000EE"/>
             <w:u w:val="single"/>
           </w:rPr>
@@ -817,11 +1429,17 @@
         </w:r>
       </w:hyperlink>
       <w:r>
+        <w:rPr>
+          <w:lang w:val="es_ES" w:bidi="es_ES"/>
+        </w:rPr>
         <w:t xml:space="preserve">, </w:t>
       </w:r>
       <w:hyperlink r:id="rId42">
         <w:r>
           <w:rPr>
+            <w:lang w:val="es_ES" w:bidi="es_ES"/>
+          </w:rPr>
+          <w:rPr>
             <w:color w:val="0000EE"/>
             <w:u w:val="single"/>
           </w:rPr>
@@ -829,11 +1447,17 @@
         </w:r>
       </w:hyperlink>
       <w:r>
+        <w:rPr>
+          <w:lang w:val="es_ES" w:bidi="es_ES"/>
+        </w:rPr>
         <w:t xml:space="preserve">, </w:t>
       </w:r>
       <w:hyperlink r:id="rId43">
         <w:r>
           <w:rPr>
+            <w:lang w:val="es_ES" w:bidi="es_ES"/>
+          </w:rPr>
+          <w:rPr>
             <w:color w:val="0000EE"/>
             <w:u w:val="single"/>
           </w:rPr>
@@ -841,6 +1465,9 @@
         </w:r>
       </w:hyperlink>
       <w:r>
+        <w:rPr>
+          <w:lang w:val="es_ES" w:bidi="es_ES"/>
+        </w:rPr>
         <w:t>.</w:t>
       </w:r>
     </w:p>
@@ -850,13 +1477,23 @@
         <w:spacing w:line="240" w:lineRule="auto"/>
         <w:ind w:left="720"/>
       </w:pPr>
-      <w:r/>
-      <w:r>
+      <w:r>
+        <w:rPr>
+          <w:lang w:val="es_ES" w:bidi="es_ES"/>
+        </w:rPr>
+      </w:r>
+      <w:r>
+        <w:rPr>
+          <w:lang w:val="es_ES" w:bidi="es_ES"/>
+        </w:rPr>
         <w:t xml:space="preserve">Estas cualidades indican que un anciano no debe comportarse como las personas en Creta conocidas por su inmoralidad (ver </w:t>
       </w:r>
       <w:hyperlink r:id="rId37">
         <w:r>
           <w:rPr>
+            <w:lang w:val="es_ES" w:bidi="es_ES"/>
+          </w:rPr>
+          <w:rPr>
             <w:color w:val="0000EE"/>
             <w:u w:val="single"/>
           </w:rPr>
@@ -864,22 +1501,45 @@
         </w:r>
       </w:hyperlink>
       <w:r>
+        <w:rPr>
+          <w:lang w:val="es_ES" w:bidi="es_ES"/>
+        </w:rPr>
         <w:t>).</w:t>
       </w:r>
-      <w:r/>
-      <w:r/>
-    </w:p>
-    <w:p>
-      <w:r/>
+      <w:r>
+        <w:rPr>
+          <w:lang w:val="es_ES" w:bidi="es_ES"/>
+        </w:rPr>
+      </w:r>
+      <w:r>
+        <w:rPr>
+          <w:lang w:val="es_ES" w:bidi="es_ES"/>
+        </w:rPr>
+      </w:r>
+    </w:p>
+    <w:p>
+      <w:pPr/>
+      <w:r>
+        <w:rPr>
+          <w:lang w:val="es_ES" w:bidi="es_ES"/>
+        </w:rPr>
+      </w:r>
     </w:p>
     <w:p>
       <w:pPr>
         <w:pStyle w:val="Heading2"/>
       </w:pPr>
       <w:r>
+        <w:rPr>
+          <w:lang w:val="es_ES" w:bidi="es_ES"/>
+        </w:rPr>
         <w:t>Tito 1:9</w:t>
       </w:r>
-      <w:r/>
+      <w:r>
+        <w:rPr>
+          <w:lang w:val="es_ES" w:bidi="es_ES"/>
+        </w:rPr>
+      </w:r>
     </w:p>
     <w:p>
       <w:pPr>
@@ -887,13 +1547,23 @@
         <w:spacing w:line="240" w:lineRule="auto"/>
         <w:ind w:left="720"/>
       </w:pPr>
-      <w:r/>
-      <w:r>
+      <w:r>
+        <w:rPr>
+          <w:lang w:val="es_ES" w:bidi="es_ES"/>
+        </w:rPr>
+      </w:r>
+      <w:r>
+        <w:rPr>
+          <w:lang w:val="es_ES" w:bidi="es_ES"/>
+        </w:rPr>
         <w:t xml:space="preserve">Los ancianos tenían un papel de liderazgo en la enseñanza de la comunidad. Esto puede haber sido necesario para enfrentar la amenaza inmediata a estas comunidades en particular (como también en Éfeso; ver </w:t>
       </w:r>
       <w:hyperlink r:id="rId44">
         <w:r>
           <w:rPr>
+            <w:lang w:val="es_ES" w:bidi="es_ES"/>
+          </w:rPr>
+          <w:rPr>
             <w:color w:val="0000EE"/>
             <w:u w:val="single"/>
           </w:rPr>
@@ -901,6 +1571,9 @@
         </w:r>
       </w:hyperlink>
       <w:r>
+        <w:rPr>
+          <w:lang w:val="es_ES" w:bidi="es_ES"/>
+        </w:rPr>
         <w:t>).</w:t>
       </w:r>
     </w:p>
@@ -910,13 +1583,23 @@
         <w:spacing w:line="240" w:lineRule="auto"/>
         <w:ind w:left="720"/>
       </w:pPr>
-      <w:r/>
-      <w:r>
+      <w:r>
+        <w:rPr>
+          <w:lang w:val="es_ES" w:bidi="es_ES"/>
+        </w:rPr>
+      </w:r>
+      <w:r>
+        <w:rPr>
+          <w:lang w:val="es_ES" w:bidi="es_ES"/>
+        </w:rPr>
         <w:t xml:space="preserve">Solo con una fuerte creencia en las buenas nuevas un anciano podría proporcionar una enseñanza sólida. Las preocupaciones específicas de Pablo se abordan en </w:t>
       </w:r>
       <w:hyperlink r:id="rId45">
         <w:r>
           <w:rPr>
+            <w:lang w:val="es_ES" w:bidi="es_ES"/>
+          </w:rPr>
+          <w:rPr>
             <w:color w:val="0000EE"/>
             <w:u w:val="single"/>
           </w:rPr>
@@ -924,11 +1607,17 @@
         </w:r>
       </w:hyperlink>
       <w:r>
+        <w:rPr>
+          <w:lang w:val="es_ES" w:bidi="es_ES"/>
+        </w:rPr>
         <w:t xml:space="preserve">, considerando los problemas mencionados en </w:t>
       </w:r>
       <w:hyperlink r:id="rId35">
         <w:r>
           <w:rPr>
+            <w:lang w:val="es_ES" w:bidi="es_ES"/>
+          </w:rPr>
+          <w:rPr>
             <w:color w:val="0000EE"/>
             <w:u w:val="single"/>
           </w:rPr>
@@ -936,11 +1625,17 @@
         </w:r>
       </w:hyperlink>
       <w:r>
+        <w:rPr>
+          <w:lang w:val="es_ES" w:bidi="es_ES"/>
+        </w:rPr>
         <w:t xml:space="preserve"> y </w:t>
       </w:r>
       <w:hyperlink r:id="rId46">
         <w:r>
           <w:rPr>
+            <w:lang w:val="es_ES" w:bidi="es_ES"/>
+          </w:rPr>
+          <w:rPr>
             <w:color w:val="0000EE"/>
             <w:u w:val="single"/>
           </w:rPr>
@@ -948,11 +1643,17 @@
         </w:r>
       </w:hyperlink>
       <w:r>
+        <w:rPr>
+          <w:lang w:val="es_ES" w:bidi="es_ES"/>
+        </w:rPr>
         <w:t xml:space="preserve"> (ver también </w:t>
       </w:r>
       <w:hyperlink r:id="rId47">
         <w:r>
           <w:rPr>
+            <w:lang w:val="es_ES" w:bidi="es_ES"/>
+          </w:rPr>
+          <w:rPr>
             <w:color w:val="0000EE"/>
             <w:u w:val="single"/>
           </w:rPr>
@@ -960,6 +1661,9 @@
         </w:r>
       </w:hyperlink>
       <w:r>
+        <w:rPr>
+          <w:lang w:val="es_ES" w:bidi="es_ES"/>
+        </w:rPr>
         <w:t>).</w:t>
       </w:r>
     </w:p>
@@ -969,13 +1673,23 @@
         <w:spacing w:line="240" w:lineRule="auto"/>
         <w:ind w:left="720"/>
       </w:pPr>
-      <w:r/>
-      <w:r>
+      <w:r>
+        <w:rPr>
+          <w:lang w:val="es_ES" w:bidi="es_ES"/>
+        </w:rPr>
+      </w:r>
+      <w:r>
+        <w:rPr>
+          <w:lang w:val="es_ES" w:bidi="es_ES"/>
+        </w:rPr>
         <w:t xml:space="preserve">Tito tenía un papel similar (comparar </w:t>
       </w:r>
       <w:hyperlink r:id="rId48">
         <w:r>
           <w:rPr>
+            <w:lang w:val="es_ES" w:bidi="es_ES"/>
+          </w:rPr>
+          <w:rPr>
             <w:color w:val="0000EE"/>
             <w:u w:val="single"/>
           </w:rPr>
@@ -983,11 +1697,17 @@
         </w:r>
       </w:hyperlink>
       <w:r>
+        <w:rPr>
+          <w:lang w:val="es_ES" w:bidi="es_ES"/>
+        </w:rPr>
         <w:t xml:space="preserve">, </w:t>
       </w:r>
       <w:hyperlink r:id="rId49">
         <w:r>
           <w:rPr>
+            <w:lang w:val="es_ES" w:bidi="es_ES"/>
+          </w:rPr>
+          <w:rPr>
             <w:color w:val="0000EE"/>
             <w:u w:val="single"/>
           </w:rPr>
@@ -995,11 +1715,17 @@
         </w:r>
       </w:hyperlink>
       <w:r>
+        <w:rPr>
+          <w:lang w:val="es_ES" w:bidi="es_ES"/>
+        </w:rPr>
         <w:t xml:space="preserve">, </w:t>
       </w:r>
       <w:hyperlink r:id="rId50">
         <w:r>
           <w:rPr>
+            <w:lang w:val="es_ES" w:bidi="es_ES"/>
+          </w:rPr>
+          <w:rPr>
             <w:color w:val="0000EE"/>
             <w:u w:val="single"/>
           </w:rPr>
@@ -1007,6 +1733,9 @@
         </w:r>
       </w:hyperlink>
       <w:r>
+        <w:rPr>
+          <w:lang w:val="es_ES" w:bidi="es_ES"/>
+        </w:rPr>
         <w:t>). El liderazgo local continuaría el trabajo que Pablo y sus delegados comenzaron.</w:t>
       </w:r>
     </w:p>
@@ -1016,13 +1745,23 @@
         <w:spacing w:line="240" w:lineRule="auto"/>
         <w:ind w:left="720"/>
       </w:pPr>
-      <w:r/>
-      <w:r>
+      <w:r>
+        <w:rPr>
+          <w:lang w:val="es_ES" w:bidi="es_ES"/>
+        </w:rPr>
+      </w:r>
+      <w:r>
+        <w:rPr>
+          <w:lang w:val="es_ES" w:bidi="es_ES"/>
+        </w:rPr>
         <w:t xml:space="preserve">Aquellos que se oponen son descritos en </w:t>
       </w:r>
       <w:hyperlink r:id="rId35">
         <w:r>
           <w:rPr>
+            <w:lang w:val="es_ES" w:bidi="es_ES"/>
+          </w:rPr>
+          <w:rPr>
             <w:color w:val="0000EE"/>
             <w:u w:val="single"/>
           </w:rPr>
@@ -1030,22 +1769,45 @@
         </w:r>
       </w:hyperlink>
       <w:r>
+        <w:rPr>
+          <w:lang w:val="es_ES" w:bidi="es_ES"/>
+        </w:rPr>
         <w:t>.</w:t>
       </w:r>
-      <w:r/>
-      <w:r/>
-    </w:p>
-    <w:p>
-      <w:r/>
+      <w:r>
+        <w:rPr>
+          <w:lang w:val="es_ES" w:bidi="es_ES"/>
+        </w:rPr>
+      </w:r>
+      <w:r>
+        <w:rPr>
+          <w:lang w:val="es_ES" w:bidi="es_ES"/>
+        </w:rPr>
+      </w:r>
+    </w:p>
+    <w:p>
+      <w:pPr/>
+      <w:r>
+        <w:rPr>
+          <w:lang w:val="es_ES" w:bidi="es_ES"/>
+        </w:rPr>
+      </w:r>
     </w:p>
     <w:p>
       <w:pPr>
         <w:pStyle w:val="Heading2"/>
       </w:pPr>
       <w:r>
+        <w:rPr>
+          <w:lang w:val="es_ES" w:bidi="es_ES"/>
+        </w:rPr>
         <w:t>Tito 1:10</w:t>
       </w:r>
-      <w:r/>
+      <w:r>
+        <w:rPr>
+          <w:lang w:val="es_ES" w:bidi="es_ES"/>
+        </w:rPr>
+      </w:r>
     </w:p>
     <w:p>
       <w:pPr>
@@ -1053,13 +1815,23 @@
         <w:spacing w:line="240" w:lineRule="auto"/>
         <w:ind w:left="720"/>
       </w:pPr>
-      <w:r/>
-      <w:r>
+      <w:r>
+        <w:rPr>
+          <w:lang w:val="es_ES" w:bidi="es_ES"/>
+        </w:rPr>
+      </w:r>
+      <w:r>
+        <w:rPr>
+          <w:lang w:val="es_ES" w:bidi="es_ES"/>
+        </w:rPr>
         <w:t xml:space="preserve">"rebelde": la misma palabra griega se usa para los niños en </w:t>
       </w:r>
       <w:hyperlink r:id="rId51">
         <w:r>
           <w:rPr>
+            <w:lang w:val="es_ES" w:bidi="es_ES"/>
+          </w:rPr>
+          <w:rPr>
             <w:color w:val="0000EE"/>
             <w:u w:val="single"/>
           </w:rPr>
@@ -1067,6 +1839,9 @@
         </w:r>
       </w:hyperlink>
       <w:r>
+        <w:rPr>
+          <w:lang w:val="es_ES" w:bidi="es_ES"/>
+        </w:rPr>
         <w:t>.</w:t>
       </w:r>
     </w:p>
@@ -1076,13 +1851,23 @@
         <w:spacing w:line="240" w:lineRule="auto"/>
         <w:ind w:left="720"/>
       </w:pPr>
-      <w:r/>
-      <w:r>
+      <w:r>
+        <w:rPr>
+          <w:lang w:val="es_ES" w:bidi="es_ES"/>
+        </w:rPr>
+      </w:r>
+      <w:r>
+        <w:rPr>
+          <w:lang w:val="es_ES" w:bidi="es_ES"/>
+        </w:rPr>
         <w:t xml:space="preserve">"aquellos que insisten en la circuncisión para la salvación" (literalmente "los de la circuncisión"): esto probablemente se refiere a los cristianos judíos. La frase griega no especifica si requerían o no que los gentiles se circuncidaran. La influencia judía de esta falsa enseñanza se sugiere en </w:t>
       </w:r>
       <w:hyperlink r:id="rId52">
         <w:r>
           <w:rPr>
+            <w:lang w:val="es_ES" w:bidi="es_ES"/>
+          </w:rPr>
+          <w:rPr>
             <w:color w:val="0000EE"/>
             <w:u w:val="single"/>
           </w:rPr>
@@ -1090,11 +1875,17 @@
         </w:r>
       </w:hyperlink>
       <w:r>
+        <w:rPr>
+          <w:lang w:val="es_ES" w:bidi="es_ES"/>
+        </w:rPr>
         <w:t xml:space="preserve"> y </w:t>
       </w:r>
       <w:hyperlink r:id="rId53">
         <w:r>
           <w:rPr>
+            <w:lang w:val="es_ES" w:bidi="es_ES"/>
+          </w:rPr>
+          <w:rPr>
             <w:color w:val="0000EE"/>
             <w:u w:val="single"/>
           </w:rPr>
@@ -1102,31 +1893,65 @@
         </w:r>
       </w:hyperlink>
       <w:r>
+        <w:rPr>
+          <w:lang w:val="es_ES" w:bidi="es_ES"/>
+        </w:rPr>
         <w:t>.</w:t>
       </w:r>
-      <w:r/>
-      <w:r/>
-    </w:p>
-    <w:p>
-      <w:r/>
+      <w:r>
+        <w:rPr>
+          <w:lang w:val="es_ES" w:bidi="es_ES"/>
+        </w:rPr>
+      </w:r>
+      <w:r>
+        <w:rPr>
+          <w:lang w:val="es_ES" w:bidi="es_ES"/>
+        </w:rPr>
+      </w:r>
+    </w:p>
+    <w:p>
+      <w:pPr/>
+      <w:r>
+        <w:rPr>
+          <w:lang w:val="es_ES" w:bidi="es_ES"/>
+        </w:rPr>
+      </w:r>
     </w:p>
     <w:p>
       <w:pPr>
         <w:pStyle w:val="Heading2"/>
       </w:pPr>
       <w:r>
+        <w:rPr>
+          <w:lang w:val="es_ES" w:bidi="es_ES"/>
+        </w:rPr>
         <w:t>Tito 1:10–16</w:t>
       </w:r>
-      <w:r/>
-    </w:p>
-    <w:p>
-      <w:r/>
-      <w:r>
+      <w:r>
+        <w:rPr>
+          <w:lang w:val="es_ES" w:bidi="es_ES"/>
+        </w:rPr>
+      </w:r>
+    </w:p>
+    <w:p>
+      <w:pPr/>
+      <w:r>
+        <w:rPr>
+          <w:lang w:val="es_ES" w:bidi="es_ES"/>
+        </w:rPr>
+      </w:r>
+      <w:r>
+        <w:rPr>
+          <w:lang w:val="es_ES" w:bidi="es_ES"/>
+        </w:rPr>
         <w:t>En una población nativa de alborotadores, Tito necesitaría liderar con firmeza para librar a estas comunidades cristianas de la corrupción y hacerlas saludables en la fe (</w:t>
       </w:r>
       <w:hyperlink r:id="rId54">
         <w:r>
           <w:rPr>
+            <w:lang w:val="es_ES" w:bidi="es_ES"/>
+          </w:rPr>
+          <w:rPr>
             <w:color w:val="0000EE"/>
             <w:u w:val="single"/>
           </w:rPr>
@@ -1134,22 +1959,45 @@
         </w:r>
       </w:hyperlink>
       <w:r>
+        <w:rPr>
+          <w:lang w:val="es_ES" w:bidi="es_ES"/>
+        </w:rPr>
         <w:t>).</w:t>
       </w:r>
-      <w:r/>
-      <w:r/>
-    </w:p>
-    <w:p>
-      <w:r/>
+      <w:r>
+        <w:rPr>
+          <w:lang w:val="es_ES" w:bidi="es_ES"/>
+        </w:rPr>
+      </w:r>
+      <w:r>
+        <w:rPr>
+          <w:lang w:val="es_ES" w:bidi="es_ES"/>
+        </w:rPr>
+      </w:r>
+    </w:p>
+    <w:p>
+      <w:pPr/>
+      <w:r>
+        <w:rPr>
+          <w:lang w:val="es_ES" w:bidi="es_ES"/>
+        </w:rPr>
+      </w:r>
     </w:p>
     <w:p>
       <w:pPr>
         <w:pStyle w:val="Heading2"/>
       </w:pPr>
       <w:r>
+        <w:rPr>
+          <w:lang w:val="es_ES" w:bidi="es_ES"/>
+        </w:rPr>
         <w:t>Tito 1:11</w:t>
       </w:r>
-      <w:r/>
+      <w:r>
+        <w:rPr>
+          <w:lang w:val="es_ES" w:bidi="es_ES"/>
+        </w:rPr>
+      </w:r>
     </w:p>
     <w:p>
       <w:pPr>
@@ -1157,13 +2005,23 @@
         <w:spacing w:line="240" w:lineRule="auto"/>
         <w:ind w:left="720"/>
       </w:pPr>
-      <w:r/>
-      <w:r>
+      <w:r>
+        <w:rPr>
+          <w:lang w:val="es_ES" w:bidi="es_ES"/>
+        </w:rPr>
+      </w:r>
+      <w:r>
+        <w:rPr>
+          <w:lang w:val="es_ES" w:bidi="es_ES"/>
+        </w:rPr>
         <w:t xml:space="preserve">"casas enteras": esto también sucedió en Éfeso (comparar </w:t>
       </w:r>
       <w:hyperlink r:id="rId55">
         <w:r>
           <w:rPr>
+            <w:lang w:val="es_ES" w:bidi="es_ES"/>
+          </w:rPr>
+          <w:rPr>
             <w:color w:val="0000EE"/>
             <w:u w:val="single"/>
           </w:rPr>
@@ -1171,11 +2029,17 @@
         </w:r>
       </w:hyperlink>
       <w:r>
+        <w:rPr>
+          <w:lang w:val="es_ES" w:bidi="es_ES"/>
+        </w:rPr>
         <w:t xml:space="preserve">, </w:t>
       </w:r>
       <w:hyperlink r:id="rId56">
         <w:r>
           <w:rPr>
+            <w:lang w:val="es_ES" w:bidi="es_ES"/>
+          </w:rPr>
+          <w:rPr>
             <w:color w:val="0000EE"/>
             <w:u w:val="single"/>
           </w:rPr>
@@ -1183,11 +2047,17 @@
         </w:r>
       </w:hyperlink>
       <w:r>
+        <w:rPr>
+          <w:lang w:val="es_ES" w:bidi="es_ES"/>
+        </w:rPr>
         <w:t xml:space="preserve">; </w:t>
       </w:r>
       <w:hyperlink r:id="rId57">
         <w:r>
           <w:rPr>
+            <w:lang w:val="es_ES" w:bidi="es_ES"/>
+          </w:rPr>
+          <w:rPr>
             <w:color w:val="0000EE"/>
             <w:u w:val="single"/>
           </w:rPr>
@@ -1195,6 +2065,9 @@
         </w:r>
       </w:hyperlink>
       <w:r>
+        <w:rPr>
+          <w:lang w:val="es_ES" w:bidi="es_ES"/>
+        </w:rPr>
         <w:t>).</w:t>
       </w:r>
     </w:p>
@@ -1204,16 +2077,29 @@
         <w:spacing w:line="240" w:lineRule="auto"/>
         <w:ind w:left="720"/>
       </w:pPr>
-      <w:r/>
-      <w:r>
+      <w:r>
+        <w:rPr>
+          <w:lang w:val="es_ES" w:bidi="es_ES"/>
+        </w:rPr>
+      </w:r>
+      <w:r>
+        <w:rPr>
+          <w:lang w:val="es_ES" w:bidi="es_ES"/>
+        </w:rPr>
         <w:t>"por ganancia deshonesta"</w:t>
       </w:r>
       <w:r>
+        <w:rPr>
+          <w:lang w:val="es_ES" w:bidi="es_ES"/>
+        </w:rPr>
         <w:t>: los ancianos no deben tener esta característica (</w:t>
       </w:r>
       <w:hyperlink r:id="rId58">
         <w:r>
           <w:rPr>
+            <w:lang w:val="es_ES" w:bidi="es_ES"/>
+          </w:rPr>
+          <w:rPr>
             <w:color w:val="0000EE"/>
             <w:u w:val="single"/>
           </w:rPr>
@@ -1221,11 +2107,17 @@
         </w:r>
       </w:hyperlink>
       <w:r>
+        <w:rPr>
+          <w:lang w:val="es_ES" w:bidi="es_ES"/>
+        </w:rPr>
         <w:t xml:space="preserve">; ver también </w:t>
       </w:r>
       <w:hyperlink r:id="rId59">
         <w:r>
           <w:rPr>
+            <w:lang w:val="es_ES" w:bidi="es_ES"/>
+          </w:rPr>
+          <w:rPr>
             <w:color w:val="0000EE"/>
             <w:u w:val="single"/>
           </w:rPr>
@@ -1233,11 +2125,17 @@
         </w:r>
       </w:hyperlink>
       <w:r>
+        <w:rPr>
+          <w:lang w:val="es_ES" w:bidi="es_ES"/>
+        </w:rPr>
         <w:t xml:space="preserve">, </w:t>
       </w:r>
       <w:hyperlink r:id="rId60">
         <w:r>
           <w:rPr>
+            <w:lang w:val="es_ES" w:bidi="es_ES"/>
+          </w:rPr>
+          <w:rPr>
             <w:color w:val="0000EE"/>
             <w:u w:val="single"/>
           </w:rPr>
@@ -1245,11 +2143,17 @@
         </w:r>
       </w:hyperlink>
       <w:r>
+        <w:rPr>
+          <w:lang w:val="es_ES" w:bidi="es_ES"/>
+        </w:rPr>
         <w:t xml:space="preserve">, </w:t>
       </w:r>
       <w:hyperlink r:id="rId61">
         <w:r>
           <w:rPr>
+            <w:lang w:val="es_ES" w:bidi="es_ES"/>
+          </w:rPr>
+          <w:rPr>
             <w:color w:val="0000EE"/>
             <w:u w:val="single"/>
           </w:rPr>
@@ -1257,22 +2161,45 @@
         </w:r>
       </w:hyperlink>
       <w:r>
+        <w:rPr>
+          <w:lang w:val="es_ES" w:bidi="es_ES"/>
+        </w:rPr>
         <w:t>).</w:t>
       </w:r>
-      <w:r/>
-      <w:r/>
-    </w:p>
-    <w:p>
-      <w:r/>
+      <w:r>
+        <w:rPr>
+          <w:lang w:val="es_ES" w:bidi="es_ES"/>
+        </w:rPr>
+      </w:r>
+      <w:r>
+        <w:rPr>
+          <w:lang w:val="es_ES" w:bidi="es_ES"/>
+        </w:rPr>
+      </w:r>
+    </w:p>
+    <w:p>
+      <w:pPr/>
+      <w:r>
+        <w:rPr>
+          <w:lang w:val="es_ES" w:bidi="es_ES"/>
+        </w:rPr>
+      </w:r>
     </w:p>
     <w:p>
       <w:pPr>
         <w:pStyle w:val="Heading2"/>
       </w:pPr>
       <w:r>
+        <w:rPr>
+          <w:lang w:val="es_ES" w:bidi="es_ES"/>
+        </w:rPr>
         <w:t>Tito 1:12</w:t>
       </w:r>
-      <w:r/>
+      <w:r>
+        <w:rPr>
+          <w:lang w:val="es_ES" w:bidi="es_ES"/>
+        </w:rPr>
+      </w:r>
     </w:p>
     <w:p>
       <w:pPr>
@@ -1280,11 +2207,21 @@
         <w:spacing w:line="240" w:lineRule="auto"/>
         <w:ind w:left="720"/>
       </w:pPr>
-      <w:r/>
-      <w:r>
+      <w:r>
+        <w:rPr>
+          <w:lang w:val="es_ES" w:bidi="es_ES"/>
+        </w:rPr>
+      </w:r>
+      <w:r>
+        <w:rPr>
+          <w:lang w:val="es_ES" w:bidi="es_ES"/>
+        </w:rPr>
         <w:t>"uno de ellos, su propio profeta"</w:t>
       </w:r>
       <w:r>
+        <w:rPr>
+          <w:lang w:val="es_ES" w:bidi="es_ES"/>
+        </w:rPr>
         <w:t>: Esta cita es de Epiménides de Cnosos, un filósofo que vivió en Creta alrededor del 500 a.C.</w:t>
       </w:r>
     </w:p>
@@ -1294,13 +2231,23 @@
         <w:spacing w:line="240" w:lineRule="auto"/>
         <w:ind w:left="720"/>
       </w:pPr>
-      <w:r/>
-      <w:r>
+      <w:r>
+        <w:rPr>
+          <w:lang w:val="es_ES" w:bidi="es_ES"/>
+        </w:rPr>
+      </w:r>
+      <w:r>
+        <w:rPr>
+          <w:lang w:val="es_ES" w:bidi="es_ES"/>
+        </w:rPr>
         <w:t>"mentirosos": Esta acusación se dirigía específicamente a la afirmación cretense de tener la tumba de Zeus en la isla. Según la mitología cretense, el dios Zeus fue una vez un simple humano que vivió y murió en Creta. Se decía que su tumba estaba allí. Pero Zeus había alcanzado la divinidad a través de su patrocinio (es decir, regalos y beneficios) a los humanos. Algunos moralistas griegos se opusieron a esta leyenda y la caracterizaron como una mentira. Una cita de Alejandría en el 200 a.C. dice: “Los cretenses siempre son mentirosos. Porque una tumba, oh Señor, los cretenses construyen para ti; pero tú no mueres, porque eres eterno.” Uno de los propios profetas de Creta (Epiménides) pensaba lo mismo. Pablo cita su voz de conciencia aprobatoriamente (</w:t>
       </w:r>
       <w:hyperlink r:id="rId48">
         <w:r>
           <w:rPr>
+            <w:lang w:val="es_ES" w:bidi="es_ES"/>
+          </w:rPr>
+          <w:rPr>
             <w:color w:val="0000EE"/>
             <w:u w:val="single"/>
           </w:rPr>
@@ -1308,11 +2255,17 @@
         </w:r>
       </w:hyperlink>
       <w:r>
+        <w:rPr>
+          <w:lang w:val="es_ES" w:bidi="es_ES"/>
+        </w:rPr>
         <w:t xml:space="preserve">, ver </w:t>
       </w:r>
       <w:hyperlink r:id="rId62">
         <w:r>
           <w:rPr>
+            <w:lang w:val="es_ES" w:bidi="es_ES"/>
+          </w:rPr>
+          <w:rPr>
             <w:color w:val="0000EE"/>
             <w:u w:val="single"/>
           </w:rPr>
@@ -1320,11 +2273,17 @@
         </w:r>
       </w:hyperlink>
       <w:r>
+        <w:rPr>
+          <w:lang w:val="es_ES" w:bidi="es_ES"/>
+        </w:rPr>
         <w:t>), porque el Dios que no miente (</w:t>
       </w:r>
       <w:hyperlink r:id="rId63">
         <w:r>
           <w:rPr>
+            <w:lang w:val="es_ES" w:bidi="es_ES"/>
+          </w:rPr>
+          <w:rPr>
             <w:color w:val="0000EE"/>
             <w:u w:val="single"/>
           </w:rPr>
@@ -1332,6 +2291,9 @@
         </w:r>
       </w:hyperlink>
       <w:r>
+        <w:rPr>
+          <w:lang w:val="es_ES" w:bidi="es_ES"/>
+        </w:rPr>
         <w:t>) se opone a las mentiras de tales mitos.</w:t>
       </w:r>
     </w:p>
@@ -1341,13 +2303,23 @@
         <w:spacing w:line="240" w:lineRule="auto"/>
         <w:ind w:left="720"/>
       </w:pPr>
-      <w:r/>
-      <w:r>
+      <w:r>
+        <w:rPr>
+          <w:lang w:val="es_ES" w:bidi="es_ES"/>
+        </w:rPr>
+      </w:r>
+      <w:r>
+        <w:rPr>
+          <w:lang w:val="es_ES" w:bidi="es_ES"/>
+        </w:rPr>
         <w:t>mentirosos … bestias … glotones: se creía que la inmoralidad cretense resultaba de su creencia sobre Zeus. Las mentiras religiosas habían llevado a la corrupción moral. Pablo contrarresta estos vicios presentando las virtudes contrastantes (cualidades o comportamientos positivos) (</w:t>
       </w:r>
       <w:hyperlink r:id="rId64">
         <w:r>
           <w:rPr>
+            <w:lang w:val="es_ES" w:bidi="es_ES"/>
+          </w:rPr>
+          <w:rPr>
             <w:color w:val="0000EE"/>
             <w:u w:val="single"/>
           </w:rPr>
@@ -1355,11 +2327,17 @@
         </w:r>
       </w:hyperlink>
       <w:r>
+        <w:rPr>
+          <w:lang w:val="es_ES" w:bidi="es_ES"/>
+        </w:rPr>
         <w:t>) e insta a los cretenses a alcanzar ideales éticos que son alabados en la sociedad humana en general pero que estaban ausentes en Creta, como lamentaba su propio profeta. Ellos alcanzarían estos ideales solo a través del evangelio de Jesucristo (</w:t>
       </w:r>
       <w:hyperlink r:id="rId15">
         <w:r>
           <w:rPr>
+            <w:lang w:val="es_ES" w:bidi="es_ES"/>
+          </w:rPr>
+          <w:rPr>
             <w:color w:val="0000EE"/>
             <w:u w:val="single"/>
           </w:rPr>
@@ -1367,6 +2345,9 @@
         </w:r>
       </w:hyperlink>
       <w:r>
+        <w:rPr>
+          <w:lang w:val="es_ES" w:bidi="es_ES"/>
+        </w:rPr>
         <w:t>).</w:t>
       </w:r>
     </w:p>
@@ -1376,13 +2357,23 @@
         <w:spacing w:line="240" w:lineRule="auto"/>
         <w:ind w:left="720"/>
       </w:pPr>
-      <w:r/>
-      <w:r>
+      <w:r>
+        <w:rPr>
+          <w:lang w:val="es_ES" w:bidi="es_ES"/>
+        </w:rPr>
+      </w:r>
+      <w:r>
+        <w:rPr>
+          <w:lang w:val="es_ES" w:bidi="es_ES"/>
+        </w:rPr>
         <w:t xml:space="preserve">glotones ociosos: los cretenses eran conocidos por hacer cualquier cosa por dinero. Eran bien conocidos como mercenarios y como consumidores excesivos. Se decía que no sentían vergüenza por su avaricia (ver </w:t>
       </w:r>
       <w:hyperlink r:id="rId65">
         <w:r>
           <w:rPr>
+            <w:lang w:val="es_ES" w:bidi="es_ES"/>
+          </w:rPr>
+          <w:rPr>
             <w:color w:val="0000EE"/>
             <w:u w:val="single"/>
           </w:rPr>
@@ -1390,6 +2381,9 @@
         </w:r>
       </w:hyperlink>
       <w:r>
+        <w:rPr>
+          <w:lang w:val="es_ES" w:bidi="es_ES"/>
+        </w:rPr>
         <w:t>).</w:t>
       </w:r>
     </w:p>
@@ -1399,24 +2393,51 @@
         <w:spacing w:line="240" w:lineRule="auto"/>
         <w:ind w:left="720"/>
       </w:pPr>
-      <w:r/>
-      <w:r>
+      <w:r>
+        <w:rPr>
+          <w:lang w:val="es_ES" w:bidi="es_ES"/>
+        </w:rPr>
+      </w:r>
+      <w:r>
+        <w:rPr>
+          <w:lang w:val="es_ES" w:bidi="es_ES"/>
+        </w:rPr>
         <w:t>Pablo aplica la cita más directamente a los falsos maestros que a la cultura cretense en general. Los falsos maestros continuaban con esta tradición cretense de inmoralidad basada en una mentira.</w:t>
       </w:r>
-      <w:r/>
-      <w:r/>
-    </w:p>
-    <w:p>
-      <w:r/>
+      <w:r>
+        <w:rPr>
+          <w:lang w:val="es_ES" w:bidi="es_ES"/>
+        </w:rPr>
+      </w:r>
+      <w:r>
+        <w:rPr>
+          <w:lang w:val="es_ES" w:bidi="es_ES"/>
+        </w:rPr>
+      </w:r>
+    </w:p>
+    <w:p>
+      <w:pPr/>
+      <w:r>
+        <w:rPr>
+          <w:lang w:val="es_ES" w:bidi="es_ES"/>
+        </w:rPr>
+      </w:r>
     </w:p>
     <w:p>
       <w:pPr>
         <w:pStyle w:val="Heading2"/>
       </w:pPr>
       <w:r>
+        <w:rPr>
+          <w:lang w:val="es_ES" w:bidi="es_ES"/>
+        </w:rPr>
         <w:t>Tito 1:13</w:t>
       </w:r>
-      <w:r/>
+      <w:r>
+        <w:rPr>
+          <w:lang w:val="es_ES" w:bidi="es_ES"/>
+        </w:rPr>
+      </w:r>
     </w:p>
     <w:p>
       <w:pPr>
@@ -1424,14 +2445,27 @@
         <w:spacing w:line="240" w:lineRule="auto"/>
         <w:ind w:left="720"/>
       </w:pPr>
-      <w:r/>
-      <w:r>
+      <w:r>
+        <w:rPr>
+          <w:lang w:val="es_ES" w:bidi="es_ES"/>
+        </w:rPr>
+      </w:r>
+      <w:r>
+        <w:rPr>
+          <w:lang w:val="es_ES" w:bidi="es_ES"/>
+        </w:rPr>
         <w:t xml:space="preserve">"Este testimonio es verdadero": ver </w:t>
       </w:r>
       <w:r>
+        <w:rPr>
+          <w:lang w:val="es_ES" w:bidi="es_ES"/>
+        </w:rPr>
         <w:t>nota de estudio en 1:12</w:t>
       </w:r>
       <w:r>
+        <w:rPr>
+          <w:lang w:val="es_ES" w:bidi="es_ES"/>
+        </w:rPr>
         <w:t>.</w:t>
       </w:r>
     </w:p>
@@ -1441,13 +2475,23 @@
         <w:spacing w:line="240" w:lineRule="auto"/>
         <w:ind w:left="720"/>
       </w:pPr>
-      <w:r/>
-      <w:r>
+      <w:r>
+        <w:rPr>
+          <w:lang w:val="es_ES" w:bidi="es_ES"/>
+        </w:rPr>
+      </w:r>
+      <w:r>
+        <w:rPr>
+          <w:lang w:val="es_ES" w:bidi="es_ES"/>
+        </w:rPr>
         <w:t xml:space="preserve">Ser sano (o fuerte) en la fe se define aquí como rechazar enseñanzas falsas (comparar </w:t>
       </w:r>
       <w:hyperlink r:id="rId66">
         <w:r>
           <w:rPr>
+            <w:lang w:val="es_ES" w:bidi="es_ES"/>
+          </w:rPr>
+          <w:rPr>
             <w:color w:val="0000EE"/>
             <w:u w:val="single"/>
           </w:rPr>
@@ -1455,22 +2499,45 @@
         </w:r>
       </w:hyperlink>
       <w:r>
+        <w:rPr>
+          <w:lang w:val="es_ES" w:bidi="es_ES"/>
+        </w:rPr>
         <w:t>).</w:t>
       </w:r>
-      <w:r/>
-      <w:r/>
-    </w:p>
-    <w:p>
-      <w:r/>
+      <w:r>
+        <w:rPr>
+          <w:lang w:val="es_ES" w:bidi="es_ES"/>
+        </w:rPr>
+      </w:r>
+      <w:r>
+        <w:rPr>
+          <w:lang w:val="es_ES" w:bidi="es_ES"/>
+        </w:rPr>
+      </w:r>
+    </w:p>
+    <w:p>
+      <w:pPr/>
+      <w:r>
+        <w:rPr>
+          <w:lang w:val="es_ES" w:bidi="es_ES"/>
+        </w:rPr>
+      </w:r>
     </w:p>
     <w:p>
       <w:pPr>
         <w:pStyle w:val="Heading2"/>
       </w:pPr>
       <w:r>
+        <w:rPr>
+          <w:lang w:val="es_ES" w:bidi="es_ES"/>
+        </w:rPr>
         <w:t>Tito 1:14</w:t>
       </w:r>
-      <w:r/>
+      <w:r>
+        <w:rPr>
+          <w:lang w:val="es_ES" w:bidi="es_ES"/>
+        </w:rPr>
+      </w:r>
     </w:p>
     <w:p>
       <w:pPr>
@@ -1478,16 +2545,29 @@
         <w:spacing w:line="240" w:lineRule="auto"/>
         <w:ind w:left="720"/>
       </w:pPr>
-      <w:r/>
-      <w:r>
+      <w:r>
+        <w:rPr>
+          <w:lang w:val="es_ES" w:bidi="es_ES"/>
+        </w:rPr>
+      </w:r>
+      <w:r>
+        <w:rPr>
+          <w:lang w:val="es_ES" w:bidi="es_ES"/>
+        </w:rPr>
         <w:t>"Fábulas judaicas"</w:t>
       </w:r>
       <w:r>
+        <w:rPr>
+          <w:lang w:val="es_ES" w:bidi="es_ES"/>
+        </w:rPr>
         <w:t xml:space="preserve">: ver </w:t>
       </w:r>
       <w:hyperlink r:id="rId53">
         <w:r>
           <w:rPr>
+            <w:lang w:val="es_ES" w:bidi="es_ES"/>
+          </w:rPr>
+          <w:rPr>
             <w:color w:val="0000EE"/>
             <w:u w:val="single"/>
           </w:rPr>
@@ -1497,6 +2577,9 @@
       <w:hyperlink r:id="rId40">
         <w:r>
           <w:rPr>
+            <w:lang w:val="es_ES" w:bidi="es_ES"/>
+          </w:rPr>
+          <w:rPr>
             <w:color w:val="0000EE"/>
             <w:u w:val="single"/>
           </w:rPr>
@@ -1504,11 +2587,17 @@
         </w:r>
       </w:hyperlink>
       <w:r>
+        <w:rPr>
+          <w:lang w:val="es_ES" w:bidi="es_ES"/>
+        </w:rPr>
         <w:t xml:space="preserve">; </w:t>
       </w:r>
       <w:hyperlink r:id="rId67">
         <w:r>
           <w:rPr>
+            <w:lang w:val="es_ES" w:bidi="es_ES"/>
+          </w:rPr>
+          <w:rPr>
             <w:color w:val="0000EE"/>
             <w:u w:val="single"/>
           </w:rPr>
@@ -1516,11 +2605,17 @@
         </w:r>
       </w:hyperlink>
       <w:r>
+        <w:rPr>
+          <w:lang w:val="es_ES" w:bidi="es_ES"/>
+        </w:rPr>
         <w:t xml:space="preserve"> </w:t>
       </w:r>
       <w:hyperlink r:id="rId68">
         <w:r>
           <w:rPr>
+            <w:lang w:val="es_ES" w:bidi="es_ES"/>
+          </w:rPr>
+          <w:rPr>
             <w:color w:val="0000EE"/>
             <w:u w:val="single"/>
           </w:rPr>
@@ -1528,6 +2623,9 @@
         </w:r>
       </w:hyperlink>
       <w:r>
+        <w:rPr>
+          <w:lang w:val="es_ES" w:bidi="es_ES"/>
+        </w:rPr>
         <w:t>.</w:t>
       </w:r>
     </w:p>
@@ -1537,16 +2635,29 @@
         <w:spacing w:line="240" w:lineRule="auto"/>
         <w:ind w:left="720"/>
       </w:pPr>
-      <w:r/>
-      <w:r>
+      <w:r>
+        <w:rPr>
+          <w:lang w:val="es_ES" w:bidi="es_ES"/>
+        </w:rPr>
+      </w:r>
+      <w:r>
+        <w:rPr>
+          <w:lang w:val="es_ES" w:bidi="es_ES"/>
+        </w:rPr>
         <w:t>"se apartan de la verdad"</w:t>
       </w:r>
       <w:r>
+        <w:rPr>
+          <w:lang w:val="es_ES" w:bidi="es_ES"/>
+        </w:rPr>
         <w:t xml:space="preserve">: Esto fue apostasía, no mera incredulidad. La apostasía es cuando alguien abandona o rechaza sus creencias. Ver </w:t>
       </w:r>
       <w:hyperlink r:id="rId69">
         <w:r>
           <w:rPr>
+            <w:lang w:val="es_ES" w:bidi="es_ES"/>
+          </w:rPr>
+          <w:rPr>
             <w:color w:val="0000EE"/>
             <w:u w:val="single"/>
           </w:rPr>
@@ -1554,31 +2665,65 @@
         </w:r>
       </w:hyperlink>
       <w:r>
+        <w:rPr>
+          <w:lang w:val="es_ES" w:bidi="es_ES"/>
+        </w:rPr>
         <w:t>.</w:t>
       </w:r>
-      <w:r/>
-      <w:r/>
-    </w:p>
-    <w:p>
-      <w:r/>
+      <w:r>
+        <w:rPr>
+          <w:lang w:val="es_ES" w:bidi="es_ES"/>
+        </w:rPr>
+      </w:r>
+      <w:r>
+        <w:rPr>
+          <w:lang w:val="es_ES" w:bidi="es_ES"/>
+        </w:rPr>
+      </w:r>
+    </w:p>
+    <w:p>
+      <w:pPr/>
+      <w:r>
+        <w:rPr>
+          <w:lang w:val="es_ES" w:bidi="es_ES"/>
+        </w:rPr>
+      </w:r>
     </w:p>
     <w:p>
       <w:pPr>
         <w:pStyle w:val="Heading2"/>
       </w:pPr>
       <w:r>
+        <w:rPr>
+          <w:lang w:val="es_ES" w:bidi="es_ES"/>
+        </w:rPr>
         <w:t>Tito 1:15</w:t>
       </w:r>
-      <w:r/>
-    </w:p>
-    <w:p>
-      <w:r/>
-      <w:r>
+      <w:r>
+        <w:rPr>
+          <w:lang w:val="es_ES" w:bidi="es_ES"/>
+        </w:rPr>
+      </w:r>
+    </w:p>
+    <w:p>
+      <w:pPr/>
+      <w:r>
+        <w:rPr>
+          <w:lang w:val="es_ES" w:bidi="es_ES"/>
+        </w:rPr>
+      </w:r>
+      <w:r>
+        <w:rPr>
+          <w:lang w:val="es_ES" w:bidi="es_ES"/>
+        </w:rPr>
         <w:t xml:space="preserve">Comparar </w:t>
       </w:r>
       <w:hyperlink r:id="rId70">
         <w:r>
           <w:rPr>
+            <w:lang w:val="es_ES" w:bidi="es_ES"/>
+          </w:rPr>
+          <w:rPr>
             <w:color w:val="0000EE"/>
             <w:u w:val="single"/>
           </w:rPr>
@@ -1586,31 +2731,65 @@
         </w:r>
       </w:hyperlink>
       <w:r>
+        <w:rPr>
+          <w:lang w:val="es_ES" w:bidi="es_ES"/>
+        </w:rPr>
         <w:t>.</w:t>
       </w:r>
-      <w:r/>
-      <w:r/>
-    </w:p>
-    <w:p>
-      <w:r/>
+      <w:r>
+        <w:rPr>
+          <w:lang w:val="es_ES" w:bidi="es_ES"/>
+        </w:rPr>
+      </w:r>
+      <w:r>
+        <w:rPr>
+          <w:lang w:val="es_ES" w:bidi="es_ES"/>
+        </w:rPr>
+      </w:r>
+    </w:p>
+    <w:p>
+      <w:pPr/>
+      <w:r>
+        <w:rPr>
+          <w:lang w:val="es_ES" w:bidi="es_ES"/>
+        </w:rPr>
+      </w:r>
     </w:p>
     <w:p>
       <w:pPr>
         <w:pStyle w:val="Heading2"/>
       </w:pPr>
       <w:r>
+        <w:rPr>
+          <w:lang w:val="es_ES" w:bidi="es_ES"/>
+        </w:rPr>
         <w:t>Tito 1:15–16</w:t>
       </w:r>
-      <w:r/>
-    </w:p>
-    <w:p>
-      <w:r/>
-      <w:r>
+      <w:r>
+        <w:rPr>
+          <w:lang w:val="es_ES" w:bidi="es_ES"/>
+        </w:rPr>
+      </w:r>
+    </w:p>
+    <w:p>
+      <w:pPr/>
+      <w:r>
+        <w:rPr>
+          <w:lang w:val="es_ES" w:bidi="es_ES"/>
+        </w:rPr>
+      </w:r>
+      <w:r>
+        <w:rPr>
+          <w:lang w:val="es_ES" w:bidi="es_ES"/>
+        </w:rPr>
         <w:t xml:space="preserve">Estos dos versículos comentan sobre la gente de </w:t>
       </w:r>
       <w:hyperlink r:id="rId71">
         <w:r>
           <w:rPr>
+            <w:lang w:val="es_ES" w:bidi="es_ES"/>
+          </w:rPr>
+          <w:rPr>
             <w:color w:val="0000EE"/>
             <w:u w:val="single"/>
           </w:rPr>
@@ -1618,11 +2797,17 @@
         </w:r>
       </w:hyperlink>
       <w:r>
+        <w:rPr>
+          <w:lang w:val="es_ES" w:bidi="es_ES"/>
+        </w:rPr>
         <w:t xml:space="preserve"> y sus mandatos, mientras que hacen la transición a una discusión sobre la enseñanza que fomenta la bondad (</w:t>
       </w:r>
       <w:hyperlink r:id="rId45">
         <w:r>
           <w:rPr>
+            <w:lang w:val="es_ES" w:bidi="es_ES"/>
+          </w:rPr>
+          <w:rPr>
             <w:color w:val="0000EE"/>
             <w:u w:val="single"/>
           </w:rPr>
@@ -1630,22 +2815,45 @@
         </w:r>
       </w:hyperlink>
       <w:r>
+        <w:rPr>
+          <w:lang w:val="es_ES" w:bidi="es_ES"/>
+        </w:rPr>
         <w:t>).</w:t>
       </w:r>
-      <w:r/>
-      <w:r/>
-    </w:p>
-    <w:p>
-      <w:r/>
+      <w:r>
+        <w:rPr>
+          <w:lang w:val="es_ES" w:bidi="es_ES"/>
+        </w:rPr>
+      </w:r>
+      <w:r>
+        <w:rPr>
+          <w:lang w:val="es_ES" w:bidi="es_ES"/>
+        </w:rPr>
+      </w:r>
+    </w:p>
+    <w:p>
+      <w:pPr/>
+      <w:r>
+        <w:rPr>
+          <w:lang w:val="es_ES" w:bidi="es_ES"/>
+        </w:rPr>
+      </w:r>
     </w:p>
     <w:p>
       <w:pPr>
         <w:pStyle w:val="Heading2"/>
       </w:pPr>
       <w:r>
+        <w:rPr>
+          <w:lang w:val="es_ES" w:bidi="es_ES"/>
+        </w:rPr>
         <w:t>Tito 1:16</w:t>
       </w:r>
-      <w:r/>
+      <w:r>
+        <w:rPr>
+          <w:lang w:val="es_ES" w:bidi="es_ES"/>
+        </w:rPr>
+      </w:r>
     </w:p>
     <w:p>
       <w:pPr>
@@ -1653,8 +2861,15 @@
         <w:spacing w:line="240" w:lineRule="auto"/>
         <w:ind w:left="720"/>
       </w:pPr>
-      <w:r/>
-      <w:r>
+      <w:r>
+        <w:rPr>
+          <w:lang w:val="es_ES" w:bidi="es_ES"/>
+        </w:rPr>
+      </w:r>
+      <w:r>
+        <w:rPr>
+          <w:lang w:val="es_ES" w:bidi="es_ES"/>
+        </w:rPr>
         <w:t xml:space="preserve">La sana enseñanza y la piedad aparecen siempre unidas en las cartas a Timoteo y Tito (véase 1 Timoteo 1:7–11, 3:15–16, 5:24–25, 2 Timoteo 3:5, 9). Del mismo modo, la forma impía en que viven está relacionada con la falsa enseñanza. </w:t>
       </w:r>
     </w:p>
@@ -1664,33 +2879,71 @@
         <w:spacing w:line="240" w:lineRule="auto"/>
         <w:ind w:left="720"/>
       </w:pPr>
-      <w:r/>
-      <w:r>
+      <w:r>
+        <w:rPr>
+          <w:lang w:val="es_ES" w:bidi="es_ES"/>
+        </w:rPr>
+      </w:r>
+      <w:r>
+        <w:rPr>
+          <w:lang w:val="es_ES" w:bidi="es_ES"/>
+        </w:rPr>
         <w:t>"toda buena obra": Esto contrasta con Tito 3:1.</w:t>
       </w:r>
-      <w:r/>
-      <w:r/>
-    </w:p>
-    <w:p>
-      <w:r/>
+      <w:r>
+        <w:rPr>
+          <w:lang w:val="es_ES" w:bidi="es_ES"/>
+        </w:rPr>
+      </w:r>
+      <w:r>
+        <w:rPr>
+          <w:lang w:val="es_ES" w:bidi="es_ES"/>
+        </w:rPr>
+      </w:r>
+    </w:p>
+    <w:p>
+      <w:pPr/>
+      <w:r>
+        <w:rPr>
+          <w:lang w:val="es_ES" w:bidi="es_ES"/>
+        </w:rPr>
+      </w:r>
     </w:p>
     <w:p>
       <w:pPr>
         <w:pStyle w:val="Heading2"/>
       </w:pPr>
       <w:r>
+        <w:rPr>
+          <w:lang w:val="es_ES" w:bidi="es_ES"/>
+        </w:rPr>
         <w:t>Tito 2:1–15</w:t>
       </w:r>
-      <w:r/>
-    </w:p>
-    <w:p>
-      <w:r/>
-      <w:r>
+      <w:r>
+        <w:rPr>
+          <w:lang w:val="es_ES" w:bidi="es_ES"/>
+        </w:rPr>
+      </w:r>
+    </w:p>
+    <w:p>
+      <w:pPr/>
+      <w:r>
+        <w:rPr>
+          <w:lang w:val="es_ES" w:bidi="es_ES"/>
+        </w:rPr>
+      </w:r>
+      <w:r>
+        <w:rPr>
+          <w:lang w:val="es_ES" w:bidi="es_ES"/>
+        </w:rPr>
         <w:t>La sana enseñanza era especialmente urgente debido a los falsos maestros, que habían causado problemas dentro de "casas enteras" (</w:t>
       </w:r>
       <w:hyperlink r:id="rId38">
         <w:r>
           <w:rPr>
+            <w:lang w:val="es_ES" w:bidi="es_ES"/>
+          </w:rPr>
+          <w:rPr>
             <w:color w:val="0000EE"/>
             <w:u w:val="single"/>
           </w:rPr>
@@ -1698,11 +2951,17 @@
         </w:r>
       </w:hyperlink>
       <w:r>
+        <w:rPr>
+          <w:lang w:val="es_ES" w:bidi="es_ES"/>
+        </w:rPr>
         <w:t xml:space="preserve">). En </w:t>
       </w:r>
       <w:hyperlink r:id="rId72">
         <w:r>
           <w:rPr>
+            <w:lang w:val="es_ES" w:bidi="es_ES"/>
+          </w:rPr>
+          <w:rPr>
             <w:color w:val="0000EE"/>
             <w:u w:val="single"/>
           </w:rPr>
@@ -1710,11 +2969,17 @@
         </w:r>
       </w:hyperlink>
       <w:r>
+        <w:rPr>
+          <w:lang w:val="es_ES" w:bidi="es_ES"/>
+        </w:rPr>
         <w:t>, Pablo se dirige a diferentes grupos dentro del hogar de la fe, mostrando su preocupación por el testimonio público de la iglesia (</w:t>
       </w:r>
       <w:hyperlink r:id="rId73">
         <w:r>
           <w:rPr>
+            <w:lang w:val="es_ES" w:bidi="es_ES"/>
+          </w:rPr>
+          <w:rPr>
             <w:color w:val="0000EE"/>
             <w:u w:val="single"/>
           </w:rPr>
@@ -1722,11 +2987,17 @@
         </w:r>
       </w:hyperlink>
       <w:r>
+        <w:rPr>
+          <w:lang w:val="es_ES" w:bidi="es_ES"/>
+        </w:rPr>
         <w:t xml:space="preserve">, </w:t>
       </w:r>
       <w:hyperlink r:id="rId74">
         <w:r>
           <w:rPr>
+            <w:lang w:val="es_ES" w:bidi="es_ES"/>
+          </w:rPr>
+          <w:rPr>
             <w:color w:val="0000EE"/>
             <w:u w:val="single"/>
           </w:rPr>
@@ -1734,11 +3005,17 @@
         </w:r>
       </w:hyperlink>
       <w:r>
+        <w:rPr>
+          <w:lang w:val="es_ES" w:bidi="es_ES"/>
+        </w:rPr>
         <w:t xml:space="preserve">, </w:t>
       </w:r>
       <w:hyperlink r:id="rId27">
         <w:r>
           <w:rPr>
+            <w:lang w:val="es_ES" w:bidi="es_ES"/>
+          </w:rPr>
+          <w:rPr>
             <w:color w:val="0000EE"/>
             <w:u w:val="single"/>
           </w:rPr>
@@ -1746,11 +3023,17 @@
         </w:r>
       </w:hyperlink>
       <w:r>
+        <w:rPr>
+          <w:lang w:val="es_ES" w:bidi="es_ES"/>
+        </w:rPr>
         <w:t xml:space="preserve">; ver también </w:t>
       </w:r>
       <w:hyperlink r:id="rId75">
         <w:r>
           <w:rPr>
+            <w:lang w:val="es_ES" w:bidi="es_ES"/>
+          </w:rPr>
+          <w:rPr>
             <w:color w:val="0000EE"/>
             <w:u w:val="single"/>
           </w:rPr>
@@ -1758,11 +3041,17 @@
         </w:r>
       </w:hyperlink>
       <w:r>
+        <w:rPr>
+          <w:lang w:val="es_ES" w:bidi="es_ES"/>
+        </w:rPr>
         <w:t>). Luego, Pablo elabora sobre la venida de Cristo (</w:t>
       </w:r>
       <w:hyperlink r:id="rId15">
         <w:r>
           <w:rPr>
+            <w:lang w:val="es_ES" w:bidi="es_ES"/>
+          </w:rPr>
+          <w:rPr>
             <w:color w:val="0000EE"/>
             <w:u w:val="single"/>
           </w:rPr>
@@ -1770,11 +3059,17 @@
         </w:r>
       </w:hyperlink>
       <w:r>
+        <w:rPr>
+          <w:lang w:val="es_ES" w:bidi="es_ES"/>
+        </w:rPr>
         <w:t>) antes de dar una instrucción directa a Tito (</w:t>
       </w:r>
       <w:hyperlink r:id="rId49">
         <w:r>
           <w:rPr>
+            <w:lang w:val="es_ES" w:bidi="es_ES"/>
+          </w:rPr>
+          <w:rPr>
             <w:color w:val="0000EE"/>
             <w:u w:val="single"/>
           </w:rPr>
@@ -1782,37 +3077,77 @@
         </w:r>
       </w:hyperlink>
       <w:r>
+        <w:rPr>
+          <w:lang w:val="es_ES" w:bidi="es_ES"/>
+        </w:rPr>
         <w:t>).</w:t>
       </w:r>
-      <w:r/>
-      <w:r/>
-    </w:p>
-    <w:p>
-      <w:r/>
+      <w:r>
+        <w:rPr>
+          <w:lang w:val="es_ES" w:bidi="es_ES"/>
+        </w:rPr>
+      </w:r>
+      <w:r>
+        <w:rPr>
+          <w:lang w:val="es_ES" w:bidi="es_ES"/>
+        </w:rPr>
+      </w:r>
+    </w:p>
+    <w:p>
+      <w:pPr/>
+      <w:r>
+        <w:rPr>
+          <w:lang w:val="es_ES" w:bidi="es_ES"/>
+        </w:rPr>
+      </w:r>
     </w:p>
     <w:p>
       <w:pPr>
         <w:pStyle w:val="Heading2"/>
       </w:pPr>
       <w:r>
+        <w:rPr>
+          <w:lang w:val="es_ES" w:bidi="es_ES"/>
+        </w:rPr>
         <w:t>Tito 2:9–10</w:t>
       </w:r>
-      <w:r/>
-    </w:p>
-    <w:p>
-      <w:r/>
-      <w:r>
+      <w:r>
+        <w:rPr>
+          <w:lang w:val="es_ES" w:bidi="es_ES"/>
+        </w:rPr>
+      </w:r>
+    </w:p>
+    <w:p>
+      <w:pPr/>
+      <w:r>
+        <w:rPr>
+          <w:lang w:val="es_ES" w:bidi="es_ES"/>
+        </w:rPr>
+      </w:r>
+      <w:r>
+        <w:rPr>
+          <w:lang w:val="es_ES" w:bidi="es_ES"/>
+        </w:rPr>
         <w:t xml:space="preserve">El propósito de estos mandamientos es "adornar </w:t>
       </w:r>
       <w:r>
+        <w:rPr>
+          <w:lang w:val="es_ES" w:bidi="es_ES"/>
+        </w:rPr>
         <w:t>la doctrina de Dios</w:t>
       </w:r>
       <w:r>
+        <w:rPr>
+          <w:lang w:val="es_ES" w:bidi="es_ES"/>
+        </w:rPr>
         <w:t xml:space="preserve">". La Nueva Traducción Viviente lo traduce de esta manera: "hacer atractiva la enseñanza acerca de Dios … " (ver </w:t>
       </w:r>
       <w:hyperlink r:id="rId76">
         <w:r>
           <w:rPr>
+            <w:lang w:val="es_ES" w:bidi="es_ES"/>
+          </w:rPr>
+          <w:rPr>
             <w:color w:val="0000EE"/>
             <w:u w:val="single"/>
           </w:rPr>
@@ -1820,22 +3155,45 @@
         </w:r>
       </w:hyperlink>
       <w:r>
+        <w:rPr>
+          <w:lang w:val="es_ES" w:bidi="es_ES"/>
+        </w:rPr>
         <w:t>).</w:t>
       </w:r>
-      <w:r/>
-      <w:r/>
-    </w:p>
-    <w:p>
-      <w:r/>
+      <w:r>
+        <w:rPr>
+          <w:lang w:val="es_ES" w:bidi="es_ES"/>
+        </w:rPr>
+      </w:r>
+      <w:r>
+        <w:rPr>
+          <w:lang w:val="es_ES" w:bidi="es_ES"/>
+        </w:rPr>
+      </w:r>
+    </w:p>
+    <w:p>
+      <w:pPr/>
+      <w:r>
+        <w:rPr>
+          <w:lang w:val="es_ES" w:bidi="es_ES"/>
+        </w:rPr>
+      </w:r>
     </w:p>
     <w:p>
       <w:pPr>
         <w:pStyle w:val="Heading2"/>
       </w:pPr>
       <w:r>
+        <w:rPr>
+          <w:lang w:val="es_ES" w:bidi="es_ES"/>
+        </w:rPr>
         <w:t>Tito 2:11</w:t>
       </w:r>
-      <w:r/>
+      <w:r>
+        <w:rPr>
+          <w:lang w:val="es_ES" w:bidi="es_ES"/>
+        </w:rPr>
+      </w:r>
     </w:p>
     <w:p>
       <w:pPr>
@@ -1843,17 +3201,33 @@
         <w:spacing w:line="240" w:lineRule="auto"/>
         <w:ind w:left="720"/>
       </w:pPr>
-      <w:r/>
-      <w:r>
+      <w:r>
+        <w:rPr>
+          <w:lang w:val="es_ES" w:bidi="es_ES"/>
+        </w:rPr>
+      </w:r>
+      <w:r>
+        <w:rPr>
+          <w:lang w:val="es_ES" w:bidi="es_ES"/>
+        </w:rPr>
         <w:t>"se ha manifestado"</w:t>
       </w:r>
       <w:r>
+        <w:rPr>
+          <w:lang w:val="es_ES" w:bidi="es_ES"/>
+        </w:rPr>
         <w:t xml:space="preserve"> (literalmente "ha aparecido"): ver </w:t>
       </w:r>
       <w:r>
+        <w:rPr>
+          <w:lang w:val="es_ES" w:bidi="es_ES"/>
+        </w:rPr>
         <w:t>nota de estudio en 1 Timoteo 6:14</w:t>
       </w:r>
       <w:r>
+        <w:rPr>
+          <w:lang w:val="es_ES" w:bidi="es_ES"/>
+        </w:rPr>
         <w:t>.</w:t>
       </w:r>
     </w:p>
@@ -1863,13 +3237,23 @@
         <w:spacing w:line="240" w:lineRule="auto"/>
         <w:ind w:left="720"/>
       </w:pPr>
-      <w:r/>
-      <w:r>
+      <w:r>
+        <w:rPr>
+          <w:lang w:val="es_ES" w:bidi="es_ES"/>
+        </w:rPr>
+      </w:r>
+      <w:r>
+        <w:rPr>
+          <w:lang w:val="es_ES" w:bidi="es_ES"/>
+        </w:rPr>
         <w:t>"salvación a todos": Pablo pretende que la gracia de Dios cumpla plenamente sus propósitos entre los cretenses y que, al hacerlo, los reclute en la obra salvadora de evangelización de Dios (</w:t>
       </w:r>
       <w:hyperlink r:id="rId64">
         <w:r>
           <w:rPr>
+            <w:lang w:val="es_ES" w:bidi="es_ES"/>
+          </w:rPr>
+          <w:rPr>
             <w:color w:val="0000EE"/>
             <w:u w:val="single"/>
           </w:rPr>
@@ -1877,11 +3261,17 @@
         </w:r>
       </w:hyperlink>
       <w:r>
+        <w:rPr>
+          <w:lang w:val="es_ES" w:bidi="es_ES"/>
+        </w:rPr>
         <w:t xml:space="preserve">, ver </w:t>
       </w:r>
       <w:hyperlink r:id="rId77">
         <w:r>
           <w:rPr>
+            <w:lang w:val="es_ES" w:bidi="es_ES"/>
+          </w:rPr>
+          <w:rPr>
             <w:color w:val="0000EE"/>
             <w:u w:val="single"/>
           </w:rPr>
@@ -1889,11 +3279,17 @@
         </w:r>
       </w:hyperlink>
       <w:r>
+        <w:rPr>
+          <w:lang w:val="es_ES" w:bidi="es_ES"/>
+        </w:rPr>
         <w:t xml:space="preserve">, </w:t>
       </w:r>
       <w:hyperlink r:id="rId78">
         <w:r>
           <w:rPr>
+            <w:lang w:val="es_ES" w:bidi="es_ES"/>
+          </w:rPr>
+          <w:rPr>
             <w:color w:val="0000EE"/>
             <w:u w:val="single"/>
           </w:rPr>
@@ -1901,31 +3297,65 @@
         </w:r>
       </w:hyperlink>
       <w:r>
+        <w:rPr>
+          <w:lang w:val="es_ES" w:bidi="es_ES"/>
+        </w:rPr>
         <w:t>).</w:t>
       </w:r>
-      <w:r/>
-      <w:r/>
-    </w:p>
-    <w:p>
-      <w:r/>
+      <w:r>
+        <w:rPr>
+          <w:lang w:val="es_ES" w:bidi="es_ES"/>
+        </w:rPr>
+      </w:r>
+      <w:r>
+        <w:rPr>
+          <w:lang w:val="es_ES" w:bidi="es_ES"/>
+        </w:rPr>
+      </w:r>
+    </w:p>
+    <w:p>
+      <w:pPr/>
+      <w:r>
+        <w:rPr>
+          <w:lang w:val="es_ES" w:bidi="es_ES"/>
+        </w:rPr>
+      </w:r>
     </w:p>
     <w:p>
       <w:pPr>
         <w:pStyle w:val="Heading2"/>
       </w:pPr>
       <w:r>
+        <w:rPr>
+          <w:lang w:val="es_ES" w:bidi="es_ES"/>
+        </w:rPr>
         <w:t>Tito 2:11–15</w:t>
       </w:r>
-      <w:r/>
-    </w:p>
-    <w:p>
-      <w:r/>
-      <w:r>
+      <w:r>
+        <w:rPr>
+          <w:lang w:val="es_ES" w:bidi="es_ES"/>
+        </w:rPr>
+      </w:r>
+    </w:p>
+    <w:p>
+      <w:pPr/>
+      <w:r>
+        <w:rPr>
+          <w:lang w:val="es_ES" w:bidi="es_ES"/>
+        </w:rPr>
+      </w:r>
+      <w:r>
+        <w:rPr>
+          <w:lang w:val="es_ES" w:bidi="es_ES"/>
+        </w:rPr>
         <w:t xml:space="preserve">"Para": Los mandamientos de </w:t>
       </w:r>
       <w:hyperlink r:id="rId72">
         <w:r>
           <w:rPr>
+            <w:lang w:val="es_ES" w:bidi="es_ES"/>
+          </w:rPr>
+          <w:rPr>
             <w:color w:val="0000EE"/>
             <w:u w:val="single"/>
           </w:rPr>
@@ -1933,11 +3363,17 @@
         </w:r>
       </w:hyperlink>
       <w:r>
+        <w:rPr>
+          <w:lang w:val="es_ES" w:bidi="es_ES"/>
+        </w:rPr>
         <w:t xml:space="preserve"> están aquí fundamentados en la venida pasada y futura de Cristo. La gracia de Dios es un modelo para la conducta de la iglesia, incluso cuando la salvación por gracia hace posible una buena vida y crea personas dedicadas a buenas obras (ver también </w:t>
       </w:r>
       <w:hyperlink r:id="rId79">
         <w:r>
           <w:rPr>
+            <w:lang w:val="es_ES" w:bidi="es_ES"/>
+          </w:rPr>
+          <w:rPr>
             <w:color w:val="0000EE"/>
             <w:u w:val="single"/>
           </w:rPr>
@@ -1945,22 +3381,45 @@
         </w:r>
       </w:hyperlink>
       <w:r>
+        <w:rPr>
+          <w:lang w:val="es_ES" w:bidi="es_ES"/>
+        </w:rPr>
         <w:t>).</w:t>
       </w:r>
-      <w:r/>
-      <w:r/>
-    </w:p>
-    <w:p>
-      <w:r/>
+      <w:r>
+        <w:rPr>
+          <w:lang w:val="es_ES" w:bidi="es_ES"/>
+        </w:rPr>
+      </w:r>
+      <w:r>
+        <w:rPr>
+          <w:lang w:val="es_ES" w:bidi="es_ES"/>
+        </w:rPr>
+      </w:r>
+    </w:p>
+    <w:p>
+      <w:pPr/>
+      <w:r>
+        <w:rPr>
+          <w:lang w:val="es_ES" w:bidi="es_ES"/>
+        </w:rPr>
+      </w:r>
     </w:p>
     <w:p>
       <w:pPr>
         <w:pStyle w:val="Heading2"/>
       </w:pPr>
       <w:r>
+        <w:rPr>
+          <w:lang w:val="es_ES" w:bidi="es_ES"/>
+        </w:rPr>
         <w:t>Tito 2:12</w:t>
       </w:r>
-      <w:r/>
+      <w:r>
+        <w:rPr>
+          <w:lang w:val="es_ES" w:bidi="es_ES"/>
+        </w:rPr>
+      </w:r>
     </w:p>
     <w:p>
       <w:pPr>
@@ -1968,16 +3427,29 @@
         <w:spacing w:line="240" w:lineRule="auto"/>
         <w:ind w:left="720"/>
       </w:pPr>
-      <w:r/>
-      <w:r>
+      <w:r>
+        <w:rPr>
+          <w:lang w:val="es_ES" w:bidi="es_ES"/>
+        </w:rPr>
+      </w:r>
+      <w:r>
+        <w:rPr>
+          <w:lang w:val="es_ES" w:bidi="es_ES"/>
+        </w:rPr>
         <w:t>"Enseñándonos"</w:t>
       </w:r>
       <w:r>
+        <w:rPr>
+          <w:lang w:val="es_ES" w:bidi="es_ES"/>
+        </w:rPr>
         <w:t xml:space="preserve">: El énfasis de esta instrucción recae en las virtudes positivas: sabiduría, justicia y devoción a Dios. En los escritos grecorromanos, estas tres virtudes representan el comportamiento virtuoso en general. Estas virtudes contrarrestan los vicios cretenses (comportamientos o cualidades inmorales) enumerados en </w:t>
       </w:r>
       <w:hyperlink r:id="rId37">
         <w:r>
           <w:rPr>
+            <w:lang w:val="es_ES" w:bidi="es_ES"/>
+          </w:rPr>
+          <w:rPr>
             <w:color w:val="0000EE"/>
             <w:u w:val="single"/>
           </w:rPr>
@@ -1985,11 +3457,17 @@
         </w:r>
       </w:hyperlink>
       <w:r>
+        <w:rPr>
+          <w:lang w:val="es_ES" w:bidi="es_ES"/>
+        </w:rPr>
         <w:t xml:space="preserve"> y se transforman en cualidades completamente cristianas (ver </w:t>
       </w:r>
       <w:hyperlink r:id="rId28">
         <w:r>
           <w:rPr>
+            <w:lang w:val="es_ES" w:bidi="es_ES"/>
+          </w:rPr>
+          <w:rPr>
             <w:color w:val="0000EE"/>
             <w:u w:val="single"/>
           </w:rPr>
@@ -1997,6 +3475,9 @@
         </w:r>
       </w:hyperlink>
       <w:r>
+        <w:rPr>
+          <w:lang w:val="es_ES" w:bidi="es_ES"/>
+        </w:rPr>
         <w:t>).</w:t>
       </w:r>
     </w:p>
@@ -2006,24 +3487,51 @@
         <w:spacing w:line="240" w:lineRule="auto"/>
         <w:ind w:left="720"/>
       </w:pPr>
-      <w:r/>
-      <w:r>
+      <w:r>
+        <w:rPr>
+          <w:lang w:val="es_ES" w:bidi="es_ES"/>
+        </w:rPr>
+      </w:r>
+      <w:r>
+        <w:rPr>
+          <w:lang w:val="es_ES" w:bidi="es_ES"/>
+        </w:rPr>
         <w:t>Pablo anima a los cretenses a encarnar estas virtudes, para mostrar claramente a sus compañeros cretenses que una vida virtuosa proviene solo de la gracia de Dios en Jesucristo.</w:t>
       </w:r>
-      <w:r/>
-      <w:r/>
-    </w:p>
-    <w:p>
-      <w:r/>
+      <w:r>
+        <w:rPr>
+          <w:lang w:val="es_ES" w:bidi="es_ES"/>
+        </w:rPr>
+      </w:r>
+      <w:r>
+        <w:rPr>
+          <w:lang w:val="es_ES" w:bidi="es_ES"/>
+        </w:rPr>
+      </w:r>
+    </w:p>
+    <w:p>
+      <w:pPr/>
+      <w:r>
+        <w:rPr>
+          <w:lang w:val="es_ES" w:bidi="es_ES"/>
+        </w:rPr>
+      </w:r>
     </w:p>
     <w:p>
       <w:pPr>
         <w:pStyle w:val="Heading2"/>
       </w:pPr>
       <w:r>
+        <w:rPr>
+          <w:lang w:val="es_ES" w:bidi="es_ES"/>
+        </w:rPr>
         <w:t>Tito 2:13</w:t>
       </w:r>
-      <w:r/>
+      <w:r>
+        <w:rPr>
+          <w:lang w:val="es_ES" w:bidi="es_ES"/>
+        </w:rPr>
+      </w:r>
     </w:p>
     <w:p>
       <w:pPr>
@@ -2031,8 +3539,15 @@
         <w:spacing w:line="240" w:lineRule="auto"/>
         <w:ind w:left="720"/>
       </w:pPr>
-      <w:r/>
-      <w:r>
+      <w:r>
+        <w:rPr>
+          <w:lang w:val="es_ES" w:bidi="es_ES"/>
+        </w:rPr>
+      </w:r>
+      <w:r>
+        <w:rPr>
+          <w:lang w:val="es_ES" w:bidi="es_ES"/>
+        </w:rPr>
         <w:t>"aguardando": Esto implica esperanza así como responsabilidad futura, ambas de las cuales fomentan un comportamiento piadoso en el presente.</w:t>
       </w:r>
     </w:p>
@@ -2042,13 +3557,23 @@
         <w:spacing w:line="240" w:lineRule="auto"/>
         <w:ind w:left="720"/>
       </w:pPr>
-      <w:r/>
-      <w:r>
+      <w:r>
+        <w:rPr>
+          <w:lang w:val="es_ES" w:bidi="es_ES"/>
+        </w:rPr>
+      </w:r>
+      <w:r>
+        <w:rPr>
+          <w:lang w:val="es_ES" w:bidi="es_ES"/>
+        </w:rPr>
         <w:t xml:space="preserve">"manifestación": La palabra griega utilizada aquí es prominente en las cartas a Timoteo y Tito (“epifanía” o “aparición”, también </w:t>
       </w:r>
       <w:hyperlink r:id="rId80">
         <w:r>
           <w:rPr>
+            <w:lang w:val="es_ES" w:bidi="es_ES"/>
+          </w:rPr>
+          <w:rPr>
             <w:color w:val="0000EE"/>
             <w:u w:val="single"/>
           </w:rPr>
@@ -2056,12 +3581,21 @@
         </w:r>
       </w:hyperlink>
       <w:r>
+        <w:rPr>
+          <w:lang w:val="es_ES" w:bidi="es_ES"/>
+        </w:rPr>
         <w:t xml:space="preserve">, ver </w:t>
       </w:r>
       <w:r>
+        <w:rPr>
+          <w:lang w:val="es_ES" w:bidi="es_ES"/>
+        </w:rPr>
         <w:t>nota de estudio sobre 1 Timoteo 6:14</w:t>
       </w:r>
       <w:r>
+        <w:rPr>
+          <w:lang w:val="es_ES" w:bidi="es_ES"/>
+        </w:rPr>
         <w:t>).</w:t>
       </w:r>
     </w:p>
@@ -2071,13 +3605,23 @@
         <w:spacing w:line="240" w:lineRule="auto"/>
         <w:ind w:left="720"/>
       </w:pPr>
-      <w:r/>
-      <w:r>
+      <w:r>
+        <w:rPr>
+          <w:lang w:val="es_ES" w:bidi="es_ES"/>
+        </w:rPr>
+      </w:r>
+      <w:r>
+        <w:rPr>
+          <w:lang w:val="es_ES" w:bidi="es_ES"/>
+        </w:rPr>
         <w:t xml:space="preserve">"gran Dios y Salvador": Este es uno de los pocos lugares en el Nuevo Testamento donde Jesucristo es llamado explícitamente “Dios” (ver también </w:t>
       </w:r>
       <w:hyperlink r:id="rId81">
         <w:r>
           <w:rPr>
+            <w:lang w:val="es_ES" w:bidi="es_ES"/>
+          </w:rPr>
+          <w:rPr>
             <w:color w:val="0000EE"/>
             <w:u w:val="single"/>
           </w:rPr>
@@ -2085,11 +3629,17 @@
         </w:r>
       </w:hyperlink>
       <w:r>
+        <w:rPr>
+          <w:lang w:val="es_ES" w:bidi="es_ES"/>
+        </w:rPr>
         <w:t xml:space="preserve"> </w:t>
       </w:r>
       <w:hyperlink r:id="rId82">
         <w:r>
           <w:rPr>
+            <w:lang w:val="es_ES" w:bidi="es_ES"/>
+          </w:rPr>
+          <w:rPr>
             <w:color w:val="0000EE"/>
             <w:u w:val="single"/>
           </w:rPr>
@@ -2097,11 +3647,17 @@
         </w:r>
       </w:hyperlink>
       <w:r>
+        <w:rPr>
+          <w:lang w:val="es_ES" w:bidi="es_ES"/>
+        </w:rPr>
         <w:t xml:space="preserve">, </w:t>
       </w:r>
       <w:hyperlink r:id="rId83">
         <w:r>
           <w:rPr>
+            <w:lang w:val="es_ES" w:bidi="es_ES"/>
+          </w:rPr>
+          <w:rPr>
             <w:color w:val="0000EE"/>
             <w:u w:val="single"/>
           </w:rPr>
@@ -2109,11 +3665,17 @@
         </w:r>
       </w:hyperlink>
       <w:r>
+        <w:rPr>
+          <w:lang w:val="es_ES" w:bidi="es_ES"/>
+        </w:rPr>
         <w:t xml:space="preserve">, </w:t>
       </w:r>
       <w:hyperlink r:id="rId84">
         <w:r>
           <w:rPr>
+            <w:lang w:val="es_ES" w:bidi="es_ES"/>
+          </w:rPr>
+          <w:rPr>
             <w:color w:val="0000EE"/>
             <w:u w:val="single"/>
           </w:rPr>
@@ -2121,11 +3683,17 @@
         </w:r>
       </w:hyperlink>
       <w:r>
+        <w:rPr>
+          <w:lang w:val="es_ES" w:bidi="es_ES"/>
+        </w:rPr>
         <w:t xml:space="preserve">, </w:t>
       </w:r>
       <w:hyperlink r:id="rId85">
         <w:r>
           <w:rPr>
+            <w:lang w:val="es_ES" w:bidi="es_ES"/>
+          </w:rPr>
+          <w:rPr>
             <w:color w:val="0000EE"/>
             <w:u w:val="single"/>
           </w:rPr>
@@ -2133,11 +3701,17 @@
         </w:r>
       </w:hyperlink>
       <w:r>
+        <w:rPr>
+          <w:lang w:val="es_ES" w:bidi="es_ES"/>
+        </w:rPr>
         <w:t xml:space="preserve"> posiblemente </w:t>
       </w:r>
       <w:hyperlink r:id="rId86">
         <w:r>
           <w:rPr>
+            <w:lang w:val="es_ES" w:bidi="es_ES"/>
+          </w:rPr>
+          <w:rPr>
             <w:color w:val="0000EE"/>
             <w:u w:val="single"/>
           </w:rPr>
@@ -2145,28 +3719,57 @@
         </w:r>
       </w:hyperlink>
       <w:r>
+        <w:rPr>
+          <w:lang w:val="es_ES" w:bidi="es_ES"/>
+        </w:rPr>
         <w:t xml:space="preserve">). Sin embargo, esta afirmación es completamente consistente con los roles y atributos de Cristo y la adoración que él recibe. Es posible que este título se utilice aquí para afirmar que Cristo no es un mero humano elevado al estatus de otros dioses (ver </w:t>
       </w:r>
       <w:r>
+        <w:rPr>
+          <w:lang w:val="es_ES" w:bidi="es_ES"/>
+        </w:rPr>
         <w:t>nota de estudio sobre Tito 1:12</w:t>
       </w:r>
       <w:r>
+        <w:rPr>
+          <w:lang w:val="es_ES" w:bidi="es_ES"/>
+        </w:rPr>
         <w:t>). Cuando se escribió esta carta, los cristianos insistían cada vez más en que solo Cristo, en lugar de gobernantes y emperadores, debía ser llamado divino.</w:t>
       </w:r>
-      <w:r/>
-      <w:r/>
-    </w:p>
-    <w:p>
-      <w:r/>
+      <w:r>
+        <w:rPr>
+          <w:lang w:val="es_ES" w:bidi="es_ES"/>
+        </w:rPr>
+      </w:r>
+      <w:r>
+        <w:rPr>
+          <w:lang w:val="es_ES" w:bidi="es_ES"/>
+        </w:rPr>
+      </w:r>
+    </w:p>
+    <w:p>
+      <w:pPr/>
+      <w:r>
+        <w:rPr>
+          <w:lang w:val="es_ES" w:bidi="es_ES"/>
+        </w:rPr>
+      </w:r>
     </w:p>
     <w:p>
       <w:pPr>
         <w:pStyle w:val="Heading2"/>
       </w:pPr>
       <w:r>
+        <w:rPr>
+          <w:lang w:val="es_ES" w:bidi="es_ES"/>
+        </w:rPr>
         <w:t>Tito 2:14</w:t>
       </w:r>
-      <w:r/>
+      <w:r>
+        <w:rPr>
+          <w:lang w:val="es_ES" w:bidi="es_ES"/>
+        </w:rPr>
+      </w:r>
     </w:p>
     <w:p>
       <w:pPr>
@@ -2174,13 +3777,23 @@
         <w:spacing w:line="240" w:lineRule="auto"/>
         <w:ind w:left="720"/>
       </w:pPr>
-      <w:r/>
-      <w:r>
+      <w:r>
+        <w:rPr>
+          <w:lang w:val="es_ES" w:bidi="es_ES"/>
+        </w:rPr>
+      </w:r>
+      <w:r>
+        <w:rPr>
+          <w:lang w:val="es_ES" w:bidi="es_ES"/>
+        </w:rPr>
         <w:t xml:space="preserve">La salvación produce un pueblo que tiene el deseo y la capacidad de hacer las buenas obras descritas en </w:t>
       </w:r>
       <w:hyperlink r:id="rId39">
         <w:r>
           <w:rPr>
+            <w:lang w:val="es_ES" w:bidi="es_ES"/>
+          </w:rPr>
+          <w:rPr>
             <w:color w:val="0000EE"/>
             <w:u w:val="single"/>
           </w:rPr>
@@ -2188,6 +3801,9 @@
         </w:r>
       </w:hyperlink>
       <w:r>
+        <w:rPr>
+          <w:lang w:val="es_ES" w:bidi="es_ES"/>
+        </w:rPr>
         <w:t>.</w:t>
       </w:r>
     </w:p>
@@ -2197,16 +3813,29 @@
         <w:spacing w:line="240" w:lineRule="auto"/>
         <w:ind w:left="720"/>
       </w:pPr>
-      <w:r/>
-      <w:r>
+      <w:r>
+        <w:rPr>
+          <w:lang w:val="es_ES" w:bidi="es_ES"/>
+        </w:rPr>
+      </w:r>
+      <w:r>
+        <w:rPr>
+          <w:lang w:val="es_ES" w:bidi="es_ES"/>
+        </w:rPr>
         <w:t>"Quien se dio a sí mismo"</w:t>
       </w:r>
       <w:r>
+        <w:rPr>
+          <w:lang w:val="es_ES" w:bidi="es_ES"/>
+        </w:rPr>
         <w:t xml:space="preserve">: Véase también </w:t>
       </w:r>
       <w:hyperlink r:id="rId24">
         <w:r>
           <w:rPr>
+            <w:lang w:val="es_ES" w:bidi="es_ES"/>
+          </w:rPr>
+          <w:rPr>
             <w:color w:val="0000EE"/>
             <w:u w:val="single"/>
           </w:rPr>
@@ -2214,6 +3843,9 @@
         </w:r>
       </w:hyperlink>
       <w:r>
+        <w:rPr>
+          <w:lang w:val="es_ES" w:bidi="es_ES"/>
+        </w:rPr>
         <w:t>.</w:t>
       </w:r>
     </w:p>
@@ -2223,13 +3855,23 @@
         <w:spacing w:line="240" w:lineRule="auto"/>
         <w:ind w:left="720"/>
       </w:pPr>
-      <w:r/>
-      <w:r>
+      <w:r>
+        <w:rPr>
+          <w:lang w:val="es_ES" w:bidi="es_ES"/>
+        </w:rPr>
+      </w:r>
+      <w:r>
+        <w:rPr>
+          <w:lang w:val="es_ES" w:bidi="es_ES"/>
+        </w:rPr>
         <w:t xml:space="preserve">"para redimirnos": Véase </w:t>
       </w:r>
       <w:hyperlink r:id="rId87">
         <w:r>
           <w:rPr>
+            <w:lang w:val="es_ES" w:bidi="es_ES"/>
+          </w:rPr>
+          <w:rPr>
             <w:color w:val="0000EE"/>
             <w:u w:val="single"/>
           </w:rPr>
@@ -2237,11 +3879,17 @@
         </w:r>
       </w:hyperlink>
       <w:r>
+        <w:rPr>
+          <w:lang w:val="es_ES" w:bidi="es_ES"/>
+        </w:rPr>
         <w:t xml:space="preserve">; </w:t>
       </w:r>
       <w:hyperlink r:id="rId88">
         <w:r>
           <w:rPr>
+            <w:lang w:val="es_ES" w:bidi="es_ES"/>
+          </w:rPr>
+          <w:rPr>
             <w:color w:val="0000EE"/>
             <w:u w:val="single"/>
           </w:rPr>
@@ -2249,11 +3897,17 @@
         </w:r>
       </w:hyperlink>
       <w:r>
+        <w:rPr>
+          <w:lang w:val="es_ES" w:bidi="es_ES"/>
+        </w:rPr>
         <w:t xml:space="preserve">; comparar con </w:t>
       </w:r>
       <w:hyperlink r:id="rId89">
         <w:r>
           <w:rPr>
+            <w:lang w:val="es_ES" w:bidi="es_ES"/>
+          </w:rPr>
+          <w:rPr>
             <w:color w:val="0000EE"/>
             <w:u w:val="single"/>
           </w:rPr>
@@ -2261,6 +3915,9 @@
         </w:r>
       </w:hyperlink>
       <w:r>
+        <w:rPr>
+          <w:lang w:val="es_ES" w:bidi="es_ES"/>
+        </w:rPr>
         <w:t>.</w:t>
       </w:r>
     </w:p>
@@ -2270,19 +3927,35 @@
         <w:spacing w:line="240" w:lineRule="auto"/>
         <w:ind w:left="720"/>
       </w:pPr>
-      <w:r/>
-      <w:r>
+      <w:r>
+        <w:rPr>
+          <w:lang w:val="es_ES" w:bidi="es_ES"/>
+        </w:rPr>
+      </w:r>
+      <w:r>
+        <w:rPr>
+          <w:lang w:val="es_ES" w:bidi="es_ES"/>
+        </w:rPr>
         <w:t>La frase "</w:t>
       </w:r>
       <w:r>
+        <w:rPr>
+          <w:lang w:val="es_ES" w:bidi="es_ES"/>
+        </w:rPr>
         <w:t>un pueblo propio</w:t>
       </w:r>
       <w:r>
+        <w:rPr>
+          <w:lang w:val="es_ES" w:bidi="es_ES"/>
+        </w:rPr>
         <w:t xml:space="preserve">" recuerda la formación de Israel como nación (véase </w:t>
       </w:r>
       <w:hyperlink r:id="rId90">
         <w:r>
           <w:rPr>
+            <w:lang w:val="es_ES" w:bidi="es_ES"/>
+          </w:rPr>
+          <w:rPr>
             <w:color w:val="0000EE"/>
             <w:u w:val="single"/>
           </w:rPr>
@@ -2290,11 +3963,17 @@
         </w:r>
       </w:hyperlink>
       <w:r>
+        <w:rPr>
+          <w:lang w:val="es_ES" w:bidi="es_ES"/>
+        </w:rPr>
         <w:t xml:space="preserve">, </w:t>
       </w:r>
       <w:hyperlink r:id="rId91">
         <w:r>
           <w:rPr>
+            <w:lang w:val="es_ES" w:bidi="es_ES"/>
+          </w:rPr>
+          <w:rPr>
             <w:color w:val="0000EE"/>
             <w:u w:val="single"/>
           </w:rPr>
@@ -2302,11 +3981,17 @@
         </w:r>
       </w:hyperlink>
       <w:r>
+        <w:rPr>
+          <w:lang w:val="es_ES" w:bidi="es_ES"/>
+        </w:rPr>
         <w:t xml:space="preserve"> </w:t>
       </w:r>
       <w:hyperlink r:id="rId92">
         <w:r>
           <w:rPr>
+            <w:lang w:val="es_ES" w:bidi="es_ES"/>
+          </w:rPr>
+          <w:rPr>
             <w:color w:val="0000EE"/>
             <w:u w:val="single"/>
           </w:rPr>
@@ -2314,6 +3999,9 @@
         </w:r>
       </w:hyperlink>
       <w:r>
+        <w:rPr>
+          <w:lang w:val="es_ES" w:bidi="es_ES"/>
+        </w:rPr>
         <w:t>). Los que siguen a Cristo son ahora el pueblo de Dios, su nación, y el Espíritu los guía a guardar el pacto de Dios.</w:t>
       </w:r>
     </w:p>
@@ -2323,13 +4011,23 @@
         <w:spacing w:line="240" w:lineRule="auto"/>
         <w:ind w:left="720"/>
       </w:pPr>
-      <w:r/>
-      <w:r>
+      <w:r>
+        <w:rPr>
+          <w:lang w:val="es_ES" w:bidi="es_ES"/>
+        </w:rPr>
+      </w:r>
+      <w:r>
+        <w:rPr>
+          <w:lang w:val="es_ES" w:bidi="es_ES"/>
+        </w:rPr>
         <w:t xml:space="preserve">"totalmente comprometidos a hacer buenas obras" (literalmente "celosos de buenas obras"): Véase </w:t>
       </w:r>
       <w:hyperlink r:id="rId93">
         <w:r>
           <w:rPr>
+            <w:lang w:val="es_ES" w:bidi="es_ES"/>
+          </w:rPr>
+          <w:rPr>
             <w:color w:val="0000EE"/>
             <w:u w:val="single"/>
           </w:rPr>
@@ -2337,11 +4035,17 @@
         </w:r>
       </w:hyperlink>
       <w:r>
+        <w:rPr>
+          <w:lang w:val="es_ES" w:bidi="es_ES"/>
+        </w:rPr>
         <w:t xml:space="preserve">, </w:t>
       </w:r>
       <w:hyperlink r:id="rId94">
         <w:r>
           <w:rPr>
+            <w:lang w:val="es_ES" w:bidi="es_ES"/>
+          </w:rPr>
+          <w:rPr>
             <w:color w:val="0000EE"/>
             <w:u w:val="single"/>
           </w:rPr>
@@ -2349,22 +4053,45 @@
         </w:r>
       </w:hyperlink>
       <w:r>
+        <w:rPr>
+          <w:lang w:val="es_ES" w:bidi="es_ES"/>
+        </w:rPr>
         <w:t>.</w:t>
       </w:r>
-      <w:r/>
-      <w:r/>
-    </w:p>
-    <w:p>
-      <w:r/>
+      <w:r>
+        <w:rPr>
+          <w:lang w:val="es_ES" w:bidi="es_ES"/>
+        </w:rPr>
+      </w:r>
+      <w:r>
+        <w:rPr>
+          <w:lang w:val="es_ES" w:bidi="es_ES"/>
+        </w:rPr>
+      </w:r>
+    </w:p>
+    <w:p>
+      <w:pPr/>
+      <w:r>
+        <w:rPr>
+          <w:lang w:val="es_ES" w:bidi="es_ES"/>
+        </w:rPr>
+      </w:r>
     </w:p>
     <w:p>
       <w:pPr>
         <w:pStyle w:val="Heading2"/>
       </w:pPr>
       <w:r>
+        <w:rPr>
+          <w:lang w:val="es_ES" w:bidi="es_ES"/>
+        </w:rPr>
         <w:t>Tito 3:1</w:t>
       </w:r>
-      <w:r/>
+      <w:r>
+        <w:rPr>
+          <w:lang w:val="es_ES" w:bidi="es_ES"/>
+        </w:rPr>
+      </w:r>
     </w:p>
     <w:p>
       <w:pPr>
@@ -2372,13 +4099,23 @@
         <w:spacing w:line="240" w:lineRule="auto"/>
         <w:ind w:left="720"/>
       </w:pPr>
-      <w:r/>
-      <w:r>
+      <w:r>
+        <w:rPr>
+          <w:lang w:val="es_ES" w:bidi="es_ES"/>
+        </w:rPr>
+      </w:r>
+      <w:r>
+        <w:rPr>
+          <w:lang w:val="es_ES" w:bidi="es_ES"/>
+        </w:rPr>
         <w:t>Pablo podría estar diciendo a los creyentes que hagan una clara distinción entre ellos y la población general desordenada. Alternativamente, los alborotadores (</w:t>
       </w:r>
       <w:hyperlink r:id="rId95">
         <w:r>
           <w:rPr>
+            <w:lang w:val="es_ES" w:bidi="es_ES"/>
+          </w:rPr>
+          <w:rPr>
             <w:color w:val="0000EE"/>
             <w:u w:val="single"/>
           </w:rPr>
@@ -2386,11 +4123,17 @@
         </w:r>
       </w:hyperlink>
       <w:r>
+        <w:rPr>
+          <w:lang w:val="es_ES" w:bidi="es_ES"/>
+        </w:rPr>
         <w:t xml:space="preserve">, </w:t>
       </w:r>
       <w:hyperlink r:id="rId96">
         <w:r>
           <w:rPr>
+            <w:lang w:val="es_ES" w:bidi="es_ES"/>
+          </w:rPr>
+          <w:rPr>
             <w:color w:val="0000EE"/>
             <w:u w:val="single"/>
           </w:rPr>
@@ -2398,11 +4141,17 @@
         </w:r>
       </w:hyperlink>
       <w:r>
+        <w:rPr>
+          <w:lang w:val="es_ES" w:bidi="es_ES"/>
+        </w:rPr>
         <w:t xml:space="preserve">) podrían haber adoptado comportamientos desordenados como resultado de sus falsas enseñanzas (como es probable en </w:t>
       </w:r>
       <w:hyperlink r:id="rId77">
         <w:r>
           <w:rPr>
+            <w:lang w:val="es_ES" w:bidi="es_ES"/>
+          </w:rPr>
+          <w:rPr>
             <w:color w:val="0000EE"/>
             <w:u w:val="single"/>
           </w:rPr>
@@ -2410,6 +4159,9 @@
         </w:r>
       </w:hyperlink>
       <w:r>
+        <w:rPr>
+          <w:lang w:val="es_ES" w:bidi="es_ES"/>
+        </w:rPr>
         <w:t>).</w:t>
       </w:r>
     </w:p>
@@ -2419,22 +4171,36 @@
         <w:spacing w:line="240" w:lineRule="auto"/>
         <w:ind w:left="720"/>
       </w:pPr>
-      <w:r/>
-      <w:r>
+      <w:r>
+        <w:rPr>
+          <w:lang w:val="es_ES" w:bidi="es_ES"/>
+        </w:rPr>
+      </w:r>
+      <w:r>
+        <w:rPr>
+          <w:lang w:val="es_ES" w:bidi="es_ES"/>
+        </w:rPr>
         <w:t>Sobre las relaciones con gobernantes y autoridades</w:t>
       </w:r>
       <w:r>
         <w:rPr>
           <w:i/>
+          <w:lang w:val="es_ES" w:bidi="es_ES"/>
         </w:rPr>
         <w:t>,</w:t>
       </w:r>
       <w:r>
+        <w:rPr>
+          <w:lang w:val="es_ES" w:bidi="es_ES"/>
+        </w:rPr>
         <w:t xml:space="preserve"> ver </w:t>
       </w:r>
       <w:hyperlink r:id="rId97">
         <w:r>
           <w:rPr>
+            <w:lang w:val="es_ES" w:bidi="es_ES"/>
+          </w:rPr>
+          <w:rPr>
             <w:color w:val="0000EE"/>
             <w:u w:val="single"/>
           </w:rPr>
@@ -2442,11 +4208,17 @@
         </w:r>
       </w:hyperlink>
       <w:r>
+        <w:rPr>
+          <w:lang w:val="es_ES" w:bidi="es_ES"/>
+        </w:rPr>
         <w:t xml:space="preserve">, </w:t>
       </w:r>
       <w:hyperlink r:id="rId98">
         <w:r>
           <w:rPr>
+            <w:lang w:val="es_ES" w:bidi="es_ES"/>
+          </w:rPr>
+          <w:rPr>
             <w:color w:val="0000EE"/>
             <w:u w:val="single"/>
           </w:rPr>
@@ -2454,31 +4226,65 @@
         </w:r>
       </w:hyperlink>
       <w:r>
+        <w:rPr>
+          <w:lang w:val="es_ES" w:bidi="es_ES"/>
+        </w:rPr>
         <w:t>.</w:t>
       </w:r>
-      <w:r/>
-      <w:r/>
-    </w:p>
-    <w:p>
-      <w:r/>
+      <w:r>
+        <w:rPr>
+          <w:lang w:val="es_ES" w:bidi="es_ES"/>
+        </w:rPr>
+      </w:r>
+      <w:r>
+        <w:rPr>
+          <w:lang w:val="es_ES" w:bidi="es_ES"/>
+        </w:rPr>
+      </w:r>
+    </w:p>
+    <w:p>
+      <w:pPr/>
+      <w:r>
+        <w:rPr>
+          <w:lang w:val="es_ES" w:bidi="es_ES"/>
+        </w:rPr>
+      </w:r>
     </w:p>
     <w:p>
       <w:pPr>
         <w:pStyle w:val="Heading2"/>
       </w:pPr>
       <w:r>
+        <w:rPr>
+          <w:lang w:val="es_ES" w:bidi="es_ES"/>
+        </w:rPr>
         <w:t>Tito 3:1–11</w:t>
       </w:r>
-      <w:r/>
-    </w:p>
-    <w:p>
-      <w:r/>
-      <w:r>
+      <w:r>
+        <w:rPr>
+          <w:lang w:val="es_ES" w:bidi="es_ES"/>
+        </w:rPr>
+      </w:r>
+    </w:p>
+    <w:p>
+      <w:pPr/>
+      <w:r>
+        <w:rPr>
+          <w:lang w:val="es_ES" w:bidi="es_ES"/>
+        </w:rPr>
+      </w:r>
+      <w:r>
+        <w:rPr>
+          <w:lang w:val="es_ES" w:bidi="es_ES"/>
+        </w:rPr>
         <w:t>El énfasis en la enseñanza sana (</w:t>
       </w:r>
       <w:hyperlink r:id="rId66">
         <w:r>
           <w:rPr>
+            <w:lang w:val="es_ES" w:bidi="es_ES"/>
+          </w:rPr>
+          <w:rPr>
             <w:color w:val="0000EE"/>
             <w:u w:val="single"/>
           </w:rPr>
@@ -2486,11 +4292,17 @@
         </w:r>
       </w:hyperlink>
       <w:r>
+        <w:rPr>
+          <w:lang w:val="es_ES" w:bidi="es_ES"/>
+        </w:rPr>
         <w:t xml:space="preserve">, </w:t>
       </w:r>
       <w:hyperlink r:id="rId99">
         <w:r>
           <w:rPr>
+            <w:lang w:val="es_ES" w:bidi="es_ES"/>
+          </w:rPr>
+          <w:rPr>
             <w:color w:val="0000EE"/>
             <w:u w:val="single"/>
           </w:rPr>
@@ -2498,11 +4310,17 @@
         </w:r>
       </w:hyperlink>
       <w:r>
+        <w:rPr>
+          <w:lang w:val="es_ES" w:bidi="es_ES"/>
+        </w:rPr>
         <w:t xml:space="preserve">) continúa. Ahora Pablo cambia su enfoque a cómo la comunidad cristiana se relaciona con la sociedad en general (comparar </w:t>
       </w:r>
       <w:hyperlink r:id="rId100">
         <w:r>
           <w:rPr>
+            <w:lang w:val="es_ES" w:bidi="es_ES"/>
+          </w:rPr>
+          <w:rPr>
             <w:color w:val="0000EE"/>
             <w:u w:val="single"/>
           </w:rPr>
@@ -2510,11 +4328,17 @@
         </w:r>
       </w:hyperlink>
       <w:r>
+        <w:rPr>
+          <w:lang w:val="es_ES" w:bidi="es_ES"/>
+        </w:rPr>
         <w:t xml:space="preserve">). Como en </w:t>
       </w:r>
       <w:hyperlink r:id="rId101">
         <w:r>
           <w:rPr>
+            <w:lang w:val="es_ES" w:bidi="es_ES"/>
+          </w:rPr>
+          <w:rPr>
             <w:color w:val="0000EE"/>
             <w:u w:val="single"/>
           </w:rPr>
@@ -2522,11 +4346,17 @@
         </w:r>
       </w:hyperlink>
       <w:r>
+        <w:rPr>
+          <w:lang w:val="es_ES" w:bidi="es_ES"/>
+        </w:rPr>
         <w:t>, las instrucciones de Dios para su pueblo (</w:t>
       </w:r>
       <w:hyperlink r:id="rId102">
         <w:r>
           <w:rPr>
+            <w:lang w:val="es_ES" w:bidi="es_ES"/>
+          </w:rPr>
+          <w:rPr>
             <w:color w:val="0000EE"/>
             <w:u w:val="single"/>
           </w:rPr>
@@ -2534,11 +4364,17 @@
         </w:r>
       </w:hyperlink>
       <w:r>
+        <w:rPr>
+          <w:lang w:val="es_ES" w:bidi="es_ES"/>
+        </w:rPr>
         <w:t>) se basan en sus interacciones con ellos (</w:t>
       </w:r>
       <w:hyperlink r:id="rId79">
         <w:r>
           <w:rPr>
+            <w:lang w:val="es_ES" w:bidi="es_ES"/>
+          </w:rPr>
+          <w:rPr>
             <w:color w:val="0000EE"/>
             <w:u w:val="single"/>
           </w:rPr>
@@ -2546,17 +4382,29 @@
         </w:r>
       </w:hyperlink>
       <w:r>
+        <w:rPr>
+          <w:lang w:val="es_ES" w:bidi="es_ES"/>
+        </w:rPr>
         <w:t xml:space="preserve">, comparar </w:t>
       </w:r>
       <w:r>
+        <w:rPr>
+          <w:lang w:val="es_ES" w:bidi="es_ES"/>
+        </w:rPr>
         <w:t>nota de estudio sobre 2:11–15</w:t>
       </w:r>
       <w:r>
+        <w:rPr>
+          <w:lang w:val="es_ES" w:bidi="es_ES"/>
+        </w:rPr>
         <w:t>). Luego Pablo instruye a Tito a evitar discusiones inútiles y a insistir en la enseñanza beneficiosa (</w:t>
       </w:r>
       <w:hyperlink r:id="rId103">
         <w:r>
           <w:rPr>
+            <w:lang w:val="es_ES" w:bidi="es_ES"/>
+          </w:rPr>
+          <w:rPr>
             <w:color w:val="0000EE"/>
             <w:u w:val="single"/>
           </w:rPr>
@@ -2564,31 +4412,65 @@
         </w:r>
       </w:hyperlink>
       <w:r>
+        <w:rPr>
+          <w:lang w:val="es_ES" w:bidi="es_ES"/>
+        </w:rPr>
         <w:t>).</w:t>
       </w:r>
-      <w:r/>
-      <w:r/>
-    </w:p>
-    <w:p>
-      <w:r/>
+      <w:r>
+        <w:rPr>
+          <w:lang w:val="es_ES" w:bidi="es_ES"/>
+        </w:rPr>
+      </w:r>
+      <w:r>
+        <w:rPr>
+          <w:lang w:val="es_ES" w:bidi="es_ES"/>
+        </w:rPr>
+      </w:r>
+    </w:p>
+    <w:p>
+      <w:pPr/>
+      <w:r>
+        <w:rPr>
+          <w:lang w:val="es_ES" w:bidi="es_ES"/>
+        </w:rPr>
+      </w:r>
     </w:p>
     <w:p>
       <w:pPr>
         <w:pStyle w:val="Heading2"/>
       </w:pPr>
       <w:r>
+        <w:rPr>
+          <w:lang w:val="es_ES" w:bidi="es_ES"/>
+        </w:rPr>
         <w:t>Tito 3:3</w:t>
       </w:r>
-      <w:r/>
-    </w:p>
-    <w:p>
-      <w:r/>
-      <w:r>
+      <w:r>
+        <w:rPr>
+          <w:lang w:val="es_ES" w:bidi="es_ES"/>
+        </w:rPr>
+      </w:r>
+    </w:p>
+    <w:p>
+      <w:pPr/>
+      <w:r>
+        <w:rPr>
+          <w:lang w:val="es_ES" w:bidi="es_ES"/>
+        </w:rPr>
+      </w:r>
+      <w:r>
+        <w:rPr>
+          <w:lang w:val="es_ES" w:bidi="es_ES"/>
+        </w:rPr>
         <w:t>Ser humilde y tratar a todos con respeto (</w:t>
       </w:r>
       <w:hyperlink r:id="rId104">
         <w:r>
           <w:rPr>
+            <w:lang w:val="es_ES" w:bidi="es_ES"/>
+          </w:rPr>
+          <w:rPr>
             <w:color w:val="0000EE"/>
             <w:u w:val="single"/>
           </w:rPr>
@@ -2596,11 +4478,17 @@
         </w:r>
       </w:hyperlink>
       <w:r>
+        <w:rPr>
+          <w:lang w:val="es_ES" w:bidi="es_ES"/>
+        </w:rPr>
         <w:t>) es apropiado, especialmente cuando recordamos nuestra propia condición cuando la bondad y el amor de Dios vinieron a nosotros (</w:t>
       </w:r>
       <w:hyperlink r:id="rId29">
         <w:r>
           <w:rPr>
+            <w:lang w:val="es_ES" w:bidi="es_ES"/>
+          </w:rPr>
+          <w:rPr>
             <w:color w:val="0000EE"/>
             <w:u w:val="single"/>
           </w:rPr>
@@ -2608,11 +4496,17 @@
         </w:r>
       </w:hyperlink>
       <w:r>
+        <w:rPr>
+          <w:lang w:val="es_ES" w:bidi="es_ES"/>
+        </w:rPr>
         <w:t xml:space="preserve">, ver </w:t>
       </w:r>
       <w:hyperlink r:id="rId105">
         <w:r>
           <w:rPr>
+            <w:lang w:val="es_ES" w:bidi="es_ES"/>
+          </w:rPr>
+          <w:rPr>
             <w:color w:val="0000EE"/>
             <w:u w:val="single"/>
           </w:rPr>
@@ -2620,11 +4514,17 @@
         </w:r>
       </w:hyperlink>
       <w:r>
+        <w:rPr>
+          <w:lang w:val="es_ES" w:bidi="es_ES"/>
+        </w:rPr>
         <w:t xml:space="preserve">, </w:t>
       </w:r>
       <w:hyperlink r:id="rId106">
         <w:r>
           <w:rPr>
+            <w:lang w:val="es_ES" w:bidi="es_ES"/>
+          </w:rPr>
+          <w:rPr>
             <w:color w:val="0000EE"/>
             <w:u w:val="single"/>
           </w:rPr>
@@ -2632,11 +4532,17 @@
         </w:r>
       </w:hyperlink>
       <w:r>
+        <w:rPr>
+          <w:lang w:val="es_ES" w:bidi="es_ES"/>
+        </w:rPr>
         <w:t xml:space="preserve">, </w:t>
       </w:r>
       <w:hyperlink r:id="rId107">
         <w:r>
           <w:rPr>
+            <w:lang w:val="es_ES" w:bidi="es_ES"/>
+          </w:rPr>
+          <w:rPr>
             <w:color w:val="0000EE"/>
             <w:u w:val="single"/>
           </w:rPr>
@@ -2644,11 +4550,17 @@
         </w:r>
       </w:hyperlink>
       <w:r>
+        <w:rPr>
+          <w:lang w:val="es_ES" w:bidi="es_ES"/>
+        </w:rPr>
         <w:t xml:space="preserve">, </w:t>
       </w:r>
       <w:hyperlink r:id="rId108">
         <w:r>
           <w:rPr>
+            <w:lang w:val="es_ES" w:bidi="es_ES"/>
+          </w:rPr>
+          <w:rPr>
             <w:color w:val="0000EE"/>
             <w:u w:val="single"/>
           </w:rPr>
@@ -2656,22 +4568,45 @@
         </w:r>
       </w:hyperlink>
       <w:r>
+        <w:rPr>
+          <w:lang w:val="es_ES" w:bidi="es_ES"/>
+        </w:rPr>
         <w:t>).</w:t>
       </w:r>
-      <w:r/>
-      <w:r/>
-    </w:p>
-    <w:p>
-      <w:r/>
+      <w:r>
+        <w:rPr>
+          <w:lang w:val="es_ES" w:bidi="es_ES"/>
+        </w:rPr>
+      </w:r>
+      <w:r>
+        <w:rPr>
+          <w:lang w:val="es_ES" w:bidi="es_ES"/>
+        </w:rPr>
+      </w:r>
+    </w:p>
+    <w:p>
+      <w:pPr/>
+      <w:r>
+        <w:rPr>
+          <w:lang w:val="es_ES" w:bidi="es_ES"/>
+        </w:rPr>
+      </w:r>
     </w:p>
     <w:p>
       <w:pPr>
         <w:pStyle w:val="Heading2"/>
       </w:pPr>
       <w:r>
+        <w:rPr>
+          <w:lang w:val="es_ES" w:bidi="es_ES"/>
+        </w:rPr>
         <w:t>Tito 3:4</w:t>
       </w:r>
-      <w:r/>
+      <w:r>
+        <w:rPr>
+          <w:lang w:val="es_ES" w:bidi="es_ES"/>
+        </w:rPr>
+      </w:r>
     </w:p>
     <w:p>
       <w:pPr>
@@ -2679,8 +4614,15 @@
         <w:spacing w:line="240" w:lineRule="auto"/>
         <w:ind w:left="720"/>
       </w:pPr>
-      <w:r/>
-      <w:r>
+      <w:r>
+        <w:rPr>
+          <w:lang w:val="es_ES" w:bidi="es_ES"/>
+        </w:rPr>
+      </w:r>
+      <w:r>
+        <w:rPr>
+          <w:lang w:val="es_ES" w:bidi="es_ES"/>
+        </w:rPr>
         <w:t>Debemos comportarnos con nuestros semejantes como Dios actuó hacia nosotros: con bondad y amor. La salvación de Dios hace esto posible.</w:t>
       </w:r>
     </w:p>
@@ -2690,22 +4632,36 @@
         <w:spacing w:line="240" w:lineRule="auto"/>
         <w:ind w:left="720"/>
       </w:pPr>
-      <w:r/>
-      <w:r>
+      <w:r>
+        <w:rPr>
+          <w:lang w:val="es_ES" w:bidi="es_ES"/>
+        </w:rPr>
+      </w:r>
+      <w:r>
+        <w:rPr>
+          <w:lang w:val="es_ES" w:bidi="es_ES"/>
+        </w:rPr>
         <w:t xml:space="preserve">"manifestó" (literalmente </w:t>
       </w:r>
       <w:r>
         <w:rPr>
           <w:i/>
+          <w:lang w:val="es_ES" w:bidi="es_ES"/>
         </w:rPr>
         <w:t>apareció</w:t>
       </w:r>
       <w:r>
+        <w:rPr>
+          <w:lang w:val="es_ES" w:bidi="es_ES"/>
+        </w:rPr>
         <w:t xml:space="preserve">): La palabra griega se relaciona con la venida de Cristo (también en </w:t>
       </w:r>
       <w:hyperlink r:id="rId80">
         <w:r>
           <w:rPr>
+            <w:lang w:val="es_ES" w:bidi="es_ES"/>
+          </w:rPr>
+          <w:rPr>
             <w:color w:val="0000EE"/>
             <w:u w:val="single"/>
           </w:rPr>
@@ -2713,11 +4669,17 @@
         </w:r>
       </w:hyperlink>
       <w:r>
+        <w:rPr>
+          <w:lang w:val="es_ES" w:bidi="es_ES"/>
+        </w:rPr>
         <w:t xml:space="preserve">, </w:t>
       </w:r>
       <w:hyperlink r:id="rId28">
         <w:r>
           <w:rPr>
+            <w:lang w:val="es_ES" w:bidi="es_ES"/>
+          </w:rPr>
+          <w:rPr>
             <w:color w:val="0000EE"/>
             <w:u w:val="single"/>
           </w:rPr>
@@ -2725,37 +4687,77 @@
         </w:r>
       </w:hyperlink>
       <w:r>
+        <w:rPr>
+          <w:lang w:val="es_ES" w:bidi="es_ES"/>
+        </w:rPr>
         <w:t xml:space="preserve">; ver </w:t>
       </w:r>
       <w:r>
+        <w:rPr>
+          <w:lang w:val="es_ES" w:bidi="es_ES"/>
+        </w:rPr>
         <w:t>nota de estudio sobre 1 Timoteo 6:14</w:t>
       </w:r>
       <w:r>
+        <w:rPr>
+          <w:lang w:val="es_ES" w:bidi="es_ES"/>
+        </w:rPr>
         <w:t>).</w:t>
       </w:r>
-      <w:r/>
-      <w:r/>
-    </w:p>
-    <w:p>
-      <w:r/>
+      <w:r>
+        <w:rPr>
+          <w:lang w:val="es_ES" w:bidi="es_ES"/>
+        </w:rPr>
+      </w:r>
+      <w:r>
+        <w:rPr>
+          <w:lang w:val="es_ES" w:bidi="es_ES"/>
+        </w:rPr>
+      </w:r>
+    </w:p>
+    <w:p>
+      <w:pPr/>
+      <w:r>
+        <w:rPr>
+          <w:lang w:val="es_ES" w:bidi="es_ES"/>
+        </w:rPr>
+      </w:r>
     </w:p>
     <w:p>
       <w:pPr>
         <w:pStyle w:val="Heading2"/>
       </w:pPr>
       <w:r>
+        <w:rPr>
+          <w:lang w:val="es_ES" w:bidi="es_ES"/>
+        </w:rPr>
         <w:t>Tito 3:4–7</w:t>
       </w:r>
-      <w:r/>
-    </w:p>
-    <w:p>
-      <w:r/>
-      <w:r>
+      <w:r>
+        <w:rPr>
+          <w:lang w:val="es_ES" w:bidi="es_ES"/>
+        </w:rPr>
+      </w:r>
+    </w:p>
+    <w:p>
+      <w:pPr/>
+      <w:r>
+        <w:rPr>
+          <w:lang w:val="es_ES" w:bidi="es_ES"/>
+        </w:rPr>
+      </w:r>
+      <w:r>
+        <w:rPr>
+          <w:lang w:val="es_ES" w:bidi="es_ES"/>
+        </w:rPr>
         <w:t xml:space="preserve">Este pasaje podría ser un resumen o una cita de la enseñanza tradicional (ver </w:t>
       </w:r>
       <w:hyperlink r:id="rId109">
         <w:r>
           <w:rPr>
+            <w:lang w:val="es_ES" w:bidi="es_ES"/>
+          </w:rPr>
+          <w:rPr>
             <w:color w:val="0000EE"/>
             <w:u w:val="single"/>
           </w:rPr>
@@ -2763,11 +4765,17 @@
         </w:r>
       </w:hyperlink>
       <w:r>
+        <w:rPr>
+          <w:lang w:val="es_ES" w:bidi="es_ES"/>
+        </w:rPr>
         <w:t xml:space="preserve">, </w:t>
       </w:r>
       <w:hyperlink r:id="rId110">
         <w:r>
           <w:rPr>
+            <w:lang w:val="es_ES" w:bidi="es_ES"/>
+          </w:rPr>
+          <w:rPr>
             <w:color w:val="0000EE"/>
             <w:u w:val="single"/>
           </w:rPr>
@@ -2775,22 +4783,45 @@
         </w:r>
       </w:hyperlink>
       <w:r>
+        <w:rPr>
+          <w:lang w:val="es_ES" w:bidi="es_ES"/>
+        </w:rPr>
         <w:t>).</w:t>
       </w:r>
-      <w:r/>
-      <w:r/>
-    </w:p>
-    <w:p>
-      <w:r/>
+      <w:r>
+        <w:rPr>
+          <w:lang w:val="es_ES" w:bidi="es_ES"/>
+        </w:rPr>
+      </w:r>
+      <w:r>
+        <w:rPr>
+          <w:lang w:val="es_ES" w:bidi="es_ES"/>
+        </w:rPr>
+      </w:r>
+    </w:p>
+    <w:p>
+      <w:pPr/>
+      <w:r>
+        <w:rPr>
+          <w:lang w:val="es_ES" w:bidi="es_ES"/>
+        </w:rPr>
+      </w:r>
     </w:p>
     <w:p>
       <w:pPr>
         <w:pStyle w:val="Heading2"/>
       </w:pPr>
       <w:r>
+        <w:rPr>
+          <w:lang w:val="es_ES" w:bidi="es_ES"/>
+        </w:rPr>
         <w:t>Tito 3:5</w:t>
       </w:r>
-      <w:r/>
+      <w:r>
+        <w:rPr>
+          <w:lang w:val="es_ES" w:bidi="es_ES"/>
+        </w:rPr>
+      </w:r>
     </w:p>
     <w:p>
       <w:pPr>
@@ -2798,13 +4829,23 @@
         <w:spacing w:line="240" w:lineRule="auto"/>
         <w:ind w:left="720"/>
       </w:pPr>
-      <w:r/>
-      <w:r>
+      <w:r>
+        <w:rPr>
+          <w:lang w:val="es_ES" w:bidi="es_ES"/>
+        </w:rPr>
+      </w:r>
+      <w:r>
+        <w:rPr>
+          <w:lang w:val="es_ES" w:bidi="es_ES"/>
+        </w:rPr>
         <w:t xml:space="preserve">"no por... sino por": el contraste es entre las acciones humanas que podrían considerarse merecedoras de salvación y la gracia de Dios (ver </w:t>
       </w:r>
       <w:hyperlink r:id="rId111">
         <w:r>
           <w:rPr>
+            <w:lang w:val="es_ES" w:bidi="es_ES"/>
+          </w:rPr>
+          <w:rPr>
             <w:color w:val="0000EE"/>
             <w:u w:val="single"/>
           </w:rPr>
@@ -2812,11 +4853,17 @@
         </w:r>
       </w:hyperlink>
       <w:r>
+        <w:rPr>
+          <w:lang w:val="es_ES" w:bidi="es_ES"/>
+        </w:rPr>
         <w:t>). La salvación es solo a través de la fe en la misericordia de Dios (</w:t>
       </w:r>
       <w:hyperlink r:id="rId112">
         <w:r>
           <w:rPr>
+            <w:lang w:val="es_ES" w:bidi="es_ES"/>
+          </w:rPr>
+          <w:rPr>
             <w:color w:val="0000EE"/>
             <w:u w:val="single"/>
           </w:rPr>
@@ -2824,6 +4871,9 @@
         </w:r>
       </w:hyperlink>
       <w:r>
+        <w:rPr>
+          <w:lang w:val="es_ES" w:bidi="es_ES"/>
+        </w:rPr>
         <w:t>).</w:t>
       </w:r>
     </w:p>
@@ -2833,13 +4883,23 @@
         <w:spacing w:line="240" w:lineRule="auto"/>
         <w:ind w:left="720"/>
       </w:pPr>
-      <w:r/>
-      <w:r>
+      <w:r>
+        <w:rPr>
+          <w:lang w:val="es_ES" w:bidi="es_ES"/>
+        </w:rPr>
+      </w:r>
+      <w:r>
+        <w:rPr>
+          <w:lang w:val="es_ES" w:bidi="es_ES"/>
+        </w:rPr>
         <w:t xml:space="preserve">"lavamiento de la regeneración": Ver </w:t>
       </w:r>
       <w:hyperlink r:id="rId113">
         <w:r>
           <w:rPr>
+            <w:lang w:val="es_ES" w:bidi="es_ES"/>
+          </w:rPr>
+          <w:rPr>
             <w:color w:val="0000EE"/>
             <w:u w:val="single"/>
           </w:rPr>
@@ -2847,11 +4907,17 @@
         </w:r>
       </w:hyperlink>
       <w:r>
+        <w:rPr>
+          <w:lang w:val="es_ES" w:bidi="es_ES"/>
+        </w:rPr>
         <w:t xml:space="preserve">, </w:t>
       </w:r>
       <w:hyperlink r:id="rId114">
         <w:r>
           <w:rPr>
+            <w:lang w:val="es_ES" w:bidi="es_ES"/>
+          </w:rPr>
+          <w:rPr>
             <w:color w:val="0000EE"/>
             <w:u w:val="single"/>
           </w:rPr>
@@ -2859,11 +4925,17 @@
         </w:r>
       </w:hyperlink>
       <w:r>
+        <w:rPr>
+          <w:lang w:val="es_ES" w:bidi="es_ES"/>
+        </w:rPr>
         <w:t xml:space="preserve">, </w:t>
       </w:r>
       <w:hyperlink r:id="rId115">
         <w:r>
           <w:rPr>
+            <w:lang w:val="es_ES" w:bidi="es_ES"/>
+          </w:rPr>
+          <w:rPr>
             <w:color w:val="0000EE"/>
             <w:u w:val="single"/>
           </w:rPr>
@@ -2871,11 +4943,17 @@
         </w:r>
       </w:hyperlink>
       <w:r>
+        <w:rPr>
+          <w:lang w:val="es_ES" w:bidi="es_ES"/>
+        </w:rPr>
         <w:t xml:space="preserve">, </w:t>
       </w:r>
       <w:hyperlink r:id="rId116">
         <w:r>
           <w:rPr>
+            <w:lang w:val="es_ES" w:bidi="es_ES"/>
+          </w:rPr>
+          <w:rPr>
             <w:color w:val="0000EE"/>
             <w:u w:val="single"/>
           </w:rPr>
@@ -2883,11 +4961,17 @@
         </w:r>
       </w:hyperlink>
       <w:r>
+        <w:rPr>
+          <w:lang w:val="es_ES" w:bidi="es_ES"/>
+        </w:rPr>
         <w:t xml:space="preserve">, </w:t>
       </w:r>
       <w:hyperlink r:id="rId117">
         <w:r>
           <w:rPr>
+            <w:lang w:val="es_ES" w:bidi="es_ES"/>
+          </w:rPr>
+          <w:rPr>
             <w:color w:val="0000EE"/>
             <w:u w:val="single"/>
           </w:rPr>
@@ -2895,6 +4979,9 @@
         </w:r>
       </w:hyperlink>
       <w:r>
+        <w:rPr>
+          <w:lang w:val="es_ES" w:bidi="es_ES"/>
+        </w:rPr>
         <w:t>.</w:t>
       </w:r>
     </w:p>
@@ -2904,13 +4991,23 @@
         <w:spacing w:line="240" w:lineRule="auto"/>
         <w:ind w:left="720"/>
       </w:pPr>
-      <w:r/>
-      <w:r>
+      <w:r>
+        <w:rPr>
+          <w:lang w:val="es_ES" w:bidi="es_ES"/>
+        </w:rPr>
+      </w:r>
+      <w:r>
+        <w:rPr>
+          <w:lang w:val="es_ES" w:bidi="es_ES"/>
+        </w:rPr>
         <w:t xml:space="preserve">"y por la renovación en el Espíritu Santo": Esto demuestra una completa salida de la vida de pecado y muerte y una transferencia a la vida de pureza (ver también </w:t>
       </w:r>
       <w:hyperlink r:id="rId118">
         <w:r>
           <w:rPr>
+            <w:lang w:val="es_ES" w:bidi="es_ES"/>
+          </w:rPr>
+          <w:rPr>
             <w:color w:val="0000EE"/>
             <w:u w:val="single"/>
           </w:rPr>
@@ -2918,11 +5015,17 @@
         </w:r>
       </w:hyperlink>
       <w:r>
+        <w:rPr>
+          <w:lang w:val="es_ES" w:bidi="es_ES"/>
+        </w:rPr>
         <w:t xml:space="preserve">, </w:t>
       </w:r>
       <w:hyperlink r:id="rId119">
         <w:r>
           <w:rPr>
+            <w:lang w:val="es_ES" w:bidi="es_ES"/>
+          </w:rPr>
+          <w:rPr>
             <w:color w:val="0000EE"/>
             <w:u w:val="single"/>
           </w:rPr>
@@ -2930,11 +5033,17 @@
         </w:r>
       </w:hyperlink>
       <w:r>
+        <w:rPr>
+          <w:lang w:val="es_ES" w:bidi="es_ES"/>
+        </w:rPr>
         <w:t xml:space="preserve">, </w:t>
       </w:r>
       <w:hyperlink r:id="rId120">
         <w:r>
           <w:rPr>
+            <w:lang w:val="es_ES" w:bidi="es_ES"/>
+          </w:rPr>
+          <w:rPr>
             <w:color w:val="0000EE"/>
             <w:u w:val="single"/>
           </w:rPr>
@@ -2942,22 +5051,45 @@
         </w:r>
       </w:hyperlink>
       <w:r>
+        <w:rPr>
+          <w:lang w:val="es_ES" w:bidi="es_ES"/>
+        </w:rPr>
         <w:t>).</w:t>
       </w:r>
-      <w:r/>
-      <w:r/>
-    </w:p>
-    <w:p>
-      <w:r/>
+      <w:r>
+        <w:rPr>
+          <w:lang w:val="es_ES" w:bidi="es_ES"/>
+        </w:rPr>
+      </w:r>
+      <w:r>
+        <w:rPr>
+          <w:lang w:val="es_ES" w:bidi="es_ES"/>
+        </w:rPr>
+      </w:r>
+    </w:p>
+    <w:p>
+      <w:pPr/>
+      <w:r>
+        <w:rPr>
+          <w:lang w:val="es_ES" w:bidi="es_ES"/>
+        </w:rPr>
+      </w:r>
     </w:p>
     <w:p>
       <w:pPr>
         <w:pStyle w:val="Heading2"/>
       </w:pPr>
       <w:r>
+        <w:rPr>
+          <w:lang w:val="es_ES" w:bidi="es_ES"/>
+        </w:rPr>
         <w:t>Tito 3:7</w:t>
       </w:r>
-      <w:r/>
+      <w:r>
+        <w:rPr>
+          <w:lang w:val="es_ES" w:bidi="es_ES"/>
+        </w:rPr>
+      </w:r>
     </w:p>
     <w:p>
       <w:pPr>
@@ -2965,13 +5097,23 @@
         <w:spacing w:line="240" w:lineRule="auto"/>
         <w:ind w:left="720"/>
       </w:pPr>
-      <w:r/>
-      <w:r>
+      <w:r>
+        <w:rPr>
+          <w:lang w:val="es_ES" w:bidi="es_ES"/>
+        </w:rPr>
+      </w:r>
+      <w:r>
+        <w:rPr>
+          <w:lang w:val="es_ES" w:bidi="es_ES"/>
+        </w:rPr>
         <w:t xml:space="preserve">La primera mitad de este versículo resume </w:t>
       </w:r>
       <w:hyperlink r:id="rId121">
         <w:r>
           <w:rPr>
+            <w:lang w:val="es_ES" w:bidi="es_ES"/>
+          </w:rPr>
+          <w:rPr>
             <w:color w:val="0000EE"/>
             <w:u w:val="single"/>
           </w:rPr>
@@ -2979,6 +5121,9 @@
         </w:r>
       </w:hyperlink>
       <w:r>
+        <w:rPr>
+          <w:lang w:val="es_ES" w:bidi="es_ES"/>
+        </w:rPr>
         <w:t>. La segunda mitad proporciona el propósito de lo que Dios hizo.</w:t>
       </w:r>
     </w:p>
@@ -2988,16 +5133,29 @@
         <w:spacing w:line="240" w:lineRule="auto"/>
         <w:ind w:left="720"/>
       </w:pPr>
-      <w:r/>
-      <w:r>
+      <w:r>
+        <w:rPr>
+          <w:lang w:val="es_ES" w:bidi="es_ES"/>
+        </w:rPr>
+      </w:r>
+      <w:r>
+        <w:rPr>
+          <w:lang w:val="es_ES" w:bidi="es_ES"/>
+        </w:rPr>
         <w:t>"justificados por su gracia"</w:t>
       </w:r>
       <w:r>
+        <w:rPr>
+          <w:lang w:val="es_ES" w:bidi="es_ES"/>
+        </w:rPr>
         <w:t xml:space="preserve"> (literalmente "habiendo sido justificados"): ver </w:t>
       </w:r>
       <w:hyperlink r:id="rId122">
         <w:r>
           <w:rPr>
+            <w:lang w:val="es_ES" w:bidi="es_ES"/>
+          </w:rPr>
+          <w:rPr>
             <w:color w:val="0000EE"/>
             <w:u w:val="single"/>
           </w:rPr>
@@ -3005,11 +5163,17 @@
         </w:r>
       </w:hyperlink>
       <w:r>
+        <w:rPr>
+          <w:lang w:val="es_ES" w:bidi="es_ES"/>
+        </w:rPr>
         <w:t xml:space="preserve">, </w:t>
       </w:r>
       <w:hyperlink r:id="rId123">
         <w:r>
           <w:rPr>
+            <w:lang w:val="es_ES" w:bidi="es_ES"/>
+          </w:rPr>
+          <w:rPr>
             <w:color w:val="0000EE"/>
             <w:u w:val="single"/>
           </w:rPr>
@@ -3017,6 +5181,9 @@
         </w:r>
       </w:hyperlink>
       <w:r>
+        <w:rPr>
+          <w:lang w:val="es_ES" w:bidi="es_ES"/>
+        </w:rPr>
         <w:t>.</w:t>
       </w:r>
     </w:p>
@@ -3026,16 +5193,29 @@
         <w:spacing w:line="240" w:lineRule="auto"/>
         <w:ind w:left="720"/>
       </w:pPr>
-      <w:r/>
-      <w:r>
+      <w:r>
+        <w:rPr>
+          <w:lang w:val="es_ES" w:bidi="es_ES"/>
+        </w:rPr>
+      </w:r>
+      <w:r>
+        <w:rPr>
+          <w:lang w:val="es_ES" w:bidi="es_ES"/>
+        </w:rPr>
         <w:t>"herederos conforme a la esperanza de la vida eterna"</w:t>
       </w:r>
       <w:r>
+        <w:rPr>
+          <w:lang w:val="es_ES" w:bidi="es_ES"/>
+        </w:rPr>
         <w:t>: el Espíritu (</w:t>
       </w:r>
       <w:hyperlink r:id="rId23">
         <w:r>
           <w:rPr>
+            <w:lang w:val="es_ES" w:bidi="es_ES"/>
+          </w:rPr>
+          <w:rPr>
             <w:color w:val="0000EE"/>
             <w:u w:val="single"/>
           </w:rPr>
@@ -3043,11 +5223,17 @@
         </w:r>
       </w:hyperlink>
       <w:r>
+        <w:rPr>
+          <w:lang w:val="es_ES" w:bidi="es_ES"/>
+        </w:rPr>
         <w:t xml:space="preserve">) a menudo se vincula con nuestro estatus como herederos (ver </w:t>
       </w:r>
       <w:hyperlink r:id="rId124">
         <w:r>
           <w:rPr>
+            <w:lang w:val="es_ES" w:bidi="es_ES"/>
+          </w:rPr>
+          <w:rPr>
             <w:color w:val="0000EE"/>
             <w:u w:val="single"/>
           </w:rPr>
@@ -3055,11 +5241,17 @@
         </w:r>
       </w:hyperlink>
       <w:r>
+        <w:rPr>
+          <w:lang w:val="es_ES" w:bidi="es_ES"/>
+        </w:rPr>
         <w:t xml:space="preserve">, </w:t>
       </w:r>
       <w:hyperlink r:id="rId125">
         <w:r>
           <w:rPr>
+            <w:lang w:val="es_ES" w:bidi="es_ES"/>
+          </w:rPr>
+          <w:rPr>
             <w:color w:val="0000EE"/>
             <w:u w:val="single"/>
           </w:rPr>
@@ -3067,11 +5259,17 @@
         </w:r>
       </w:hyperlink>
       <w:r>
+        <w:rPr>
+          <w:lang w:val="es_ES" w:bidi="es_ES"/>
+        </w:rPr>
         <w:t xml:space="preserve">, </w:t>
       </w:r>
       <w:hyperlink r:id="rId126">
         <w:r>
           <w:rPr>
+            <w:lang w:val="es_ES" w:bidi="es_ES"/>
+          </w:rPr>
+          <w:rPr>
             <w:color w:val="0000EE"/>
             <w:u w:val="single"/>
           </w:rPr>
@@ -3079,11 +5277,17 @@
         </w:r>
       </w:hyperlink>
       <w:r>
+        <w:rPr>
+          <w:lang w:val="es_ES" w:bidi="es_ES"/>
+        </w:rPr>
         <w:t xml:space="preserve">, </w:t>
       </w:r>
       <w:hyperlink r:id="rId127">
         <w:r>
           <w:rPr>
+            <w:lang w:val="es_ES" w:bidi="es_ES"/>
+          </w:rPr>
+          <w:rPr>
             <w:color w:val="0000EE"/>
             <w:u w:val="single"/>
           </w:rPr>
@@ -3091,31 +5295,65 @@
         </w:r>
       </w:hyperlink>
       <w:r>
+        <w:rPr>
+          <w:lang w:val="es_ES" w:bidi="es_ES"/>
+        </w:rPr>
         <w:t>).</w:t>
       </w:r>
-      <w:r/>
-      <w:r/>
-    </w:p>
-    <w:p>
-      <w:r/>
+      <w:r>
+        <w:rPr>
+          <w:lang w:val="es_ES" w:bidi="es_ES"/>
+        </w:rPr>
+      </w:r>
+      <w:r>
+        <w:rPr>
+          <w:lang w:val="es_ES" w:bidi="es_ES"/>
+        </w:rPr>
+      </w:r>
+    </w:p>
+    <w:p>
+      <w:pPr/>
+      <w:r>
+        <w:rPr>
+          <w:lang w:val="es_ES" w:bidi="es_ES"/>
+        </w:rPr>
+      </w:r>
     </w:p>
     <w:p>
       <w:pPr>
         <w:pStyle w:val="Heading2"/>
       </w:pPr>
       <w:r>
+        <w:rPr>
+          <w:lang w:val="es_ES" w:bidi="es_ES"/>
+        </w:rPr>
         <w:t>Tito 3:8</w:t>
       </w:r>
-      <w:r/>
-    </w:p>
-    <w:p>
-      <w:r/>
-      <w:r>
+      <w:r>
+        <w:rPr>
+          <w:lang w:val="es_ES" w:bidi="es_ES"/>
+        </w:rPr>
+      </w:r>
+    </w:p>
+    <w:p>
+      <w:pPr/>
+      <w:r>
+        <w:rPr>
+          <w:lang w:val="es_ES" w:bidi="es_ES"/>
+        </w:rPr>
+      </w:r>
+      <w:r>
+        <w:rPr>
+          <w:lang w:val="es_ES" w:bidi="es_ES"/>
+        </w:rPr>
         <w:t xml:space="preserve">El dicho confiable es </w:t>
       </w:r>
       <w:hyperlink r:id="rId128">
         <w:r>
           <w:rPr>
+            <w:lang w:val="es_ES" w:bidi="es_ES"/>
+          </w:rPr>
+          <w:rPr>
             <w:color w:val="0000EE"/>
             <w:u w:val="single"/>
           </w:rPr>
@@ -3123,11 +5361,17 @@
         </w:r>
       </w:hyperlink>
       <w:r>
+        <w:rPr>
+          <w:lang w:val="es_ES" w:bidi="es_ES"/>
+        </w:rPr>
         <w:t xml:space="preserve"> (comparar </w:t>
       </w:r>
       <w:hyperlink r:id="rId109">
         <w:r>
           <w:rPr>
+            <w:lang w:val="es_ES" w:bidi="es_ES"/>
+          </w:rPr>
+          <w:rPr>
             <w:color w:val="0000EE"/>
             <w:u w:val="single"/>
           </w:rPr>
@@ -3135,34 +5379,71 @@
         </w:r>
       </w:hyperlink>
       <w:r>
+        <w:rPr>
+          <w:lang w:val="es_ES" w:bidi="es_ES"/>
+        </w:rPr>
         <w:t>).</w:t>
       </w:r>
-      <w:r/>
-      <w:r/>
-    </w:p>
-    <w:p>
-      <w:r/>
+      <w:r>
+        <w:rPr>
+          <w:lang w:val="es_ES" w:bidi="es_ES"/>
+        </w:rPr>
+      </w:r>
+      <w:r>
+        <w:rPr>
+          <w:lang w:val="es_ES" w:bidi="es_ES"/>
+        </w:rPr>
+      </w:r>
+    </w:p>
+    <w:p>
+      <w:pPr/>
+      <w:r>
+        <w:rPr>
+          <w:lang w:val="es_ES" w:bidi="es_ES"/>
+        </w:rPr>
+      </w:r>
     </w:p>
     <w:p>
       <w:pPr>
         <w:pStyle w:val="Heading2"/>
       </w:pPr>
       <w:r>
+        <w:rPr>
+          <w:lang w:val="es_ES" w:bidi="es_ES"/>
+        </w:rPr>
         <w:t>Tito 3:10–11</w:t>
       </w:r>
-      <w:r/>
-    </w:p>
-    <w:p>
-      <w:r/>
-      <w:r>
+      <w:r>
+        <w:rPr>
+          <w:lang w:val="es_ES" w:bidi="es_ES"/>
+        </w:rPr>
+      </w:r>
+    </w:p>
+    <w:p>
+      <w:pPr/>
+      <w:r>
+        <w:rPr>
+          <w:lang w:val="es_ES" w:bidi="es_ES"/>
+        </w:rPr>
+      </w:r>
+      <w:r>
+        <w:rPr>
+          <w:lang w:val="es_ES" w:bidi="es_ES"/>
+        </w:rPr>
         <w:t>"Al hombre que cause divisiones"</w:t>
       </w:r>
       <w:r>
+        <w:rPr>
+          <w:lang w:val="es_ES" w:bidi="es_ES"/>
+        </w:rPr>
         <w:t xml:space="preserve">: Esto se refiere a personas conflictivas que son difíciles de corregir o cambiar (ver </w:t>
       </w:r>
       <w:hyperlink r:id="rId38">
         <w:r>
           <w:rPr>
+            <w:lang w:val="es_ES" w:bidi="es_ES"/>
+          </w:rPr>
+          <w:rPr>
             <w:color w:val="0000EE"/>
             <w:u w:val="single"/>
           </w:rPr>
@@ -3170,11 +5451,17 @@
         </w:r>
       </w:hyperlink>
       <w:r>
+        <w:rPr>
+          <w:lang w:val="es_ES" w:bidi="es_ES"/>
+        </w:rPr>
         <w:t xml:space="preserve">, </w:t>
       </w:r>
       <w:hyperlink r:id="rId48">
         <w:r>
           <w:rPr>
+            <w:lang w:val="es_ES" w:bidi="es_ES"/>
+          </w:rPr>
+          <w:rPr>
             <w:color w:val="0000EE"/>
             <w:u w:val="single"/>
           </w:rPr>
@@ -3182,22 +5469,45 @@
         </w:r>
       </w:hyperlink>
       <w:r>
+        <w:rPr>
+          <w:lang w:val="es_ES" w:bidi="es_ES"/>
+        </w:rPr>
         <w:t>).</w:t>
       </w:r>
-      <w:r/>
-      <w:r/>
-    </w:p>
-    <w:p>
-      <w:r/>
+      <w:r>
+        <w:rPr>
+          <w:lang w:val="es_ES" w:bidi="es_ES"/>
+        </w:rPr>
+      </w:r>
+      <w:r>
+        <w:rPr>
+          <w:lang w:val="es_ES" w:bidi="es_ES"/>
+        </w:rPr>
+      </w:r>
+    </w:p>
+    <w:p>
+      <w:pPr/>
+      <w:r>
+        <w:rPr>
+          <w:lang w:val="es_ES" w:bidi="es_ES"/>
+        </w:rPr>
+      </w:r>
     </w:p>
     <w:p>
       <w:pPr>
         <w:pStyle w:val="Heading2"/>
       </w:pPr>
       <w:r>
+        <w:rPr>
+          <w:lang w:val="es_ES" w:bidi="es_ES"/>
+        </w:rPr>
         <w:t>Tito 3:12</w:t>
       </w:r>
-      <w:r/>
+      <w:r>
+        <w:rPr>
+          <w:lang w:val="es_ES" w:bidi="es_ES"/>
+        </w:rPr>
+      </w:r>
     </w:p>
     <w:p>
       <w:pPr>
@@ -3205,13 +5515,23 @@
         <w:spacing w:line="240" w:lineRule="auto"/>
         <w:ind w:left="720"/>
       </w:pPr>
-      <w:r/>
-      <w:r>
+      <w:r>
+        <w:rPr>
+          <w:lang w:val="es_ES" w:bidi="es_ES"/>
+        </w:rPr>
+      </w:r>
+      <w:r>
+        <w:rPr>
+          <w:lang w:val="es_ES" w:bidi="es_ES"/>
+        </w:rPr>
         <w:t xml:space="preserve">Evidentemente, Artemas o Tíquico serían el reemplazo de Tito en Creta. Dado que Tíquico fue enviado a Éfeso (ver </w:t>
       </w:r>
       <w:hyperlink r:id="rId129">
         <w:r>
           <w:rPr>
+            <w:lang w:val="es_ES" w:bidi="es_ES"/>
+          </w:rPr>
+          <w:rPr>
             <w:color w:val="0000EE"/>
             <w:u w:val="single"/>
           </w:rPr>
@@ -3219,6 +5539,9 @@
         </w:r>
       </w:hyperlink>
       <w:r>
+        <w:rPr>
+          <w:lang w:val="es_ES" w:bidi="es_ES"/>
+        </w:rPr>
         <w:t>), Artemas podría haber sido quien fue a Creta.</w:t>
       </w:r>
     </w:p>
@@ -3228,13 +5551,23 @@
         <w:spacing w:line="240" w:lineRule="auto"/>
         <w:ind w:left="720"/>
       </w:pPr>
-      <w:r/>
-      <w:r>
+      <w:r>
+        <w:rPr>
+          <w:lang w:val="es_ES" w:bidi="es_ES"/>
+        </w:rPr>
+      </w:r>
+      <w:r>
+        <w:rPr>
+          <w:lang w:val="es_ES" w:bidi="es_ES"/>
+        </w:rPr>
         <w:t xml:space="preserve">"Nicópolis": Varias ciudades tenían este nombre. Esta era probablemente una ciudad importante en la costa occidental de la península griega (una porción de tierra rodeada principalmente por agua pero conectada al continente por un lado). Es posible que Pablo hubiera trabajado aquí antes (ver </w:t>
       </w:r>
       <w:hyperlink r:id="rId130">
         <w:r>
           <w:rPr>
+            <w:lang w:val="es_ES" w:bidi="es_ES"/>
+          </w:rPr>
+          <w:rPr>
             <w:color w:val="0000EE"/>
             <w:u w:val="single"/>
           </w:rPr>
@@ -3242,31 +5575,65 @@
         </w:r>
       </w:hyperlink>
       <w:r>
+        <w:rPr>
+          <w:lang w:val="es_ES" w:bidi="es_ES"/>
+        </w:rPr>
         <w:t>, que menciona la actividad de Pablo aún más al oeste).</w:t>
       </w:r>
-      <w:r/>
-      <w:r/>
-    </w:p>
-    <w:p>
-      <w:r/>
+      <w:r>
+        <w:rPr>
+          <w:lang w:val="es_ES" w:bidi="es_ES"/>
+        </w:rPr>
+      </w:r>
+      <w:r>
+        <w:rPr>
+          <w:lang w:val="es_ES" w:bidi="es_ES"/>
+        </w:rPr>
+      </w:r>
+    </w:p>
+    <w:p>
+      <w:pPr/>
+      <w:r>
+        <w:rPr>
+          <w:lang w:val="es_ES" w:bidi="es_ES"/>
+        </w:rPr>
+      </w:r>
     </w:p>
     <w:p>
       <w:pPr>
         <w:pStyle w:val="Heading2"/>
       </w:pPr>
       <w:r>
+        <w:rPr>
+          <w:lang w:val="es_ES" w:bidi="es_ES"/>
+        </w:rPr>
         <w:t>Tito 3:12–15</w:t>
       </w:r>
-      <w:r/>
-    </w:p>
-    <w:p>
-      <w:r/>
-      <w:r>
+      <w:r>
+        <w:rPr>
+          <w:lang w:val="es_ES" w:bidi="es_ES"/>
+        </w:rPr>
+      </w:r>
+    </w:p>
+    <w:p>
+      <w:pPr/>
+      <w:r>
+        <w:rPr>
+          <w:lang w:val="es_ES" w:bidi="es_ES"/>
+        </w:rPr>
+      </w:r>
+      <w:r>
+        <w:rPr>
+          <w:lang w:val="es_ES" w:bidi="es_ES"/>
+        </w:rPr>
         <w:t>La carta termina con noticias (</w:t>
       </w:r>
       <w:hyperlink r:id="rId131">
         <w:r>
           <w:rPr>
+            <w:lang w:val="es_ES" w:bidi="es_ES"/>
+          </w:rPr>
+          <w:rPr>
             <w:color w:val="0000EE"/>
             <w:u w:val="single"/>
           </w:rPr>
@@ -3274,11 +5641,17 @@
         </w:r>
       </w:hyperlink>
       <w:r>
+        <w:rPr>
+          <w:lang w:val="es_ES" w:bidi="es_ES"/>
+        </w:rPr>
         <w:t>), una exhortación final (o aliento) (</w:t>
       </w:r>
       <w:hyperlink r:id="rId132">
         <w:r>
           <w:rPr>
+            <w:lang w:val="es_ES" w:bidi="es_ES"/>
+          </w:rPr>
+          <w:rPr>
             <w:color w:val="0000EE"/>
             <w:u w:val="single"/>
           </w:rPr>
@@ -3286,11 +5659,17 @@
         </w:r>
       </w:hyperlink>
       <w:r>
+        <w:rPr>
+          <w:lang w:val="es_ES" w:bidi="es_ES"/>
+        </w:rPr>
         <w:t>), saludos y una bendición (</w:t>
       </w:r>
       <w:hyperlink r:id="rId133">
         <w:r>
           <w:rPr>
+            <w:lang w:val="es_ES" w:bidi="es_ES"/>
+          </w:rPr>
+          <w:rPr>
             <w:color w:val="0000EE"/>
             <w:u w:val="single"/>
           </w:rPr>
@@ -3298,22 +5677,45 @@
         </w:r>
       </w:hyperlink>
       <w:r>
+        <w:rPr>
+          <w:lang w:val="es_ES" w:bidi="es_ES"/>
+        </w:rPr>
         <w:t>).</w:t>
       </w:r>
-      <w:r/>
-      <w:r/>
-    </w:p>
-    <w:p>
-      <w:r/>
+      <w:r>
+        <w:rPr>
+          <w:lang w:val="es_ES" w:bidi="es_ES"/>
+        </w:rPr>
+      </w:r>
+      <w:r>
+        <w:rPr>
+          <w:lang w:val="es_ES" w:bidi="es_ES"/>
+        </w:rPr>
+      </w:r>
+    </w:p>
+    <w:p>
+      <w:pPr/>
+      <w:r>
+        <w:rPr>
+          <w:lang w:val="es_ES" w:bidi="es_ES"/>
+        </w:rPr>
+      </w:r>
     </w:p>
     <w:p>
       <w:pPr>
         <w:pStyle w:val="Heading2"/>
       </w:pPr>
       <w:r>
+        <w:rPr>
+          <w:lang w:val="es_ES" w:bidi="es_ES"/>
+        </w:rPr>
         <w:t>Tito 3:13</w:t>
       </w:r>
-      <w:r/>
+      <w:r>
+        <w:rPr>
+          <w:lang w:val="es_ES" w:bidi="es_ES"/>
+        </w:rPr>
+      </w:r>
     </w:p>
     <w:p>
       <w:pPr>
@@ -3321,8 +5723,15 @@
         <w:spacing w:line="240" w:lineRule="auto"/>
         <w:ind w:left="720"/>
       </w:pPr>
-      <w:r/>
-      <w:r>
+      <w:r>
+        <w:rPr>
+          <w:lang w:val="es_ES" w:bidi="es_ES"/>
+        </w:rPr>
+      </w:r>
+      <w:r>
+        <w:rPr>
+          <w:lang w:val="es_ES" w:bidi="es_ES"/>
+        </w:rPr>
         <w:t>Zenas y Apolos estaban involucrados en la difusión de las buenas nuevas sobre Jesús, y podrían haber sido quienes entregaron esta carta a Tito.</w:t>
       </w:r>
     </w:p>
@@ -3332,13 +5741,23 @@
         <w:spacing w:line="240" w:lineRule="auto"/>
         <w:ind w:left="720"/>
       </w:pPr>
-      <w:r/>
-      <w:r>
+      <w:r>
+        <w:rPr>
+          <w:lang w:val="es_ES" w:bidi="es_ES"/>
+        </w:rPr>
+      </w:r>
+      <w:r>
+        <w:rPr>
+          <w:lang w:val="es_ES" w:bidi="es_ES"/>
+        </w:rPr>
         <w:t xml:space="preserve">Zenas probablemente era un experto en derecho romano o un jurista romano (la misma palabra para abogado está en </w:t>
       </w:r>
       <w:hyperlink r:id="rId134">
         <w:r>
           <w:rPr>
+            <w:lang w:val="es_ES" w:bidi="es_ES"/>
+          </w:rPr>
+          <w:rPr>
             <w:color w:val="0000EE"/>
             <w:u w:val="single"/>
           </w:rPr>
@@ -3346,11 +5765,17 @@
         </w:r>
       </w:hyperlink>
       <w:r>
+        <w:rPr>
+          <w:lang w:val="es_ES" w:bidi="es_ES"/>
+        </w:rPr>
         <w:t xml:space="preserve">; </w:t>
       </w:r>
       <w:hyperlink r:id="rId135">
         <w:r>
           <w:rPr>
+            <w:lang w:val="es_ES" w:bidi="es_ES"/>
+          </w:rPr>
+          <w:rPr>
             <w:color w:val="0000EE"/>
             <w:u w:val="single"/>
           </w:rPr>
@@ -3358,6 +5783,9 @@
         </w:r>
       </w:hyperlink>
       <w:r>
+        <w:rPr>
+          <w:lang w:val="es_ES" w:bidi="es_ES"/>
+        </w:rPr>
         <w:t>). Su nombre griego (que significa "regalo de Zeus") hace improbable que fuera un experto en la ley judía.</w:t>
       </w:r>
     </w:p>
@@ -3367,13 +5795,23 @@
         <w:spacing w:line="240" w:lineRule="auto"/>
         <w:ind w:left="720"/>
       </w:pPr>
-      <w:r/>
-      <w:r>
+      <w:r>
+        <w:rPr>
+          <w:lang w:val="es_ES" w:bidi="es_ES"/>
+        </w:rPr>
+      </w:r>
+      <w:r>
+        <w:rPr>
+          <w:lang w:val="es_ES" w:bidi="es_ES"/>
+        </w:rPr>
         <w:t xml:space="preserve">Apolos es presumiblemente el mismo hombre mencionado en </w:t>
       </w:r>
       <w:hyperlink r:id="rId136">
         <w:r>
           <w:rPr>
+            <w:lang w:val="es_ES" w:bidi="es_ES"/>
+          </w:rPr>
+          <w:rPr>
             <w:color w:val="0000EE"/>
             <w:u w:val="single"/>
           </w:rPr>
@@ -3381,11 +5819,17 @@
         </w:r>
       </w:hyperlink>
       <w:r>
+        <w:rPr>
+          <w:lang w:val="es_ES" w:bidi="es_ES"/>
+        </w:rPr>
         <w:t xml:space="preserve">, </w:t>
       </w:r>
       <w:hyperlink r:id="rId137">
         <w:r>
           <w:rPr>
+            <w:lang w:val="es_ES" w:bidi="es_ES"/>
+          </w:rPr>
+          <w:rPr>
             <w:color w:val="0000EE"/>
             <w:u w:val="single"/>
           </w:rPr>
@@ -3393,11 +5837,17 @@
         </w:r>
       </w:hyperlink>
       <w:r>
+        <w:rPr>
+          <w:lang w:val="es_ES" w:bidi="es_ES"/>
+        </w:rPr>
         <w:t xml:space="preserve">, </w:t>
       </w:r>
       <w:hyperlink r:id="rId138">
         <w:r>
           <w:rPr>
+            <w:lang w:val="es_ES" w:bidi="es_ES"/>
+          </w:rPr>
+          <w:rPr>
             <w:color w:val="0000EE"/>
             <w:u w:val="single"/>
           </w:rPr>
@@ -3405,11 +5855,17 @@
         </w:r>
       </w:hyperlink>
       <w:r>
+        <w:rPr>
+          <w:lang w:val="es_ES" w:bidi="es_ES"/>
+        </w:rPr>
         <w:t xml:space="preserve">, </w:t>
       </w:r>
       <w:hyperlink r:id="rId139">
         <w:r>
           <w:rPr>
+            <w:lang w:val="es_ES" w:bidi="es_ES"/>
+          </w:rPr>
+          <w:rPr>
             <w:color w:val="0000EE"/>
             <w:u w:val="single"/>
           </w:rPr>
@@ -3417,11 +5873,17 @@
         </w:r>
       </w:hyperlink>
       <w:r>
+        <w:rPr>
+          <w:lang w:val="es_ES" w:bidi="es_ES"/>
+        </w:rPr>
         <w:t xml:space="preserve">, </w:t>
       </w:r>
       <w:hyperlink r:id="rId140">
         <w:r>
           <w:rPr>
+            <w:lang w:val="es_ES" w:bidi="es_ES"/>
+          </w:rPr>
+          <w:rPr>
             <w:color w:val="0000EE"/>
             <w:u w:val="single"/>
           </w:rPr>
@@ -3429,11 +5891,17 @@
         </w:r>
       </w:hyperlink>
       <w:r>
+        <w:rPr>
+          <w:lang w:val="es_ES" w:bidi="es_ES"/>
+        </w:rPr>
         <w:t xml:space="preserve">, </w:t>
       </w:r>
       <w:hyperlink r:id="rId141">
         <w:r>
           <w:rPr>
+            <w:lang w:val="es_ES" w:bidi="es_ES"/>
+          </w:rPr>
+          <w:rPr>
             <w:color w:val="0000EE"/>
             <w:u w:val="single"/>
           </w:rPr>
@@ -3441,11 +5909,17 @@
         </w:r>
       </w:hyperlink>
       <w:r>
+        <w:rPr>
+          <w:lang w:val="es_ES" w:bidi="es_ES"/>
+        </w:rPr>
         <w:t xml:space="preserve">; </w:t>
       </w:r>
       <w:hyperlink r:id="rId142">
         <w:r>
           <w:rPr>
+            <w:lang w:val="es_ES" w:bidi="es_ES"/>
+          </w:rPr>
+          <w:rPr>
             <w:color w:val="0000EE"/>
             <w:u w:val="single"/>
           </w:rPr>
@@ -3453,6 +5927,9 @@
         </w:r>
       </w:hyperlink>
       <w:r>
+        <w:rPr>
+          <w:lang w:val="es_ES" w:bidi="es_ES"/>
+        </w:rPr>
         <w:t>.</w:t>
       </w:r>
     </w:p>
@@ -3462,16 +5939,29 @@
         <w:spacing w:line="240" w:lineRule="auto"/>
         <w:ind w:left="720"/>
       </w:pPr>
-      <w:r/>
-      <w:r>
+      <w:r>
+        <w:rPr>
+          <w:lang w:val="es_ES" w:bidi="es_ES"/>
+        </w:rPr>
+      </w:r>
+      <w:r>
+        <w:rPr>
+          <w:lang w:val="es_ES" w:bidi="es_ES"/>
+        </w:rPr>
         <w:t>"que nada les falte"</w:t>
       </w:r>
       <w:r>
+        <w:rPr>
+          <w:lang w:val="es_ES" w:bidi="es_ES"/>
+        </w:rPr>
         <w:t xml:space="preserve">: Ver </w:t>
       </w:r>
       <w:hyperlink r:id="rId143">
         <w:r>
           <w:rPr>
+            <w:lang w:val="es_ES" w:bidi="es_ES"/>
+          </w:rPr>
+          <w:rPr>
             <w:color w:val="0000EE"/>
             <w:u w:val="single"/>
           </w:rPr>
@@ -3479,11 +5969,17 @@
         </w:r>
       </w:hyperlink>
       <w:r>
+        <w:rPr>
+          <w:lang w:val="es_ES" w:bidi="es_ES"/>
+        </w:rPr>
         <w:t xml:space="preserve">, </w:t>
       </w:r>
       <w:hyperlink r:id="rId144">
         <w:r>
           <w:rPr>
+            <w:lang w:val="es_ES" w:bidi="es_ES"/>
+          </w:rPr>
+          <w:rPr>
             <w:color w:val="0000EE"/>
             <w:u w:val="single"/>
           </w:rPr>
@@ -3491,11 +5987,17 @@
         </w:r>
       </w:hyperlink>
       <w:r>
+        <w:rPr>
+          <w:lang w:val="es_ES" w:bidi="es_ES"/>
+        </w:rPr>
         <w:t xml:space="preserve">, comparar </w:t>
       </w:r>
       <w:hyperlink r:id="rId145">
         <w:r>
           <w:rPr>
+            <w:lang w:val="es_ES" w:bidi="es_ES"/>
+          </w:rPr>
+          <w:rPr>
             <w:color w:val="0000EE"/>
             <w:u w:val="single"/>
           </w:rPr>
@@ -3503,11 +6005,17 @@
         </w:r>
       </w:hyperlink>
       <w:r>
+        <w:rPr>
+          <w:lang w:val="es_ES" w:bidi="es_ES"/>
+        </w:rPr>
         <w:t xml:space="preserve">, </w:t>
       </w:r>
       <w:hyperlink r:id="rId146">
         <w:r>
           <w:rPr>
+            <w:lang w:val="es_ES" w:bidi="es_ES"/>
+          </w:rPr>
+          <w:rPr>
             <w:color w:val="0000EE"/>
             <w:u w:val="single"/>
           </w:rPr>
@@ -3517,6 +6025,9 @@
       <w:hyperlink r:id="rId147">
         <w:r>
           <w:rPr>
+            <w:lang w:val="es_ES" w:bidi="es_ES"/>
+          </w:rPr>
+          <w:rPr>
             <w:color w:val="0000EE"/>
             <w:u w:val="single"/>
           </w:rPr>
@@ -3524,11 +6035,17 @@
         </w:r>
       </w:hyperlink>
       <w:r>
+        <w:rPr>
+          <w:lang w:val="es_ES" w:bidi="es_ES"/>
+        </w:rPr>
         <w:t xml:space="preserve">, </w:t>
       </w:r>
       <w:hyperlink r:id="rId148">
         <w:r>
           <w:rPr>
+            <w:lang w:val="es_ES" w:bidi="es_ES"/>
+          </w:rPr>
+          <w:rPr>
             <w:color w:val="0000EE"/>
             <w:u w:val="single"/>
           </w:rPr>
@@ -3536,22 +6053,45 @@
         </w:r>
       </w:hyperlink>
       <w:r>
+        <w:rPr>
+          <w:lang w:val="es_ES" w:bidi="es_ES"/>
+        </w:rPr>
         <w:t>.</w:t>
       </w:r>
-      <w:r/>
-      <w:r/>
-    </w:p>
-    <w:p>
-      <w:r/>
+      <w:r>
+        <w:rPr>
+          <w:lang w:val="es_ES" w:bidi="es_ES"/>
+        </w:rPr>
+      </w:r>
+      <w:r>
+        <w:rPr>
+          <w:lang w:val="es_ES" w:bidi="es_ES"/>
+        </w:rPr>
+      </w:r>
+    </w:p>
+    <w:p>
+      <w:pPr/>
+      <w:r>
+        <w:rPr>
+          <w:lang w:val="es_ES" w:bidi="es_ES"/>
+        </w:rPr>
+      </w:r>
     </w:p>
     <w:p>
       <w:pPr>
         <w:pStyle w:val="Heading2"/>
       </w:pPr>
       <w:r>
+        <w:rPr>
+          <w:lang w:val="es_ES" w:bidi="es_ES"/>
+        </w:rPr>
         <w:t>Tito 3:14</w:t>
       </w:r>
-      <w:r/>
+      <w:r>
+        <w:rPr>
+          <w:lang w:val="es_ES" w:bidi="es_ES"/>
+        </w:rPr>
+      </w:r>
     </w:p>
     <w:p>
       <w:pPr>
@@ -3559,13 +6099,23 @@
         <w:spacing w:line="240" w:lineRule="auto"/>
         <w:ind w:left="720"/>
       </w:pPr>
-      <w:r/>
-      <w:r>
+      <w:r>
+        <w:rPr>
+          <w:lang w:val="es_ES" w:bidi="es_ES"/>
+        </w:rPr>
+      </w:r>
+      <w:r>
+        <w:rPr>
+          <w:lang w:val="es_ES" w:bidi="es_ES"/>
+        </w:rPr>
         <w:t xml:space="preserve">Esta exhortación final está relacionada con la responsabilidad de cuidar a Zenas y Apolos (ver </w:t>
       </w:r>
       <w:hyperlink r:id="rId149">
         <w:r>
           <w:rPr>
+            <w:lang w:val="es_ES" w:bidi="es_ES"/>
+          </w:rPr>
+          <w:rPr>
             <w:color w:val="0000EE"/>
             <w:u w:val="single"/>
           </w:rPr>
@@ -3573,11 +6123,17 @@
         </w:r>
       </w:hyperlink>
       <w:r>
+        <w:rPr>
+          <w:lang w:val="es_ES" w:bidi="es_ES"/>
+        </w:rPr>
         <w:t xml:space="preserve">, </w:t>
       </w:r>
       <w:hyperlink r:id="rId150">
         <w:r>
           <w:rPr>
+            <w:lang w:val="es_ES" w:bidi="es_ES"/>
+          </w:rPr>
+          <w:rPr>
             <w:color w:val="0000EE"/>
             <w:u w:val="single"/>
           </w:rPr>
@@ -3585,11 +6141,17 @@
         </w:r>
       </w:hyperlink>
       <w:r>
+        <w:rPr>
+          <w:lang w:val="es_ES" w:bidi="es_ES"/>
+        </w:rPr>
         <w:t xml:space="preserve">, </w:t>
       </w:r>
       <w:hyperlink r:id="rId151">
         <w:r>
           <w:rPr>
+            <w:lang w:val="es_ES" w:bidi="es_ES"/>
+          </w:rPr>
+          <w:rPr>
             <w:color w:val="0000EE"/>
             <w:u w:val="single"/>
           </w:rPr>
@@ -3597,11 +6159,17 @@
         </w:r>
       </w:hyperlink>
       <w:r>
+        <w:rPr>
+          <w:lang w:val="es_ES" w:bidi="es_ES"/>
+        </w:rPr>
         <w:t xml:space="preserve">, </w:t>
       </w:r>
       <w:hyperlink r:id="rId152">
         <w:r>
           <w:rPr>
+            <w:lang w:val="es_ES" w:bidi="es_ES"/>
+          </w:rPr>
+          <w:rPr>
             <w:color w:val="0000EE"/>
             <w:u w:val="single"/>
           </w:rPr>
@@ -3609,11 +6177,17 @@
         </w:r>
       </w:hyperlink>
       <w:r>
+        <w:rPr>
+          <w:lang w:val="es_ES" w:bidi="es_ES"/>
+        </w:rPr>
         <w:t xml:space="preserve">, </w:t>
       </w:r>
       <w:hyperlink r:id="rId153">
         <w:r>
           <w:rPr>
+            <w:lang w:val="es_ES" w:bidi="es_ES"/>
+          </w:rPr>
+          <w:rPr>
             <w:color w:val="0000EE"/>
             <w:u w:val="single"/>
           </w:rPr>
@@ -3621,11 +6195,17 @@
         </w:r>
       </w:hyperlink>
       <w:r>
+        <w:rPr>
+          <w:lang w:val="es_ES" w:bidi="es_ES"/>
+        </w:rPr>
         <w:t xml:space="preserve">; </w:t>
       </w:r>
       <w:hyperlink r:id="rId154">
         <w:r>
           <w:rPr>
+            <w:lang w:val="es_ES" w:bidi="es_ES"/>
+          </w:rPr>
+          <w:rPr>
             <w:color w:val="0000EE"/>
             <w:u w:val="single"/>
           </w:rPr>
@@ -3633,6 +6213,9 @@
         </w:r>
       </w:hyperlink>
       <w:r>
+        <w:rPr>
+          <w:lang w:val="es_ES" w:bidi="es_ES"/>
+        </w:rPr>
         <w:t>).</w:t>
       </w:r>
     </w:p>
@@ -3642,36 +6225,77 @@
         <w:spacing w:line="240" w:lineRule="auto"/>
         <w:ind w:left="720"/>
       </w:pPr>
-      <w:r/>
-      <w:r>
+      <w:r>
+        <w:rPr>
+          <w:lang w:val="es_ES" w:bidi="es_ES"/>
+        </w:rPr>
+      </w:r>
+      <w:r>
+        <w:rPr>
+          <w:lang w:val="es_ES" w:bidi="es_ES"/>
+        </w:rPr>
         <w:t>Nuestra gente (es decir, los seguidores de Cristo) debe involucrarse en el ministerio vivificante de las buenas noticias en lugar de en las especulaciones improductivas de los falsos maestros.</w:t>
       </w:r>
-      <w:r/>
-      <w:r/>
-    </w:p>
-    <w:p>
-      <w:r/>
+      <w:r>
+        <w:rPr>
+          <w:lang w:val="es_ES" w:bidi="es_ES"/>
+        </w:rPr>
+      </w:r>
+      <w:r>
+        <w:rPr>
+          <w:lang w:val="es_ES" w:bidi="es_ES"/>
+        </w:rPr>
+      </w:r>
+    </w:p>
+    <w:p>
+      <w:pPr/>
+      <w:r>
+        <w:rPr>
+          <w:lang w:val="es_ES" w:bidi="es_ES"/>
+        </w:rPr>
+      </w:r>
     </w:p>
     <w:p>
       <w:pPr>
         <w:pStyle w:val="Heading2"/>
       </w:pPr>
       <w:r>
+        <w:rPr>
+          <w:lang w:val="es_ES" w:bidi="es_ES"/>
+        </w:rPr>
         <w:t>Tito 3:15</w:t>
       </w:r>
-      <w:r/>
-    </w:p>
-    <w:p>
-      <w:r/>
-      <w:r>
+      <w:r>
+        <w:rPr>
+          <w:lang w:val="es_ES" w:bidi="es_ES"/>
+        </w:rPr>
+      </w:r>
+    </w:p>
+    <w:p>
+      <w:pPr/>
+      <w:r>
+        <w:rPr>
+          <w:lang w:val="es_ES" w:bidi="es_ES"/>
+        </w:rPr>
+      </w:r>
+      <w:r>
+        <w:rPr>
+          <w:lang w:val="es_ES" w:bidi="es_ES"/>
+        </w:rPr>
         <w:t>"todos vosotros"</w:t>
       </w:r>
       <w:r>
+        <w:rPr>
+          <w:lang w:val="es_ES" w:bidi="es_ES"/>
+        </w:rPr>
         <w:t>: la carta estaba dirigida a Tito (</w:t>
       </w:r>
       <w:hyperlink r:id="rId26">
         <w:r>
           <w:rPr>
+            <w:lang w:val="es_ES" w:bidi="es_ES"/>
+          </w:rPr>
+          <w:rPr>
             <w:color w:val="0000EE"/>
             <w:u w:val="single"/>
           </w:rPr>
@@ -3679,10 +6303,21 @@
         </w:r>
       </w:hyperlink>
       <w:r>
+        <w:rPr>
+          <w:lang w:val="es_ES" w:bidi="es_ES"/>
+        </w:rPr>
         <w:t>), pero toda la iglesia era la audiencia de la carta.</w:t>
       </w:r>
-      <w:r/>
-      <w:r/>
+      <w:r>
+        <w:rPr>
+          <w:lang w:val="es_ES" w:bidi="es_ES"/>
+        </w:rPr>
+      </w:r>
+      <w:r>
+        <w:rPr>
+          <w:lang w:val="es_ES" w:bidi="es_ES"/>
+        </w:rPr>
+      </w:r>
     </w:p>
     <w:sectPr>
       <w:footnotePr>
@@ -5584,7 +8219,7 @@
     <w:rPrDefault>
       <w:rPr>
         <w:rFonts w:ascii="Times New Roman" w:eastAsia="Times New Roman" w:hAnsi="Times New Roman" w:cs="Times New Roman"/>
-        <w:lang w:val="en-US" w:eastAsia="en-US" w:bidi="ar-SA"/>
+        <w:lang w:val="es_ES" w:eastAsia="en-US" w:bidi="ar-SA"/>
       </w:rPr>
     </w:rPrDefault>
     <w:pPrDefault/>

--- a/spa/docx/56.content.docx
+++ b/spa/docx/56.content.docx
@@ -28,22 +28,6 @@
       </w:r>
     </w:p>
     <w:p>
-      <w:pPr>
-        <w:pStyle w:val="Heading2"/>
-      </w:pPr>
-      <w:r>
-        <w:rPr>
-          <w:lang w:val="es_ES" w:bidi="es_ES"/>
-        </w:rPr>
-        <w:t>License Information</w:t>
-      </w:r>
-      <w:r>
-        <w:rPr>
-          <w:lang w:val="es_ES" w:bidi="es_ES"/>
-        </w:rPr>
-      </w:r>
-    </w:p>
-    <w:p>
       <w:pPr/>
       <w:r>
         <w:rPr>
@@ -55,19 +39,21 @@
           <w:b/>
           <w:lang w:val="es_ES" w:bidi="es_ES"/>
         </w:rPr>
-        <w:t>Notas de Estudio (Tyndale)</w:t>
-      </w:r>
-      <w:r>
-        <w:rPr>
-          <w:lang w:val="es_ES" w:bidi="es_ES"/>
-        </w:rPr>
-        <w:t xml:space="preserve"> (Spanish) is based on</w:t>
-      </w:r>
-      <w:r>
-        <w:rPr>
-          <w:lang w:val="es_ES" w:bidi="es_ES"/>
-        </w:rPr>
-        <w:t xml:space="preserve">: </w:t>
+        <w:t>Aquifer Open Study Notes</w:t>
+      </w:r>
+    </w:p>
+    <w:p>
+      <w:pPr/>
+      <w:r>
+        <w:rPr>
+          <w:lang w:val="es_ES" w:bidi="es_ES"/>
+        </w:rPr>
+      </w:r>
+      <w:r>
+        <w:rPr>
+          <w:lang w:val="es_ES" w:bidi="es_ES"/>
+        </w:rPr>
+        <w:t xml:space="preserve">This work is an adaptation of </w:t>
       </w:r>
       <w:r>
         <w:rPr>
@@ -79,48 +65,19 @@
         <w:rPr>
           <w:lang w:val="es_ES" w:bidi="es_ES"/>
         </w:rPr>
-        <w:t xml:space="preserve">, </w:t>
-      </w:r>
-      <w:hyperlink r:id="rId13">
-        <w:r>
-          <w:rPr>
-            <w:lang w:val="es_ES" w:bidi="es_ES"/>
-          </w:rPr>
-          <w:rPr>
-            <w:color w:val="0000EE"/>
-            <w:u w:val="single"/>
-          </w:rPr>
-          <w:t>Tyndale House Publishers</w:t>
-        </w:r>
-      </w:hyperlink>
-      <w:r>
-        <w:rPr>
-          <w:lang w:val="es_ES" w:bidi="es_ES"/>
-        </w:rPr>
-        <w:t xml:space="preserve">, 2019, which is licensed under a </w:t>
-      </w:r>
-      <w:hyperlink r:id="rId14">
-        <w:r>
-          <w:rPr>
-            <w:lang w:val="es_ES" w:bidi="es_ES"/>
-          </w:rPr>
-          <w:rPr>
-            <w:color w:val="0000EE"/>
-            <w:u w:val="single"/>
-          </w:rPr>
-          <w:t>CC BY-SA 4.0 license</w:t>
-        </w:r>
-      </w:hyperlink>
-      <w:r>
-        <w:rPr>
-          <w:lang w:val="es_ES" w:bidi="es_ES"/>
-        </w:rPr>
-        <w:t>.</w:t>
-      </w:r>
-      <w:r>
-        <w:rPr>
-          <w:lang w:val="es_ES" w:bidi="es_ES"/>
-        </w:rPr>
+        <w:t xml:space="preserve"> © 2023 Tyndale House Publishers, licensed under the CC BY-SA 4.0 license. The adaptation, </w:t>
+      </w:r>
+      <w:r>
+        <w:rPr>
+          <w:lang w:val="es_ES" w:bidi="es_ES"/>
+        </w:rPr>
+        <w:t>Aquifer Open Study Notes</w:t>
+      </w:r>
+      <w:r>
+        <w:rPr>
+          <w:lang w:val="es_ES" w:bidi="es_ES"/>
+        </w:rPr>
+        <w:t>, was created by Mission Mutual and is also licensed under CC BY-SA 4.0.</w:t>
       </w:r>
     </w:p>
     <w:p>
@@ -134,7 +91,7 @@
         <w:rPr>
           <w:lang w:val="es_ES" w:bidi="es_ES"/>
         </w:rPr>
-        <w:t>This PDF version is provided under the same license.</w:t>
+        <w:t>This resource has been adapted into multiple languages, including English, Tok Pisin, Arabic (عربي), French (Français), Hindi (हिंदी), Indonesian (Bahasa Indonesia), Portuguese (Português), Russian (Русский), Spanish (Español), Swahili (Kiswahili), and Simplified Chinese (简体中文).</w:t>
       </w:r>
       <w:r>
         <w:rPr>
@@ -296,91 +253,91 @@
         </w:rPr>
         <w:t xml:space="preserve">"conocimiento... que lleva a la piedad": ver </w:t>
       </w:r>
+      <w:hyperlink r:id="rId13">
+        <w:r>
+          <w:rPr>
+            <w:lang w:val="es_ES" w:bidi="es_ES"/>
+          </w:rPr>
+          <w:rPr>
+            <w:color w:val="0000EE"/>
+            <w:u w:val="single"/>
+          </w:rPr>
+          <w:t>2:11–14</w:t>
+        </w:r>
+      </w:hyperlink>
+      <w:r>
+        <w:rPr>
+          <w:lang w:val="es_ES" w:bidi="es_ES"/>
+        </w:rPr>
+        <w:t xml:space="preserve">, </w:t>
+      </w:r>
+      <w:hyperlink r:id="rId14">
+        <w:r>
+          <w:rPr>
+            <w:lang w:val="es_ES" w:bidi="es_ES"/>
+          </w:rPr>
+          <w:rPr>
+            <w:color w:val="0000EE"/>
+            <w:u w:val="single"/>
+          </w:rPr>
+          <w:t>1 Timoteo 6:3</w:t>
+        </w:r>
+      </w:hyperlink>
+      <w:r>
+        <w:rPr>
+          <w:lang w:val="es_ES" w:bidi="es_ES"/>
+        </w:rPr>
+        <w:t>.</w:t>
+      </w:r>
+      <w:r>
+        <w:rPr>
+          <w:lang w:val="es_ES" w:bidi="es_ES"/>
+        </w:rPr>
+      </w:r>
+      <w:r>
+        <w:rPr>
+          <w:lang w:val="es_ES" w:bidi="es_ES"/>
+        </w:rPr>
+      </w:r>
+    </w:p>
+    <w:p>
+      <w:pPr/>
+      <w:r>
+        <w:rPr>
+          <w:lang w:val="es_ES" w:bidi="es_ES"/>
+        </w:rPr>
+      </w:r>
+    </w:p>
+    <w:p>
+      <w:pPr>
+        <w:pStyle w:val="Heading2"/>
+      </w:pPr>
+      <w:r>
+        <w:rPr>
+          <w:lang w:val="es_ES" w:bidi="es_ES"/>
+        </w:rPr>
+        <w:t>Tito 1:1–4</w:t>
+      </w:r>
+      <w:r>
+        <w:rPr>
+          <w:lang w:val="es_ES" w:bidi="es_ES"/>
+        </w:rPr>
+      </w:r>
+    </w:p>
+    <w:p>
+      <w:pPr/>
+      <w:r>
+        <w:rPr>
+          <w:lang w:val="es_ES" w:bidi="es_ES"/>
+        </w:rPr>
+      </w:r>
+      <w:r>
+        <w:rPr>
+          <w:lang w:val="es_ES" w:bidi="es_ES"/>
+        </w:rPr>
+        <w:t>El comienzo del libro de Tito, al igual que el del Primer Libro de Timoteo (</w:t>
+      </w:r>
       <w:hyperlink r:id="rId15">
-        <w:r>
-          <w:rPr>
-            <w:lang w:val="es_ES" w:bidi="es_ES"/>
-          </w:rPr>
-          <w:rPr>
-            <w:color w:val="0000EE"/>
-            <w:u w:val="single"/>
-          </w:rPr>
-          <w:t>2:11–14</w:t>
-        </w:r>
-      </w:hyperlink>
-      <w:r>
-        <w:rPr>
-          <w:lang w:val="es_ES" w:bidi="es_ES"/>
-        </w:rPr>
-        <w:t xml:space="preserve">, </w:t>
-      </w:r>
-      <w:hyperlink r:id="rId16">
-        <w:r>
-          <w:rPr>
-            <w:lang w:val="es_ES" w:bidi="es_ES"/>
-          </w:rPr>
-          <w:rPr>
-            <w:color w:val="0000EE"/>
-            <w:u w:val="single"/>
-          </w:rPr>
-          <w:t>1 Timoteo 6:3</w:t>
-        </w:r>
-      </w:hyperlink>
-      <w:r>
-        <w:rPr>
-          <w:lang w:val="es_ES" w:bidi="es_ES"/>
-        </w:rPr>
-        <w:t>.</w:t>
-      </w:r>
-      <w:r>
-        <w:rPr>
-          <w:lang w:val="es_ES" w:bidi="es_ES"/>
-        </w:rPr>
-      </w:r>
-      <w:r>
-        <w:rPr>
-          <w:lang w:val="es_ES" w:bidi="es_ES"/>
-        </w:rPr>
-      </w:r>
-    </w:p>
-    <w:p>
-      <w:pPr/>
-      <w:r>
-        <w:rPr>
-          <w:lang w:val="es_ES" w:bidi="es_ES"/>
-        </w:rPr>
-      </w:r>
-    </w:p>
-    <w:p>
-      <w:pPr>
-        <w:pStyle w:val="Heading2"/>
-      </w:pPr>
-      <w:r>
-        <w:rPr>
-          <w:lang w:val="es_ES" w:bidi="es_ES"/>
-        </w:rPr>
-        <w:t>Tito 1:1–4</w:t>
-      </w:r>
-      <w:r>
-        <w:rPr>
-          <w:lang w:val="es_ES" w:bidi="es_ES"/>
-        </w:rPr>
-      </w:r>
-    </w:p>
-    <w:p>
-      <w:pPr/>
-      <w:r>
-        <w:rPr>
-          <w:lang w:val="es_ES" w:bidi="es_ES"/>
-        </w:rPr>
-      </w:r>
-      <w:r>
-        <w:rPr>
-          <w:lang w:val="es_ES" w:bidi="es_ES"/>
-        </w:rPr>
-        <w:t>El comienzo del libro de Tito, al igual que el del Primer Libro de Timoteo (</w:t>
-      </w:r>
-      <w:hyperlink r:id="rId17">
         <w:r>
           <w:rPr>
             <w:lang w:val="es_ES" w:bidi="es_ES"/>
@@ -450,7 +407,7 @@
         </w:rPr>
         <w:t xml:space="preserve">La confianza de que tienen vida eterna permite al pueblo de Dios vivir en el presente debido al futuro (ver </w:t>
       </w:r>
-      <w:hyperlink r:id="rId15">
+      <w:hyperlink r:id="rId13">
         <w:r>
           <w:rPr>
             <w:lang w:val="es_ES" w:bidi="es_ES"/>
@@ -468,7 +425,7 @@
         </w:rPr>
         <w:t xml:space="preserve">; </w:t>
       </w:r>
-      <w:hyperlink r:id="rId18">
+      <w:hyperlink r:id="rId16">
         <w:r>
           <w:rPr>
             <w:lang w:val="es_ES" w:bidi="es_ES"/>
@@ -516,6 +473,42 @@
         </w:rPr>
         <w:t>). Esta declaración también enfatiza el plan de salvación de Dios como inmutable (</w:t>
       </w:r>
+      <w:hyperlink r:id="rId17">
+        <w:r>
+          <w:rPr>
+            <w:lang w:val="es_ES" w:bidi="es_ES"/>
+          </w:rPr>
+          <w:rPr>
+            <w:color w:val="0000EE"/>
+            <w:u w:val="single"/>
+          </w:rPr>
+          <w:t>1:1</w:t>
+        </w:r>
+      </w:hyperlink>
+      <w:r>
+        <w:rPr>
+          <w:lang w:val="es_ES" w:bidi="es_ES"/>
+        </w:rPr>
+        <w:t xml:space="preserve">): Se puede confiar en que Dios cumplirá sus promesas (ver </w:t>
+      </w:r>
+      <w:hyperlink r:id="rId18">
+        <w:r>
+          <w:rPr>
+            <w:lang w:val="es_ES" w:bidi="es_ES"/>
+          </w:rPr>
+          <w:rPr>
+            <w:color w:val="0000EE"/>
+            <w:u w:val="single"/>
+          </w:rPr>
+          <w:t>Números 23:19</w:t>
+        </w:r>
+      </w:hyperlink>
+      <w:r>
+        <w:rPr>
+          <w:lang w:val="es_ES" w:bidi="es_ES"/>
+        </w:rPr>
+        <w:t xml:space="preserve">, </w:t>
+      </w:r>
       <w:hyperlink r:id="rId19">
         <w:r>
           <w:rPr>
@@ -525,52 +518,16 @@
             <w:color w:val="0000EE"/>
             <w:u w:val="single"/>
           </w:rPr>
-          <w:t>1:1</w:t>
-        </w:r>
-      </w:hyperlink>
-      <w:r>
-        <w:rPr>
-          <w:lang w:val="es_ES" w:bidi="es_ES"/>
-        </w:rPr>
-        <w:t xml:space="preserve">): Se puede confiar en que Dios cumplirá sus promesas (ver </w:t>
+          <w:t>1 Samuel 15:29</w:t>
+        </w:r>
+      </w:hyperlink>
+      <w:r>
+        <w:rPr>
+          <w:lang w:val="es_ES" w:bidi="es_ES"/>
+        </w:rPr>
+        <w:t xml:space="preserve">, </w:t>
       </w:r>
       <w:hyperlink r:id="rId20">
-        <w:r>
-          <w:rPr>
-            <w:lang w:val="es_ES" w:bidi="es_ES"/>
-          </w:rPr>
-          <w:rPr>
-            <w:color w:val="0000EE"/>
-            <w:u w:val="single"/>
-          </w:rPr>
-          <w:t>Números 23:19</w:t>
-        </w:r>
-      </w:hyperlink>
-      <w:r>
-        <w:rPr>
-          <w:lang w:val="es_ES" w:bidi="es_ES"/>
-        </w:rPr>
-        <w:t xml:space="preserve">, </w:t>
-      </w:r>
-      <w:hyperlink r:id="rId21">
-        <w:r>
-          <w:rPr>
-            <w:lang w:val="es_ES" w:bidi="es_ES"/>
-          </w:rPr>
-          <w:rPr>
-            <w:color w:val="0000EE"/>
-            <w:u w:val="single"/>
-          </w:rPr>
-          <w:t>1 Samuel 15:29</w:t>
-        </w:r>
-      </w:hyperlink>
-      <w:r>
-        <w:rPr>
-          <w:lang w:val="es_ES" w:bidi="es_ES"/>
-        </w:rPr>
-        <w:t xml:space="preserve">, </w:t>
-      </w:r>
-      <w:hyperlink r:id="rId22">
         <w:r>
           <w:rPr>
             <w:lang w:val="es_ES" w:bidi="es_ES"/>
@@ -640,43 +597,43 @@
         </w:rPr>
         <w:t xml:space="preserve">"A su debido tiempo": la iniciativa es completamente de Dios, quien cumple su plan en su propia agenda por su propia voluntad (ver </w:t>
       </w:r>
+      <w:hyperlink r:id="rId21">
+        <w:r>
+          <w:rPr>
+            <w:lang w:val="es_ES" w:bidi="es_ES"/>
+          </w:rPr>
+          <w:rPr>
+            <w:color w:val="0000EE"/>
+            <w:u w:val="single"/>
+          </w:rPr>
+          <w:t>3:5</w:t>
+        </w:r>
+      </w:hyperlink>
+      <w:r>
+        <w:rPr>
+          <w:lang w:val="es_ES" w:bidi="es_ES"/>
+        </w:rPr>
+        <w:t xml:space="preserve">, </w:t>
+      </w:r>
+      <w:hyperlink r:id="rId22">
+        <w:r>
+          <w:rPr>
+            <w:lang w:val="es_ES" w:bidi="es_ES"/>
+          </w:rPr>
+          <w:rPr>
+            <w:color w:val="0000EE"/>
+            <w:u w:val="single"/>
+          </w:rPr>
+          <w:t>1 Timoteo 2:6</w:t>
+        </w:r>
+      </w:hyperlink>
+      <w:r>
+        <w:rPr>
+          <w:lang w:val="es_ES" w:bidi="es_ES"/>
+        </w:rPr>
+        <w:t xml:space="preserve">, </w:t>
+      </w:r>
       <w:hyperlink r:id="rId23">
-        <w:r>
-          <w:rPr>
-            <w:lang w:val="es_ES" w:bidi="es_ES"/>
-          </w:rPr>
-          <w:rPr>
-            <w:color w:val="0000EE"/>
-            <w:u w:val="single"/>
-          </w:rPr>
-          <w:t>3:5</w:t>
-        </w:r>
-      </w:hyperlink>
-      <w:r>
-        <w:rPr>
-          <w:lang w:val="es_ES" w:bidi="es_ES"/>
-        </w:rPr>
-        <w:t xml:space="preserve">, </w:t>
-      </w:r>
-      <w:hyperlink r:id="rId24">
-        <w:r>
-          <w:rPr>
-            <w:lang w:val="es_ES" w:bidi="es_ES"/>
-          </w:rPr>
-          <w:rPr>
-            <w:color w:val="0000EE"/>
-            <w:u w:val="single"/>
-          </w:rPr>
-          <w:t>1 Timoteo 2:6</w:t>
-        </w:r>
-      </w:hyperlink>
-      <w:r>
-        <w:rPr>
-          <w:lang w:val="es_ES" w:bidi="es_ES"/>
-        </w:rPr>
-        <w:t xml:space="preserve">, </w:t>
-      </w:r>
-      <w:hyperlink r:id="rId25">
         <w:r>
           <w:rPr>
             <w:lang w:val="es_ES" w:bidi="es_ES"/>
@@ -712,6 +669,42 @@
         </w:rPr>
         <w:t xml:space="preserve">"Dios nuestro Salvador": en </w:t>
       </w:r>
+      <w:hyperlink r:id="rId24">
+        <w:r>
+          <w:rPr>
+            <w:lang w:val="es_ES" w:bidi="es_ES"/>
+          </w:rPr>
+          <w:rPr>
+            <w:color w:val="0000EE"/>
+            <w:u w:val="single"/>
+          </w:rPr>
+          <w:t>Tito 1:4</w:t>
+        </w:r>
+      </w:hyperlink>
+      <w:r>
+        <w:rPr>
+          <w:lang w:val="es_ES" w:bidi="es_ES"/>
+        </w:rPr>
+        <w:t xml:space="preserve">, Jesús también es llamado “nuestro Salvador,” identificando a Jesús con Dios (ver </w:t>
+      </w:r>
+      <w:hyperlink r:id="rId25">
+        <w:r>
+          <w:rPr>
+            <w:lang w:val="es_ES" w:bidi="es_ES"/>
+          </w:rPr>
+          <w:rPr>
+            <w:color w:val="0000EE"/>
+            <w:u w:val="single"/>
+          </w:rPr>
+          <w:t>2:10</w:t>
+        </w:r>
+      </w:hyperlink>
+      <w:r>
+        <w:rPr>
+          <w:lang w:val="es_ES" w:bidi="es_ES"/>
+        </w:rPr>
+        <w:t xml:space="preserve">, </w:t>
+      </w:r>
       <w:hyperlink r:id="rId26">
         <w:r>
           <w:rPr>
@@ -721,14 +714,14 @@
             <w:color w:val="0000EE"/>
             <w:u w:val="single"/>
           </w:rPr>
-          <w:t>Tito 1:4</w:t>
-        </w:r>
-      </w:hyperlink>
-      <w:r>
-        <w:rPr>
-          <w:lang w:val="es_ES" w:bidi="es_ES"/>
-        </w:rPr>
-        <w:t xml:space="preserve">, Jesús también es llamado “nuestro Salvador,” identificando a Jesús con Dios (ver </w:t>
+          <w:t>13</w:t>
+        </w:r>
+      </w:hyperlink>
+      <w:r>
+        <w:rPr>
+          <w:lang w:val="es_ES" w:bidi="es_ES"/>
+        </w:rPr>
+        <w:t xml:space="preserve">; </w:t>
       </w:r>
       <w:hyperlink r:id="rId27">
         <w:r>
@@ -739,7 +732,7 @@
             <w:color w:val="0000EE"/>
             <w:u w:val="single"/>
           </w:rPr>
-          <w:t>2:10</w:t>
+          <w:t>3:4</w:t>
         </w:r>
       </w:hyperlink>
       <w:r>
@@ -749,42 +742,6 @@
         <w:t xml:space="preserve">, </w:t>
       </w:r>
       <w:hyperlink r:id="rId28">
-        <w:r>
-          <w:rPr>
-            <w:lang w:val="es_ES" w:bidi="es_ES"/>
-          </w:rPr>
-          <w:rPr>
-            <w:color w:val="0000EE"/>
-            <w:u w:val="single"/>
-          </w:rPr>
-          <w:t>13</w:t>
-        </w:r>
-      </w:hyperlink>
-      <w:r>
-        <w:rPr>
-          <w:lang w:val="es_ES" w:bidi="es_ES"/>
-        </w:rPr>
-        <w:t xml:space="preserve">; </w:t>
-      </w:r>
-      <w:hyperlink r:id="rId29">
-        <w:r>
-          <w:rPr>
-            <w:lang w:val="es_ES" w:bidi="es_ES"/>
-          </w:rPr>
-          <w:rPr>
-            <w:color w:val="0000EE"/>
-            <w:u w:val="single"/>
-          </w:rPr>
-          <w:t>3:4</w:t>
-        </w:r>
-      </w:hyperlink>
-      <w:r>
-        <w:rPr>
-          <w:lang w:val="es_ES" w:bidi="es_ES"/>
-        </w:rPr>
-        <w:t xml:space="preserve">, </w:t>
-      </w:r>
-      <w:hyperlink r:id="rId30">
         <w:r>
           <w:rPr>
             <w:lang w:val="es_ES" w:bidi="es_ES"/>
@@ -872,7 +829,7 @@
         </w:rPr>
         <w:t xml:space="preserve">"verdadero hijo": la frase autoriza al delegado (como en </w:t>
       </w:r>
-      <w:hyperlink r:id="rId31">
+      <w:hyperlink r:id="rId29">
         <w:r>
           <w:rPr>
             <w:lang w:val="es_ES" w:bidi="es_ES"/>
@@ -942,7 +899,7 @@
         </w:rPr>
         <w:t>Creta estaba ubicada en el Mediterráneo, al sur del Mar Egeo. Era un lugar importante para los viajes y el comercio por mar, por lo que tenía una mezcla de influencias, incluida una población judía. Algunos de Creta habían estado en Pentecostés (</w:t>
       </w:r>
-      <w:hyperlink r:id="rId32">
+      <w:hyperlink r:id="rId30">
         <w:r>
           <w:rPr>
             <w:lang w:val="es_ES" w:bidi="es_ES"/>
@@ -1042,7 +999,7 @@
         </w:rPr>
         <w:t xml:space="preserve">, es decir, establecer la iglesia (comparar </w:t>
       </w:r>
-      <w:hyperlink r:id="rId33">
+      <w:hyperlink r:id="rId31">
         <w:r>
           <w:rPr>
             <w:lang w:val="es_ES" w:bidi="es_ES"/>
@@ -1078,91 +1035,91 @@
         </w:rPr>
         <w:t xml:space="preserve">Estas cualidades de liderazgo podrían ser una adaptación a la novedad de estos conversos y la dureza de su cultura. Se asume que los ancianos serán hombres (ver </w:t>
       </w:r>
+      <w:hyperlink r:id="rId32">
+        <w:r>
+          <w:rPr>
+            <w:lang w:val="es_ES" w:bidi="es_ES"/>
+          </w:rPr>
+          <w:rPr>
+            <w:color w:val="0000EE"/>
+            <w:u w:val="single"/>
+          </w:rPr>
+          <w:t>1 Timoteo 3:4–5</w:t>
+        </w:r>
+      </w:hyperlink>
+      <w:r>
+        <w:rPr>
+          <w:lang w:val="es_ES" w:bidi="es_ES"/>
+        </w:rPr>
+        <w:t>).</w:t>
+      </w:r>
+      <w:r>
+        <w:rPr>
+          <w:lang w:val="es_ES" w:bidi="es_ES"/>
+        </w:rPr>
+      </w:r>
+      <w:r>
+        <w:rPr>
+          <w:lang w:val="es_ES" w:bidi="es_ES"/>
+        </w:rPr>
+      </w:r>
+    </w:p>
+    <w:p>
+      <w:pPr/>
+      <w:r>
+        <w:rPr>
+          <w:lang w:val="es_ES" w:bidi="es_ES"/>
+        </w:rPr>
+      </w:r>
+    </w:p>
+    <w:p>
+      <w:pPr>
+        <w:pStyle w:val="Heading2"/>
+      </w:pPr>
+      <w:r>
+        <w:rPr>
+          <w:lang w:val="es_ES" w:bidi="es_ES"/>
+        </w:rPr>
+        <w:t>Tito 1:5–16</w:t>
+      </w:r>
+      <w:r>
+        <w:rPr>
+          <w:lang w:val="es_ES" w:bidi="es_ES"/>
+        </w:rPr>
+      </w:r>
+    </w:p>
+    <w:p>
+      <w:pPr/>
+      <w:r>
+        <w:rPr>
+          <w:lang w:val="es_ES" w:bidi="es_ES"/>
+        </w:rPr>
+      </w:r>
+      <w:r>
+        <w:rPr>
+          <w:lang w:val="es_ES" w:bidi="es_ES"/>
+        </w:rPr>
+        <w:t>Se necesitaba un liderazgo fuerte y fiel en las iglesias de Creta para abordar el peligro de los falsos maestros (</w:t>
+      </w:r>
+      <w:hyperlink r:id="rId33">
+        <w:r>
+          <w:rPr>
+            <w:lang w:val="es_ES" w:bidi="es_ES"/>
+          </w:rPr>
+          <w:rPr>
+            <w:color w:val="0000EE"/>
+            <w:u w:val="single"/>
+          </w:rPr>
+          <w:t>1:10–16</w:t>
+        </w:r>
+      </w:hyperlink>
+      <w:r>
+        <w:rPr>
+          <w:lang w:val="es_ES" w:bidi="es_ES"/>
+        </w:rPr>
+        <w:t xml:space="preserve">). Esta parte de la tarea de Tito coincide con la preocupación más amplia de la carta: formar una comunidad que dé testimonio de Cristo encarnando la gracia de Dios en su conducta. Comparar </w:t>
+      </w:r>
       <w:hyperlink r:id="rId34">
-        <w:r>
-          <w:rPr>
-            <w:lang w:val="es_ES" w:bidi="es_ES"/>
-          </w:rPr>
-          <w:rPr>
-            <w:color w:val="0000EE"/>
-            <w:u w:val="single"/>
-          </w:rPr>
-          <w:t>1 Timoteo 3:4–5</w:t>
-        </w:r>
-      </w:hyperlink>
-      <w:r>
-        <w:rPr>
-          <w:lang w:val="es_ES" w:bidi="es_ES"/>
-        </w:rPr>
-        <w:t>).</w:t>
-      </w:r>
-      <w:r>
-        <w:rPr>
-          <w:lang w:val="es_ES" w:bidi="es_ES"/>
-        </w:rPr>
-      </w:r>
-      <w:r>
-        <w:rPr>
-          <w:lang w:val="es_ES" w:bidi="es_ES"/>
-        </w:rPr>
-      </w:r>
-    </w:p>
-    <w:p>
-      <w:pPr/>
-      <w:r>
-        <w:rPr>
-          <w:lang w:val="es_ES" w:bidi="es_ES"/>
-        </w:rPr>
-      </w:r>
-    </w:p>
-    <w:p>
-      <w:pPr>
-        <w:pStyle w:val="Heading2"/>
-      </w:pPr>
-      <w:r>
-        <w:rPr>
-          <w:lang w:val="es_ES" w:bidi="es_ES"/>
-        </w:rPr>
-        <w:t>Tito 1:5–16</w:t>
-      </w:r>
-      <w:r>
-        <w:rPr>
-          <w:lang w:val="es_ES" w:bidi="es_ES"/>
-        </w:rPr>
-      </w:r>
-    </w:p>
-    <w:p>
-      <w:pPr/>
-      <w:r>
-        <w:rPr>
-          <w:lang w:val="es_ES" w:bidi="es_ES"/>
-        </w:rPr>
-      </w:r>
-      <w:r>
-        <w:rPr>
-          <w:lang w:val="es_ES" w:bidi="es_ES"/>
-        </w:rPr>
-        <w:t>Se necesitaba un liderazgo fuerte y fiel en las iglesias de Creta para abordar el peligro de los falsos maestros (</w:t>
-      </w:r>
-      <w:hyperlink r:id="rId35">
-        <w:r>
-          <w:rPr>
-            <w:lang w:val="es_ES" w:bidi="es_ES"/>
-          </w:rPr>
-          <w:rPr>
-            <w:color w:val="0000EE"/>
-            <w:u w:val="single"/>
-          </w:rPr>
-          <w:t>1:10–16</w:t>
-        </w:r>
-      </w:hyperlink>
-      <w:r>
-        <w:rPr>
-          <w:lang w:val="es_ES" w:bidi="es_ES"/>
-        </w:rPr>
-        <w:t xml:space="preserve">). Esta parte de la tarea de Tito coincide con la preocupación más amplia de la carta: formar una comunidad que dé testimonio de Cristo encarnando la gracia de Dios en su conducta. Comparar </w:t>
-      </w:r>
-      <w:hyperlink r:id="rId36">
         <w:r>
           <w:rPr>
             <w:lang w:val="es_ES" w:bidi="es_ES"/>
@@ -1274,7 +1231,7 @@
         </w:rPr>
         <w:t>" (es decir, comportamiento imprudente o rebelión): esto probablemente refleja la cultura cretense con sus bajos estándares morales (</w:t>
       </w:r>
-      <w:hyperlink r:id="rId37">
+      <w:hyperlink r:id="rId35">
         <w:r>
           <w:rPr>
             <w:lang w:val="es_ES" w:bidi="es_ES"/>
@@ -1344,6 +1301,42 @@
         </w:rPr>
         <w:t xml:space="preserve">Un líder de la iglesia (o "un supervisor", o "un obispo") es un administrador de la casa de Dios: ver </w:t>
       </w:r>
+      <w:hyperlink r:id="rId36">
+        <w:r>
+          <w:rPr>
+            <w:lang w:val="es_ES" w:bidi="es_ES"/>
+          </w:rPr>
+          <w:rPr>
+            <w:color w:val="0000EE"/>
+            <w:u w:val="single"/>
+          </w:rPr>
+          <w:t>1:11</w:t>
+        </w:r>
+      </w:hyperlink>
+      <w:r>
+        <w:rPr>
+          <w:lang w:val="es_ES" w:bidi="es_ES"/>
+        </w:rPr>
+        <w:t xml:space="preserve">, </w:t>
+      </w:r>
+      <w:hyperlink r:id="rId37">
+        <w:r>
+          <w:rPr>
+            <w:lang w:val="es_ES" w:bidi="es_ES"/>
+          </w:rPr>
+          <w:rPr>
+            <w:color w:val="0000EE"/>
+            <w:u w:val="single"/>
+          </w:rPr>
+          <w:t>2:2–10,</w:t>
+        </w:r>
+      </w:hyperlink>
+      <w:r>
+        <w:rPr>
+          <w:lang w:val="es_ES" w:bidi="es_ES"/>
+        </w:rPr>
+        <w:t xml:space="preserve"> </w:t>
+      </w:r>
       <w:hyperlink r:id="rId38">
         <w:r>
           <w:rPr>
@@ -1353,7 +1346,7 @@
             <w:color w:val="0000EE"/>
             <w:u w:val="single"/>
           </w:rPr>
-          <w:t>1:11</w:t>
+          <w:t>1 Timoteo 1:4</w:t>
         </w:r>
       </w:hyperlink>
       <w:r>
@@ -1362,6 +1355,24 @@
         </w:rPr>
         <w:t xml:space="preserve">, </w:t>
       </w:r>
+      <w:hyperlink r:id="rId32">
+        <w:r>
+          <w:rPr>
+            <w:lang w:val="es_ES" w:bidi="es_ES"/>
+          </w:rPr>
+          <w:rPr>
+            <w:color w:val="0000EE"/>
+            <w:u w:val="single"/>
+          </w:rPr>
+          <w:t>3:4–5</w:t>
+        </w:r>
+      </w:hyperlink>
+      <w:r>
+        <w:rPr>
+          <w:lang w:val="es_ES" w:bidi="es_ES"/>
+        </w:rPr>
+        <w:t xml:space="preserve">, </w:t>
+      </w:r>
       <w:hyperlink r:id="rId39">
         <w:r>
           <w:rPr>
@@ -1371,14 +1382,14 @@
             <w:color w:val="0000EE"/>
             <w:u w:val="single"/>
           </w:rPr>
-          <w:t>2:2–10,</w:t>
-        </w:r>
-      </w:hyperlink>
-      <w:r>
-        <w:rPr>
-          <w:lang w:val="es_ES" w:bidi="es_ES"/>
-        </w:rPr>
-        <w:t xml:space="preserve"> </w:t>
+          <w:t>12</w:t>
+        </w:r>
+      </w:hyperlink>
+      <w:r>
+        <w:rPr>
+          <w:lang w:val="es_ES" w:bidi="es_ES"/>
+        </w:rPr>
+        <w:t xml:space="preserve">, </w:t>
       </w:r>
       <w:hyperlink r:id="rId40">
         <w:r>
@@ -1389,7 +1400,7 @@
             <w:color w:val="0000EE"/>
             <w:u w:val="single"/>
           </w:rPr>
-          <w:t>1 Timoteo 1:4</w:t>
+          <w:t>15</w:t>
         </w:r>
       </w:hyperlink>
       <w:r>
@@ -1398,61 +1409,7 @@
         </w:rPr>
         <w:t xml:space="preserve">, </w:t>
       </w:r>
-      <w:hyperlink r:id="rId34">
-        <w:r>
-          <w:rPr>
-            <w:lang w:val="es_ES" w:bidi="es_ES"/>
-          </w:rPr>
-          <w:rPr>
-            <w:color w:val="0000EE"/>
-            <w:u w:val="single"/>
-          </w:rPr>
-          <w:t>3:4–5</w:t>
-        </w:r>
-      </w:hyperlink>
-      <w:r>
-        <w:rPr>
-          <w:lang w:val="es_ES" w:bidi="es_ES"/>
-        </w:rPr>
-        <w:t xml:space="preserve">, </w:t>
-      </w:r>
       <w:hyperlink r:id="rId41">
-        <w:r>
-          <w:rPr>
-            <w:lang w:val="es_ES" w:bidi="es_ES"/>
-          </w:rPr>
-          <w:rPr>
-            <w:color w:val="0000EE"/>
-            <w:u w:val="single"/>
-          </w:rPr>
-          <w:t>12</w:t>
-        </w:r>
-      </w:hyperlink>
-      <w:r>
-        <w:rPr>
-          <w:lang w:val="es_ES" w:bidi="es_ES"/>
-        </w:rPr>
-        <w:t xml:space="preserve">, </w:t>
-      </w:r>
-      <w:hyperlink r:id="rId42">
-        <w:r>
-          <w:rPr>
-            <w:lang w:val="es_ES" w:bidi="es_ES"/>
-          </w:rPr>
-          <w:rPr>
-            <w:color w:val="0000EE"/>
-            <w:u w:val="single"/>
-          </w:rPr>
-          <w:t>15</w:t>
-        </w:r>
-      </w:hyperlink>
-      <w:r>
-        <w:rPr>
-          <w:lang w:val="es_ES" w:bidi="es_ES"/>
-        </w:rPr>
-        <w:t xml:space="preserve">, </w:t>
-      </w:r>
-      <w:hyperlink r:id="rId43">
         <w:r>
           <w:rPr>
             <w:lang w:val="es_ES" w:bidi="es_ES"/>
@@ -1488,7 +1445,7 @@
         </w:rPr>
         <w:t xml:space="preserve">Estas cualidades indican que un anciano no debe comportarse como las personas en Creta conocidas por su inmoralidad (ver </w:t>
       </w:r>
-      <w:hyperlink r:id="rId37">
+      <w:hyperlink r:id="rId35">
         <w:r>
           <w:rPr>
             <w:lang w:val="es_ES" w:bidi="es_ES"/>
@@ -1558,7 +1515,7 @@
         </w:rPr>
         <w:t xml:space="preserve">Los ancianos tenían un papel de liderazgo en la enseñanza de la comunidad. Esto puede haber sido necesario para enfrentar la amenaza inmediata a estas comunidades en particular (como también en Éfeso; ver </w:t>
       </w:r>
-      <w:hyperlink r:id="rId44">
+      <w:hyperlink r:id="rId42">
         <w:r>
           <w:rPr>
             <w:lang w:val="es_ES" w:bidi="es_ES"/>
@@ -1594,61 +1551,61 @@
         </w:rPr>
         <w:t xml:space="preserve">Solo con una fuerte creencia en las buenas nuevas un anciano podría proporcionar una enseñanza sólida. Las preocupaciones específicas de Pablo se abordan en </w:t>
       </w:r>
+      <w:hyperlink r:id="rId43">
+        <w:r>
+          <w:rPr>
+            <w:lang w:val="es_ES" w:bidi="es_ES"/>
+          </w:rPr>
+          <w:rPr>
+            <w:color w:val="0000EE"/>
+            <w:u w:val="single"/>
+          </w:rPr>
+          <w:t>Tito 2:1–3:11</w:t>
+        </w:r>
+      </w:hyperlink>
+      <w:r>
+        <w:rPr>
+          <w:lang w:val="es_ES" w:bidi="es_ES"/>
+        </w:rPr>
+        <w:t xml:space="preserve">, considerando los problemas mencionados en </w:t>
+      </w:r>
+      <w:hyperlink r:id="rId33">
+        <w:r>
+          <w:rPr>
+            <w:lang w:val="es_ES" w:bidi="es_ES"/>
+          </w:rPr>
+          <w:rPr>
+            <w:color w:val="0000EE"/>
+            <w:u w:val="single"/>
+          </w:rPr>
+          <w:t>1:10–16</w:t>
+        </w:r>
+      </w:hyperlink>
+      <w:r>
+        <w:rPr>
+          <w:lang w:val="es_ES" w:bidi="es_ES"/>
+        </w:rPr>
+        <w:t xml:space="preserve"> y </w:t>
+      </w:r>
+      <w:hyperlink r:id="rId44">
+        <w:r>
+          <w:rPr>
+            <w:lang w:val="es_ES" w:bidi="es_ES"/>
+          </w:rPr>
+          <w:rPr>
+            <w:color w:val="0000EE"/>
+            <w:u w:val="single"/>
+          </w:rPr>
+          <w:t>3:9–11</w:t>
+        </w:r>
+      </w:hyperlink>
+      <w:r>
+        <w:rPr>
+          <w:lang w:val="es_ES" w:bidi="es_ES"/>
+        </w:rPr>
+        <w:t xml:space="preserve"> (ver también </w:t>
+      </w:r>
       <w:hyperlink r:id="rId45">
-        <w:r>
-          <w:rPr>
-            <w:lang w:val="es_ES" w:bidi="es_ES"/>
-          </w:rPr>
-          <w:rPr>
-            <w:color w:val="0000EE"/>
-            <w:u w:val="single"/>
-          </w:rPr>
-          <w:t>Tito 2:1–3:11</w:t>
-        </w:r>
-      </w:hyperlink>
-      <w:r>
-        <w:rPr>
-          <w:lang w:val="es_ES" w:bidi="es_ES"/>
-        </w:rPr>
-        <w:t xml:space="preserve">, considerando los problemas mencionados en </w:t>
-      </w:r>
-      <w:hyperlink r:id="rId35">
-        <w:r>
-          <w:rPr>
-            <w:lang w:val="es_ES" w:bidi="es_ES"/>
-          </w:rPr>
-          <w:rPr>
-            <w:color w:val="0000EE"/>
-            <w:u w:val="single"/>
-          </w:rPr>
-          <w:t>1:10–16</w:t>
-        </w:r>
-      </w:hyperlink>
-      <w:r>
-        <w:rPr>
-          <w:lang w:val="es_ES" w:bidi="es_ES"/>
-        </w:rPr>
-        <w:t xml:space="preserve"> y </w:t>
-      </w:r>
-      <w:hyperlink r:id="rId46">
-        <w:r>
-          <w:rPr>
-            <w:lang w:val="es_ES" w:bidi="es_ES"/>
-          </w:rPr>
-          <w:rPr>
-            <w:color w:val="0000EE"/>
-            <w:u w:val="single"/>
-          </w:rPr>
-          <w:t>3:9–11</w:t>
-        </w:r>
-      </w:hyperlink>
-      <w:r>
-        <w:rPr>
-          <w:lang w:val="es_ES" w:bidi="es_ES"/>
-        </w:rPr>
-        <w:t xml:space="preserve"> (ver también </w:t>
-      </w:r>
-      <w:hyperlink r:id="rId47">
         <w:r>
           <w:rPr>
             <w:lang w:val="es_ES" w:bidi="es_ES"/>
@@ -1684,43 +1641,43 @@
         </w:rPr>
         <w:t xml:space="preserve">Tito tenía un papel similar (comparar </w:t>
       </w:r>
+      <w:hyperlink r:id="rId46">
+        <w:r>
+          <w:rPr>
+            <w:lang w:val="es_ES" w:bidi="es_ES"/>
+          </w:rPr>
+          <w:rPr>
+            <w:color w:val="0000EE"/>
+            <w:u w:val="single"/>
+          </w:rPr>
+          <w:t>Tito 1:13</w:t>
+        </w:r>
+      </w:hyperlink>
+      <w:r>
+        <w:rPr>
+          <w:lang w:val="es_ES" w:bidi="es_ES"/>
+        </w:rPr>
+        <w:t xml:space="preserve">, </w:t>
+      </w:r>
+      <w:hyperlink r:id="rId47">
+        <w:r>
+          <w:rPr>
+            <w:lang w:val="es_ES" w:bidi="es_ES"/>
+          </w:rPr>
+          <w:rPr>
+            <w:color w:val="0000EE"/>
+            <w:u w:val="single"/>
+          </w:rPr>
+          <w:t>2:15</w:t>
+        </w:r>
+      </w:hyperlink>
+      <w:r>
+        <w:rPr>
+          <w:lang w:val="es_ES" w:bidi="es_ES"/>
+        </w:rPr>
+        <w:t xml:space="preserve">, </w:t>
+      </w:r>
       <w:hyperlink r:id="rId48">
-        <w:r>
-          <w:rPr>
-            <w:lang w:val="es_ES" w:bidi="es_ES"/>
-          </w:rPr>
-          <w:rPr>
-            <w:color w:val="0000EE"/>
-            <w:u w:val="single"/>
-          </w:rPr>
-          <w:t>Tito 1:13</w:t>
-        </w:r>
-      </w:hyperlink>
-      <w:r>
-        <w:rPr>
-          <w:lang w:val="es_ES" w:bidi="es_ES"/>
-        </w:rPr>
-        <w:t xml:space="preserve">, </w:t>
-      </w:r>
-      <w:hyperlink r:id="rId49">
-        <w:r>
-          <w:rPr>
-            <w:lang w:val="es_ES" w:bidi="es_ES"/>
-          </w:rPr>
-          <w:rPr>
-            <w:color w:val="0000EE"/>
-            <w:u w:val="single"/>
-          </w:rPr>
-          <w:t>2:15</w:t>
-        </w:r>
-      </w:hyperlink>
-      <w:r>
-        <w:rPr>
-          <w:lang w:val="es_ES" w:bidi="es_ES"/>
-        </w:rPr>
-        <w:t xml:space="preserve">, </w:t>
-      </w:r>
-      <w:hyperlink r:id="rId50">
         <w:r>
           <w:rPr>
             <w:lang w:val="es_ES" w:bidi="es_ES"/>
@@ -1756,7 +1713,7 @@
         </w:rPr>
         <w:t xml:space="preserve">Aquellos que se oponen son descritos en </w:t>
       </w:r>
-      <w:hyperlink r:id="rId35">
+      <w:hyperlink r:id="rId33">
         <w:r>
           <w:rPr>
             <w:lang w:val="es_ES" w:bidi="es_ES"/>
@@ -1826,7 +1783,7 @@
         </w:rPr>
         <w:t xml:space="preserve">"rebelde": la misma palabra griega se usa para los niños en </w:t>
       </w:r>
-      <w:hyperlink r:id="rId51">
+      <w:hyperlink r:id="rId49">
         <w:r>
           <w:rPr>
             <w:lang w:val="es_ES" w:bidi="es_ES"/>
@@ -1862,91 +1819,91 @@
         </w:rPr>
         <w:t xml:space="preserve">"aquellos que insisten en la circuncisión para la salvación" (literalmente "los de la circuncisión"): esto probablemente se refiere a los cristianos judíos. La frase griega no especifica si requerían o no que los gentiles se circuncidaran. La influencia judía de esta falsa enseñanza se sugiere en </w:t>
       </w:r>
+      <w:hyperlink r:id="rId50">
+        <w:r>
+          <w:rPr>
+            <w:lang w:val="es_ES" w:bidi="es_ES"/>
+          </w:rPr>
+          <w:rPr>
+            <w:color w:val="0000EE"/>
+            <w:u w:val="single"/>
+          </w:rPr>
+          <w:t>1:14–15</w:t>
+        </w:r>
+      </w:hyperlink>
+      <w:r>
+        <w:rPr>
+          <w:lang w:val="es_ES" w:bidi="es_ES"/>
+        </w:rPr>
+        <w:t xml:space="preserve"> y </w:t>
+      </w:r>
+      <w:hyperlink r:id="rId51">
+        <w:r>
+          <w:rPr>
+            <w:lang w:val="es_ES" w:bidi="es_ES"/>
+          </w:rPr>
+          <w:rPr>
+            <w:color w:val="0000EE"/>
+            <w:u w:val="single"/>
+          </w:rPr>
+          <w:t>3:9</w:t>
+        </w:r>
+      </w:hyperlink>
+      <w:r>
+        <w:rPr>
+          <w:lang w:val="es_ES" w:bidi="es_ES"/>
+        </w:rPr>
+        <w:t>.</w:t>
+      </w:r>
+      <w:r>
+        <w:rPr>
+          <w:lang w:val="es_ES" w:bidi="es_ES"/>
+        </w:rPr>
+      </w:r>
+      <w:r>
+        <w:rPr>
+          <w:lang w:val="es_ES" w:bidi="es_ES"/>
+        </w:rPr>
+      </w:r>
+    </w:p>
+    <w:p>
+      <w:pPr/>
+      <w:r>
+        <w:rPr>
+          <w:lang w:val="es_ES" w:bidi="es_ES"/>
+        </w:rPr>
+      </w:r>
+    </w:p>
+    <w:p>
+      <w:pPr>
+        <w:pStyle w:val="Heading2"/>
+      </w:pPr>
+      <w:r>
+        <w:rPr>
+          <w:lang w:val="es_ES" w:bidi="es_ES"/>
+        </w:rPr>
+        <w:t>Tito 1:10–16</w:t>
+      </w:r>
+      <w:r>
+        <w:rPr>
+          <w:lang w:val="es_ES" w:bidi="es_ES"/>
+        </w:rPr>
+      </w:r>
+    </w:p>
+    <w:p>
+      <w:pPr/>
+      <w:r>
+        <w:rPr>
+          <w:lang w:val="es_ES" w:bidi="es_ES"/>
+        </w:rPr>
+      </w:r>
+      <w:r>
+        <w:rPr>
+          <w:lang w:val="es_ES" w:bidi="es_ES"/>
+        </w:rPr>
+        <w:t>En una población nativa de alborotadores, Tito necesitaría liderar con firmeza para librar a estas comunidades cristianas de la corrupción y hacerlas saludables en la fe (</w:t>
+      </w:r>
       <w:hyperlink r:id="rId52">
-        <w:r>
-          <w:rPr>
-            <w:lang w:val="es_ES" w:bidi="es_ES"/>
-          </w:rPr>
-          <w:rPr>
-            <w:color w:val="0000EE"/>
-            <w:u w:val="single"/>
-          </w:rPr>
-          <w:t>1:14–15</w:t>
-        </w:r>
-      </w:hyperlink>
-      <w:r>
-        <w:rPr>
-          <w:lang w:val="es_ES" w:bidi="es_ES"/>
-        </w:rPr>
-        <w:t xml:space="preserve"> y </w:t>
-      </w:r>
-      <w:hyperlink r:id="rId53">
-        <w:r>
-          <w:rPr>
-            <w:lang w:val="es_ES" w:bidi="es_ES"/>
-          </w:rPr>
-          <w:rPr>
-            <w:color w:val="0000EE"/>
-            <w:u w:val="single"/>
-          </w:rPr>
-          <w:t>3:9</w:t>
-        </w:r>
-      </w:hyperlink>
-      <w:r>
-        <w:rPr>
-          <w:lang w:val="es_ES" w:bidi="es_ES"/>
-        </w:rPr>
-        <w:t>.</w:t>
-      </w:r>
-      <w:r>
-        <w:rPr>
-          <w:lang w:val="es_ES" w:bidi="es_ES"/>
-        </w:rPr>
-      </w:r>
-      <w:r>
-        <w:rPr>
-          <w:lang w:val="es_ES" w:bidi="es_ES"/>
-        </w:rPr>
-      </w:r>
-    </w:p>
-    <w:p>
-      <w:pPr/>
-      <w:r>
-        <w:rPr>
-          <w:lang w:val="es_ES" w:bidi="es_ES"/>
-        </w:rPr>
-      </w:r>
-    </w:p>
-    <w:p>
-      <w:pPr>
-        <w:pStyle w:val="Heading2"/>
-      </w:pPr>
-      <w:r>
-        <w:rPr>
-          <w:lang w:val="es_ES" w:bidi="es_ES"/>
-        </w:rPr>
-        <w:t>Tito 1:10–16</w:t>
-      </w:r>
-      <w:r>
-        <w:rPr>
-          <w:lang w:val="es_ES" w:bidi="es_ES"/>
-        </w:rPr>
-      </w:r>
-    </w:p>
-    <w:p>
-      <w:pPr/>
-      <w:r>
-        <w:rPr>
-          <w:lang w:val="es_ES" w:bidi="es_ES"/>
-        </w:rPr>
-      </w:r>
-      <w:r>
-        <w:rPr>
-          <w:lang w:val="es_ES" w:bidi="es_ES"/>
-        </w:rPr>
-        <w:t>En una población nativa de alborotadores, Tito necesitaría liderar con firmeza para librar a estas comunidades cristianas de la corrupción y hacerlas saludables en la fe (</w:t>
-      </w:r>
-      <w:hyperlink r:id="rId54">
         <w:r>
           <w:rPr>
             <w:lang w:val="es_ES" w:bidi="es_ES"/>
@@ -2016,43 +1973,43 @@
         </w:rPr>
         <w:t xml:space="preserve">"casas enteras": esto también sucedió en Éfeso (comparar </w:t>
       </w:r>
+      <w:hyperlink r:id="rId53">
+        <w:r>
+          <w:rPr>
+            <w:lang w:val="es_ES" w:bidi="es_ES"/>
+          </w:rPr>
+          <w:rPr>
+            <w:color w:val="0000EE"/>
+            <w:u w:val="single"/>
+          </w:rPr>
+          <w:t>1 Timoteo 4:3</w:t>
+        </w:r>
+      </w:hyperlink>
+      <w:r>
+        <w:rPr>
+          <w:lang w:val="es_ES" w:bidi="es_ES"/>
+        </w:rPr>
+        <w:t xml:space="preserve">, </w:t>
+      </w:r>
+      <w:hyperlink r:id="rId54">
+        <w:r>
+          <w:rPr>
+            <w:lang w:val="es_ES" w:bidi="es_ES"/>
+          </w:rPr>
+          <w:rPr>
+            <w:color w:val="0000EE"/>
+            <w:u w:val="single"/>
+          </w:rPr>
+          <w:t>2 Timoteo 2:18</w:t>
+        </w:r>
+      </w:hyperlink>
+      <w:r>
+        <w:rPr>
+          <w:lang w:val="es_ES" w:bidi="es_ES"/>
+        </w:rPr>
+        <w:t xml:space="preserve">; </w:t>
+      </w:r>
       <w:hyperlink r:id="rId55">
-        <w:r>
-          <w:rPr>
-            <w:lang w:val="es_ES" w:bidi="es_ES"/>
-          </w:rPr>
-          <w:rPr>
-            <w:color w:val="0000EE"/>
-            <w:u w:val="single"/>
-          </w:rPr>
-          <w:t>1 Timoteo 4:3</w:t>
-        </w:r>
-      </w:hyperlink>
-      <w:r>
-        <w:rPr>
-          <w:lang w:val="es_ES" w:bidi="es_ES"/>
-        </w:rPr>
-        <w:t xml:space="preserve">, </w:t>
-      </w:r>
-      <w:hyperlink r:id="rId56">
-        <w:r>
-          <w:rPr>
-            <w:lang w:val="es_ES" w:bidi="es_ES"/>
-          </w:rPr>
-          <w:rPr>
-            <w:color w:val="0000EE"/>
-            <w:u w:val="single"/>
-          </w:rPr>
-          <w:t>2 Timoteo 2:18</w:t>
-        </w:r>
-      </w:hyperlink>
-      <w:r>
-        <w:rPr>
-          <w:lang w:val="es_ES" w:bidi="es_ES"/>
-        </w:rPr>
-        <w:t xml:space="preserve">; </w:t>
-      </w:r>
-      <w:hyperlink r:id="rId57">
         <w:r>
           <w:rPr>
             <w:lang w:val="es_ES" w:bidi="es_ES"/>
@@ -2094,6 +2051,42 @@
         </w:rPr>
         <w:t>: los ancianos no deben tener esta característica (</w:t>
       </w:r>
+      <w:hyperlink r:id="rId56">
+        <w:r>
+          <w:rPr>
+            <w:lang w:val="es_ES" w:bidi="es_ES"/>
+          </w:rPr>
+          <w:rPr>
+            <w:color w:val="0000EE"/>
+            <w:u w:val="single"/>
+          </w:rPr>
+          <w:t>Tito 1:7</w:t>
+        </w:r>
+      </w:hyperlink>
+      <w:r>
+        <w:rPr>
+          <w:lang w:val="es_ES" w:bidi="es_ES"/>
+        </w:rPr>
+        <w:t xml:space="preserve">; ver también </w:t>
+      </w:r>
+      <w:hyperlink r:id="rId57">
+        <w:r>
+          <w:rPr>
+            <w:lang w:val="es_ES" w:bidi="es_ES"/>
+          </w:rPr>
+          <w:rPr>
+            <w:color w:val="0000EE"/>
+            <w:u w:val="single"/>
+          </w:rPr>
+          <w:t>1 Timoteo 6:5–10</w:t>
+        </w:r>
+      </w:hyperlink>
+      <w:r>
+        <w:rPr>
+          <w:lang w:val="es_ES" w:bidi="es_ES"/>
+        </w:rPr>
+        <w:t xml:space="preserve">, </w:t>
+      </w:r>
       <w:hyperlink r:id="rId58">
         <w:r>
           <w:rPr>
@@ -2103,52 +2096,16 @@
             <w:color w:val="0000EE"/>
             <w:u w:val="single"/>
           </w:rPr>
-          <w:t>Tito 1:7</w:t>
-        </w:r>
-      </w:hyperlink>
-      <w:r>
-        <w:rPr>
-          <w:lang w:val="es_ES" w:bidi="es_ES"/>
-        </w:rPr>
-        <w:t xml:space="preserve">; ver también </w:t>
+          <w:t>2 Corintios 2:17</w:t>
+        </w:r>
+      </w:hyperlink>
+      <w:r>
+        <w:rPr>
+          <w:lang w:val="es_ES" w:bidi="es_ES"/>
+        </w:rPr>
+        <w:t xml:space="preserve">, </w:t>
       </w:r>
       <w:hyperlink r:id="rId59">
-        <w:r>
-          <w:rPr>
-            <w:lang w:val="es_ES" w:bidi="es_ES"/>
-          </w:rPr>
-          <w:rPr>
-            <w:color w:val="0000EE"/>
-            <w:u w:val="single"/>
-          </w:rPr>
-          <w:t>1 Timoteo 6:5–10</w:t>
-        </w:r>
-      </w:hyperlink>
-      <w:r>
-        <w:rPr>
-          <w:lang w:val="es_ES" w:bidi="es_ES"/>
-        </w:rPr>
-        <w:t xml:space="preserve">, </w:t>
-      </w:r>
-      <w:hyperlink r:id="rId60">
-        <w:r>
-          <w:rPr>
-            <w:lang w:val="es_ES" w:bidi="es_ES"/>
-          </w:rPr>
-          <w:rPr>
-            <w:color w:val="0000EE"/>
-            <w:u w:val="single"/>
-          </w:rPr>
-          <w:t>2 Corintios 2:17</w:t>
-        </w:r>
-      </w:hyperlink>
-      <w:r>
-        <w:rPr>
-          <w:lang w:val="es_ES" w:bidi="es_ES"/>
-        </w:rPr>
-        <w:t xml:space="preserve">, </w:t>
-      </w:r>
-      <w:hyperlink r:id="rId61">
         <w:r>
           <w:rPr>
             <w:lang w:val="es_ES" w:bidi="es_ES"/>
@@ -2242,7 +2199,7 @@
         </w:rPr>
         <w:t>"mentirosos": Esta acusación se dirigía específicamente a la afirmación cretense de tener la tumba de Zeus en la isla. Según la mitología cretense, el dios Zeus fue una vez un simple humano que vivió y murió en Creta. Se decía que su tumba estaba allí. Pero Zeus había alcanzado la divinidad a través de su patrocinio (es decir, regalos y beneficios) a los humanos. Algunos moralistas griegos se opusieron a esta leyenda y la caracterizaron como una mentira. Una cita de Alejandría en el 200 a.C. dice: “Los cretenses siempre son mentirosos. Porque una tumba, oh Señor, los cretenses construyen para ti; pero tú no mueres, porque eres eterno.” Uno de los propios profetas de Creta (Epiménides) pensaba lo mismo. Pablo cita su voz de conciencia aprobatoriamente (</w:t>
       </w:r>
-      <w:hyperlink r:id="rId48">
+      <w:hyperlink r:id="rId46">
         <w:r>
           <w:rPr>
             <w:lang w:val="es_ES" w:bidi="es_ES"/>
@@ -2260,7 +2217,7 @@
         </w:rPr>
         <w:t xml:space="preserve">, ver </w:t>
       </w:r>
-      <w:hyperlink r:id="rId62">
+      <w:hyperlink r:id="rId60">
         <w:r>
           <w:rPr>
             <w:lang w:val="es_ES" w:bidi="es_ES"/>
@@ -2278,7 +2235,7 @@
         </w:rPr>
         <w:t>), porque el Dios que no miente (</w:t>
       </w:r>
-      <w:hyperlink r:id="rId63">
+      <w:hyperlink r:id="rId61">
         <w:r>
           <w:rPr>
             <w:lang w:val="es_ES" w:bidi="es_ES"/>
@@ -2314,7 +2271,7 @@
         </w:rPr>
         <w:t>mentirosos … bestias … glotones: se creía que la inmoralidad cretense resultaba de su creencia sobre Zeus. Las mentiras religiosas habían llevado a la corrupción moral. Pablo contrarresta estos vicios presentando las virtudes contrastantes (cualidades o comportamientos positivos) (</w:t>
       </w:r>
-      <w:hyperlink r:id="rId64">
+      <w:hyperlink r:id="rId62">
         <w:r>
           <w:rPr>
             <w:lang w:val="es_ES" w:bidi="es_ES"/>
@@ -2332,7 +2289,7 @@
         </w:rPr>
         <w:t>) e insta a los cretenses a alcanzar ideales éticos que son alabados en la sociedad humana en general pero que estaban ausentes en Creta, como lamentaba su propio profeta. Ellos alcanzarían estos ideales solo a través del evangelio de Jesucristo (</w:t>
       </w:r>
-      <w:hyperlink r:id="rId15">
+      <w:hyperlink r:id="rId13">
         <w:r>
           <w:rPr>
             <w:lang w:val="es_ES" w:bidi="es_ES"/>
@@ -2368,7 +2325,7 @@
         </w:rPr>
         <w:t xml:space="preserve">glotones ociosos: los cretenses eran conocidos por hacer cualquier cosa por dinero. Eran bien conocidos como mercenarios y como consumidores excesivos. Se decía que no sentían vergüenza por su avaricia (ver </w:t>
       </w:r>
-      <w:hyperlink r:id="rId65">
+      <w:hyperlink r:id="rId63">
         <w:r>
           <w:rPr>
             <w:lang w:val="es_ES" w:bidi="es_ES"/>
@@ -2486,7 +2443,7 @@
         </w:rPr>
         <w:t xml:space="preserve">Ser sano (o fuerte) en la fe se define aquí como rechazar enseñanzas falsas (comparar </w:t>
       </w:r>
-      <w:hyperlink r:id="rId66">
+      <w:hyperlink r:id="rId64">
         <w:r>
           <w:rPr>
             <w:lang w:val="es_ES" w:bidi="es_ES"/>
@@ -2562,7 +2519,7 @@
         </w:rPr>
         <w:t xml:space="preserve">: ver </w:t>
       </w:r>
-      <w:hyperlink r:id="rId53">
+      <w:hyperlink r:id="rId51">
         <w:r>
           <w:rPr>
             <w:lang w:val="es_ES" w:bidi="es_ES"/>
@@ -2574,7 +2531,7 @@
           <w:t xml:space="preserve">3:9, </w:t>
         </w:r>
       </w:hyperlink>
-      <w:hyperlink r:id="rId40">
+      <w:hyperlink r:id="rId38">
         <w:r>
           <w:rPr>
             <w:lang w:val="es_ES" w:bidi="es_ES"/>
@@ -2592,7 +2549,7 @@
         </w:rPr>
         <w:t xml:space="preserve">; </w:t>
       </w:r>
-      <w:hyperlink r:id="rId67">
+      <w:hyperlink r:id="rId65">
         <w:r>
           <w:rPr>
             <w:lang w:val="es_ES" w:bidi="es_ES"/>
@@ -2610,7 +2567,7 @@
         </w:rPr>
         <w:t xml:space="preserve"> </w:t>
       </w:r>
-      <w:hyperlink r:id="rId68">
+      <w:hyperlink r:id="rId66">
         <w:r>
           <w:rPr>
             <w:lang w:val="es_ES" w:bidi="es_ES"/>
@@ -2652,6 +2609,138 @@
         </w:rPr>
         <w:t xml:space="preserve">: Esto fue apostasía, no mera incredulidad. La apostasía es cuando alguien abandona o rechaza sus creencias. Ver </w:t>
       </w:r>
+      <w:hyperlink r:id="rId67">
+        <w:r>
+          <w:rPr>
+            <w:lang w:val="es_ES" w:bidi="es_ES"/>
+          </w:rPr>
+          <w:rPr>
+            <w:color w:val="0000EE"/>
+            <w:u w:val="single"/>
+          </w:rPr>
+          <w:t>1 Timoteo 1:6–7</w:t>
+        </w:r>
+      </w:hyperlink>
+      <w:r>
+        <w:rPr>
+          <w:lang w:val="es_ES" w:bidi="es_ES"/>
+        </w:rPr>
+        <w:t>.</w:t>
+      </w:r>
+      <w:r>
+        <w:rPr>
+          <w:lang w:val="es_ES" w:bidi="es_ES"/>
+        </w:rPr>
+      </w:r>
+      <w:r>
+        <w:rPr>
+          <w:lang w:val="es_ES" w:bidi="es_ES"/>
+        </w:rPr>
+      </w:r>
+    </w:p>
+    <w:p>
+      <w:pPr/>
+      <w:r>
+        <w:rPr>
+          <w:lang w:val="es_ES" w:bidi="es_ES"/>
+        </w:rPr>
+      </w:r>
+    </w:p>
+    <w:p>
+      <w:pPr>
+        <w:pStyle w:val="Heading2"/>
+      </w:pPr>
+      <w:r>
+        <w:rPr>
+          <w:lang w:val="es_ES" w:bidi="es_ES"/>
+        </w:rPr>
+        <w:t>Tito 1:15</w:t>
+      </w:r>
+      <w:r>
+        <w:rPr>
+          <w:lang w:val="es_ES" w:bidi="es_ES"/>
+        </w:rPr>
+      </w:r>
+    </w:p>
+    <w:p>
+      <w:pPr/>
+      <w:r>
+        <w:rPr>
+          <w:lang w:val="es_ES" w:bidi="es_ES"/>
+        </w:rPr>
+      </w:r>
+      <w:r>
+        <w:rPr>
+          <w:lang w:val="es_ES" w:bidi="es_ES"/>
+        </w:rPr>
+        <w:t xml:space="preserve">Comparar </w:t>
+      </w:r>
+      <w:hyperlink r:id="rId68">
+        <w:r>
+          <w:rPr>
+            <w:lang w:val="es_ES" w:bidi="es_ES"/>
+          </w:rPr>
+          <w:rPr>
+            <w:color w:val="0000EE"/>
+            <w:u w:val="single"/>
+          </w:rPr>
+          <w:t>1 Timoteo 4:3–5</w:t>
+        </w:r>
+      </w:hyperlink>
+      <w:r>
+        <w:rPr>
+          <w:lang w:val="es_ES" w:bidi="es_ES"/>
+        </w:rPr>
+        <w:t>.</w:t>
+      </w:r>
+      <w:r>
+        <w:rPr>
+          <w:lang w:val="es_ES" w:bidi="es_ES"/>
+        </w:rPr>
+      </w:r>
+      <w:r>
+        <w:rPr>
+          <w:lang w:val="es_ES" w:bidi="es_ES"/>
+        </w:rPr>
+      </w:r>
+    </w:p>
+    <w:p>
+      <w:pPr/>
+      <w:r>
+        <w:rPr>
+          <w:lang w:val="es_ES" w:bidi="es_ES"/>
+        </w:rPr>
+      </w:r>
+    </w:p>
+    <w:p>
+      <w:pPr>
+        <w:pStyle w:val="Heading2"/>
+      </w:pPr>
+      <w:r>
+        <w:rPr>
+          <w:lang w:val="es_ES" w:bidi="es_ES"/>
+        </w:rPr>
+        <w:t>Tito 1:15–16</w:t>
+      </w:r>
+      <w:r>
+        <w:rPr>
+          <w:lang w:val="es_ES" w:bidi="es_ES"/>
+        </w:rPr>
+      </w:r>
+    </w:p>
+    <w:p>
+      <w:pPr/>
+      <w:r>
+        <w:rPr>
+          <w:lang w:val="es_ES" w:bidi="es_ES"/>
+        </w:rPr>
+      </w:r>
+      <w:r>
+        <w:rPr>
+          <w:lang w:val="es_ES" w:bidi="es_ES"/>
+        </w:rPr>
+        <w:t xml:space="preserve">Estos dos versículos comentan sobre la gente de </w:t>
+      </w:r>
       <w:hyperlink r:id="rId69">
         <w:r>
           <w:rPr>
@@ -2661,138 +2750,6 @@
             <w:color w:val="0000EE"/>
             <w:u w:val="single"/>
           </w:rPr>
-          <w:t>1 Timoteo 1:6–7</w:t>
-        </w:r>
-      </w:hyperlink>
-      <w:r>
-        <w:rPr>
-          <w:lang w:val="es_ES" w:bidi="es_ES"/>
-        </w:rPr>
-        <w:t>.</w:t>
-      </w:r>
-      <w:r>
-        <w:rPr>
-          <w:lang w:val="es_ES" w:bidi="es_ES"/>
-        </w:rPr>
-      </w:r>
-      <w:r>
-        <w:rPr>
-          <w:lang w:val="es_ES" w:bidi="es_ES"/>
-        </w:rPr>
-      </w:r>
-    </w:p>
-    <w:p>
-      <w:pPr/>
-      <w:r>
-        <w:rPr>
-          <w:lang w:val="es_ES" w:bidi="es_ES"/>
-        </w:rPr>
-      </w:r>
-    </w:p>
-    <w:p>
-      <w:pPr>
-        <w:pStyle w:val="Heading2"/>
-      </w:pPr>
-      <w:r>
-        <w:rPr>
-          <w:lang w:val="es_ES" w:bidi="es_ES"/>
-        </w:rPr>
-        <w:t>Tito 1:15</w:t>
-      </w:r>
-      <w:r>
-        <w:rPr>
-          <w:lang w:val="es_ES" w:bidi="es_ES"/>
-        </w:rPr>
-      </w:r>
-    </w:p>
-    <w:p>
-      <w:pPr/>
-      <w:r>
-        <w:rPr>
-          <w:lang w:val="es_ES" w:bidi="es_ES"/>
-        </w:rPr>
-      </w:r>
-      <w:r>
-        <w:rPr>
-          <w:lang w:val="es_ES" w:bidi="es_ES"/>
-        </w:rPr>
-        <w:t xml:space="preserve">Comparar </w:t>
-      </w:r>
-      <w:hyperlink r:id="rId70">
-        <w:r>
-          <w:rPr>
-            <w:lang w:val="es_ES" w:bidi="es_ES"/>
-          </w:rPr>
-          <w:rPr>
-            <w:color w:val="0000EE"/>
-            <w:u w:val="single"/>
-          </w:rPr>
-          <w:t>1 Timoteo 4:3–5</w:t>
-        </w:r>
-      </w:hyperlink>
-      <w:r>
-        <w:rPr>
-          <w:lang w:val="es_ES" w:bidi="es_ES"/>
-        </w:rPr>
-        <w:t>.</w:t>
-      </w:r>
-      <w:r>
-        <w:rPr>
-          <w:lang w:val="es_ES" w:bidi="es_ES"/>
-        </w:rPr>
-      </w:r>
-      <w:r>
-        <w:rPr>
-          <w:lang w:val="es_ES" w:bidi="es_ES"/>
-        </w:rPr>
-      </w:r>
-    </w:p>
-    <w:p>
-      <w:pPr/>
-      <w:r>
-        <w:rPr>
-          <w:lang w:val="es_ES" w:bidi="es_ES"/>
-        </w:rPr>
-      </w:r>
-    </w:p>
-    <w:p>
-      <w:pPr>
-        <w:pStyle w:val="Heading2"/>
-      </w:pPr>
-      <w:r>
-        <w:rPr>
-          <w:lang w:val="es_ES" w:bidi="es_ES"/>
-        </w:rPr>
-        <w:t>Tito 1:15–16</w:t>
-      </w:r>
-      <w:r>
-        <w:rPr>
-          <w:lang w:val="es_ES" w:bidi="es_ES"/>
-        </w:rPr>
-      </w:r>
-    </w:p>
-    <w:p>
-      <w:pPr/>
-      <w:r>
-        <w:rPr>
-          <w:lang w:val="es_ES" w:bidi="es_ES"/>
-        </w:rPr>
-      </w:r>
-      <w:r>
-        <w:rPr>
-          <w:lang w:val="es_ES" w:bidi="es_ES"/>
-        </w:rPr>
-        <w:t xml:space="preserve">Estos dos versículos comentan sobre la gente de </w:t>
-      </w:r>
-      <w:hyperlink r:id="rId71">
-        <w:r>
-          <w:rPr>
-            <w:lang w:val="es_ES" w:bidi="es_ES"/>
-          </w:rPr>
-          <w:rPr>
-            <w:color w:val="0000EE"/>
-            <w:u w:val="single"/>
-          </w:rPr>
           <w:t>1:14</w:t>
         </w:r>
       </w:hyperlink>
@@ -2802,7 +2759,7 @@
         </w:rPr>
         <w:t xml:space="preserve"> y sus mandatos, mientras que hacen la transición a una discusión sobre la enseñanza que fomenta la bondad (</w:t>
       </w:r>
-      <w:hyperlink r:id="rId45">
+      <w:hyperlink r:id="rId43">
         <w:r>
           <w:rPr>
             <w:lang w:val="es_ES" w:bidi="es_ES"/>
@@ -2938,7 +2895,7 @@
         </w:rPr>
         <w:t>La sana enseñanza era especialmente urgente debido a los falsos maestros, que habían causado problemas dentro de "casas enteras" (</w:t>
       </w:r>
-      <w:hyperlink r:id="rId38">
+      <w:hyperlink r:id="rId36">
         <w:r>
           <w:rPr>
             <w:lang w:val="es_ES" w:bidi="es_ES"/>
@@ -2956,6 +2913,42 @@
         </w:rPr>
         <w:t xml:space="preserve">). En </w:t>
       </w:r>
+      <w:hyperlink r:id="rId70">
+        <w:r>
+          <w:rPr>
+            <w:lang w:val="es_ES" w:bidi="es_ES"/>
+          </w:rPr>
+          <w:rPr>
+            <w:color w:val="0000EE"/>
+            <w:u w:val="single"/>
+          </w:rPr>
+          <w:t>2:1–10</w:t>
+        </w:r>
+      </w:hyperlink>
+      <w:r>
+        <w:rPr>
+          <w:lang w:val="es_ES" w:bidi="es_ES"/>
+        </w:rPr>
+        <w:t>, Pablo se dirige a diferentes grupos dentro del hogar de la fe, mostrando su preocupación por el testimonio público de la iglesia (</w:t>
+      </w:r>
+      <w:hyperlink r:id="rId71">
+        <w:r>
+          <w:rPr>
+            <w:lang w:val="es_ES" w:bidi="es_ES"/>
+          </w:rPr>
+          <w:rPr>
+            <w:color w:val="0000EE"/>
+            <w:u w:val="single"/>
+          </w:rPr>
+          <w:t>2:5</w:t>
+        </w:r>
+      </w:hyperlink>
+      <w:r>
+        <w:rPr>
+          <w:lang w:val="es_ES" w:bidi="es_ES"/>
+        </w:rPr>
+        <w:t xml:space="preserve">, </w:t>
+      </w:r>
       <w:hyperlink r:id="rId72">
         <w:r>
           <w:rPr>
@@ -2965,14 +2958,32 @@
             <w:color w:val="0000EE"/>
             <w:u w:val="single"/>
           </w:rPr>
-          <w:t>2:1–10</w:t>
-        </w:r>
-      </w:hyperlink>
-      <w:r>
-        <w:rPr>
-          <w:lang w:val="es_ES" w:bidi="es_ES"/>
-        </w:rPr>
-        <w:t>, Pablo se dirige a diferentes grupos dentro del hogar de la fe, mostrando su preocupación por el testimonio público de la iglesia (</w:t>
+          <w:t>8</w:t>
+        </w:r>
+      </w:hyperlink>
+      <w:r>
+        <w:rPr>
+          <w:lang w:val="es_ES" w:bidi="es_ES"/>
+        </w:rPr>
+        <w:t xml:space="preserve">, </w:t>
+      </w:r>
+      <w:hyperlink r:id="rId25">
+        <w:r>
+          <w:rPr>
+            <w:lang w:val="es_ES" w:bidi="es_ES"/>
+          </w:rPr>
+          <w:rPr>
+            <w:color w:val="0000EE"/>
+            <w:u w:val="single"/>
+          </w:rPr>
+          <w:t>10</w:t>
+        </w:r>
+      </w:hyperlink>
+      <w:r>
+        <w:rPr>
+          <w:lang w:val="es_ES" w:bidi="es_ES"/>
+        </w:rPr>
+        <w:t xml:space="preserve">; ver también </w:t>
       </w:r>
       <w:hyperlink r:id="rId73">
         <w:r>
@@ -2983,166 +2994,112 @@
             <w:color w:val="0000EE"/>
             <w:u w:val="single"/>
           </w:rPr>
-          <w:t>2:5</w:t>
-        </w:r>
-      </w:hyperlink>
-      <w:r>
-        <w:rPr>
-          <w:lang w:val="es_ES" w:bidi="es_ES"/>
-        </w:rPr>
-        <w:t xml:space="preserve">, </w:t>
+          <w:t>1 Tm 5:1–6:2</w:t>
+        </w:r>
+      </w:hyperlink>
+      <w:r>
+        <w:rPr>
+          <w:lang w:val="es_ES" w:bidi="es_ES"/>
+        </w:rPr>
+        <w:t>). Luego, Pablo elabora sobre la venida de Cristo (</w:t>
+      </w:r>
+      <w:hyperlink r:id="rId13">
+        <w:r>
+          <w:rPr>
+            <w:lang w:val="es_ES" w:bidi="es_ES"/>
+          </w:rPr>
+          <w:rPr>
+            <w:color w:val="0000EE"/>
+            <w:u w:val="single"/>
+          </w:rPr>
+          <w:t>Tt 2:11–14</w:t>
+        </w:r>
+      </w:hyperlink>
+      <w:r>
+        <w:rPr>
+          <w:lang w:val="es_ES" w:bidi="es_ES"/>
+        </w:rPr>
+        <w:t>) antes de dar una instrucción directa a Tito (</w:t>
+      </w:r>
+      <w:hyperlink r:id="rId47">
+        <w:r>
+          <w:rPr>
+            <w:lang w:val="es_ES" w:bidi="es_ES"/>
+          </w:rPr>
+          <w:rPr>
+            <w:color w:val="0000EE"/>
+            <w:u w:val="single"/>
+          </w:rPr>
+          <w:t>2:15</w:t>
+        </w:r>
+      </w:hyperlink>
+      <w:r>
+        <w:rPr>
+          <w:lang w:val="es_ES" w:bidi="es_ES"/>
+        </w:rPr>
+        <w:t>).</w:t>
+      </w:r>
+      <w:r>
+        <w:rPr>
+          <w:lang w:val="es_ES" w:bidi="es_ES"/>
+        </w:rPr>
+      </w:r>
+      <w:r>
+        <w:rPr>
+          <w:lang w:val="es_ES" w:bidi="es_ES"/>
+        </w:rPr>
+      </w:r>
+    </w:p>
+    <w:p>
+      <w:pPr/>
+      <w:r>
+        <w:rPr>
+          <w:lang w:val="es_ES" w:bidi="es_ES"/>
+        </w:rPr>
+      </w:r>
+    </w:p>
+    <w:p>
+      <w:pPr>
+        <w:pStyle w:val="Heading2"/>
+      </w:pPr>
+      <w:r>
+        <w:rPr>
+          <w:lang w:val="es_ES" w:bidi="es_ES"/>
+        </w:rPr>
+        <w:t>Tito 2:9–10</w:t>
+      </w:r>
+      <w:r>
+        <w:rPr>
+          <w:lang w:val="es_ES" w:bidi="es_ES"/>
+        </w:rPr>
+      </w:r>
+    </w:p>
+    <w:p>
+      <w:pPr/>
+      <w:r>
+        <w:rPr>
+          <w:lang w:val="es_ES" w:bidi="es_ES"/>
+        </w:rPr>
+      </w:r>
+      <w:r>
+        <w:rPr>
+          <w:lang w:val="es_ES" w:bidi="es_ES"/>
+        </w:rPr>
+        <w:t xml:space="preserve">El propósito de estos mandamientos es "adornar </w:t>
+      </w:r>
+      <w:r>
+        <w:rPr>
+          <w:lang w:val="es_ES" w:bidi="es_ES"/>
+        </w:rPr>
+        <w:t>la doctrina de Dios</w:t>
+      </w:r>
+      <w:r>
+        <w:rPr>
+          <w:lang w:val="es_ES" w:bidi="es_ES"/>
+        </w:rPr>
+        <w:t xml:space="preserve">". La Nueva Traducción Viviente lo traduce de esta manera: "hacer atractiva la enseñanza acerca de Dios … " (ver </w:t>
       </w:r>
       <w:hyperlink r:id="rId74">
-        <w:r>
-          <w:rPr>
-            <w:lang w:val="es_ES" w:bidi="es_ES"/>
-          </w:rPr>
-          <w:rPr>
-            <w:color w:val="0000EE"/>
-            <w:u w:val="single"/>
-          </w:rPr>
-          <w:t>8</w:t>
-        </w:r>
-      </w:hyperlink>
-      <w:r>
-        <w:rPr>
-          <w:lang w:val="es_ES" w:bidi="es_ES"/>
-        </w:rPr>
-        <w:t xml:space="preserve">, </w:t>
-      </w:r>
-      <w:hyperlink r:id="rId27">
-        <w:r>
-          <w:rPr>
-            <w:lang w:val="es_ES" w:bidi="es_ES"/>
-          </w:rPr>
-          <w:rPr>
-            <w:color w:val="0000EE"/>
-            <w:u w:val="single"/>
-          </w:rPr>
-          <w:t>10</w:t>
-        </w:r>
-      </w:hyperlink>
-      <w:r>
-        <w:rPr>
-          <w:lang w:val="es_ES" w:bidi="es_ES"/>
-        </w:rPr>
-        <w:t xml:space="preserve">; ver también </w:t>
-      </w:r>
-      <w:hyperlink r:id="rId75">
-        <w:r>
-          <w:rPr>
-            <w:lang w:val="es_ES" w:bidi="es_ES"/>
-          </w:rPr>
-          <w:rPr>
-            <w:color w:val="0000EE"/>
-            <w:u w:val="single"/>
-          </w:rPr>
-          <w:t>1 Tm 5:1–6:2</w:t>
-        </w:r>
-      </w:hyperlink>
-      <w:r>
-        <w:rPr>
-          <w:lang w:val="es_ES" w:bidi="es_ES"/>
-        </w:rPr>
-        <w:t>). Luego, Pablo elabora sobre la venida de Cristo (</w:t>
-      </w:r>
-      <w:hyperlink r:id="rId15">
-        <w:r>
-          <w:rPr>
-            <w:lang w:val="es_ES" w:bidi="es_ES"/>
-          </w:rPr>
-          <w:rPr>
-            <w:color w:val="0000EE"/>
-            <w:u w:val="single"/>
-          </w:rPr>
-          <w:t>Tt 2:11–14</w:t>
-        </w:r>
-      </w:hyperlink>
-      <w:r>
-        <w:rPr>
-          <w:lang w:val="es_ES" w:bidi="es_ES"/>
-        </w:rPr>
-        <w:t>) antes de dar una instrucción directa a Tito (</w:t>
-      </w:r>
-      <w:hyperlink r:id="rId49">
-        <w:r>
-          <w:rPr>
-            <w:lang w:val="es_ES" w:bidi="es_ES"/>
-          </w:rPr>
-          <w:rPr>
-            <w:color w:val="0000EE"/>
-            <w:u w:val="single"/>
-          </w:rPr>
-          <w:t>2:15</w:t>
-        </w:r>
-      </w:hyperlink>
-      <w:r>
-        <w:rPr>
-          <w:lang w:val="es_ES" w:bidi="es_ES"/>
-        </w:rPr>
-        <w:t>).</w:t>
-      </w:r>
-      <w:r>
-        <w:rPr>
-          <w:lang w:val="es_ES" w:bidi="es_ES"/>
-        </w:rPr>
-      </w:r>
-      <w:r>
-        <w:rPr>
-          <w:lang w:val="es_ES" w:bidi="es_ES"/>
-        </w:rPr>
-      </w:r>
-    </w:p>
-    <w:p>
-      <w:pPr/>
-      <w:r>
-        <w:rPr>
-          <w:lang w:val="es_ES" w:bidi="es_ES"/>
-        </w:rPr>
-      </w:r>
-    </w:p>
-    <w:p>
-      <w:pPr>
-        <w:pStyle w:val="Heading2"/>
-      </w:pPr>
-      <w:r>
-        <w:rPr>
-          <w:lang w:val="es_ES" w:bidi="es_ES"/>
-        </w:rPr>
-        <w:t>Tito 2:9–10</w:t>
-      </w:r>
-      <w:r>
-        <w:rPr>
-          <w:lang w:val="es_ES" w:bidi="es_ES"/>
-        </w:rPr>
-      </w:r>
-    </w:p>
-    <w:p>
-      <w:pPr/>
-      <w:r>
-        <w:rPr>
-          <w:lang w:val="es_ES" w:bidi="es_ES"/>
-        </w:rPr>
-      </w:r>
-      <w:r>
-        <w:rPr>
-          <w:lang w:val="es_ES" w:bidi="es_ES"/>
-        </w:rPr>
-        <w:t xml:space="preserve">El propósito de estos mandamientos es "adornar </w:t>
-      </w:r>
-      <w:r>
-        <w:rPr>
-          <w:lang w:val="es_ES" w:bidi="es_ES"/>
-        </w:rPr>
-        <w:t>la doctrina de Dios</w:t>
-      </w:r>
-      <w:r>
-        <w:rPr>
-          <w:lang w:val="es_ES" w:bidi="es_ES"/>
-        </w:rPr>
-        <w:t xml:space="preserve">". La Nueva Traducción Viviente lo traduce de esta manera: "hacer atractiva la enseñanza acerca de Dios … " (ver </w:t>
-      </w:r>
-      <w:hyperlink r:id="rId76">
         <w:r>
           <w:rPr>
             <w:lang w:val="es_ES" w:bidi="es_ES"/>
@@ -3248,7 +3205,7 @@
         </w:rPr>
         <w:t>"salvación a todos": Pablo pretende que la gracia de Dios cumpla plenamente sus propósitos entre los cretenses y que, al hacerlo, los reclute en la obra salvadora de evangelización de Dios (</w:t>
       </w:r>
-      <w:hyperlink r:id="rId64">
+      <w:hyperlink r:id="rId62">
         <w:r>
           <w:rPr>
             <w:lang w:val="es_ES" w:bidi="es_ES"/>
@@ -3266,109 +3223,109 @@
         </w:rPr>
         <w:t xml:space="preserve">, ver </w:t>
       </w:r>
+      <w:hyperlink r:id="rId75">
+        <w:r>
+          <w:rPr>
+            <w:lang w:val="es_ES" w:bidi="es_ES"/>
+          </w:rPr>
+          <w:rPr>
+            <w:color w:val="0000EE"/>
+            <w:u w:val="single"/>
+          </w:rPr>
+          <w:t>1 Timoteo 2:1–7</w:t>
+        </w:r>
+      </w:hyperlink>
+      <w:r>
+        <w:rPr>
+          <w:lang w:val="es_ES" w:bidi="es_ES"/>
+        </w:rPr>
+        <w:t xml:space="preserve">, </w:t>
+      </w:r>
+      <w:hyperlink r:id="rId76">
+        <w:r>
+          <w:rPr>
+            <w:lang w:val="es_ES" w:bidi="es_ES"/>
+          </w:rPr>
+          <w:rPr>
+            <w:color w:val="0000EE"/>
+            <w:u w:val="single"/>
+          </w:rPr>
+          <w:t>4:10</w:t>
+        </w:r>
+      </w:hyperlink>
+      <w:r>
+        <w:rPr>
+          <w:lang w:val="es_ES" w:bidi="es_ES"/>
+        </w:rPr>
+        <w:t>).</w:t>
+      </w:r>
+      <w:r>
+        <w:rPr>
+          <w:lang w:val="es_ES" w:bidi="es_ES"/>
+        </w:rPr>
+      </w:r>
+      <w:r>
+        <w:rPr>
+          <w:lang w:val="es_ES" w:bidi="es_ES"/>
+        </w:rPr>
+      </w:r>
+    </w:p>
+    <w:p>
+      <w:pPr/>
+      <w:r>
+        <w:rPr>
+          <w:lang w:val="es_ES" w:bidi="es_ES"/>
+        </w:rPr>
+      </w:r>
+    </w:p>
+    <w:p>
+      <w:pPr>
+        <w:pStyle w:val="Heading2"/>
+      </w:pPr>
+      <w:r>
+        <w:rPr>
+          <w:lang w:val="es_ES" w:bidi="es_ES"/>
+        </w:rPr>
+        <w:t>Tito 2:11–15</w:t>
+      </w:r>
+      <w:r>
+        <w:rPr>
+          <w:lang w:val="es_ES" w:bidi="es_ES"/>
+        </w:rPr>
+      </w:r>
+    </w:p>
+    <w:p>
+      <w:pPr/>
+      <w:r>
+        <w:rPr>
+          <w:lang w:val="es_ES" w:bidi="es_ES"/>
+        </w:rPr>
+      </w:r>
+      <w:r>
+        <w:rPr>
+          <w:lang w:val="es_ES" w:bidi="es_ES"/>
+        </w:rPr>
+        <w:t xml:space="preserve">"Para": Los mandamientos de </w:t>
+      </w:r>
+      <w:hyperlink r:id="rId70">
+        <w:r>
+          <w:rPr>
+            <w:lang w:val="es_ES" w:bidi="es_ES"/>
+          </w:rPr>
+          <w:rPr>
+            <w:color w:val="0000EE"/>
+            <w:u w:val="single"/>
+          </w:rPr>
+          <w:t>2:1–10</w:t>
+        </w:r>
+      </w:hyperlink>
+      <w:r>
+        <w:rPr>
+          <w:lang w:val="es_ES" w:bidi="es_ES"/>
+        </w:rPr>
+        <w:t xml:space="preserve"> están aquí fundamentados en la venida pasada y futura de Cristo. La gracia de Dios es un modelo para la conducta de la iglesia, incluso cuando la salvación por gracia hace posible una buena vida y crea personas dedicadas a buenas obras (ver también </w:t>
+      </w:r>
       <w:hyperlink r:id="rId77">
-        <w:r>
-          <w:rPr>
-            <w:lang w:val="es_ES" w:bidi="es_ES"/>
-          </w:rPr>
-          <w:rPr>
-            <w:color w:val="0000EE"/>
-            <w:u w:val="single"/>
-          </w:rPr>
-          <w:t>1 Timoteo 2:1–7</w:t>
-        </w:r>
-      </w:hyperlink>
-      <w:r>
-        <w:rPr>
-          <w:lang w:val="es_ES" w:bidi="es_ES"/>
-        </w:rPr>
-        <w:t xml:space="preserve">, </w:t>
-      </w:r>
-      <w:hyperlink r:id="rId78">
-        <w:r>
-          <w:rPr>
-            <w:lang w:val="es_ES" w:bidi="es_ES"/>
-          </w:rPr>
-          <w:rPr>
-            <w:color w:val="0000EE"/>
-            <w:u w:val="single"/>
-          </w:rPr>
-          <w:t>4:10</w:t>
-        </w:r>
-      </w:hyperlink>
-      <w:r>
-        <w:rPr>
-          <w:lang w:val="es_ES" w:bidi="es_ES"/>
-        </w:rPr>
-        <w:t>).</w:t>
-      </w:r>
-      <w:r>
-        <w:rPr>
-          <w:lang w:val="es_ES" w:bidi="es_ES"/>
-        </w:rPr>
-      </w:r>
-      <w:r>
-        <w:rPr>
-          <w:lang w:val="es_ES" w:bidi="es_ES"/>
-        </w:rPr>
-      </w:r>
-    </w:p>
-    <w:p>
-      <w:pPr/>
-      <w:r>
-        <w:rPr>
-          <w:lang w:val="es_ES" w:bidi="es_ES"/>
-        </w:rPr>
-      </w:r>
-    </w:p>
-    <w:p>
-      <w:pPr>
-        <w:pStyle w:val="Heading2"/>
-      </w:pPr>
-      <w:r>
-        <w:rPr>
-          <w:lang w:val="es_ES" w:bidi="es_ES"/>
-        </w:rPr>
-        <w:t>Tito 2:11–15</w:t>
-      </w:r>
-      <w:r>
-        <w:rPr>
-          <w:lang w:val="es_ES" w:bidi="es_ES"/>
-        </w:rPr>
-      </w:r>
-    </w:p>
-    <w:p>
-      <w:pPr/>
-      <w:r>
-        <w:rPr>
-          <w:lang w:val="es_ES" w:bidi="es_ES"/>
-        </w:rPr>
-      </w:r>
-      <w:r>
-        <w:rPr>
-          <w:lang w:val="es_ES" w:bidi="es_ES"/>
-        </w:rPr>
-        <w:t xml:space="preserve">"Para": Los mandamientos de </w:t>
-      </w:r>
-      <w:hyperlink r:id="rId72">
-        <w:r>
-          <w:rPr>
-            <w:lang w:val="es_ES" w:bidi="es_ES"/>
-          </w:rPr>
-          <w:rPr>
-            <w:color w:val="0000EE"/>
-            <w:u w:val="single"/>
-          </w:rPr>
-          <w:t>2:1–10</w:t>
-        </w:r>
-      </w:hyperlink>
-      <w:r>
-        <w:rPr>
-          <w:lang w:val="es_ES" w:bidi="es_ES"/>
-        </w:rPr>
-        <w:t xml:space="preserve"> están aquí fundamentados en la venida pasada y futura de Cristo. La gracia de Dios es un modelo para la conducta de la iglesia, incluso cuando la salvación por gracia hace posible una buena vida y crea personas dedicadas a buenas obras (ver también </w:t>
-      </w:r>
-      <w:hyperlink r:id="rId79">
         <w:r>
           <w:rPr>
             <w:lang w:val="es_ES" w:bidi="es_ES"/>
@@ -3444,7 +3401,7 @@
         </w:rPr>
         <w:t xml:space="preserve">: El énfasis de esta instrucción recae en las virtudes positivas: sabiduría, justicia y devoción a Dios. En los escritos grecorromanos, estas tres virtudes representan el comportamiento virtuoso en general. Estas virtudes contrarrestan los vicios cretenses (comportamientos o cualidades inmorales) enumerados en </w:t>
       </w:r>
-      <w:hyperlink r:id="rId37">
+      <w:hyperlink r:id="rId35">
         <w:r>
           <w:rPr>
             <w:lang w:val="es_ES" w:bidi="es_ES"/>
@@ -3462,7 +3419,7 @@
         </w:rPr>
         <w:t xml:space="preserve"> y se transforman en cualidades completamente cristianas (ver </w:t>
       </w:r>
-      <w:hyperlink r:id="rId28">
+      <w:hyperlink r:id="rId26">
         <w:r>
           <w:rPr>
             <w:lang w:val="es_ES" w:bidi="es_ES"/>
@@ -3568,7 +3525,7 @@
         </w:rPr>
         <w:t xml:space="preserve">"manifestación": La palabra griega utilizada aquí es prominente en las cartas a Timoteo y Tito (“epifanía” o “aparición”, también </w:t>
       </w:r>
-      <w:hyperlink r:id="rId80">
+      <w:hyperlink r:id="rId78">
         <w:r>
           <w:rPr>
             <w:lang w:val="es_ES" w:bidi="es_ES"/>
@@ -3616,6 +3573,42 @@
         </w:rPr>
         <w:t xml:space="preserve">"gran Dios y Salvador": Este es uno de los pocos lugares en el Nuevo Testamento donde Jesucristo es llamado explícitamente “Dios” (ver también </w:t>
       </w:r>
+      <w:hyperlink r:id="rId79">
+        <w:r>
+          <w:rPr>
+            <w:lang w:val="es_ES" w:bidi="es_ES"/>
+          </w:rPr>
+          <w:rPr>
+            <w:color w:val="0000EE"/>
+            <w:u w:val="single"/>
+          </w:rPr>
+          <w:t>Juan 1:1,</w:t>
+        </w:r>
+      </w:hyperlink>
+      <w:r>
+        <w:rPr>
+          <w:lang w:val="es_ES" w:bidi="es_ES"/>
+        </w:rPr>
+        <w:t xml:space="preserve"> </w:t>
+      </w:r>
+      <w:hyperlink r:id="rId80">
+        <w:r>
+          <w:rPr>
+            <w:lang w:val="es_ES" w:bidi="es_ES"/>
+          </w:rPr>
+          <w:rPr>
+            <w:color w:val="0000EE"/>
+            <w:u w:val="single"/>
+          </w:rPr>
+          <w:t>20:28</w:t>
+        </w:r>
+      </w:hyperlink>
+      <w:r>
+        <w:rPr>
+          <w:lang w:val="es_ES" w:bidi="es_ES"/>
+        </w:rPr>
+        <w:t xml:space="preserve">, </w:t>
+      </w:r>
       <w:hyperlink r:id="rId81">
         <w:r>
           <w:rPr>
@@ -3625,14 +3618,14 @@
             <w:color w:val="0000EE"/>
             <w:u w:val="single"/>
           </w:rPr>
-          <w:t>Juan 1:1,</w:t>
-        </w:r>
-      </w:hyperlink>
-      <w:r>
-        <w:rPr>
-          <w:lang w:val="es_ES" w:bidi="es_ES"/>
-        </w:rPr>
-        <w:t xml:space="preserve"> </w:t>
+          <w:t>Romanos 9:5</w:t>
+        </w:r>
+      </w:hyperlink>
+      <w:r>
+        <w:rPr>
+          <w:lang w:val="es_ES" w:bidi="es_ES"/>
+        </w:rPr>
+        <w:t xml:space="preserve">, </w:t>
       </w:r>
       <w:hyperlink r:id="rId82">
         <w:r>
@@ -3643,7 +3636,7 @@
             <w:color w:val="0000EE"/>
             <w:u w:val="single"/>
           </w:rPr>
-          <w:t>20:28</w:t>
+          <w:t>Hebreos 1:8</w:t>
         </w:r>
       </w:hyperlink>
       <w:r>
@@ -3661,52 +3654,16 @@
             <w:color w:val="0000EE"/>
             <w:u w:val="single"/>
           </w:rPr>
-          <w:t>Romanos 9:5</w:t>
-        </w:r>
-      </w:hyperlink>
-      <w:r>
-        <w:rPr>
-          <w:lang w:val="es_ES" w:bidi="es_ES"/>
-        </w:rPr>
-        <w:t xml:space="preserve">, </w:t>
+          <w:t>2 Pedro 1:1,</w:t>
+        </w:r>
+      </w:hyperlink>
+      <w:r>
+        <w:rPr>
+          <w:lang w:val="es_ES" w:bidi="es_ES"/>
+        </w:rPr>
+        <w:t xml:space="preserve"> posiblemente </w:t>
       </w:r>
       <w:hyperlink r:id="rId84">
-        <w:r>
-          <w:rPr>
-            <w:lang w:val="es_ES" w:bidi="es_ES"/>
-          </w:rPr>
-          <w:rPr>
-            <w:color w:val="0000EE"/>
-            <w:u w:val="single"/>
-          </w:rPr>
-          <w:t>Hebreos 1:8</w:t>
-        </w:r>
-      </w:hyperlink>
-      <w:r>
-        <w:rPr>
-          <w:lang w:val="es_ES" w:bidi="es_ES"/>
-        </w:rPr>
-        <w:t xml:space="preserve">, </w:t>
-      </w:r>
-      <w:hyperlink r:id="rId85">
-        <w:r>
-          <w:rPr>
-            <w:lang w:val="es_ES" w:bidi="es_ES"/>
-          </w:rPr>
-          <w:rPr>
-            <w:color w:val="0000EE"/>
-            <w:u w:val="single"/>
-          </w:rPr>
-          <w:t>2 Pedro 1:1,</w:t>
-        </w:r>
-      </w:hyperlink>
-      <w:r>
-        <w:rPr>
-          <w:lang w:val="es_ES" w:bidi="es_ES"/>
-        </w:rPr>
-        <w:t xml:space="preserve"> posiblemente </w:t>
-      </w:r>
-      <w:hyperlink r:id="rId86">
         <w:r>
           <w:rPr>
             <w:lang w:val="es_ES" w:bidi="es_ES"/>
@@ -3788,7 +3745,7 @@
         </w:rPr>
         <w:t xml:space="preserve">La salvación produce un pueblo que tiene el deseo y la capacidad de hacer las buenas obras descritas en </w:t>
       </w:r>
-      <w:hyperlink r:id="rId39">
+      <w:hyperlink r:id="rId37">
         <w:r>
           <w:rPr>
             <w:lang w:val="es_ES" w:bidi="es_ES"/>
@@ -3830,7 +3787,7 @@
         </w:rPr>
         <w:t xml:space="preserve">: Véase también </w:t>
       </w:r>
-      <w:hyperlink r:id="rId24">
+      <w:hyperlink r:id="rId22">
         <w:r>
           <w:rPr>
             <w:lang w:val="es_ES" w:bidi="es_ES"/>
@@ -3866,43 +3823,43 @@
         </w:rPr>
         <w:t xml:space="preserve">"para redimirnos": Véase </w:t>
       </w:r>
+      <w:hyperlink r:id="rId85">
+        <w:r>
+          <w:rPr>
+            <w:lang w:val="es_ES" w:bidi="es_ES"/>
+          </w:rPr>
+          <w:rPr>
+            <w:color w:val="0000EE"/>
+            <w:u w:val="single"/>
+          </w:rPr>
+          <w:t>Gálatas 3:22</w:t>
+        </w:r>
+      </w:hyperlink>
+      <w:r>
+        <w:rPr>
+          <w:lang w:val="es_ES" w:bidi="es_ES"/>
+        </w:rPr>
+        <w:t xml:space="preserve">; </w:t>
+      </w:r>
+      <w:hyperlink r:id="rId86">
+        <w:r>
+          <w:rPr>
+            <w:lang w:val="es_ES" w:bidi="es_ES"/>
+          </w:rPr>
+          <w:rPr>
+            <w:color w:val="0000EE"/>
+            <w:u w:val="single"/>
+          </w:rPr>
+          <w:t>4:4–5</w:t>
+        </w:r>
+      </w:hyperlink>
+      <w:r>
+        <w:rPr>
+          <w:lang w:val="es_ES" w:bidi="es_ES"/>
+        </w:rPr>
+        <w:t xml:space="preserve">; comparar con </w:t>
+      </w:r>
       <w:hyperlink r:id="rId87">
-        <w:r>
-          <w:rPr>
-            <w:lang w:val="es_ES" w:bidi="es_ES"/>
-          </w:rPr>
-          <w:rPr>
-            <w:color w:val="0000EE"/>
-            <w:u w:val="single"/>
-          </w:rPr>
-          <w:t>Gálatas 3:22</w:t>
-        </w:r>
-      </w:hyperlink>
-      <w:r>
-        <w:rPr>
-          <w:lang w:val="es_ES" w:bidi="es_ES"/>
-        </w:rPr>
-        <w:t xml:space="preserve">; </w:t>
-      </w:r>
-      <w:hyperlink r:id="rId88">
-        <w:r>
-          <w:rPr>
-            <w:lang w:val="es_ES" w:bidi="es_ES"/>
-          </w:rPr>
-          <w:rPr>
-            <w:color w:val="0000EE"/>
-            <w:u w:val="single"/>
-          </w:rPr>
-          <w:t>4:4–5</w:t>
-        </w:r>
-      </w:hyperlink>
-      <w:r>
-        <w:rPr>
-          <w:lang w:val="es_ES" w:bidi="es_ES"/>
-        </w:rPr>
-        <w:t xml:space="preserve">; comparar con </w:t>
-      </w:r>
-      <w:hyperlink r:id="rId89">
         <w:r>
           <w:rPr>
             <w:lang w:val="es_ES" w:bidi="es_ES"/>
@@ -3950,43 +3907,43 @@
         </w:rPr>
         <w:t xml:space="preserve">" recuerda la formación de Israel como nación (véase </w:t>
       </w:r>
+      <w:hyperlink r:id="rId88">
+        <w:r>
+          <w:rPr>
+            <w:lang w:val="es_ES" w:bidi="es_ES"/>
+          </w:rPr>
+          <w:rPr>
+            <w:color w:val="0000EE"/>
+            <w:u w:val="single"/>
+          </w:rPr>
+          <w:t>Éxodo 19:5</w:t>
+        </w:r>
+      </w:hyperlink>
+      <w:r>
+        <w:rPr>
+          <w:lang w:val="es_ES" w:bidi="es_ES"/>
+        </w:rPr>
+        <w:t xml:space="preserve">, </w:t>
+      </w:r>
+      <w:hyperlink r:id="rId89">
+        <w:r>
+          <w:rPr>
+            <w:lang w:val="es_ES" w:bidi="es_ES"/>
+          </w:rPr>
+          <w:rPr>
+            <w:color w:val="0000EE"/>
+            <w:u w:val="single"/>
+          </w:rPr>
+          <w:t>Deuteronomio 7:6;</w:t>
+        </w:r>
+      </w:hyperlink>
+      <w:r>
+        <w:rPr>
+          <w:lang w:val="es_ES" w:bidi="es_ES"/>
+        </w:rPr>
+        <w:t xml:space="preserve"> </w:t>
+      </w:r>
       <w:hyperlink r:id="rId90">
-        <w:r>
-          <w:rPr>
-            <w:lang w:val="es_ES" w:bidi="es_ES"/>
-          </w:rPr>
-          <w:rPr>
-            <w:color w:val="0000EE"/>
-            <w:u w:val="single"/>
-          </w:rPr>
-          <w:t>Éxodo 19:5</w:t>
-        </w:r>
-      </w:hyperlink>
-      <w:r>
-        <w:rPr>
-          <w:lang w:val="es_ES" w:bidi="es_ES"/>
-        </w:rPr>
-        <w:t xml:space="preserve">, </w:t>
-      </w:r>
-      <w:hyperlink r:id="rId91">
-        <w:r>
-          <w:rPr>
-            <w:lang w:val="es_ES" w:bidi="es_ES"/>
-          </w:rPr>
-          <w:rPr>
-            <w:color w:val="0000EE"/>
-            <w:u w:val="single"/>
-          </w:rPr>
-          <w:t>Deuteronomio 7:6;</w:t>
-        </w:r>
-      </w:hyperlink>
-      <w:r>
-        <w:rPr>
-          <w:lang w:val="es_ES" w:bidi="es_ES"/>
-        </w:rPr>
-        <w:t xml:space="preserve"> </w:t>
-      </w:r>
-      <w:hyperlink r:id="rId92">
         <w:r>
           <w:rPr>
             <w:lang w:val="es_ES" w:bidi="es_ES"/>
@@ -4022,7 +3979,7 @@
         </w:rPr>
         <w:t xml:space="preserve">"totalmente comprometidos a hacer buenas obras" (literalmente "celosos de buenas obras"): Véase </w:t>
       </w:r>
-      <w:hyperlink r:id="rId93">
+      <w:hyperlink r:id="rId91">
         <w:r>
           <w:rPr>
             <w:lang w:val="es_ES" w:bidi="es_ES"/>
@@ -4040,7 +3997,7 @@
         </w:rPr>
         <w:t xml:space="preserve">, </w:t>
       </w:r>
-      <w:hyperlink r:id="rId94">
+      <w:hyperlink r:id="rId92">
         <w:r>
           <w:rPr>
             <w:lang w:val="es_ES" w:bidi="es_ES"/>
@@ -4110,7 +4067,7 @@
         </w:rPr>
         <w:t>Pablo podría estar diciendo a los creyentes que hagan una clara distinción entre ellos y la población general desordenada. Alternativamente, los alborotadores (</w:t>
       </w:r>
-      <w:hyperlink r:id="rId95">
+      <w:hyperlink r:id="rId93">
         <w:r>
           <w:rPr>
             <w:lang w:val="es_ES" w:bidi="es_ES"/>
@@ -4128,7 +4085,7 @@
         </w:rPr>
         <w:t xml:space="preserve">, </w:t>
       </w:r>
-      <w:hyperlink r:id="rId96">
+      <w:hyperlink r:id="rId94">
         <w:r>
           <w:rPr>
             <w:lang w:val="es_ES" w:bidi="es_ES"/>
@@ -4146,7 +4103,7 @@
         </w:rPr>
         <w:t xml:space="preserve">) podrían haber adoptado comportamientos desordenados como resultado de sus falsas enseñanzas (como es probable en </w:t>
       </w:r>
-      <w:hyperlink r:id="rId77">
+      <w:hyperlink r:id="rId75">
         <w:r>
           <w:rPr>
             <w:lang w:val="es_ES" w:bidi="es_ES"/>
@@ -4195,6 +4152,108 @@
         </w:rPr>
         <w:t xml:space="preserve"> ver </w:t>
       </w:r>
+      <w:hyperlink r:id="rId95">
+        <w:r>
+          <w:rPr>
+            <w:lang w:val="es_ES" w:bidi="es_ES"/>
+          </w:rPr>
+          <w:rPr>
+            <w:color w:val="0000EE"/>
+            <w:u w:val="single"/>
+          </w:rPr>
+          <w:t>1 Timoteo 2:2</w:t>
+        </w:r>
+      </w:hyperlink>
+      <w:r>
+        <w:rPr>
+          <w:lang w:val="es_ES" w:bidi="es_ES"/>
+        </w:rPr>
+        <w:t xml:space="preserve">, </w:t>
+      </w:r>
+      <w:hyperlink r:id="rId96">
+        <w:r>
+          <w:rPr>
+            <w:lang w:val="es_ES" w:bidi="es_ES"/>
+          </w:rPr>
+          <w:rPr>
+            <w:color w:val="0000EE"/>
+            <w:u w:val="single"/>
+          </w:rPr>
+          <w:t>Romanos 13:1–7</w:t>
+        </w:r>
+      </w:hyperlink>
+      <w:r>
+        <w:rPr>
+          <w:lang w:val="es_ES" w:bidi="es_ES"/>
+        </w:rPr>
+        <w:t>.</w:t>
+      </w:r>
+      <w:r>
+        <w:rPr>
+          <w:lang w:val="es_ES" w:bidi="es_ES"/>
+        </w:rPr>
+      </w:r>
+      <w:r>
+        <w:rPr>
+          <w:lang w:val="es_ES" w:bidi="es_ES"/>
+        </w:rPr>
+      </w:r>
+    </w:p>
+    <w:p>
+      <w:pPr/>
+      <w:r>
+        <w:rPr>
+          <w:lang w:val="es_ES" w:bidi="es_ES"/>
+        </w:rPr>
+      </w:r>
+    </w:p>
+    <w:p>
+      <w:pPr>
+        <w:pStyle w:val="Heading2"/>
+      </w:pPr>
+      <w:r>
+        <w:rPr>
+          <w:lang w:val="es_ES" w:bidi="es_ES"/>
+        </w:rPr>
+        <w:t>Tito 3:1–11</w:t>
+      </w:r>
+      <w:r>
+        <w:rPr>
+          <w:lang w:val="es_ES" w:bidi="es_ES"/>
+        </w:rPr>
+      </w:r>
+    </w:p>
+    <w:p>
+      <w:pPr/>
+      <w:r>
+        <w:rPr>
+          <w:lang w:val="es_ES" w:bidi="es_ES"/>
+        </w:rPr>
+      </w:r>
+      <w:r>
+        <w:rPr>
+          <w:lang w:val="es_ES" w:bidi="es_ES"/>
+        </w:rPr>
+        <w:t>El énfasis en la enseñanza sana (</w:t>
+      </w:r>
+      <w:hyperlink r:id="rId64">
+        <w:r>
+          <w:rPr>
+            <w:lang w:val="es_ES" w:bidi="es_ES"/>
+          </w:rPr>
+          <w:rPr>
+            <w:color w:val="0000EE"/>
+            <w:u w:val="single"/>
+          </w:rPr>
+          <w:t>1:9</w:t>
+        </w:r>
+      </w:hyperlink>
+      <w:r>
+        <w:rPr>
+          <w:lang w:val="es_ES" w:bidi="es_ES"/>
+        </w:rPr>
+        <w:t xml:space="preserve">, </w:t>
+      </w:r>
       <w:hyperlink r:id="rId97">
         <w:r>
           <w:rPr>
@@ -4204,7 +4263,211 @@
             <w:color w:val="0000EE"/>
             <w:u w:val="single"/>
           </w:rPr>
-          <w:t>1 Timoteo 2:2</w:t>
+          <w:t>2:1</w:t>
+        </w:r>
+      </w:hyperlink>
+      <w:r>
+        <w:rPr>
+          <w:lang w:val="es_ES" w:bidi="es_ES"/>
+        </w:rPr>
+        <w:t xml:space="preserve">) continúa. Ahora Pablo cambia su enfoque a cómo la comunidad cristiana se relaciona con la sociedad en general (comparar </w:t>
+      </w:r>
+      <w:hyperlink r:id="rId98">
+        <w:r>
+          <w:rPr>
+            <w:lang w:val="es_ES" w:bidi="es_ES"/>
+          </w:rPr>
+          <w:rPr>
+            <w:color w:val="0000EE"/>
+            <w:u w:val="single"/>
+          </w:rPr>
+          <w:t>1 Timoteo 2:2–4</w:t>
+        </w:r>
+      </w:hyperlink>
+      <w:r>
+        <w:rPr>
+          <w:lang w:val="es_ES" w:bidi="es_ES"/>
+        </w:rPr>
+        <w:t xml:space="preserve">). Como en </w:t>
+      </w:r>
+      <w:hyperlink r:id="rId99">
+        <w:r>
+          <w:rPr>
+            <w:lang w:val="es_ES" w:bidi="es_ES"/>
+          </w:rPr>
+          <w:rPr>
+            <w:color w:val="0000EE"/>
+            <w:u w:val="single"/>
+          </w:rPr>
+          <w:t>Tito 2:1–15</w:t>
+        </w:r>
+      </w:hyperlink>
+      <w:r>
+        <w:rPr>
+          <w:lang w:val="es_ES" w:bidi="es_ES"/>
+        </w:rPr>
+        <w:t>, las instrucciones de Dios para su pueblo (</w:t>
+      </w:r>
+      <w:hyperlink r:id="rId100">
+        <w:r>
+          <w:rPr>
+            <w:lang w:val="es_ES" w:bidi="es_ES"/>
+          </w:rPr>
+          <w:rPr>
+            <w:color w:val="0000EE"/>
+            <w:u w:val="single"/>
+          </w:rPr>
+          <w:t>3:1–2</w:t>
+        </w:r>
+      </w:hyperlink>
+      <w:r>
+        <w:rPr>
+          <w:lang w:val="es_ES" w:bidi="es_ES"/>
+        </w:rPr>
+        <w:t>) se basan en sus interacciones con ellos (</w:t>
+      </w:r>
+      <w:hyperlink r:id="rId77">
+        <w:r>
+          <w:rPr>
+            <w:lang w:val="es_ES" w:bidi="es_ES"/>
+          </w:rPr>
+          <w:rPr>
+            <w:color w:val="0000EE"/>
+            <w:u w:val="single"/>
+          </w:rPr>
+          <w:t>3:3–7</w:t>
+        </w:r>
+      </w:hyperlink>
+      <w:r>
+        <w:rPr>
+          <w:lang w:val="es_ES" w:bidi="es_ES"/>
+        </w:rPr>
+        <w:t xml:space="preserve">, comparar </w:t>
+      </w:r>
+      <w:r>
+        <w:rPr>
+          <w:lang w:val="es_ES" w:bidi="es_ES"/>
+        </w:rPr>
+        <w:t>nota de estudio sobre 2:11–15</w:t>
+      </w:r>
+      <w:r>
+        <w:rPr>
+          <w:lang w:val="es_ES" w:bidi="es_ES"/>
+        </w:rPr>
+        <w:t>). Luego Pablo instruye a Tito a evitar discusiones inútiles y a insistir en la enseñanza beneficiosa (</w:t>
+      </w:r>
+      <w:hyperlink r:id="rId101">
+        <w:r>
+          <w:rPr>
+            <w:lang w:val="es_ES" w:bidi="es_ES"/>
+          </w:rPr>
+          <w:rPr>
+            <w:color w:val="0000EE"/>
+            <w:u w:val="single"/>
+          </w:rPr>
+          <w:t>3:8–11</w:t>
+        </w:r>
+      </w:hyperlink>
+      <w:r>
+        <w:rPr>
+          <w:lang w:val="es_ES" w:bidi="es_ES"/>
+        </w:rPr>
+        <w:t>).</w:t>
+      </w:r>
+      <w:r>
+        <w:rPr>
+          <w:lang w:val="es_ES" w:bidi="es_ES"/>
+        </w:rPr>
+      </w:r>
+      <w:r>
+        <w:rPr>
+          <w:lang w:val="es_ES" w:bidi="es_ES"/>
+        </w:rPr>
+      </w:r>
+    </w:p>
+    <w:p>
+      <w:pPr/>
+      <w:r>
+        <w:rPr>
+          <w:lang w:val="es_ES" w:bidi="es_ES"/>
+        </w:rPr>
+      </w:r>
+    </w:p>
+    <w:p>
+      <w:pPr>
+        <w:pStyle w:val="Heading2"/>
+      </w:pPr>
+      <w:r>
+        <w:rPr>
+          <w:lang w:val="es_ES" w:bidi="es_ES"/>
+        </w:rPr>
+        <w:t>Tito 3:3</w:t>
+      </w:r>
+      <w:r>
+        <w:rPr>
+          <w:lang w:val="es_ES" w:bidi="es_ES"/>
+        </w:rPr>
+      </w:r>
+    </w:p>
+    <w:p>
+      <w:pPr/>
+      <w:r>
+        <w:rPr>
+          <w:lang w:val="es_ES" w:bidi="es_ES"/>
+        </w:rPr>
+      </w:r>
+      <w:r>
+        <w:rPr>
+          <w:lang w:val="es_ES" w:bidi="es_ES"/>
+        </w:rPr>
+        <w:t>Ser humilde y tratar a todos con respeto (</w:t>
+      </w:r>
+      <w:hyperlink r:id="rId102">
+        <w:r>
+          <w:rPr>
+            <w:lang w:val="es_ES" w:bidi="es_ES"/>
+          </w:rPr>
+          <w:rPr>
+            <w:color w:val="0000EE"/>
+            <w:u w:val="single"/>
+          </w:rPr>
+          <w:t>3:2</w:t>
+        </w:r>
+      </w:hyperlink>
+      <w:r>
+        <w:rPr>
+          <w:lang w:val="es_ES" w:bidi="es_ES"/>
+        </w:rPr>
+        <w:t>) es apropiado, especialmente cuando recordamos nuestra propia condición cuando la bondad y el amor de Dios vinieron a nosotros (</w:t>
+      </w:r>
+      <w:hyperlink r:id="rId27">
+        <w:r>
+          <w:rPr>
+            <w:lang w:val="es_ES" w:bidi="es_ES"/>
+          </w:rPr>
+          <w:rPr>
+            <w:color w:val="0000EE"/>
+            <w:u w:val="single"/>
+          </w:rPr>
+          <w:t>3:4</w:t>
+        </w:r>
+      </w:hyperlink>
+      <w:r>
+        <w:rPr>
+          <w:lang w:val="es_ES" w:bidi="es_ES"/>
+        </w:rPr>
+        <w:t xml:space="preserve">, ver </w:t>
+      </w:r>
+      <w:hyperlink r:id="rId103">
+        <w:r>
+          <w:rPr>
+            <w:lang w:val="es_ES" w:bidi="es_ES"/>
+          </w:rPr>
+          <w:rPr>
+            <w:color w:val="0000EE"/>
+            <w:u w:val="single"/>
+          </w:rPr>
+          <w:t>Efesios 2:1–4</w:t>
         </w:r>
       </w:hyperlink>
       <w:r>
@@ -4213,82 +4476,16 @@
         </w:rPr>
         <w:t xml:space="preserve">, </w:t>
       </w:r>
-      <w:hyperlink r:id="rId98">
-        <w:r>
-          <w:rPr>
-            <w:lang w:val="es_ES" w:bidi="es_ES"/>
-          </w:rPr>
-          <w:rPr>
-            <w:color w:val="0000EE"/>
-            <w:u w:val="single"/>
-          </w:rPr>
-          <w:t>Romanos 13:1–7</w:t>
-        </w:r>
-      </w:hyperlink>
-      <w:r>
-        <w:rPr>
-          <w:lang w:val="es_ES" w:bidi="es_ES"/>
-        </w:rPr>
-        <w:t>.</w:t>
-      </w:r>
-      <w:r>
-        <w:rPr>
-          <w:lang w:val="es_ES" w:bidi="es_ES"/>
-        </w:rPr>
-      </w:r>
-      <w:r>
-        <w:rPr>
-          <w:lang w:val="es_ES" w:bidi="es_ES"/>
-        </w:rPr>
-      </w:r>
-    </w:p>
-    <w:p>
-      <w:pPr/>
-      <w:r>
-        <w:rPr>
-          <w:lang w:val="es_ES" w:bidi="es_ES"/>
-        </w:rPr>
-      </w:r>
-    </w:p>
-    <w:p>
-      <w:pPr>
-        <w:pStyle w:val="Heading2"/>
-      </w:pPr>
-      <w:r>
-        <w:rPr>
-          <w:lang w:val="es_ES" w:bidi="es_ES"/>
-        </w:rPr>
-        <w:t>Tito 3:1–11</w:t>
-      </w:r>
-      <w:r>
-        <w:rPr>
-          <w:lang w:val="es_ES" w:bidi="es_ES"/>
-        </w:rPr>
-      </w:r>
-    </w:p>
-    <w:p>
-      <w:pPr/>
-      <w:r>
-        <w:rPr>
-          <w:lang w:val="es_ES" w:bidi="es_ES"/>
-        </w:rPr>
-      </w:r>
-      <w:r>
-        <w:rPr>
-          <w:lang w:val="es_ES" w:bidi="es_ES"/>
-        </w:rPr>
-        <w:t>El énfasis en la enseñanza sana (</w:t>
-      </w:r>
-      <w:hyperlink r:id="rId66">
-        <w:r>
-          <w:rPr>
-            <w:lang w:val="es_ES" w:bidi="es_ES"/>
-          </w:rPr>
-          <w:rPr>
-            <w:color w:val="0000EE"/>
-            <w:u w:val="single"/>
-          </w:rPr>
-          <w:t>1:9</w:t>
+      <w:hyperlink r:id="rId104">
+        <w:r>
+          <w:rPr>
+            <w:lang w:val="es_ES" w:bidi="es_ES"/>
+          </w:rPr>
+          <w:rPr>
+            <w:color w:val="0000EE"/>
+            <w:u w:val="single"/>
+          </w:rPr>
+          <w:t>5:8</w:t>
         </w:r>
       </w:hyperlink>
       <w:r>
@@ -4297,210 +4494,6 @@
         </w:rPr>
         <w:t xml:space="preserve">, </w:t>
       </w:r>
-      <w:hyperlink r:id="rId99">
-        <w:r>
-          <w:rPr>
-            <w:lang w:val="es_ES" w:bidi="es_ES"/>
-          </w:rPr>
-          <w:rPr>
-            <w:color w:val="0000EE"/>
-            <w:u w:val="single"/>
-          </w:rPr>
-          <w:t>2:1</w:t>
-        </w:r>
-      </w:hyperlink>
-      <w:r>
-        <w:rPr>
-          <w:lang w:val="es_ES" w:bidi="es_ES"/>
-        </w:rPr>
-        <w:t xml:space="preserve">) continúa. Ahora Pablo cambia su enfoque a cómo la comunidad cristiana se relaciona con la sociedad en general (comparar </w:t>
-      </w:r>
-      <w:hyperlink r:id="rId100">
-        <w:r>
-          <w:rPr>
-            <w:lang w:val="es_ES" w:bidi="es_ES"/>
-          </w:rPr>
-          <w:rPr>
-            <w:color w:val="0000EE"/>
-            <w:u w:val="single"/>
-          </w:rPr>
-          <w:t>1 Timoteo 2:2–4</w:t>
-        </w:r>
-      </w:hyperlink>
-      <w:r>
-        <w:rPr>
-          <w:lang w:val="es_ES" w:bidi="es_ES"/>
-        </w:rPr>
-        <w:t xml:space="preserve">). Como en </w:t>
-      </w:r>
-      <w:hyperlink r:id="rId101">
-        <w:r>
-          <w:rPr>
-            <w:lang w:val="es_ES" w:bidi="es_ES"/>
-          </w:rPr>
-          <w:rPr>
-            <w:color w:val="0000EE"/>
-            <w:u w:val="single"/>
-          </w:rPr>
-          <w:t>Tito 2:1–15</w:t>
-        </w:r>
-      </w:hyperlink>
-      <w:r>
-        <w:rPr>
-          <w:lang w:val="es_ES" w:bidi="es_ES"/>
-        </w:rPr>
-        <w:t>, las instrucciones de Dios para su pueblo (</w:t>
-      </w:r>
-      <w:hyperlink r:id="rId102">
-        <w:r>
-          <w:rPr>
-            <w:lang w:val="es_ES" w:bidi="es_ES"/>
-          </w:rPr>
-          <w:rPr>
-            <w:color w:val="0000EE"/>
-            <w:u w:val="single"/>
-          </w:rPr>
-          <w:t>3:1–2</w:t>
-        </w:r>
-      </w:hyperlink>
-      <w:r>
-        <w:rPr>
-          <w:lang w:val="es_ES" w:bidi="es_ES"/>
-        </w:rPr>
-        <w:t>) se basan en sus interacciones con ellos (</w:t>
-      </w:r>
-      <w:hyperlink r:id="rId79">
-        <w:r>
-          <w:rPr>
-            <w:lang w:val="es_ES" w:bidi="es_ES"/>
-          </w:rPr>
-          <w:rPr>
-            <w:color w:val="0000EE"/>
-            <w:u w:val="single"/>
-          </w:rPr>
-          <w:t>3:3–7</w:t>
-        </w:r>
-      </w:hyperlink>
-      <w:r>
-        <w:rPr>
-          <w:lang w:val="es_ES" w:bidi="es_ES"/>
-        </w:rPr>
-        <w:t xml:space="preserve">, comparar </w:t>
-      </w:r>
-      <w:r>
-        <w:rPr>
-          <w:lang w:val="es_ES" w:bidi="es_ES"/>
-        </w:rPr>
-        <w:t>nota de estudio sobre 2:11–15</w:t>
-      </w:r>
-      <w:r>
-        <w:rPr>
-          <w:lang w:val="es_ES" w:bidi="es_ES"/>
-        </w:rPr>
-        <w:t>). Luego Pablo instruye a Tito a evitar discusiones inútiles y a insistir en la enseñanza beneficiosa (</w:t>
-      </w:r>
-      <w:hyperlink r:id="rId103">
-        <w:r>
-          <w:rPr>
-            <w:lang w:val="es_ES" w:bidi="es_ES"/>
-          </w:rPr>
-          <w:rPr>
-            <w:color w:val="0000EE"/>
-            <w:u w:val="single"/>
-          </w:rPr>
-          <w:t>3:8–11</w:t>
-        </w:r>
-      </w:hyperlink>
-      <w:r>
-        <w:rPr>
-          <w:lang w:val="es_ES" w:bidi="es_ES"/>
-        </w:rPr>
-        <w:t>).</w:t>
-      </w:r>
-      <w:r>
-        <w:rPr>
-          <w:lang w:val="es_ES" w:bidi="es_ES"/>
-        </w:rPr>
-      </w:r>
-      <w:r>
-        <w:rPr>
-          <w:lang w:val="es_ES" w:bidi="es_ES"/>
-        </w:rPr>
-      </w:r>
-    </w:p>
-    <w:p>
-      <w:pPr/>
-      <w:r>
-        <w:rPr>
-          <w:lang w:val="es_ES" w:bidi="es_ES"/>
-        </w:rPr>
-      </w:r>
-    </w:p>
-    <w:p>
-      <w:pPr>
-        <w:pStyle w:val="Heading2"/>
-      </w:pPr>
-      <w:r>
-        <w:rPr>
-          <w:lang w:val="es_ES" w:bidi="es_ES"/>
-        </w:rPr>
-        <w:t>Tito 3:3</w:t>
-      </w:r>
-      <w:r>
-        <w:rPr>
-          <w:lang w:val="es_ES" w:bidi="es_ES"/>
-        </w:rPr>
-      </w:r>
-    </w:p>
-    <w:p>
-      <w:pPr/>
-      <w:r>
-        <w:rPr>
-          <w:lang w:val="es_ES" w:bidi="es_ES"/>
-        </w:rPr>
-      </w:r>
-      <w:r>
-        <w:rPr>
-          <w:lang w:val="es_ES" w:bidi="es_ES"/>
-        </w:rPr>
-        <w:t>Ser humilde y tratar a todos con respeto (</w:t>
-      </w:r>
-      <w:hyperlink r:id="rId104">
-        <w:r>
-          <w:rPr>
-            <w:lang w:val="es_ES" w:bidi="es_ES"/>
-          </w:rPr>
-          <w:rPr>
-            <w:color w:val="0000EE"/>
-            <w:u w:val="single"/>
-          </w:rPr>
-          <w:t>3:2</w:t>
-        </w:r>
-      </w:hyperlink>
-      <w:r>
-        <w:rPr>
-          <w:lang w:val="es_ES" w:bidi="es_ES"/>
-        </w:rPr>
-        <w:t>) es apropiado, especialmente cuando recordamos nuestra propia condición cuando la bondad y el amor de Dios vinieron a nosotros (</w:t>
-      </w:r>
-      <w:hyperlink r:id="rId29">
-        <w:r>
-          <w:rPr>
-            <w:lang w:val="es_ES" w:bidi="es_ES"/>
-          </w:rPr>
-          <w:rPr>
-            <w:color w:val="0000EE"/>
-            <w:u w:val="single"/>
-          </w:rPr>
-          <w:t>3:4</w:t>
-        </w:r>
-      </w:hyperlink>
-      <w:r>
-        <w:rPr>
-          <w:lang w:val="es_ES" w:bidi="es_ES"/>
-        </w:rPr>
-        <w:t xml:space="preserve">, ver </w:t>
-      </w:r>
       <w:hyperlink r:id="rId105">
         <w:r>
           <w:rPr>
@@ -4510,7 +4503,7 @@
             <w:color w:val="0000EE"/>
             <w:u w:val="single"/>
           </w:rPr>
-          <w:t>Efesios 2:1–4</w:t>
+          <w:t>Colosenses 3:7</w:t>
         </w:r>
       </w:hyperlink>
       <w:r>
@@ -4520,42 +4513,6 @@
         <w:t xml:space="preserve">, </w:t>
       </w:r>
       <w:hyperlink r:id="rId106">
-        <w:r>
-          <w:rPr>
-            <w:lang w:val="es_ES" w:bidi="es_ES"/>
-          </w:rPr>
-          <w:rPr>
-            <w:color w:val="0000EE"/>
-            <w:u w:val="single"/>
-          </w:rPr>
-          <w:t>5:8</w:t>
-        </w:r>
-      </w:hyperlink>
-      <w:r>
-        <w:rPr>
-          <w:lang w:val="es_ES" w:bidi="es_ES"/>
-        </w:rPr>
-        <w:t xml:space="preserve">, </w:t>
-      </w:r>
-      <w:hyperlink r:id="rId107">
-        <w:r>
-          <w:rPr>
-            <w:lang w:val="es_ES" w:bidi="es_ES"/>
-          </w:rPr>
-          <w:rPr>
-            <w:color w:val="0000EE"/>
-            <w:u w:val="single"/>
-          </w:rPr>
-          <w:t>Colosenses 3:7</w:t>
-        </w:r>
-      </w:hyperlink>
-      <w:r>
-        <w:rPr>
-          <w:lang w:val="es_ES" w:bidi="es_ES"/>
-        </w:rPr>
-        <w:t xml:space="preserve">, </w:t>
-      </w:r>
-      <w:hyperlink r:id="rId108">
         <w:r>
           <w:rPr>
             <w:lang w:val="es_ES" w:bidi="es_ES"/>
@@ -4656,7 +4613,7 @@
         </w:rPr>
         <w:t xml:space="preserve">): La palabra griega se relaciona con la venida de Cristo (también en </w:t>
       </w:r>
-      <w:hyperlink r:id="rId80">
+      <w:hyperlink r:id="rId78">
         <w:r>
           <w:rPr>
             <w:lang w:val="es_ES" w:bidi="es_ES"/>
@@ -4674,7 +4631,7 @@
         </w:rPr>
         <w:t xml:space="preserve">, </w:t>
       </w:r>
-      <w:hyperlink r:id="rId28">
+      <w:hyperlink r:id="rId26">
         <w:r>
           <w:rPr>
             <w:lang w:val="es_ES" w:bidi="es_ES"/>
@@ -4752,7 +4709,7 @@
         </w:rPr>
         <w:t xml:space="preserve">Este pasaje podría ser un resumen o una cita de la enseñanza tradicional (ver </w:t>
       </w:r>
-      <w:hyperlink r:id="rId109">
+      <w:hyperlink r:id="rId107">
         <w:r>
           <w:rPr>
             <w:lang w:val="es_ES" w:bidi="es_ES"/>
@@ -4770,7 +4727,7 @@
         </w:rPr>
         <w:t xml:space="preserve">, </w:t>
       </w:r>
-      <w:hyperlink r:id="rId110">
+      <w:hyperlink r:id="rId108">
         <w:r>
           <w:rPr>
             <w:lang w:val="es_ES" w:bidi="es_ES"/>
@@ -4840,7 +4797,7 @@
         </w:rPr>
         <w:t xml:space="preserve">"no por... sino por": el contraste es entre las acciones humanas que podrían considerarse merecedoras de salvación y la gracia de Dios (ver </w:t>
       </w:r>
-      <w:hyperlink r:id="rId111">
+      <w:hyperlink r:id="rId109">
         <w:r>
           <w:rPr>
             <w:lang w:val="es_ES" w:bidi="es_ES"/>
@@ -4858,7 +4815,7 @@
         </w:rPr>
         <w:t>). La salvación es solo a través de la fe en la misericordia de Dios (</w:t>
       </w:r>
-      <w:hyperlink r:id="rId112">
+      <w:hyperlink r:id="rId110">
         <w:r>
           <w:rPr>
             <w:lang w:val="es_ES" w:bidi="es_ES"/>
@@ -4894,6 +4851,42 @@
         </w:rPr>
         <w:t xml:space="preserve">"lavamiento de la regeneración": Ver </w:t>
       </w:r>
+      <w:hyperlink r:id="rId111">
+        <w:r>
+          <w:rPr>
+            <w:lang w:val="es_ES" w:bidi="es_ES"/>
+          </w:rPr>
+          <w:rPr>
+            <w:color w:val="0000EE"/>
+            <w:u w:val="single"/>
+          </w:rPr>
+          <w:t>Ezequiel 16:9</w:t>
+        </w:r>
+      </w:hyperlink>
+      <w:r>
+        <w:rPr>
+          <w:lang w:val="es_ES" w:bidi="es_ES"/>
+        </w:rPr>
+        <w:t xml:space="preserve">, </w:t>
+      </w:r>
+      <w:hyperlink r:id="rId112">
+        <w:r>
+          <w:rPr>
+            <w:lang w:val="es_ES" w:bidi="es_ES"/>
+          </w:rPr>
+          <w:rPr>
+            <w:color w:val="0000EE"/>
+            <w:u w:val="single"/>
+          </w:rPr>
+          <w:t>Juan 3:1–15</w:t>
+        </w:r>
+      </w:hyperlink>
+      <w:r>
+        <w:rPr>
+          <w:lang w:val="es_ES" w:bidi="es_ES"/>
+        </w:rPr>
+        <w:t xml:space="preserve">, </w:t>
+      </w:r>
       <w:hyperlink r:id="rId113">
         <w:r>
           <w:rPr>
@@ -4903,7 +4896,7 @@
             <w:color w:val="0000EE"/>
             <w:u w:val="single"/>
           </w:rPr>
-          <w:t>Ezequiel 16:9</w:t>
+          <w:t>Efesios 5:26</w:t>
         </w:r>
       </w:hyperlink>
       <w:r>
@@ -4921,7 +4914,7 @@
             <w:color w:val="0000EE"/>
             <w:u w:val="single"/>
           </w:rPr>
-          <w:t>Juan 3:1–15</w:t>
+          <w:t>Hebreos 10:22</w:t>
         </w:r>
       </w:hyperlink>
       <w:r>
@@ -4931,42 +4924,6 @@
         <w:t xml:space="preserve">, </w:t>
       </w:r>
       <w:hyperlink r:id="rId115">
-        <w:r>
-          <w:rPr>
-            <w:lang w:val="es_ES" w:bidi="es_ES"/>
-          </w:rPr>
-          <w:rPr>
-            <w:color w:val="0000EE"/>
-            <w:u w:val="single"/>
-          </w:rPr>
-          <w:t>Efesios 5:26</w:t>
-        </w:r>
-      </w:hyperlink>
-      <w:r>
-        <w:rPr>
-          <w:lang w:val="es_ES" w:bidi="es_ES"/>
-        </w:rPr>
-        <w:t xml:space="preserve">, </w:t>
-      </w:r>
-      <w:hyperlink r:id="rId116">
-        <w:r>
-          <w:rPr>
-            <w:lang w:val="es_ES" w:bidi="es_ES"/>
-          </w:rPr>
-          <w:rPr>
-            <w:color w:val="0000EE"/>
-            <w:u w:val="single"/>
-          </w:rPr>
-          <w:t>Hebreos 10:22</w:t>
-        </w:r>
-      </w:hyperlink>
-      <w:r>
-        <w:rPr>
-          <w:lang w:val="es_ES" w:bidi="es_ES"/>
-        </w:rPr>
-        <w:t xml:space="preserve">, </w:t>
-      </w:r>
-      <w:hyperlink r:id="rId117">
         <w:r>
           <w:rPr>
             <w:lang w:val="es_ES" w:bidi="es_ES"/>
@@ -5002,43 +4959,43 @@
         </w:rPr>
         <w:t xml:space="preserve">"y por la renovación en el Espíritu Santo": Esto demuestra una completa salida de la vida de pecado y muerte y una transferencia a la vida de pureza (ver también </w:t>
       </w:r>
+      <w:hyperlink r:id="rId116">
+        <w:r>
+          <w:rPr>
+            <w:lang w:val="es_ES" w:bidi="es_ES"/>
+          </w:rPr>
+          <w:rPr>
+            <w:color w:val="0000EE"/>
+            <w:u w:val="single"/>
+          </w:rPr>
+          <w:t>Romanos 12:2</w:t>
+        </w:r>
+      </w:hyperlink>
+      <w:r>
+        <w:rPr>
+          <w:lang w:val="es_ES" w:bidi="es_ES"/>
+        </w:rPr>
+        <w:t xml:space="preserve">, </w:t>
+      </w:r>
+      <w:hyperlink r:id="rId117">
+        <w:r>
+          <w:rPr>
+            <w:lang w:val="es_ES" w:bidi="es_ES"/>
+          </w:rPr>
+          <w:rPr>
+            <w:color w:val="0000EE"/>
+            <w:u w:val="single"/>
+          </w:rPr>
+          <w:t>2 Corintios 5:17</w:t>
+        </w:r>
+      </w:hyperlink>
+      <w:r>
+        <w:rPr>
+          <w:lang w:val="es_ES" w:bidi="es_ES"/>
+        </w:rPr>
+        <w:t xml:space="preserve">, </w:t>
+      </w:r>
       <w:hyperlink r:id="rId118">
-        <w:r>
-          <w:rPr>
-            <w:lang w:val="es_ES" w:bidi="es_ES"/>
-          </w:rPr>
-          <w:rPr>
-            <w:color w:val="0000EE"/>
-            <w:u w:val="single"/>
-          </w:rPr>
-          <w:t>Romanos 12:2</w:t>
-        </w:r>
-      </w:hyperlink>
-      <w:r>
-        <w:rPr>
-          <w:lang w:val="es_ES" w:bidi="es_ES"/>
-        </w:rPr>
-        <w:t xml:space="preserve">, </w:t>
-      </w:r>
-      <w:hyperlink r:id="rId119">
-        <w:r>
-          <w:rPr>
-            <w:lang w:val="es_ES" w:bidi="es_ES"/>
-          </w:rPr>
-          <w:rPr>
-            <w:color w:val="0000EE"/>
-            <w:u w:val="single"/>
-          </w:rPr>
-          <w:t>2 Corintios 5:17</w:t>
-        </w:r>
-      </w:hyperlink>
-      <w:r>
-        <w:rPr>
-          <w:lang w:val="es_ES" w:bidi="es_ES"/>
-        </w:rPr>
-        <w:t xml:space="preserve">, </w:t>
-      </w:r>
-      <w:hyperlink r:id="rId120">
         <w:r>
           <w:rPr>
             <w:lang w:val="es_ES" w:bidi="es_ES"/>
@@ -5108,7 +5065,7 @@
         </w:rPr>
         <w:t xml:space="preserve">La primera mitad de este versículo resume </w:t>
       </w:r>
-      <w:hyperlink r:id="rId121">
+      <w:hyperlink r:id="rId119">
         <w:r>
           <w:rPr>
             <w:lang w:val="es_ES" w:bidi="es_ES"/>
@@ -5150,7 +5107,7 @@
         </w:rPr>
         <w:t xml:space="preserve"> (literalmente "habiendo sido justificados"): ver </w:t>
       </w:r>
-      <w:hyperlink r:id="rId122">
+      <w:hyperlink r:id="rId120">
         <w:r>
           <w:rPr>
             <w:lang w:val="es_ES" w:bidi="es_ES"/>
@@ -5168,7 +5125,7 @@
         </w:rPr>
         <w:t xml:space="preserve">, </w:t>
       </w:r>
-      <w:hyperlink r:id="rId123">
+      <w:hyperlink r:id="rId121">
         <w:r>
           <w:rPr>
             <w:lang w:val="es_ES" w:bidi="es_ES"/>
@@ -5210,7 +5167,7 @@
         </w:rPr>
         <w:t>: el Espíritu (</w:t>
       </w:r>
-      <w:hyperlink r:id="rId23">
+      <w:hyperlink r:id="rId21">
         <w:r>
           <w:rPr>
             <w:lang w:val="es_ES" w:bidi="es_ES"/>
@@ -5228,6 +5185,42 @@
         </w:rPr>
         <w:t xml:space="preserve">) a menudo se vincula con nuestro estatus como herederos (ver </w:t>
       </w:r>
+      <w:hyperlink r:id="rId122">
+        <w:r>
+          <w:rPr>
+            <w:lang w:val="es_ES" w:bidi="es_ES"/>
+          </w:rPr>
+          <w:rPr>
+            <w:color w:val="0000EE"/>
+            <w:u w:val="single"/>
+          </w:rPr>
+          <w:t>Romanos 8:15–17</w:t>
+        </w:r>
+      </w:hyperlink>
+      <w:r>
+        <w:rPr>
+          <w:lang w:val="es_ES" w:bidi="es_ES"/>
+        </w:rPr>
+        <w:t xml:space="preserve">, </w:t>
+      </w:r>
+      <w:hyperlink r:id="rId123">
+        <w:r>
+          <w:rPr>
+            <w:lang w:val="es_ES" w:bidi="es_ES"/>
+          </w:rPr>
+          <w:rPr>
+            <w:color w:val="0000EE"/>
+            <w:u w:val="single"/>
+          </w:rPr>
+          <w:t>1 Corintios 6:9–11</w:t>
+        </w:r>
+      </w:hyperlink>
+      <w:r>
+        <w:rPr>
+          <w:lang w:val="es_ES" w:bidi="es_ES"/>
+        </w:rPr>
+        <w:t xml:space="preserve">, </w:t>
+      </w:r>
       <w:hyperlink r:id="rId124">
         <w:r>
           <w:rPr>
@@ -5237,7 +5230,7 @@
             <w:color w:val="0000EE"/>
             <w:u w:val="single"/>
           </w:rPr>
-          <w:t>Romanos 8:15–17</w:t>
+          <w:t>Gálatas 4:6–7</w:t>
         </w:r>
       </w:hyperlink>
       <w:r>
@@ -5255,7 +5248,163 @@
             <w:color w:val="0000EE"/>
             <w:u w:val="single"/>
           </w:rPr>
-          <w:t>1 Corintios 6:9–11</w:t>
+          <w:t>Efesios 1:13–14</w:t>
+        </w:r>
+      </w:hyperlink>
+      <w:r>
+        <w:rPr>
+          <w:lang w:val="es_ES" w:bidi="es_ES"/>
+        </w:rPr>
+        <w:t>).</w:t>
+      </w:r>
+      <w:r>
+        <w:rPr>
+          <w:lang w:val="es_ES" w:bidi="es_ES"/>
+        </w:rPr>
+      </w:r>
+      <w:r>
+        <w:rPr>
+          <w:lang w:val="es_ES" w:bidi="es_ES"/>
+        </w:rPr>
+      </w:r>
+    </w:p>
+    <w:p>
+      <w:pPr/>
+      <w:r>
+        <w:rPr>
+          <w:lang w:val="es_ES" w:bidi="es_ES"/>
+        </w:rPr>
+      </w:r>
+    </w:p>
+    <w:p>
+      <w:pPr>
+        <w:pStyle w:val="Heading2"/>
+      </w:pPr>
+      <w:r>
+        <w:rPr>
+          <w:lang w:val="es_ES" w:bidi="es_ES"/>
+        </w:rPr>
+        <w:t>Tito 3:8</w:t>
+      </w:r>
+      <w:r>
+        <w:rPr>
+          <w:lang w:val="es_ES" w:bidi="es_ES"/>
+        </w:rPr>
+      </w:r>
+    </w:p>
+    <w:p>
+      <w:pPr/>
+      <w:r>
+        <w:rPr>
+          <w:lang w:val="es_ES" w:bidi="es_ES"/>
+        </w:rPr>
+      </w:r>
+      <w:r>
+        <w:rPr>
+          <w:lang w:val="es_ES" w:bidi="es_ES"/>
+        </w:rPr>
+        <w:t xml:space="preserve">El dicho confiable es </w:t>
+      </w:r>
+      <w:hyperlink r:id="rId126">
+        <w:r>
+          <w:rPr>
+            <w:lang w:val="es_ES" w:bidi="es_ES"/>
+          </w:rPr>
+          <w:rPr>
+            <w:color w:val="0000EE"/>
+            <w:u w:val="single"/>
+          </w:rPr>
+          <w:t>3:4–7</w:t>
+        </w:r>
+      </w:hyperlink>
+      <w:r>
+        <w:rPr>
+          <w:lang w:val="es_ES" w:bidi="es_ES"/>
+        </w:rPr>
+        <w:t xml:space="preserve"> (comparar </w:t>
+      </w:r>
+      <w:hyperlink r:id="rId107">
+        <w:r>
+          <w:rPr>
+            <w:lang w:val="es_ES" w:bidi="es_ES"/>
+          </w:rPr>
+          <w:rPr>
+            <w:color w:val="0000EE"/>
+            <w:u w:val="single"/>
+          </w:rPr>
+          <w:t>1 Timoteo 1:15</w:t>
+        </w:r>
+      </w:hyperlink>
+      <w:r>
+        <w:rPr>
+          <w:lang w:val="es_ES" w:bidi="es_ES"/>
+        </w:rPr>
+        <w:t>).</w:t>
+      </w:r>
+      <w:r>
+        <w:rPr>
+          <w:lang w:val="es_ES" w:bidi="es_ES"/>
+        </w:rPr>
+      </w:r>
+      <w:r>
+        <w:rPr>
+          <w:lang w:val="es_ES" w:bidi="es_ES"/>
+        </w:rPr>
+      </w:r>
+    </w:p>
+    <w:p>
+      <w:pPr/>
+      <w:r>
+        <w:rPr>
+          <w:lang w:val="es_ES" w:bidi="es_ES"/>
+        </w:rPr>
+      </w:r>
+    </w:p>
+    <w:p>
+      <w:pPr>
+        <w:pStyle w:val="Heading2"/>
+      </w:pPr>
+      <w:r>
+        <w:rPr>
+          <w:lang w:val="es_ES" w:bidi="es_ES"/>
+        </w:rPr>
+        <w:t>Tito 3:10–11</w:t>
+      </w:r>
+      <w:r>
+        <w:rPr>
+          <w:lang w:val="es_ES" w:bidi="es_ES"/>
+        </w:rPr>
+      </w:r>
+    </w:p>
+    <w:p>
+      <w:pPr/>
+      <w:r>
+        <w:rPr>
+          <w:lang w:val="es_ES" w:bidi="es_ES"/>
+        </w:rPr>
+      </w:r>
+      <w:r>
+        <w:rPr>
+          <w:lang w:val="es_ES" w:bidi="es_ES"/>
+        </w:rPr>
+        <w:t>"Al hombre que cause divisiones"</w:t>
+      </w:r>
+      <w:r>
+        <w:rPr>
+          <w:lang w:val="es_ES" w:bidi="es_ES"/>
+        </w:rPr>
+        <w:t xml:space="preserve">: Esto se refiere a personas conflictivas que son difíciles de corregir o cambiar (ver </w:t>
+      </w:r>
+      <w:hyperlink r:id="rId36">
+        <w:r>
+          <w:rPr>
+            <w:lang w:val="es_ES" w:bidi="es_ES"/>
+          </w:rPr>
+          <w:rPr>
+            <w:color w:val="0000EE"/>
+            <w:u w:val="single"/>
+          </w:rPr>
+          <w:t>1:11</w:t>
         </w:r>
       </w:hyperlink>
       <w:r>
@@ -5264,199 +5413,7 @@
         </w:rPr>
         <w:t xml:space="preserve">, </w:t>
       </w:r>
-      <w:hyperlink r:id="rId126">
-        <w:r>
-          <w:rPr>
-            <w:lang w:val="es_ES" w:bidi="es_ES"/>
-          </w:rPr>
-          <w:rPr>
-            <w:color w:val="0000EE"/>
-            <w:u w:val="single"/>
-          </w:rPr>
-          <w:t>Gálatas 4:6–7</w:t>
-        </w:r>
-      </w:hyperlink>
-      <w:r>
-        <w:rPr>
-          <w:lang w:val="es_ES" w:bidi="es_ES"/>
-        </w:rPr>
-        <w:t xml:space="preserve">, </w:t>
-      </w:r>
-      <w:hyperlink r:id="rId127">
-        <w:r>
-          <w:rPr>
-            <w:lang w:val="es_ES" w:bidi="es_ES"/>
-          </w:rPr>
-          <w:rPr>
-            <w:color w:val="0000EE"/>
-            <w:u w:val="single"/>
-          </w:rPr>
-          <w:t>Efesios 1:13–14</w:t>
-        </w:r>
-      </w:hyperlink>
-      <w:r>
-        <w:rPr>
-          <w:lang w:val="es_ES" w:bidi="es_ES"/>
-        </w:rPr>
-        <w:t>).</w:t>
-      </w:r>
-      <w:r>
-        <w:rPr>
-          <w:lang w:val="es_ES" w:bidi="es_ES"/>
-        </w:rPr>
-      </w:r>
-      <w:r>
-        <w:rPr>
-          <w:lang w:val="es_ES" w:bidi="es_ES"/>
-        </w:rPr>
-      </w:r>
-    </w:p>
-    <w:p>
-      <w:pPr/>
-      <w:r>
-        <w:rPr>
-          <w:lang w:val="es_ES" w:bidi="es_ES"/>
-        </w:rPr>
-      </w:r>
-    </w:p>
-    <w:p>
-      <w:pPr>
-        <w:pStyle w:val="Heading2"/>
-      </w:pPr>
-      <w:r>
-        <w:rPr>
-          <w:lang w:val="es_ES" w:bidi="es_ES"/>
-        </w:rPr>
-        <w:t>Tito 3:8</w:t>
-      </w:r>
-      <w:r>
-        <w:rPr>
-          <w:lang w:val="es_ES" w:bidi="es_ES"/>
-        </w:rPr>
-      </w:r>
-    </w:p>
-    <w:p>
-      <w:pPr/>
-      <w:r>
-        <w:rPr>
-          <w:lang w:val="es_ES" w:bidi="es_ES"/>
-        </w:rPr>
-      </w:r>
-      <w:r>
-        <w:rPr>
-          <w:lang w:val="es_ES" w:bidi="es_ES"/>
-        </w:rPr>
-        <w:t xml:space="preserve">El dicho confiable es </w:t>
-      </w:r>
-      <w:hyperlink r:id="rId128">
-        <w:r>
-          <w:rPr>
-            <w:lang w:val="es_ES" w:bidi="es_ES"/>
-          </w:rPr>
-          <w:rPr>
-            <w:color w:val="0000EE"/>
-            <w:u w:val="single"/>
-          </w:rPr>
-          <w:t>3:4–7</w:t>
-        </w:r>
-      </w:hyperlink>
-      <w:r>
-        <w:rPr>
-          <w:lang w:val="es_ES" w:bidi="es_ES"/>
-        </w:rPr>
-        <w:t xml:space="preserve"> (comparar </w:t>
-      </w:r>
-      <w:hyperlink r:id="rId109">
-        <w:r>
-          <w:rPr>
-            <w:lang w:val="es_ES" w:bidi="es_ES"/>
-          </w:rPr>
-          <w:rPr>
-            <w:color w:val="0000EE"/>
-            <w:u w:val="single"/>
-          </w:rPr>
-          <w:t>1 Timoteo 1:15</w:t>
-        </w:r>
-      </w:hyperlink>
-      <w:r>
-        <w:rPr>
-          <w:lang w:val="es_ES" w:bidi="es_ES"/>
-        </w:rPr>
-        <w:t>).</w:t>
-      </w:r>
-      <w:r>
-        <w:rPr>
-          <w:lang w:val="es_ES" w:bidi="es_ES"/>
-        </w:rPr>
-      </w:r>
-      <w:r>
-        <w:rPr>
-          <w:lang w:val="es_ES" w:bidi="es_ES"/>
-        </w:rPr>
-      </w:r>
-    </w:p>
-    <w:p>
-      <w:pPr/>
-      <w:r>
-        <w:rPr>
-          <w:lang w:val="es_ES" w:bidi="es_ES"/>
-        </w:rPr>
-      </w:r>
-    </w:p>
-    <w:p>
-      <w:pPr>
-        <w:pStyle w:val="Heading2"/>
-      </w:pPr>
-      <w:r>
-        <w:rPr>
-          <w:lang w:val="es_ES" w:bidi="es_ES"/>
-        </w:rPr>
-        <w:t>Tito 3:10–11</w:t>
-      </w:r>
-      <w:r>
-        <w:rPr>
-          <w:lang w:val="es_ES" w:bidi="es_ES"/>
-        </w:rPr>
-      </w:r>
-    </w:p>
-    <w:p>
-      <w:pPr/>
-      <w:r>
-        <w:rPr>
-          <w:lang w:val="es_ES" w:bidi="es_ES"/>
-        </w:rPr>
-      </w:r>
-      <w:r>
-        <w:rPr>
-          <w:lang w:val="es_ES" w:bidi="es_ES"/>
-        </w:rPr>
-        <w:t>"Al hombre que cause divisiones"</w:t>
-      </w:r>
-      <w:r>
-        <w:rPr>
-          <w:lang w:val="es_ES" w:bidi="es_ES"/>
-        </w:rPr>
-        <w:t xml:space="preserve">: Esto se refiere a personas conflictivas que son difíciles de corregir o cambiar (ver </w:t>
-      </w:r>
-      <w:hyperlink r:id="rId38">
-        <w:r>
-          <w:rPr>
-            <w:lang w:val="es_ES" w:bidi="es_ES"/>
-          </w:rPr>
-          <w:rPr>
-            <w:color w:val="0000EE"/>
-            <w:u w:val="single"/>
-          </w:rPr>
-          <w:t>1:11</w:t>
-        </w:r>
-      </w:hyperlink>
-      <w:r>
-        <w:rPr>
-          <w:lang w:val="es_ES" w:bidi="es_ES"/>
-        </w:rPr>
-        <w:t xml:space="preserve">, </w:t>
-      </w:r>
-      <w:hyperlink r:id="rId48">
+      <w:hyperlink r:id="rId46">
         <w:r>
           <w:rPr>
             <w:lang w:val="es_ES" w:bidi="es_ES"/>
@@ -5526,7 +5483,7 @@
         </w:rPr>
         <w:t xml:space="preserve">Evidentemente, Artemas o Tíquico serían el reemplazo de Tito en Creta. Dado que Tíquico fue enviado a Éfeso (ver </w:t>
       </w:r>
-      <w:hyperlink r:id="rId129">
+      <w:hyperlink r:id="rId127">
         <w:r>
           <w:rPr>
             <w:lang w:val="es_ES" w:bidi="es_ES"/>
@@ -5562,6 +5519,90 @@
         </w:rPr>
         <w:t xml:space="preserve">"Nicópolis": Varias ciudades tenían este nombre. Esta era probablemente una ciudad importante en la costa occidental de la península griega (una porción de tierra rodeada principalmente por agua pero conectada al continente por un lado). Es posible que Pablo hubiera trabajado aquí antes (ver </w:t>
       </w:r>
+      <w:hyperlink r:id="rId128">
+        <w:r>
+          <w:rPr>
+            <w:lang w:val="es_ES" w:bidi="es_ES"/>
+          </w:rPr>
+          <w:rPr>
+            <w:color w:val="0000EE"/>
+            <w:u w:val="single"/>
+          </w:rPr>
+          <w:t>Romanos 15:19</w:t>
+        </w:r>
+      </w:hyperlink>
+      <w:r>
+        <w:rPr>
+          <w:lang w:val="es_ES" w:bidi="es_ES"/>
+        </w:rPr>
+        <w:t>, que menciona la actividad de Pablo aún más al oeste).</w:t>
+      </w:r>
+      <w:r>
+        <w:rPr>
+          <w:lang w:val="es_ES" w:bidi="es_ES"/>
+        </w:rPr>
+      </w:r>
+      <w:r>
+        <w:rPr>
+          <w:lang w:val="es_ES" w:bidi="es_ES"/>
+        </w:rPr>
+      </w:r>
+    </w:p>
+    <w:p>
+      <w:pPr/>
+      <w:r>
+        <w:rPr>
+          <w:lang w:val="es_ES" w:bidi="es_ES"/>
+        </w:rPr>
+      </w:r>
+    </w:p>
+    <w:p>
+      <w:pPr>
+        <w:pStyle w:val="Heading2"/>
+      </w:pPr>
+      <w:r>
+        <w:rPr>
+          <w:lang w:val="es_ES" w:bidi="es_ES"/>
+        </w:rPr>
+        <w:t>Tito 3:12–15</w:t>
+      </w:r>
+      <w:r>
+        <w:rPr>
+          <w:lang w:val="es_ES" w:bidi="es_ES"/>
+        </w:rPr>
+      </w:r>
+    </w:p>
+    <w:p>
+      <w:pPr/>
+      <w:r>
+        <w:rPr>
+          <w:lang w:val="es_ES" w:bidi="es_ES"/>
+        </w:rPr>
+      </w:r>
+      <w:r>
+        <w:rPr>
+          <w:lang w:val="es_ES" w:bidi="es_ES"/>
+        </w:rPr>
+        <w:t>La carta termina con noticias (</w:t>
+      </w:r>
+      <w:hyperlink r:id="rId129">
+        <w:r>
+          <w:rPr>
+            <w:lang w:val="es_ES" w:bidi="es_ES"/>
+          </w:rPr>
+          <w:rPr>
+            <w:color w:val="0000EE"/>
+            <w:u w:val="single"/>
+          </w:rPr>
+          <w:t>3:12</w:t>
+        </w:r>
+      </w:hyperlink>
+      <w:r>
+        <w:rPr>
+          <w:lang w:val="es_ES" w:bidi="es_ES"/>
+        </w:rPr>
+        <w:t>), una exhortación final (o aliento) (</w:t>
+      </w:r>
       <w:hyperlink r:id="rId130">
         <w:r>
           <w:rPr>
@@ -5571,100 +5612,16 @@
             <w:color w:val="0000EE"/>
             <w:u w:val="single"/>
           </w:rPr>
-          <w:t>Romanos 15:19</w:t>
-        </w:r>
-      </w:hyperlink>
-      <w:r>
-        <w:rPr>
-          <w:lang w:val="es_ES" w:bidi="es_ES"/>
-        </w:rPr>
-        <w:t>, que menciona la actividad de Pablo aún más al oeste).</w:t>
-      </w:r>
-      <w:r>
-        <w:rPr>
-          <w:lang w:val="es_ES" w:bidi="es_ES"/>
-        </w:rPr>
-      </w:r>
-      <w:r>
-        <w:rPr>
-          <w:lang w:val="es_ES" w:bidi="es_ES"/>
-        </w:rPr>
-      </w:r>
-    </w:p>
-    <w:p>
-      <w:pPr/>
-      <w:r>
-        <w:rPr>
-          <w:lang w:val="es_ES" w:bidi="es_ES"/>
-        </w:rPr>
-      </w:r>
-    </w:p>
-    <w:p>
-      <w:pPr>
-        <w:pStyle w:val="Heading2"/>
-      </w:pPr>
-      <w:r>
-        <w:rPr>
-          <w:lang w:val="es_ES" w:bidi="es_ES"/>
-        </w:rPr>
-        <w:t>Tito 3:12–15</w:t>
-      </w:r>
-      <w:r>
-        <w:rPr>
-          <w:lang w:val="es_ES" w:bidi="es_ES"/>
-        </w:rPr>
-      </w:r>
-    </w:p>
-    <w:p>
-      <w:pPr/>
-      <w:r>
-        <w:rPr>
-          <w:lang w:val="es_ES" w:bidi="es_ES"/>
-        </w:rPr>
-      </w:r>
-      <w:r>
-        <w:rPr>
-          <w:lang w:val="es_ES" w:bidi="es_ES"/>
-        </w:rPr>
-        <w:t>La carta termina con noticias (</w:t>
+          <w:t>3:13–14</w:t>
+        </w:r>
+      </w:hyperlink>
+      <w:r>
+        <w:rPr>
+          <w:lang w:val="es_ES" w:bidi="es_ES"/>
+        </w:rPr>
+        <w:t>), saludos y una bendición (</w:t>
       </w:r>
       <w:hyperlink r:id="rId131">
-        <w:r>
-          <w:rPr>
-            <w:lang w:val="es_ES" w:bidi="es_ES"/>
-          </w:rPr>
-          <w:rPr>
-            <w:color w:val="0000EE"/>
-            <w:u w:val="single"/>
-          </w:rPr>
-          <w:t>3:12</w:t>
-        </w:r>
-      </w:hyperlink>
-      <w:r>
-        <w:rPr>
-          <w:lang w:val="es_ES" w:bidi="es_ES"/>
-        </w:rPr>
-        <w:t>), una exhortación final (o aliento) (</w:t>
-      </w:r>
-      <w:hyperlink r:id="rId132">
-        <w:r>
-          <w:rPr>
-            <w:lang w:val="es_ES" w:bidi="es_ES"/>
-          </w:rPr>
-          <w:rPr>
-            <w:color w:val="0000EE"/>
-            <w:u w:val="single"/>
-          </w:rPr>
-          <w:t>3:13–14</w:t>
-        </w:r>
-      </w:hyperlink>
-      <w:r>
-        <w:rPr>
-          <w:lang w:val="es_ES" w:bidi="es_ES"/>
-        </w:rPr>
-        <w:t>), saludos y una bendición (</w:t>
-      </w:r>
-      <w:hyperlink r:id="rId133">
         <w:r>
           <w:rPr>
             <w:lang w:val="es_ES" w:bidi="es_ES"/>
@@ -5752,7 +5709,7 @@
         </w:rPr>
         <w:t xml:space="preserve">Zenas probablemente era un experto en derecho romano o un jurista romano (la misma palabra para abogado está en </w:t>
       </w:r>
-      <w:hyperlink r:id="rId134">
+      <w:hyperlink r:id="rId132">
         <w:r>
           <w:rPr>
             <w:lang w:val="es_ES" w:bidi="es_ES"/>
@@ -5770,7 +5727,7 @@
         </w:rPr>
         <w:t xml:space="preserve">; </w:t>
       </w:r>
-      <w:hyperlink r:id="rId135">
+      <w:hyperlink r:id="rId133">
         <w:r>
           <w:rPr>
             <w:lang w:val="es_ES" w:bidi="es_ES"/>
@@ -5806,6 +5763,42 @@
         </w:rPr>
         <w:t xml:space="preserve">Apolos es presumiblemente el mismo hombre mencionado en </w:t>
       </w:r>
+      <w:hyperlink r:id="rId134">
+        <w:r>
+          <w:rPr>
+            <w:lang w:val="es_ES" w:bidi="es_ES"/>
+          </w:rPr>
+          <w:rPr>
+            <w:color w:val="0000EE"/>
+            <w:u w:val="single"/>
+          </w:rPr>
+          <w:t>Hechos 18:24</w:t>
+        </w:r>
+      </w:hyperlink>
+      <w:r>
+        <w:rPr>
+          <w:lang w:val="es_ES" w:bidi="es_ES"/>
+        </w:rPr>
+        <w:t xml:space="preserve">, </w:t>
+      </w:r>
+      <w:hyperlink r:id="rId135">
+        <w:r>
+          <w:rPr>
+            <w:lang w:val="es_ES" w:bidi="es_ES"/>
+          </w:rPr>
+          <w:rPr>
+            <w:color w:val="0000EE"/>
+            <w:u w:val="single"/>
+          </w:rPr>
+          <w:t>19:1</w:t>
+        </w:r>
+      </w:hyperlink>
+      <w:r>
+        <w:rPr>
+          <w:lang w:val="es_ES" w:bidi="es_ES"/>
+        </w:rPr>
+        <w:t xml:space="preserve">, </w:t>
+      </w:r>
       <w:hyperlink r:id="rId136">
         <w:r>
           <w:rPr>
@@ -5815,7 +5808,7 @@
             <w:color w:val="0000EE"/>
             <w:u w:val="single"/>
           </w:rPr>
-          <w:t>Hechos 18:24</w:t>
+          <w:t>1 Corintios 1:12</w:t>
         </w:r>
       </w:hyperlink>
       <w:r>
@@ -5833,7 +5826,7 @@
             <w:color w:val="0000EE"/>
             <w:u w:val="single"/>
           </w:rPr>
-          <w:t>19:1</w:t>
+          <w:t>3:4–6</w:t>
         </w:r>
       </w:hyperlink>
       <w:r>
@@ -5851,7 +5844,7 @@
             <w:color w:val="0000EE"/>
             <w:u w:val="single"/>
           </w:rPr>
-          <w:t>1 Corintios 1:12</w:t>
+          <w:t>22</w:t>
         </w:r>
       </w:hyperlink>
       <w:r>
@@ -5869,52 +5862,16 @@
             <w:color w:val="0000EE"/>
             <w:u w:val="single"/>
           </w:rPr>
-          <w:t>3:4–6</w:t>
-        </w:r>
-      </w:hyperlink>
-      <w:r>
-        <w:rPr>
-          <w:lang w:val="es_ES" w:bidi="es_ES"/>
-        </w:rPr>
-        <w:t xml:space="preserve">, </w:t>
+          <w:t>4:6</w:t>
+        </w:r>
+      </w:hyperlink>
+      <w:r>
+        <w:rPr>
+          <w:lang w:val="es_ES" w:bidi="es_ES"/>
+        </w:rPr>
+        <w:t xml:space="preserve">; </w:t>
       </w:r>
       <w:hyperlink r:id="rId140">
-        <w:r>
-          <w:rPr>
-            <w:lang w:val="es_ES" w:bidi="es_ES"/>
-          </w:rPr>
-          <w:rPr>
-            <w:color w:val="0000EE"/>
-            <w:u w:val="single"/>
-          </w:rPr>
-          <w:t>22</w:t>
-        </w:r>
-      </w:hyperlink>
-      <w:r>
-        <w:rPr>
-          <w:lang w:val="es_ES" w:bidi="es_ES"/>
-        </w:rPr>
-        <w:t xml:space="preserve">, </w:t>
-      </w:r>
-      <w:hyperlink r:id="rId141">
-        <w:r>
-          <w:rPr>
-            <w:lang w:val="es_ES" w:bidi="es_ES"/>
-          </w:rPr>
-          <w:rPr>
-            <w:color w:val="0000EE"/>
-            <w:u w:val="single"/>
-          </w:rPr>
-          <w:t>4:6</w:t>
-        </w:r>
-      </w:hyperlink>
-      <w:r>
-        <w:rPr>
-          <w:lang w:val="es_ES" w:bidi="es_ES"/>
-        </w:rPr>
-        <w:t xml:space="preserve">; </w:t>
-      </w:r>
-      <w:hyperlink r:id="rId142">
         <w:r>
           <w:rPr>
             <w:lang w:val="es_ES" w:bidi="es_ES"/>
@@ -5956,6 +5913,42 @@
         </w:rPr>
         <w:t xml:space="preserve">: Ver </w:t>
       </w:r>
+      <w:hyperlink r:id="rId141">
+        <w:r>
+          <w:rPr>
+            <w:lang w:val="es_ES" w:bidi="es_ES"/>
+          </w:rPr>
+          <w:rPr>
+            <w:color w:val="0000EE"/>
+            <w:u w:val="single"/>
+          </w:rPr>
+          <w:t>1 Timoteo 3:2</w:t>
+        </w:r>
+      </w:hyperlink>
+      <w:r>
+        <w:rPr>
+          <w:lang w:val="es_ES" w:bidi="es_ES"/>
+        </w:rPr>
+        <w:t xml:space="preserve">, </w:t>
+      </w:r>
+      <w:hyperlink r:id="rId142">
+        <w:r>
+          <w:rPr>
+            <w:lang w:val="es_ES" w:bidi="es_ES"/>
+          </w:rPr>
+          <w:rPr>
+            <w:color w:val="0000EE"/>
+            <w:u w:val="single"/>
+          </w:rPr>
+          <w:t>3 Juan 1:5–8</w:t>
+        </w:r>
+      </w:hyperlink>
+      <w:r>
+        <w:rPr>
+          <w:lang w:val="es_ES" w:bidi="es_ES"/>
+        </w:rPr>
+        <w:t xml:space="preserve">, comparar </w:t>
+      </w:r>
       <w:hyperlink r:id="rId143">
         <w:r>
           <w:rPr>
@@ -5965,7 +5958,7 @@
             <w:color w:val="0000EE"/>
             <w:u w:val="single"/>
           </w:rPr>
-          <w:t>1 Timoteo 3:2</w:t>
+          <w:t>Romanos 15:24</w:t>
         </w:r>
       </w:hyperlink>
       <w:r>
@@ -5983,15 +5976,9 @@
             <w:color w:val="0000EE"/>
             <w:u w:val="single"/>
           </w:rPr>
-          <w:t>3 Juan 1:5–8</w:t>
-        </w:r>
-      </w:hyperlink>
-      <w:r>
-        <w:rPr>
-          <w:lang w:val="es_ES" w:bidi="es_ES"/>
-        </w:rPr>
-        <w:t xml:space="preserve">, comparar </w:t>
-      </w:r>
+          <w:t xml:space="preserve">1 Corintios 16:6, </w:t>
+        </w:r>
+      </w:hyperlink>
       <w:hyperlink r:id="rId145">
         <w:r>
           <w:rPr>
@@ -6001,7 +5988,7 @@
             <w:color w:val="0000EE"/>
             <w:u w:val="single"/>
           </w:rPr>
-          <w:t>Romanos 15:24</w:t>
+          <w:t>11</w:t>
         </w:r>
       </w:hyperlink>
       <w:r>
@@ -6011,36 +5998,6 @@
         <w:t xml:space="preserve">, </w:t>
       </w:r>
       <w:hyperlink r:id="rId146">
-        <w:r>
-          <w:rPr>
-            <w:lang w:val="es_ES" w:bidi="es_ES"/>
-          </w:rPr>
-          <w:rPr>
-            <w:color w:val="0000EE"/>
-            <w:u w:val="single"/>
-          </w:rPr>
-          <w:t xml:space="preserve">1 Corintios 16:6, </w:t>
-        </w:r>
-      </w:hyperlink>
-      <w:hyperlink r:id="rId147">
-        <w:r>
-          <w:rPr>
-            <w:lang w:val="es_ES" w:bidi="es_ES"/>
-          </w:rPr>
-          <w:rPr>
-            <w:color w:val="0000EE"/>
-            <w:u w:val="single"/>
-          </w:rPr>
-          <w:t>11</w:t>
-        </w:r>
-      </w:hyperlink>
-      <w:r>
-        <w:rPr>
-          <w:lang w:val="es_ES" w:bidi="es_ES"/>
-        </w:rPr>
-        <w:t xml:space="preserve">, </w:t>
-      </w:r>
-      <w:hyperlink r:id="rId148">
         <w:r>
           <w:rPr>
             <w:lang w:val="es_ES" w:bidi="es_ES"/>
@@ -6110,6 +6067,42 @@
         </w:rPr>
         <w:t xml:space="preserve">Esta exhortación final está relacionada con la responsabilidad de cuidar a Zenas y Apolos (ver </w:t>
       </w:r>
+      <w:hyperlink r:id="rId147">
+        <w:r>
+          <w:rPr>
+            <w:lang w:val="es_ES" w:bidi="es_ES"/>
+          </w:rPr>
+          <w:rPr>
+            <w:color w:val="0000EE"/>
+            <w:u w:val="single"/>
+          </w:rPr>
+          <w:t>Romanos 12:13</w:t>
+        </w:r>
+      </w:hyperlink>
+      <w:r>
+        <w:rPr>
+          <w:lang w:val="es_ES" w:bidi="es_ES"/>
+        </w:rPr>
+        <w:t xml:space="preserve">, </w:t>
+      </w:r>
+      <w:hyperlink r:id="rId148">
+        <w:r>
+          <w:rPr>
+            <w:lang w:val="es_ES" w:bidi="es_ES"/>
+          </w:rPr>
+          <w:rPr>
+            <w:color w:val="0000EE"/>
+            <w:u w:val="single"/>
+          </w:rPr>
+          <w:t>Efesios 4:28</w:t>
+        </w:r>
+      </w:hyperlink>
+      <w:r>
+        <w:rPr>
+          <w:lang w:val="es_ES" w:bidi="es_ES"/>
+        </w:rPr>
+        <w:t xml:space="preserve">, </w:t>
+      </w:r>
       <w:hyperlink r:id="rId149">
         <w:r>
           <w:rPr>
@@ -6119,7 +6112,7 @@
             <w:color w:val="0000EE"/>
             <w:u w:val="single"/>
           </w:rPr>
-          <w:t>Romanos 12:13</w:t>
+          <w:t>1 Tesalonicenses 4:11</w:t>
         </w:r>
       </w:hyperlink>
       <w:r>
@@ -6137,7 +6130,7 @@
             <w:color w:val="0000EE"/>
             <w:u w:val="single"/>
           </w:rPr>
-          <w:t>Efesios 4:28</w:t>
+          <w:t>1 Timoteo 5:8</w:t>
         </w:r>
       </w:hyperlink>
       <w:r>
@@ -6155,52 +6148,16 @@
             <w:color w:val="0000EE"/>
             <w:u w:val="single"/>
           </w:rPr>
-          <w:t>1 Tesalonicenses 4:11</w:t>
-        </w:r>
-      </w:hyperlink>
-      <w:r>
-        <w:rPr>
-          <w:lang w:val="es_ES" w:bidi="es_ES"/>
-        </w:rPr>
-        <w:t xml:space="preserve">, </w:t>
+          <w:t>16</w:t>
+        </w:r>
+      </w:hyperlink>
+      <w:r>
+        <w:rPr>
+          <w:lang w:val="es_ES" w:bidi="es_ES"/>
+        </w:rPr>
+        <w:t xml:space="preserve">; </w:t>
       </w:r>
       <w:hyperlink r:id="rId152">
-        <w:r>
-          <w:rPr>
-            <w:lang w:val="es_ES" w:bidi="es_ES"/>
-          </w:rPr>
-          <w:rPr>
-            <w:color w:val="0000EE"/>
-            <w:u w:val="single"/>
-          </w:rPr>
-          <w:t>1 Timoteo 5:8</w:t>
-        </w:r>
-      </w:hyperlink>
-      <w:r>
-        <w:rPr>
-          <w:lang w:val="es_ES" w:bidi="es_ES"/>
-        </w:rPr>
-        <w:t xml:space="preserve">, </w:t>
-      </w:r>
-      <w:hyperlink r:id="rId153">
-        <w:r>
-          <w:rPr>
-            <w:lang w:val="es_ES" w:bidi="es_ES"/>
-          </w:rPr>
-          <w:rPr>
-            <w:color w:val="0000EE"/>
-            <w:u w:val="single"/>
-          </w:rPr>
-          <w:t>16</w:t>
-        </w:r>
-      </w:hyperlink>
-      <w:r>
-        <w:rPr>
-          <w:lang w:val="es_ES" w:bidi="es_ES"/>
-        </w:rPr>
-        <w:t xml:space="preserve">; </w:t>
-      </w:r>
-      <w:hyperlink r:id="rId154">
         <w:r>
           <w:rPr>
             <w:lang w:val="es_ES" w:bidi="es_ES"/>
@@ -6290,7 +6247,7 @@
         </w:rPr>
         <w:t>: la carta estaba dirigida a Tito (</w:t>
       </w:r>
-      <w:hyperlink r:id="rId26">
+      <w:hyperlink r:id="rId24">
         <w:r>
           <w:rPr>
             <w:lang w:val="es_ES" w:bidi="es_ES"/>

--- a/spa/docx/56.content.docx
+++ b/spa/docx/56.content.docx
@@ -163,13 +163,6 @@
         <w:rPr>
           <w:lang w:val="es_ES" w:bidi="es_ES"/>
         </w:rPr>
-      </w:r>
-      <w:r>
-        <w:rPr>
-          <w:i/>
-          <w:lang w:val="es_ES" w:bidi="es_ES"/>
-        </w:rPr>
-        <w:t>Tito 1:1, Tito 1:1–4, Tito 1:2, Tito 1:3, Tito 1:4, Tito 1:5, Tito 1:5–9, Tito 1:5–16, Tito 1:6, Tito 1:7, Tito 1:9, Tito 1:10, Tito 1:10–16, Tito 1:11, Tito 1:12, Tito 1:13, Tito 1:14, Tito 1:15, Tito 1:15–16, Tito 1:16, Tito 2:1–15, Tito 2:9–10, Tito 2:11, Tito 2:11–15, Tito 2:12, Tito 2:13, Tito 2:14, Tito 3:1, Tito 3:1–11, Tito 3:3, Tito 3:4, Tito 3:4–7, Tito 3:5, Tito 3:7, Tito 3:8, Tito 3:10–11, Tito 3:12, Tito 3:12–15, Tito 3:13, Tito 3:14, Tito 3:15</w:t>
       </w:r>
       <w:r>
         <w:rPr>

--- a/spa/docx/56.content.docx
+++ b/spa/docx/56.content.docx
@@ -150,19 +150,6 @@
           <w:lang w:val="es_ES" w:bidi="es_ES"/>
         </w:rPr>
         <w:t>TIT</w:t>
-      </w:r>
-      <w:r>
-        <w:rPr>
-          <w:lang w:val="es_ES" w:bidi="es_ES"/>
-        </w:rPr>
-      </w:r>
-    </w:p>
-    <w:p>
-      <w:pPr/>
-      <w:r>
-        <w:rPr>
-          <w:lang w:val="es_ES" w:bidi="es_ES"/>
-        </w:rPr>
       </w:r>
       <w:r>
         <w:rPr>

--- a/spa/docx/56.content.docx
+++ b/spa/docx/56.content.docx
@@ -19,7 +19,7 @@
         <w:rPr>
           <w:lang w:val="es_ES" w:bidi="es_ES"/>
         </w:rPr>
-        <w:t>Resource: Notas de Estudio (Tyndale)</w:t>
+        <w:t>Resource: Tyndale Open Study Notes</w:t>
       </w:r>
       <w:r>
         <w:rPr>
@@ -112,7 +112,7 @@
         <w:rPr>
           <w:lang w:val="es_ES" w:bidi="es_ES"/>
         </w:rPr>
-        <w:t>Notas de Estudio (Tyndale)</w:t>
+        <w:t>Tyndale Open Study Notes</w:t>
       </w:r>
     </w:p>
     <w:p>

--- a/spa/docx/56.content.docx
+++ b/spa/docx/56.content.docx
@@ -19,7 +19,7 @@
         <w:rPr>
           <w:lang w:val="es_ES" w:bidi="es_ES"/>
         </w:rPr>
-        <w:t>Resource: Tyndale Open Study Notes</w:t>
+        <w:t>Resource: Aquifer Open Study Notes</w:t>
       </w:r>
       <w:r>
         <w:rPr>
@@ -112,7 +112,7 @@
         <w:rPr>
           <w:lang w:val="es_ES" w:bidi="es_ES"/>
         </w:rPr>
-        <w:t>Tyndale Open Study Notes</w:t>
+        <w:t>Aquifer Open Study Notes</w:t>
       </w:r>
     </w:p>
     <w:p>

--- a/spa/docx/56.content.docx
+++ b/spa/docx/56.content.docx
@@ -233,36 +233,24 @@
         </w:rPr>
         <w:t xml:space="preserve">"conocimiento... que lleva a la piedad": ver </w:t>
       </w:r>
-      <w:hyperlink r:id="rId13">
-        <w:r>
-          <w:rPr>
-            <w:lang w:val="es_ES" w:bidi="es_ES"/>
-          </w:rPr>
-          <w:rPr>
-            <w:color w:val="0000EE"/>
-            <w:u w:val="single"/>
-          </w:rPr>
-          <w:t>2:11–14</w:t>
-        </w:r>
-      </w:hyperlink>
+      <w:r>
+        <w:rPr>
+          <w:lang w:val="es_ES" w:bidi="es_ES"/>
+        </w:rPr>
+        <w:t>2:11–14</w:t>
+      </w:r>
       <w:r>
         <w:rPr>
           <w:lang w:val="es_ES" w:bidi="es_ES"/>
         </w:rPr>
         <w:t xml:space="preserve">, </w:t>
       </w:r>
-      <w:hyperlink r:id="rId14">
-        <w:r>
-          <w:rPr>
-            <w:lang w:val="es_ES" w:bidi="es_ES"/>
-          </w:rPr>
-          <w:rPr>
-            <w:color w:val="0000EE"/>
-            <w:u w:val="single"/>
-          </w:rPr>
-          <w:t>1 Timoteo 6:3</w:t>
-        </w:r>
-      </w:hyperlink>
+      <w:r>
+        <w:rPr>
+          <w:lang w:val="es_ES" w:bidi="es_ES"/>
+        </w:rPr>
+        <w:t>1 Timoteo 6:3</w:t>
+      </w:r>
       <w:r>
         <w:rPr>
           <w:lang w:val="es_ES" w:bidi="es_ES"/>
@@ -317,18 +305,12 @@
         </w:rPr>
         <w:t>El comienzo del libro de Tito, al igual que el del Primer Libro de Timoteo (</w:t>
       </w:r>
-      <w:hyperlink r:id="rId15">
-        <w:r>
-          <w:rPr>
-            <w:lang w:val="es_ES" w:bidi="es_ES"/>
-          </w:rPr>
-          <w:rPr>
-            <w:color w:val="0000EE"/>
-            <w:u w:val="single"/>
-          </w:rPr>
-          <w:t>1:1–2</w:t>
-        </w:r>
-      </w:hyperlink>
+      <w:r>
+        <w:rPr>
+          <w:lang w:val="es_ES" w:bidi="es_ES"/>
+        </w:rPr>
+        <w:t>1:1–2</w:t>
+      </w:r>
       <w:r>
         <w:rPr>
           <w:lang w:val="es_ES" w:bidi="es_ES"/>
@@ -387,36 +369,24 @@
         </w:rPr>
         <w:t xml:space="preserve">La confianza de que tienen vida eterna permite al pueblo de Dios vivir en el presente debido al futuro (ver </w:t>
       </w:r>
-      <w:hyperlink r:id="rId13">
-        <w:r>
-          <w:rPr>
-            <w:lang w:val="es_ES" w:bidi="es_ES"/>
-          </w:rPr>
-          <w:rPr>
-            <w:color w:val="0000EE"/>
-            <w:u w:val="single"/>
-          </w:rPr>
-          <w:t>2:11–14</w:t>
-        </w:r>
-      </w:hyperlink>
+      <w:r>
+        <w:rPr>
+          <w:lang w:val="es_ES" w:bidi="es_ES"/>
+        </w:rPr>
+        <w:t>2:11–14</w:t>
+      </w:r>
       <w:r>
         <w:rPr>
           <w:lang w:val="es_ES" w:bidi="es_ES"/>
         </w:rPr>
         <w:t xml:space="preserve">; </w:t>
       </w:r>
-      <w:hyperlink r:id="rId16">
-        <w:r>
-          <w:rPr>
-            <w:lang w:val="es_ES" w:bidi="es_ES"/>
-          </w:rPr>
-          <w:rPr>
-            <w:color w:val="0000EE"/>
-            <w:u w:val="single"/>
-          </w:rPr>
-          <w:t>3:7–8</w:t>
-        </w:r>
-      </w:hyperlink>
+      <w:r>
+        <w:rPr>
+          <w:lang w:val="es_ES" w:bidi="es_ES"/>
+        </w:rPr>
+        <w:t>3:7–8</w:t>
+      </w:r>
       <w:r>
         <w:rPr>
           <w:lang w:val="es_ES" w:bidi="es_ES"/>
@@ -453,72 +423,48 @@
         </w:rPr>
         <w:t>). Esta declaración también enfatiza el plan de salvación de Dios como inmutable (</w:t>
       </w:r>
-      <w:hyperlink r:id="rId17">
-        <w:r>
-          <w:rPr>
-            <w:lang w:val="es_ES" w:bidi="es_ES"/>
-          </w:rPr>
-          <w:rPr>
-            <w:color w:val="0000EE"/>
-            <w:u w:val="single"/>
-          </w:rPr>
-          <w:t>1:1</w:t>
-        </w:r>
-      </w:hyperlink>
+      <w:r>
+        <w:rPr>
+          <w:lang w:val="es_ES" w:bidi="es_ES"/>
+        </w:rPr>
+        <w:t>1:1</w:t>
+      </w:r>
       <w:r>
         <w:rPr>
           <w:lang w:val="es_ES" w:bidi="es_ES"/>
         </w:rPr>
         <w:t xml:space="preserve">): Se puede confiar en que Dios cumplirá sus promesas (ver </w:t>
       </w:r>
-      <w:hyperlink r:id="rId18">
-        <w:r>
-          <w:rPr>
-            <w:lang w:val="es_ES" w:bidi="es_ES"/>
-          </w:rPr>
-          <w:rPr>
-            <w:color w:val="0000EE"/>
-            <w:u w:val="single"/>
-          </w:rPr>
-          <w:t>Números 23:19</w:t>
-        </w:r>
-      </w:hyperlink>
+      <w:r>
+        <w:rPr>
+          <w:lang w:val="es_ES" w:bidi="es_ES"/>
+        </w:rPr>
+        <w:t>Números 23:19</w:t>
+      </w:r>
       <w:r>
         <w:rPr>
           <w:lang w:val="es_ES" w:bidi="es_ES"/>
         </w:rPr>
         <w:t xml:space="preserve">, </w:t>
       </w:r>
-      <w:hyperlink r:id="rId19">
-        <w:r>
-          <w:rPr>
-            <w:lang w:val="es_ES" w:bidi="es_ES"/>
-          </w:rPr>
-          <w:rPr>
-            <w:color w:val="0000EE"/>
-            <w:u w:val="single"/>
-          </w:rPr>
-          <w:t>1 Samuel 15:29</w:t>
-        </w:r>
-      </w:hyperlink>
+      <w:r>
+        <w:rPr>
+          <w:lang w:val="es_ES" w:bidi="es_ES"/>
+        </w:rPr>
+        <w:t>1 Samuel 15:29</w:t>
+      </w:r>
       <w:r>
         <w:rPr>
           <w:lang w:val="es_ES" w:bidi="es_ES"/>
         </w:rPr>
         <w:t xml:space="preserve">, </w:t>
       </w:r>
-      <w:hyperlink r:id="rId20">
-        <w:r>
-          <w:rPr>
-            <w:lang w:val="es_ES" w:bidi="es_ES"/>
-          </w:rPr>
-          <w:rPr>
-            <w:color w:val="0000EE"/>
-            <w:u w:val="single"/>
-          </w:rPr>
-          <w:t>Romanos 3:3–4</w:t>
-        </w:r>
-      </w:hyperlink>
+      <w:r>
+        <w:rPr>
+          <w:lang w:val="es_ES" w:bidi="es_ES"/>
+        </w:rPr>
+        <w:t>Romanos 3:3–4</w:t>
+      </w:r>
       <w:r>
         <w:rPr>
           <w:lang w:val="es_ES" w:bidi="es_ES"/>
@@ -577,54 +523,36 @@
         </w:rPr>
         <w:t xml:space="preserve">"A su debido tiempo": la iniciativa es completamente de Dios, quien cumple su plan en su propia agenda por su propia voluntad (ver </w:t>
       </w:r>
-      <w:hyperlink r:id="rId21">
-        <w:r>
-          <w:rPr>
-            <w:lang w:val="es_ES" w:bidi="es_ES"/>
-          </w:rPr>
-          <w:rPr>
-            <w:color w:val="0000EE"/>
-            <w:u w:val="single"/>
-          </w:rPr>
-          <w:t>3:5</w:t>
-        </w:r>
-      </w:hyperlink>
+      <w:r>
+        <w:rPr>
+          <w:lang w:val="es_ES" w:bidi="es_ES"/>
+        </w:rPr>
+        <w:t>3:5</w:t>
+      </w:r>
       <w:r>
         <w:rPr>
           <w:lang w:val="es_ES" w:bidi="es_ES"/>
         </w:rPr>
         <w:t xml:space="preserve">, </w:t>
       </w:r>
-      <w:hyperlink r:id="rId22">
-        <w:r>
-          <w:rPr>
-            <w:lang w:val="es_ES" w:bidi="es_ES"/>
-          </w:rPr>
-          <w:rPr>
-            <w:color w:val="0000EE"/>
-            <w:u w:val="single"/>
-          </w:rPr>
-          <w:t>1 Timoteo 2:6</w:t>
-        </w:r>
-      </w:hyperlink>
+      <w:r>
+        <w:rPr>
+          <w:lang w:val="es_ES" w:bidi="es_ES"/>
+        </w:rPr>
+        <w:t>1 Timoteo 2:6</w:t>
+      </w:r>
       <w:r>
         <w:rPr>
           <w:lang w:val="es_ES" w:bidi="es_ES"/>
         </w:rPr>
         <w:t xml:space="preserve">, </w:t>
       </w:r>
-      <w:hyperlink r:id="rId23">
-        <w:r>
-          <w:rPr>
-            <w:lang w:val="es_ES" w:bidi="es_ES"/>
-          </w:rPr>
-          <w:rPr>
-            <w:color w:val="0000EE"/>
-            <w:u w:val="single"/>
-          </w:rPr>
-          <w:t>2 Timoteo 1:10</w:t>
-        </w:r>
-      </w:hyperlink>
+      <w:r>
+        <w:rPr>
+          <w:lang w:val="es_ES" w:bidi="es_ES"/>
+        </w:rPr>
+        <w:t>2 Timoteo 1:10</w:t>
+      </w:r>
       <w:r>
         <w:rPr>
           <w:lang w:val="es_ES" w:bidi="es_ES"/>
@@ -649,90 +577,60 @@
         </w:rPr>
         <w:t xml:space="preserve">"Dios nuestro Salvador": en </w:t>
       </w:r>
-      <w:hyperlink r:id="rId24">
-        <w:r>
-          <w:rPr>
-            <w:lang w:val="es_ES" w:bidi="es_ES"/>
-          </w:rPr>
-          <w:rPr>
-            <w:color w:val="0000EE"/>
-            <w:u w:val="single"/>
-          </w:rPr>
-          <w:t>Tito 1:4</w:t>
-        </w:r>
-      </w:hyperlink>
+      <w:r>
+        <w:rPr>
+          <w:lang w:val="es_ES" w:bidi="es_ES"/>
+        </w:rPr>
+        <w:t>Tito 1:4</w:t>
+      </w:r>
       <w:r>
         <w:rPr>
           <w:lang w:val="es_ES" w:bidi="es_ES"/>
         </w:rPr>
         <w:t xml:space="preserve">, Jesús también es llamado “nuestro Salvador,” identificando a Jesús con Dios (ver </w:t>
       </w:r>
-      <w:hyperlink r:id="rId25">
-        <w:r>
-          <w:rPr>
-            <w:lang w:val="es_ES" w:bidi="es_ES"/>
-          </w:rPr>
-          <w:rPr>
-            <w:color w:val="0000EE"/>
-            <w:u w:val="single"/>
-          </w:rPr>
-          <w:t>2:10</w:t>
-        </w:r>
-      </w:hyperlink>
+      <w:r>
+        <w:rPr>
+          <w:lang w:val="es_ES" w:bidi="es_ES"/>
+        </w:rPr>
+        <w:t>2:10</w:t>
+      </w:r>
       <w:r>
         <w:rPr>
           <w:lang w:val="es_ES" w:bidi="es_ES"/>
         </w:rPr>
         <w:t xml:space="preserve">, </w:t>
       </w:r>
-      <w:hyperlink r:id="rId26">
-        <w:r>
-          <w:rPr>
-            <w:lang w:val="es_ES" w:bidi="es_ES"/>
-          </w:rPr>
-          <w:rPr>
-            <w:color w:val="0000EE"/>
-            <w:u w:val="single"/>
-          </w:rPr>
-          <w:t>13</w:t>
-        </w:r>
-      </w:hyperlink>
+      <w:r>
+        <w:rPr>
+          <w:lang w:val="es_ES" w:bidi="es_ES"/>
+        </w:rPr>
+        <w:t>13</w:t>
+      </w:r>
       <w:r>
         <w:rPr>
           <w:lang w:val="es_ES" w:bidi="es_ES"/>
         </w:rPr>
         <w:t xml:space="preserve">; </w:t>
       </w:r>
-      <w:hyperlink r:id="rId27">
-        <w:r>
-          <w:rPr>
-            <w:lang w:val="es_ES" w:bidi="es_ES"/>
-          </w:rPr>
-          <w:rPr>
-            <w:color w:val="0000EE"/>
-            <w:u w:val="single"/>
-          </w:rPr>
-          <w:t>3:4</w:t>
-        </w:r>
-      </w:hyperlink>
+      <w:r>
+        <w:rPr>
+          <w:lang w:val="es_ES" w:bidi="es_ES"/>
+        </w:rPr>
+        <w:t>3:4</w:t>
+      </w:r>
       <w:r>
         <w:rPr>
           <w:lang w:val="es_ES" w:bidi="es_ES"/>
         </w:rPr>
         <w:t xml:space="preserve">, </w:t>
       </w:r>
-      <w:hyperlink r:id="rId28">
-        <w:r>
-          <w:rPr>
-            <w:lang w:val="es_ES" w:bidi="es_ES"/>
-          </w:rPr>
-          <w:rPr>
-            <w:color w:val="0000EE"/>
-            <w:u w:val="single"/>
-          </w:rPr>
-          <w:t>6</w:t>
-        </w:r>
-      </w:hyperlink>
+      <w:r>
+        <w:rPr>
+          <w:lang w:val="es_ES" w:bidi="es_ES"/>
+        </w:rPr>
+        <w:t>6</w:t>
+      </w:r>
       <w:r>
         <w:rPr>
           <w:lang w:val="es_ES" w:bidi="es_ES"/>
@@ -809,18 +707,12 @@
         </w:rPr>
         <w:t xml:space="preserve">"verdadero hijo": la frase autoriza al delegado (como en </w:t>
       </w:r>
-      <w:hyperlink r:id="rId29">
-        <w:r>
-          <w:rPr>
-            <w:lang w:val="es_ES" w:bidi="es_ES"/>
-          </w:rPr>
-          <w:rPr>
-            <w:color w:val="0000EE"/>
-            <w:u w:val="single"/>
-          </w:rPr>
-          <w:t>1 Timoteo 1:2</w:t>
-        </w:r>
-      </w:hyperlink>
+      <w:r>
+        <w:rPr>
+          <w:lang w:val="es_ES" w:bidi="es_ES"/>
+        </w:rPr>
+        <w:t>1 Timoteo 1:2</w:t>
+      </w:r>
       <w:r>
         <w:rPr>
           <w:lang w:val="es_ES" w:bidi="es_ES"/>
@@ -879,18 +771,12 @@
         </w:rPr>
         <w:t>Creta estaba ubicada en el Mediterráneo, al sur del Mar Egeo. Era un lugar importante para los viajes y el comercio por mar, por lo que tenía una mezcla de influencias, incluida una población judía. Algunos de Creta habían estado en Pentecostés (</w:t>
       </w:r>
-      <w:hyperlink r:id="rId30">
-        <w:r>
-          <w:rPr>
-            <w:lang w:val="es_ES" w:bidi="es_ES"/>
-          </w:rPr>
-          <w:rPr>
-            <w:color w:val="0000EE"/>
-            <w:u w:val="single"/>
-          </w:rPr>
-          <w:t>Hechos 2:11</w:t>
-        </w:r>
-      </w:hyperlink>
+      <w:r>
+        <w:rPr>
+          <w:lang w:val="es_ES" w:bidi="es_ES"/>
+        </w:rPr>
+        <w:t>Hechos 2:11</w:t>
+      </w:r>
       <w:r>
         <w:rPr>
           <w:lang w:val="es_ES" w:bidi="es_ES"/>
@@ -979,18 +865,12 @@
         </w:rPr>
         <w:t xml:space="preserve">, es decir, establecer la iglesia (comparar </w:t>
       </w:r>
-      <w:hyperlink r:id="rId31">
-        <w:r>
-          <w:rPr>
-            <w:lang w:val="es_ES" w:bidi="es_ES"/>
-          </w:rPr>
-          <w:rPr>
-            <w:color w:val="0000EE"/>
-            <w:u w:val="single"/>
-          </w:rPr>
-          <w:t>1 Timoteo 3:1–13</w:t>
-        </w:r>
-      </w:hyperlink>
+      <w:r>
+        <w:rPr>
+          <w:lang w:val="es_ES" w:bidi="es_ES"/>
+        </w:rPr>
+        <w:t>1 Timoteo 3:1–13</w:t>
+      </w:r>
       <w:r>
         <w:rPr>
           <w:lang w:val="es_ES" w:bidi="es_ES"/>
@@ -1015,18 +895,12 @@
         </w:rPr>
         <w:t xml:space="preserve">Estas cualidades de liderazgo podrían ser una adaptación a la novedad de estos conversos y la dureza de su cultura. Se asume que los ancianos serán hombres (ver </w:t>
       </w:r>
-      <w:hyperlink r:id="rId32">
-        <w:r>
-          <w:rPr>
-            <w:lang w:val="es_ES" w:bidi="es_ES"/>
-          </w:rPr>
-          <w:rPr>
-            <w:color w:val="0000EE"/>
-            <w:u w:val="single"/>
-          </w:rPr>
-          <w:t>1 Timoteo 3:4–5</w:t>
-        </w:r>
-      </w:hyperlink>
+      <w:r>
+        <w:rPr>
+          <w:lang w:val="es_ES" w:bidi="es_ES"/>
+        </w:rPr>
+        <w:t>1 Timoteo 3:4–5</w:t>
+      </w:r>
       <w:r>
         <w:rPr>
           <w:lang w:val="es_ES" w:bidi="es_ES"/>
@@ -1081,36 +955,24 @@
         </w:rPr>
         <w:t>Se necesitaba un liderazgo fuerte y fiel en las iglesias de Creta para abordar el peligro de los falsos maestros (</w:t>
       </w:r>
-      <w:hyperlink r:id="rId33">
-        <w:r>
-          <w:rPr>
-            <w:lang w:val="es_ES" w:bidi="es_ES"/>
-          </w:rPr>
-          <w:rPr>
-            <w:color w:val="0000EE"/>
-            <w:u w:val="single"/>
-          </w:rPr>
-          <w:t>1:10–16</w:t>
-        </w:r>
-      </w:hyperlink>
+      <w:r>
+        <w:rPr>
+          <w:lang w:val="es_ES" w:bidi="es_ES"/>
+        </w:rPr>
+        <w:t>1:10–16</w:t>
+      </w:r>
       <w:r>
         <w:rPr>
           <w:lang w:val="es_ES" w:bidi="es_ES"/>
         </w:rPr>
         <w:t xml:space="preserve">). Esta parte de la tarea de Tito coincide con la preocupación más amplia de la carta: formar una comunidad que dé testimonio de Cristo encarnando la gracia de Dios en su conducta. Comparar </w:t>
       </w:r>
-      <w:hyperlink r:id="rId34">
-        <w:r>
-          <w:rPr>
-            <w:lang w:val="es_ES" w:bidi="es_ES"/>
-          </w:rPr>
-          <w:rPr>
-            <w:color w:val="0000EE"/>
-            <w:u w:val="single"/>
-          </w:rPr>
-          <w:t>con el Primer Libro de Timoteo 3:1–7</w:t>
-        </w:r>
-      </w:hyperlink>
+      <w:r>
+        <w:rPr>
+          <w:lang w:val="es_ES" w:bidi="es_ES"/>
+        </w:rPr>
+        <w:t>con el Primer Libro de Timoteo 3:1–7</w:t>
+      </w:r>
       <w:r>
         <w:rPr>
           <w:lang w:val="es_ES" w:bidi="es_ES"/>
@@ -1211,18 +1073,12 @@
         </w:rPr>
         <w:t>" (es decir, comportamiento imprudente o rebelión): esto probablemente refleja la cultura cretense con sus bajos estándares morales (</w:t>
       </w:r>
-      <w:hyperlink r:id="rId35">
-        <w:r>
-          <w:rPr>
-            <w:lang w:val="es_ES" w:bidi="es_ES"/>
-          </w:rPr>
-          <w:rPr>
-            <w:color w:val="0000EE"/>
-            <w:u w:val="single"/>
-          </w:rPr>
-          <w:t>Tito 1:12</w:t>
-        </w:r>
-      </w:hyperlink>
+      <w:r>
+        <w:rPr>
+          <w:lang w:val="es_ES" w:bidi="es_ES"/>
+        </w:rPr>
+        <w:t>Tito 1:12</w:t>
+      </w:r>
       <w:r>
         <w:rPr>
           <w:lang w:val="es_ES" w:bidi="es_ES"/>
@@ -1281,126 +1137,84 @@
         </w:rPr>
         <w:t xml:space="preserve">Un líder de la iglesia (o "un supervisor", o "un obispo") es un administrador de la casa de Dios: ver </w:t>
       </w:r>
-      <w:hyperlink r:id="rId36">
-        <w:r>
-          <w:rPr>
-            <w:lang w:val="es_ES" w:bidi="es_ES"/>
-          </w:rPr>
-          <w:rPr>
-            <w:color w:val="0000EE"/>
-            <w:u w:val="single"/>
-          </w:rPr>
-          <w:t>1:11</w:t>
-        </w:r>
-      </w:hyperlink>
+      <w:r>
+        <w:rPr>
+          <w:lang w:val="es_ES" w:bidi="es_ES"/>
+        </w:rPr>
+        <w:t>1:11</w:t>
+      </w:r>
       <w:r>
         <w:rPr>
           <w:lang w:val="es_ES" w:bidi="es_ES"/>
         </w:rPr>
         <w:t xml:space="preserve">, </w:t>
       </w:r>
-      <w:hyperlink r:id="rId37">
-        <w:r>
-          <w:rPr>
-            <w:lang w:val="es_ES" w:bidi="es_ES"/>
-          </w:rPr>
-          <w:rPr>
-            <w:color w:val="0000EE"/>
-            <w:u w:val="single"/>
-          </w:rPr>
-          <w:t>2:2–10,</w:t>
-        </w:r>
-      </w:hyperlink>
+      <w:r>
+        <w:rPr>
+          <w:lang w:val="es_ES" w:bidi="es_ES"/>
+        </w:rPr>
+        <w:t>2:2–10,</w:t>
+      </w:r>
       <w:r>
         <w:rPr>
           <w:lang w:val="es_ES" w:bidi="es_ES"/>
         </w:rPr>
         <w:t xml:space="preserve"> </w:t>
       </w:r>
-      <w:hyperlink r:id="rId38">
-        <w:r>
-          <w:rPr>
-            <w:lang w:val="es_ES" w:bidi="es_ES"/>
-          </w:rPr>
-          <w:rPr>
-            <w:color w:val="0000EE"/>
-            <w:u w:val="single"/>
-          </w:rPr>
-          <w:t>1 Timoteo 1:4</w:t>
-        </w:r>
-      </w:hyperlink>
+      <w:r>
+        <w:rPr>
+          <w:lang w:val="es_ES" w:bidi="es_ES"/>
+        </w:rPr>
+        <w:t>1 Timoteo 1:4</w:t>
+      </w:r>
       <w:r>
         <w:rPr>
           <w:lang w:val="es_ES" w:bidi="es_ES"/>
         </w:rPr>
         <w:t xml:space="preserve">, </w:t>
       </w:r>
-      <w:hyperlink r:id="rId32">
-        <w:r>
-          <w:rPr>
-            <w:lang w:val="es_ES" w:bidi="es_ES"/>
-          </w:rPr>
-          <w:rPr>
-            <w:color w:val="0000EE"/>
-            <w:u w:val="single"/>
-          </w:rPr>
-          <w:t>3:4–5</w:t>
-        </w:r>
-      </w:hyperlink>
+      <w:r>
+        <w:rPr>
+          <w:lang w:val="es_ES" w:bidi="es_ES"/>
+        </w:rPr>
+        <w:t>3:4–5</w:t>
+      </w:r>
       <w:r>
         <w:rPr>
           <w:lang w:val="es_ES" w:bidi="es_ES"/>
         </w:rPr>
         <w:t xml:space="preserve">, </w:t>
       </w:r>
-      <w:hyperlink r:id="rId39">
-        <w:r>
-          <w:rPr>
-            <w:lang w:val="es_ES" w:bidi="es_ES"/>
-          </w:rPr>
-          <w:rPr>
-            <w:color w:val="0000EE"/>
-            <w:u w:val="single"/>
-          </w:rPr>
-          <w:t>12</w:t>
-        </w:r>
-      </w:hyperlink>
+      <w:r>
+        <w:rPr>
+          <w:lang w:val="es_ES" w:bidi="es_ES"/>
+        </w:rPr>
+        <w:t>12</w:t>
+      </w:r>
       <w:r>
         <w:rPr>
           <w:lang w:val="es_ES" w:bidi="es_ES"/>
         </w:rPr>
         <w:t xml:space="preserve">, </w:t>
       </w:r>
-      <w:hyperlink r:id="rId40">
-        <w:r>
-          <w:rPr>
-            <w:lang w:val="es_ES" w:bidi="es_ES"/>
-          </w:rPr>
-          <w:rPr>
-            <w:color w:val="0000EE"/>
-            <w:u w:val="single"/>
-          </w:rPr>
-          <w:t>15</w:t>
-        </w:r>
-      </w:hyperlink>
+      <w:r>
+        <w:rPr>
+          <w:lang w:val="es_ES" w:bidi="es_ES"/>
+        </w:rPr>
+        <w:t>15</w:t>
+      </w:r>
       <w:r>
         <w:rPr>
           <w:lang w:val="es_ES" w:bidi="es_ES"/>
         </w:rPr>
         <w:t xml:space="preserve">, </w:t>
       </w:r>
-      <w:hyperlink r:id="rId41">
-        <w:r>
-          <w:rPr>
-            <w:lang w:val="es_ES" w:bidi="es_ES"/>
-          </w:rPr>
-          <w:rPr>
-            <w:color w:val="0000EE"/>
-            <w:u w:val="single"/>
-          </w:rPr>
-          <w:t>2 Timoteo 2:20–21</w:t>
-        </w:r>
-      </w:hyperlink>
+      <w:r>
+        <w:rPr>
+          <w:lang w:val="es_ES" w:bidi="es_ES"/>
+        </w:rPr>
+        <w:t>2 Timoteo 2:20–21</w:t>
+      </w:r>
       <w:r>
         <w:rPr>
           <w:lang w:val="es_ES" w:bidi="es_ES"/>
@@ -1425,18 +1239,12 @@
         </w:rPr>
         <w:t xml:space="preserve">Estas cualidades indican que un anciano no debe comportarse como las personas en Creta conocidas por su inmoralidad (ver </w:t>
       </w:r>
-      <w:hyperlink r:id="rId35">
-        <w:r>
-          <w:rPr>
-            <w:lang w:val="es_ES" w:bidi="es_ES"/>
-          </w:rPr>
-          <w:rPr>
-            <w:color w:val="0000EE"/>
-            <w:u w:val="single"/>
-          </w:rPr>
-          <w:t>Tito 1:12</w:t>
-        </w:r>
-      </w:hyperlink>
+      <w:r>
+        <w:rPr>
+          <w:lang w:val="es_ES" w:bidi="es_ES"/>
+        </w:rPr>
+        <w:t>Tito 1:12</w:t>
+      </w:r>
       <w:r>
         <w:rPr>
           <w:lang w:val="es_ES" w:bidi="es_ES"/>
@@ -1495,18 +1303,12 @@
         </w:rPr>
         <w:t xml:space="preserve">Los ancianos tenían un papel de liderazgo en la enseñanza de la comunidad. Esto puede haber sido necesario para enfrentar la amenaza inmediata a estas comunidades en particular (como también en Éfeso; ver </w:t>
       </w:r>
-      <w:hyperlink r:id="rId42">
-        <w:r>
-          <w:rPr>
-            <w:lang w:val="es_ES" w:bidi="es_ES"/>
-          </w:rPr>
-          <w:rPr>
-            <w:color w:val="0000EE"/>
-            <w:u w:val="single"/>
-          </w:rPr>
-          <w:t>1 Timoteo 3:1</w:t>
-        </w:r>
-      </w:hyperlink>
+      <w:r>
+        <w:rPr>
+          <w:lang w:val="es_ES" w:bidi="es_ES"/>
+        </w:rPr>
+        <w:t>1 Timoteo 3:1</w:t>
+      </w:r>
       <w:r>
         <w:rPr>
           <w:lang w:val="es_ES" w:bidi="es_ES"/>
@@ -1531,72 +1333,48 @@
         </w:rPr>
         <w:t xml:space="preserve">Solo con una fuerte creencia en las buenas nuevas un anciano podría proporcionar una enseñanza sólida. Las preocupaciones específicas de Pablo se abordan en </w:t>
       </w:r>
-      <w:hyperlink r:id="rId43">
-        <w:r>
-          <w:rPr>
-            <w:lang w:val="es_ES" w:bidi="es_ES"/>
-          </w:rPr>
-          <w:rPr>
-            <w:color w:val="0000EE"/>
-            <w:u w:val="single"/>
-          </w:rPr>
-          <w:t>Tito 2:1–3:11</w:t>
-        </w:r>
-      </w:hyperlink>
+      <w:r>
+        <w:rPr>
+          <w:lang w:val="es_ES" w:bidi="es_ES"/>
+        </w:rPr>
+        <w:t>Tito 2:1–3:11</w:t>
+      </w:r>
       <w:r>
         <w:rPr>
           <w:lang w:val="es_ES" w:bidi="es_ES"/>
         </w:rPr>
         <w:t xml:space="preserve">, considerando los problemas mencionados en </w:t>
       </w:r>
-      <w:hyperlink r:id="rId33">
-        <w:r>
-          <w:rPr>
-            <w:lang w:val="es_ES" w:bidi="es_ES"/>
-          </w:rPr>
-          <w:rPr>
-            <w:color w:val="0000EE"/>
-            <w:u w:val="single"/>
-          </w:rPr>
-          <w:t>1:10–16</w:t>
-        </w:r>
-      </w:hyperlink>
+      <w:r>
+        <w:rPr>
+          <w:lang w:val="es_ES" w:bidi="es_ES"/>
+        </w:rPr>
+        <w:t>1:10–16</w:t>
+      </w:r>
       <w:r>
         <w:rPr>
           <w:lang w:val="es_ES" w:bidi="es_ES"/>
         </w:rPr>
         <w:t xml:space="preserve"> y </w:t>
       </w:r>
-      <w:hyperlink r:id="rId44">
-        <w:r>
-          <w:rPr>
-            <w:lang w:val="es_ES" w:bidi="es_ES"/>
-          </w:rPr>
-          <w:rPr>
-            <w:color w:val="0000EE"/>
-            <w:u w:val="single"/>
-          </w:rPr>
-          <w:t>3:9–11</w:t>
-        </w:r>
-      </w:hyperlink>
+      <w:r>
+        <w:rPr>
+          <w:lang w:val="es_ES" w:bidi="es_ES"/>
+        </w:rPr>
+        <w:t>3:9–11</w:t>
+      </w:r>
       <w:r>
         <w:rPr>
           <w:lang w:val="es_ES" w:bidi="es_ES"/>
         </w:rPr>
         <w:t xml:space="preserve"> (ver también </w:t>
       </w:r>
-      <w:hyperlink r:id="rId45">
-        <w:r>
-          <w:rPr>
-            <w:lang w:val="es_ES" w:bidi="es_ES"/>
-          </w:rPr>
-          <w:rPr>
-            <w:color w:val="0000EE"/>
-            <w:u w:val="single"/>
-          </w:rPr>
-          <w:t>1 Timoteo 1:10</w:t>
-        </w:r>
-      </w:hyperlink>
+      <w:r>
+        <w:rPr>
+          <w:lang w:val="es_ES" w:bidi="es_ES"/>
+        </w:rPr>
+        <w:t>1 Timoteo 1:10</w:t>
+      </w:r>
       <w:r>
         <w:rPr>
           <w:lang w:val="es_ES" w:bidi="es_ES"/>
@@ -1621,54 +1399,36 @@
         </w:rPr>
         <w:t xml:space="preserve">Tito tenía un papel similar (comparar </w:t>
       </w:r>
-      <w:hyperlink r:id="rId46">
-        <w:r>
-          <w:rPr>
-            <w:lang w:val="es_ES" w:bidi="es_ES"/>
-          </w:rPr>
-          <w:rPr>
-            <w:color w:val="0000EE"/>
-            <w:u w:val="single"/>
-          </w:rPr>
-          <w:t>Tito 1:13</w:t>
-        </w:r>
-      </w:hyperlink>
+      <w:r>
+        <w:rPr>
+          <w:lang w:val="es_ES" w:bidi="es_ES"/>
+        </w:rPr>
+        <w:t>Tito 1:13</w:t>
+      </w:r>
       <w:r>
         <w:rPr>
           <w:lang w:val="es_ES" w:bidi="es_ES"/>
         </w:rPr>
         <w:t xml:space="preserve">, </w:t>
       </w:r>
-      <w:hyperlink r:id="rId47">
-        <w:r>
-          <w:rPr>
-            <w:lang w:val="es_ES" w:bidi="es_ES"/>
-          </w:rPr>
-          <w:rPr>
-            <w:color w:val="0000EE"/>
-            <w:u w:val="single"/>
-          </w:rPr>
-          <w:t>2:15</w:t>
-        </w:r>
-      </w:hyperlink>
+      <w:r>
+        <w:rPr>
+          <w:lang w:val="es_ES" w:bidi="es_ES"/>
+        </w:rPr>
+        <w:t>2:15</w:t>
+      </w:r>
       <w:r>
         <w:rPr>
           <w:lang w:val="es_ES" w:bidi="es_ES"/>
         </w:rPr>
         <w:t xml:space="preserve">, </w:t>
       </w:r>
-      <w:hyperlink r:id="rId48">
-        <w:r>
-          <w:rPr>
-            <w:lang w:val="es_ES" w:bidi="es_ES"/>
-          </w:rPr>
-          <w:rPr>
-            <w:color w:val="0000EE"/>
-            <w:u w:val="single"/>
-          </w:rPr>
-          <w:t>3:10–11</w:t>
-        </w:r>
-      </w:hyperlink>
+      <w:r>
+        <w:rPr>
+          <w:lang w:val="es_ES" w:bidi="es_ES"/>
+        </w:rPr>
+        <w:t>3:10–11</w:t>
+      </w:r>
       <w:r>
         <w:rPr>
           <w:lang w:val="es_ES" w:bidi="es_ES"/>
@@ -1693,18 +1453,12 @@
         </w:rPr>
         <w:t xml:space="preserve">Aquellos que se oponen son descritos en </w:t>
       </w:r>
-      <w:hyperlink r:id="rId33">
-        <w:r>
-          <w:rPr>
-            <w:lang w:val="es_ES" w:bidi="es_ES"/>
-          </w:rPr>
-          <w:rPr>
-            <w:color w:val="0000EE"/>
-            <w:u w:val="single"/>
-          </w:rPr>
-          <w:t>1:10–16</w:t>
-        </w:r>
-      </w:hyperlink>
+      <w:r>
+        <w:rPr>
+          <w:lang w:val="es_ES" w:bidi="es_ES"/>
+        </w:rPr>
+        <w:t>1:10–16</w:t>
+      </w:r>
       <w:r>
         <w:rPr>
           <w:lang w:val="es_ES" w:bidi="es_ES"/>
@@ -1763,18 +1517,12 @@
         </w:rPr>
         <w:t xml:space="preserve">"rebelde": la misma palabra griega se usa para los niños en </w:t>
       </w:r>
-      <w:hyperlink r:id="rId49">
-        <w:r>
-          <w:rPr>
-            <w:lang w:val="es_ES" w:bidi="es_ES"/>
-          </w:rPr>
-          <w:rPr>
-            <w:color w:val="0000EE"/>
-            <w:u w:val="single"/>
-          </w:rPr>
-          <w:t>1:6</w:t>
-        </w:r>
-      </w:hyperlink>
+      <w:r>
+        <w:rPr>
+          <w:lang w:val="es_ES" w:bidi="es_ES"/>
+        </w:rPr>
+        <w:t>1:6</w:t>
+      </w:r>
       <w:r>
         <w:rPr>
           <w:lang w:val="es_ES" w:bidi="es_ES"/>
@@ -1799,36 +1547,24 @@
         </w:rPr>
         <w:t xml:space="preserve">"aquellos que insisten en la circuncisión para la salvación" (literalmente "los de la circuncisión"): esto probablemente se refiere a los cristianos judíos. La frase griega no especifica si requerían o no que los gentiles se circuncidaran. La influencia judía de esta falsa enseñanza se sugiere en </w:t>
       </w:r>
-      <w:hyperlink r:id="rId50">
-        <w:r>
-          <w:rPr>
-            <w:lang w:val="es_ES" w:bidi="es_ES"/>
-          </w:rPr>
-          <w:rPr>
-            <w:color w:val="0000EE"/>
-            <w:u w:val="single"/>
-          </w:rPr>
-          <w:t>1:14–15</w:t>
-        </w:r>
-      </w:hyperlink>
+      <w:r>
+        <w:rPr>
+          <w:lang w:val="es_ES" w:bidi="es_ES"/>
+        </w:rPr>
+        <w:t>1:14–15</w:t>
+      </w:r>
       <w:r>
         <w:rPr>
           <w:lang w:val="es_ES" w:bidi="es_ES"/>
         </w:rPr>
         <w:t xml:space="preserve"> y </w:t>
       </w:r>
-      <w:hyperlink r:id="rId51">
-        <w:r>
-          <w:rPr>
-            <w:lang w:val="es_ES" w:bidi="es_ES"/>
-          </w:rPr>
-          <w:rPr>
-            <w:color w:val="0000EE"/>
-            <w:u w:val="single"/>
-          </w:rPr>
-          <w:t>3:9</w:t>
-        </w:r>
-      </w:hyperlink>
+      <w:r>
+        <w:rPr>
+          <w:lang w:val="es_ES" w:bidi="es_ES"/>
+        </w:rPr>
+        <w:t>3:9</w:t>
+      </w:r>
       <w:r>
         <w:rPr>
           <w:lang w:val="es_ES" w:bidi="es_ES"/>
@@ -1883,18 +1619,12 @@
         </w:rPr>
         <w:t>En una población nativa de alborotadores, Tito necesitaría liderar con firmeza para librar a estas comunidades cristianas de la corrupción y hacerlas saludables en la fe (</w:t>
       </w:r>
-      <w:hyperlink r:id="rId52">
-        <w:r>
-          <w:rPr>
-            <w:lang w:val="es_ES" w:bidi="es_ES"/>
-          </w:rPr>
-          <w:rPr>
-            <w:color w:val="0000EE"/>
-            <w:u w:val="single"/>
-          </w:rPr>
-          <w:t>1:13–16</w:t>
-        </w:r>
-      </w:hyperlink>
+      <w:r>
+        <w:rPr>
+          <w:lang w:val="es_ES" w:bidi="es_ES"/>
+        </w:rPr>
+        <w:t>1:13–16</w:t>
+      </w:r>
       <w:r>
         <w:rPr>
           <w:lang w:val="es_ES" w:bidi="es_ES"/>
@@ -1953,54 +1683,36 @@
         </w:rPr>
         <w:t xml:space="preserve">"casas enteras": esto también sucedió en Éfeso (comparar </w:t>
       </w:r>
-      <w:hyperlink r:id="rId53">
-        <w:r>
-          <w:rPr>
-            <w:lang w:val="es_ES" w:bidi="es_ES"/>
-          </w:rPr>
-          <w:rPr>
-            <w:color w:val="0000EE"/>
-            <w:u w:val="single"/>
-          </w:rPr>
-          <w:t>1 Timoteo 4:3</w:t>
-        </w:r>
-      </w:hyperlink>
+      <w:r>
+        <w:rPr>
+          <w:lang w:val="es_ES" w:bidi="es_ES"/>
+        </w:rPr>
+        <w:t>1 Timoteo 4:3</w:t>
+      </w:r>
       <w:r>
         <w:rPr>
           <w:lang w:val="es_ES" w:bidi="es_ES"/>
         </w:rPr>
         <w:t xml:space="preserve">, </w:t>
       </w:r>
-      <w:hyperlink r:id="rId54">
-        <w:r>
-          <w:rPr>
-            <w:lang w:val="es_ES" w:bidi="es_ES"/>
-          </w:rPr>
-          <w:rPr>
-            <w:color w:val="0000EE"/>
-            <w:u w:val="single"/>
-          </w:rPr>
-          <w:t>2 Timoteo 2:18</w:t>
-        </w:r>
-      </w:hyperlink>
+      <w:r>
+        <w:rPr>
+          <w:lang w:val="es_ES" w:bidi="es_ES"/>
+        </w:rPr>
+        <w:t>2 Timoteo 2:18</w:t>
+      </w:r>
       <w:r>
         <w:rPr>
           <w:lang w:val="es_ES" w:bidi="es_ES"/>
         </w:rPr>
         <w:t xml:space="preserve">; </w:t>
       </w:r>
-      <w:hyperlink r:id="rId55">
-        <w:r>
-          <w:rPr>
-            <w:lang w:val="es_ES" w:bidi="es_ES"/>
-          </w:rPr>
-          <w:rPr>
-            <w:color w:val="0000EE"/>
-            <w:u w:val="single"/>
-          </w:rPr>
-          <w:t>3:6</w:t>
-        </w:r>
-      </w:hyperlink>
+      <w:r>
+        <w:rPr>
+          <w:lang w:val="es_ES" w:bidi="es_ES"/>
+        </w:rPr>
+        <w:t>3:6</w:t>
+      </w:r>
       <w:r>
         <w:rPr>
           <w:lang w:val="es_ES" w:bidi="es_ES"/>
@@ -2031,72 +1743,48 @@
         </w:rPr>
         <w:t>: los ancianos no deben tener esta característica (</w:t>
       </w:r>
-      <w:hyperlink r:id="rId56">
-        <w:r>
-          <w:rPr>
-            <w:lang w:val="es_ES" w:bidi="es_ES"/>
-          </w:rPr>
-          <w:rPr>
-            <w:color w:val="0000EE"/>
-            <w:u w:val="single"/>
-          </w:rPr>
-          <w:t>Tito 1:7</w:t>
-        </w:r>
-      </w:hyperlink>
+      <w:r>
+        <w:rPr>
+          <w:lang w:val="es_ES" w:bidi="es_ES"/>
+        </w:rPr>
+        <w:t>Tito 1:7</w:t>
+      </w:r>
       <w:r>
         <w:rPr>
           <w:lang w:val="es_ES" w:bidi="es_ES"/>
         </w:rPr>
         <w:t xml:space="preserve">; ver también </w:t>
       </w:r>
-      <w:hyperlink r:id="rId57">
-        <w:r>
-          <w:rPr>
-            <w:lang w:val="es_ES" w:bidi="es_ES"/>
-          </w:rPr>
-          <w:rPr>
-            <w:color w:val="0000EE"/>
-            <w:u w:val="single"/>
-          </w:rPr>
-          <w:t>1 Timoteo 6:5–10</w:t>
-        </w:r>
-      </w:hyperlink>
+      <w:r>
+        <w:rPr>
+          <w:lang w:val="es_ES" w:bidi="es_ES"/>
+        </w:rPr>
+        <w:t>1 Timoteo 6:5–10</w:t>
+      </w:r>
       <w:r>
         <w:rPr>
           <w:lang w:val="es_ES" w:bidi="es_ES"/>
         </w:rPr>
         <w:t xml:space="preserve">, </w:t>
       </w:r>
-      <w:hyperlink r:id="rId58">
-        <w:r>
-          <w:rPr>
-            <w:lang w:val="es_ES" w:bidi="es_ES"/>
-          </w:rPr>
-          <w:rPr>
-            <w:color w:val="0000EE"/>
-            <w:u w:val="single"/>
-          </w:rPr>
-          <w:t>2 Corintios 2:17</w:t>
-        </w:r>
-      </w:hyperlink>
+      <w:r>
+        <w:rPr>
+          <w:lang w:val="es_ES" w:bidi="es_ES"/>
+        </w:rPr>
+        <w:t>2 Corintios 2:17</w:t>
+      </w:r>
       <w:r>
         <w:rPr>
           <w:lang w:val="es_ES" w:bidi="es_ES"/>
         </w:rPr>
         <w:t xml:space="preserve">, </w:t>
       </w:r>
-      <w:hyperlink r:id="rId59">
-        <w:r>
-          <w:rPr>
-            <w:lang w:val="es_ES" w:bidi="es_ES"/>
-          </w:rPr>
-          <w:rPr>
-            <w:color w:val="0000EE"/>
-            <w:u w:val="single"/>
-          </w:rPr>
-          <w:t>1 Pedro 5:2</w:t>
-        </w:r>
-      </w:hyperlink>
+      <w:r>
+        <w:rPr>
+          <w:lang w:val="es_ES" w:bidi="es_ES"/>
+        </w:rPr>
+        <w:t>1 Pedro 5:2</w:t>
+      </w:r>
       <w:r>
         <w:rPr>
           <w:lang w:val="es_ES" w:bidi="es_ES"/>
@@ -2179,54 +1867,36 @@
         </w:rPr>
         <w:t>"mentirosos": Esta acusación se dirigía específicamente a la afirmación cretense de tener la tumba de Zeus en la isla. Según la mitología cretense, el dios Zeus fue una vez un simple humano que vivió y murió en Creta. Se decía que su tumba estaba allí. Pero Zeus había alcanzado la divinidad a través de su patrocinio (es decir, regalos y beneficios) a los humanos. Algunos moralistas griegos se opusieron a esta leyenda y la caracterizaron como una mentira. Una cita de Alejandría en el 200 a.C. dice: “Los cretenses siempre son mentirosos. Porque una tumba, oh Señor, los cretenses construyen para ti; pero tú no mueres, porque eres eterno.” Uno de los propios profetas de Creta (Epiménides) pensaba lo mismo. Pablo cita su voz de conciencia aprobatoriamente (</w:t>
       </w:r>
-      <w:hyperlink r:id="rId46">
-        <w:r>
-          <w:rPr>
-            <w:lang w:val="es_ES" w:bidi="es_ES"/>
-          </w:rPr>
-          <w:rPr>
-            <w:color w:val="0000EE"/>
-            <w:u w:val="single"/>
-          </w:rPr>
-          <w:t>Tito 1:13</w:t>
-        </w:r>
-      </w:hyperlink>
+      <w:r>
+        <w:rPr>
+          <w:lang w:val="es_ES" w:bidi="es_ES"/>
+        </w:rPr>
+        <w:t>Tito 1:13</w:t>
+      </w:r>
       <w:r>
         <w:rPr>
           <w:lang w:val="es_ES" w:bidi="es_ES"/>
         </w:rPr>
         <w:t xml:space="preserve">, ver </w:t>
       </w:r>
-      <w:hyperlink r:id="rId60">
-        <w:r>
-          <w:rPr>
-            <w:lang w:val="es_ES" w:bidi="es_ES"/>
-          </w:rPr>
-          <w:rPr>
-            <w:color w:val="0000EE"/>
-            <w:u w:val="single"/>
-          </w:rPr>
-          <w:t>Hechos 17:28</w:t>
-        </w:r>
-      </w:hyperlink>
+      <w:r>
+        <w:rPr>
+          <w:lang w:val="es_ES" w:bidi="es_ES"/>
+        </w:rPr>
+        <w:t>Hechos 17:28</w:t>
+      </w:r>
       <w:r>
         <w:rPr>
           <w:lang w:val="es_ES" w:bidi="es_ES"/>
         </w:rPr>
         <w:t>), porque el Dios que no miente (</w:t>
       </w:r>
-      <w:hyperlink r:id="rId61">
-        <w:r>
-          <w:rPr>
-            <w:lang w:val="es_ES" w:bidi="es_ES"/>
-          </w:rPr>
-          <w:rPr>
-            <w:color w:val="0000EE"/>
-            <w:u w:val="single"/>
-          </w:rPr>
-          <w:t>Tito 1:2</w:t>
-        </w:r>
-      </w:hyperlink>
+      <w:r>
+        <w:rPr>
+          <w:lang w:val="es_ES" w:bidi="es_ES"/>
+        </w:rPr>
+        <w:t>Tito 1:2</w:t>
+      </w:r>
       <w:r>
         <w:rPr>
           <w:lang w:val="es_ES" w:bidi="es_ES"/>
@@ -2251,36 +1921,24 @@
         </w:rPr>
         <w:t>mentirosos … bestias … glotones: se creía que la inmoralidad cretense resultaba de su creencia sobre Zeus. Las mentiras religiosas habían llevado a la corrupción moral. Pablo contrarresta estos vicios presentando las virtudes contrastantes (cualidades o comportamientos positivos) (</w:t>
       </w:r>
-      <w:hyperlink r:id="rId62">
-        <w:r>
-          <w:rPr>
-            <w:lang w:val="es_ES" w:bidi="es_ES"/>
-          </w:rPr>
-          <w:rPr>
-            <w:color w:val="0000EE"/>
-            <w:u w:val="single"/>
-          </w:rPr>
-          <w:t>Tito 2:12</w:t>
-        </w:r>
-      </w:hyperlink>
+      <w:r>
+        <w:rPr>
+          <w:lang w:val="es_ES" w:bidi="es_ES"/>
+        </w:rPr>
+        <w:t>Tito 2:12</w:t>
+      </w:r>
       <w:r>
         <w:rPr>
           <w:lang w:val="es_ES" w:bidi="es_ES"/>
         </w:rPr>
         <w:t>) e insta a los cretenses a alcanzar ideales éticos que son alabados en la sociedad humana en general pero que estaban ausentes en Creta, como lamentaba su propio profeta. Ellos alcanzarían estos ideales solo a través del evangelio de Jesucristo (</w:t>
       </w:r>
-      <w:hyperlink r:id="rId13">
-        <w:r>
-          <w:rPr>
-            <w:lang w:val="es_ES" w:bidi="es_ES"/>
-          </w:rPr>
-          <w:rPr>
-            <w:color w:val="0000EE"/>
-            <w:u w:val="single"/>
-          </w:rPr>
-          <w:t>2:11–14</w:t>
-        </w:r>
-      </w:hyperlink>
+      <w:r>
+        <w:rPr>
+          <w:lang w:val="es_ES" w:bidi="es_ES"/>
+        </w:rPr>
+        <w:t>2:11–14</w:t>
+      </w:r>
       <w:r>
         <w:rPr>
           <w:lang w:val="es_ES" w:bidi="es_ES"/>
@@ -2305,18 +1963,12 @@
         </w:rPr>
         <w:t xml:space="preserve">glotones ociosos: los cretenses eran conocidos por hacer cualquier cosa por dinero. Eran bien conocidos como mercenarios y como consumidores excesivos. Se decía que no sentían vergüenza por su avaricia (ver </w:t>
       </w:r>
-      <w:hyperlink r:id="rId63">
-        <w:r>
-          <w:rPr>
-            <w:lang w:val="es_ES" w:bidi="es_ES"/>
-          </w:rPr>
-          <w:rPr>
-            <w:color w:val="0000EE"/>
-            <w:u w:val="single"/>
-          </w:rPr>
-          <w:t>Filipenses 3:19</w:t>
-        </w:r>
-      </w:hyperlink>
+      <w:r>
+        <w:rPr>
+          <w:lang w:val="es_ES" w:bidi="es_ES"/>
+        </w:rPr>
+        <w:t>Filipenses 3:19</w:t>
+      </w:r>
       <w:r>
         <w:rPr>
           <w:lang w:val="es_ES" w:bidi="es_ES"/>
@@ -2423,18 +2075,12 @@
         </w:rPr>
         <w:t xml:space="preserve">Ser sano (o fuerte) en la fe se define aquí como rechazar enseñanzas falsas (comparar </w:t>
       </w:r>
-      <w:hyperlink r:id="rId64">
-        <w:r>
-          <w:rPr>
-            <w:lang w:val="es_ES" w:bidi="es_ES"/>
-          </w:rPr>
-          <w:rPr>
-            <w:color w:val="0000EE"/>
-            <w:u w:val="single"/>
-          </w:rPr>
-          <w:t>1:9</w:t>
-        </w:r>
-      </w:hyperlink>
+      <w:r>
+        <w:rPr>
+          <w:lang w:val="es_ES" w:bidi="es_ES"/>
+        </w:rPr>
+        <w:t>1:9</w:t>
+      </w:r>
       <w:r>
         <w:rPr>
           <w:lang w:val="es_ES" w:bidi="es_ES"/>
@@ -2499,66 +2145,42 @@
         </w:rPr>
         <w:t xml:space="preserve">: ver </w:t>
       </w:r>
-      <w:hyperlink r:id="rId51">
-        <w:r>
-          <w:rPr>
-            <w:lang w:val="es_ES" w:bidi="es_ES"/>
-          </w:rPr>
-          <w:rPr>
-            <w:color w:val="0000EE"/>
-            <w:u w:val="single"/>
-          </w:rPr>
-          <w:t xml:space="preserve">3:9, </w:t>
-        </w:r>
-      </w:hyperlink>
-      <w:hyperlink r:id="rId38">
-        <w:r>
-          <w:rPr>
-            <w:lang w:val="es_ES" w:bidi="es_ES"/>
-          </w:rPr>
-          <w:rPr>
-            <w:color w:val="0000EE"/>
-            <w:u w:val="single"/>
-          </w:rPr>
-          <w:t>1 Timoteo 1:4</w:t>
-        </w:r>
-      </w:hyperlink>
+      <w:r>
+        <w:rPr>
+          <w:lang w:val="es_ES" w:bidi="es_ES"/>
+        </w:rPr>
+        <w:t xml:space="preserve">3:9, </w:t>
+      </w:r>
+      <w:r>
+        <w:rPr>
+          <w:lang w:val="es_ES" w:bidi="es_ES"/>
+        </w:rPr>
+        <w:t>1 Timoteo 1:4</w:t>
+      </w:r>
       <w:r>
         <w:rPr>
           <w:lang w:val="es_ES" w:bidi="es_ES"/>
         </w:rPr>
         <w:t xml:space="preserve">; </w:t>
       </w:r>
-      <w:hyperlink r:id="rId65">
-        <w:r>
-          <w:rPr>
-            <w:lang w:val="es_ES" w:bidi="es_ES"/>
-          </w:rPr>
-          <w:rPr>
-            <w:color w:val="0000EE"/>
-            <w:u w:val="single"/>
-          </w:rPr>
-          <w:t>4:7,</w:t>
-        </w:r>
-      </w:hyperlink>
+      <w:r>
+        <w:rPr>
+          <w:lang w:val="es_ES" w:bidi="es_ES"/>
+        </w:rPr>
+        <w:t>4:7,</w:t>
+      </w:r>
       <w:r>
         <w:rPr>
           <w:lang w:val="es_ES" w:bidi="es_ES"/>
         </w:rPr>
         <w:t xml:space="preserve"> </w:t>
       </w:r>
-      <w:hyperlink r:id="rId66">
-        <w:r>
-          <w:rPr>
-            <w:lang w:val="es_ES" w:bidi="es_ES"/>
-          </w:rPr>
-          <w:rPr>
-            <w:color w:val="0000EE"/>
-            <w:u w:val="single"/>
-          </w:rPr>
-          <w:t>2 Timoteo 4:4</w:t>
-        </w:r>
-      </w:hyperlink>
+      <w:r>
+        <w:rPr>
+          <w:lang w:val="es_ES" w:bidi="es_ES"/>
+        </w:rPr>
+        <w:t>2 Timoteo 4:4</w:t>
+      </w:r>
       <w:r>
         <w:rPr>
           <w:lang w:val="es_ES" w:bidi="es_ES"/>
@@ -2589,18 +2211,12 @@
         </w:rPr>
         <w:t xml:space="preserve">: Esto fue apostasía, no mera incredulidad. La apostasía es cuando alguien abandona o rechaza sus creencias. Ver </w:t>
       </w:r>
-      <w:hyperlink r:id="rId67">
-        <w:r>
-          <w:rPr>
-            <w:lang w:val="es_ES" w:bidi="es_ES"/>
-          </w:rPr>
-          <w:rPr>
-            <w:color w:val="0000EE"/>
-            <w:u w:val="single"/>
-          </w:rPr>
-          <w:t>1 Timoteo 1:6–7</w:t>
-        </w:r>
-      </w:hyperlink>
+      <w:r>
+        <w:rPr>
+          <w:lang w:val="es_ES" w:bidi="es_ES"/>
+        </w:rPr>
+        <w:t>1 Timoteo 1:6–7</w:t>
+      </w:r>
       <w:r>
         <w:rPr>
           <w:lang w:val="es_ES" w:bidi="es_ES"/>
@@ -2655,18 +2271,12 @@
         </w:rPr>
         <w:t xml:space="preserve">Comparar </w:t>
       </w:r>
-      <w:hyperlink r:id="rId68">
-        <w:r>
-          <w:rPr>
-            <w:lang w:val="es_ES" w:bidi="es_ES"/>
-          </w:rPr>
-          <w:rPr>
-            <w:color w:val="0000EE"/>
-            <w:u w:val="single"/>
-          </w:rPr>
-          <w:t>1 Timoteo 4:3–5</w:t>
-        </w:r>
-      </w:hyperlink>
+      <w:r>
+        <w:rPr>
+          <w:lang w:val="es_ES" w:bidi="es_ES"/>
+        </w:rPr>
+        <w:t>1 Timoteo 4:3–5</w:t>
+      </w:r>
       <w:r>
         <w:rPr>
           <w:lang w:val="es_ES" w:bidi="es_ES"/>
@@ -2721,36 +2331,24 @@
         </w:rPr>
         <w:t xml:space="preserve">Estos dos versículos comentan sobre la gente de </w:t>
       </w:r>
-      <w:hyperlink r:id="rId69">
-        <w:r>
-          <w:rPr>
-            <w:lang w:val="es_ES" w:bidi="es_ES"/>
-          </w:rPr>
-          <w:rPr>
-            <w:color w:val="0000EE"/>
-            <w:u w:val="single"/>
-          </w:rPr>
-          <w:t>1:14</w:t>
-        </w:r>
-      </w:hyperlink>
+      <w:r>
+        <w:rPr>
+          <w:lang w:val="es_ES" w:bidi="es_ES"/>
+        </w:rPr>
+        <w:t>1:14</w:t>
+      </w:r>
       <w:r>
         <w:rPr>
           <w:lang w:val="es_ES" w:bidi="es_ES"/>
         </w:rPr>
         <w:t xml:space="preserve"> y sus mandatos, mientras que hacen la transición a una discusión sobre la enseñanza que fomenta la bondad (</w:t>
       </w:r>
-      <w:hyperlink r:id="rId43">
-        <w:r>
-          <w:rPr>
-            <w:lang w:val="es_ES" w:bidi="es_ES"/>
-          </w:rPr>
-          <w:rPr>
-            <w:color w:val="0000EE"/>
-            <w:u w:val="single"/>
-          </w:rPr>
-          <w:t>2:1–3:11</w:t>
-        </w:r>
-      </w:hyperlink>
+      <w:r>
+        <w:rPr>
+          <w:lang w:val="es_ES" w:bidi="es_ES"/>
+        </w:rPr>
+        <w:t>2:1–3:11</w:t>
+      </w:r>
       <w:r>
         <w:rPr>
           <w:lang w:val="es_ES" w:bidi="es_ES"/>
@@ -2875,144 +2473,96 @@
         </w:rPr>
         <w:t>La sana enseñanza era especialmente urgente debido a los falsos maestros, que habían causado problemas dentro de "casas enteras" (</w:t>
       </w:r>
-      <w:hyperlink r:id="rId36">
-        <w:r>
-          <w:rPr>
-            <w:lang w:val="es_ES" w:bidi="es_ES"/>
-          </w:rPr>
-          <w:rPr>
-            <w:color w:val="0000EE"/>
-            <w:u w:val="single"/>
-          </w:rPr>
-          <w:t>1:11</w:t>
-        </w:r>
-      </w:hyperlink>
+      <w:r>
+        <w:rPr>
+          <w:lang w:val="es_ES" w:bidi="es_ES"/>
+        </w:rPr>
+        <w:t>1:11</w:t>
+      </w:r>
       <w:r>
         <w:rPr>
           <w:lang w:val="es_ES" w:bidi="es_ES"/>
         </w:rPr>
         <w:t xml:space="preserve">). En </w:t>
       </w:r>
-      <w:hyperlink r:id="rId70">
-        <w:r>
-          <w:rPr>
-            <w:lang w:val="es_ES" w:bidi="es_ES"/>
-          </w:rPr>
-          <w:rPr>
-            <w:color w:val="0000EE"/>
-            <w:u w:val="single"/>
-          </w:rPr>
-          <w:t>2:1–10</w:t>
-        </w:r>
-      </w:hyperlink>
+      <w:r>
+        <w:rPr>
+          <w:lang w:val="es_ES" w:bidi="es_ES"/>
+        </w:rPr>
+        <w:t>2:1–10</w:t>
+      </w:r>
       <w:r>
         <w:rPr>
           <w:lang w:val="es_ES" w:bidi="es_ES"/>
         </w:rPr>
         <w:t>, Pablo se dirige a diferentes grupos dentro del hogar de la fe, mostrando su preocupación por el testimonio público de la iglesia (</w:t>
       </w:r>
-      <w:hyperlink r:id="rId71">
-        <w:r>
-          <w:rPr>
-            <w:lang w:val="es_ES" w:bidi="es_ES"/>
-          </w:rPr>
-          <w:rPr>
-            <w:color w:val="0000EE"/>
-            <w:u w:val="single"/>
-          </w:rPr>
-          <w:t>2:5</w:t>
-        </w:r>
-      </w:hyperlink>
+      <w:r>
+        <w:rPr>
+          <w:lang w:val="es_ES" w:bidi="es_ES"/>
+        </w:rPr>
+        <w:t>2:5</w:t>
+      </w:r>
       <w:r>
         <w:rPr>
           <w:lang w:val="es_ES" w:bidi="es_ES"/>
         </w:rPr>
         <w:t xml:space="preserve">, </w:t>
       </w:r>
-      <w:hyperlink r:id="rId72">
-        <w:r>
-          <w:rPr>
-            <w:lang w:val="es_ES" w:bidi="es_ES"/>
-          </w:rPr>
-          <w:rPr>
-            <w:color w:val="0000EE"/>
-            <w:u w:val="single"/>
-          </w:rPr>
-          <w:t>8</w:t>
-        </w:r>
-      </w:hyperlink>
+      <w:r>
+        <w:rPr>
+          <w:lang w:val="es_ES" w:bidi="es_ES"/>
+        </w:rPr>
+        <w:t>8</w:t>
+      </w:r>
       <w:r>
         <w:rPr>
           <w:lang w:val="es_ES" w:bidi="es_ES"/>
         </w:rPr>
         <w:t xml:space="preserve">, </w:t>
       </w:r>
-      <w:hyperlink r:id="rId25">
-        <w:r>
-          <w:rPr>
-            <w:lang w:val="es_ES" w:bidi="es_ES"/>
-          </w:rPr>
-          <w:rPr>
-            <w:color w:val="0000EE"/>
-            <w:u w:val="single"/>
-          </w:rPr>
-          <w:t>10</w:t>
-        </w:r>
-      </w:hyperlink>
+      <w:r>
+        <w:rPr>
+          <w:lang w:val="es_ES" w:bidi="es_ES"/>
+        </w:rPr>
+        <w:t>10</w:t>
+      </w:r>
       <w:r>
         <w:rPr>
           <w:lang w:val="es_ES" w:bidi="es_ES"/>
         </w:rPr>
         <w:t xml:space="preserve">; ver también </w:t>
       </w:r>
-      <w:hyperlink r:id="rId73">
-        <w:r>
-          <w:rPr>
-            <w:lang w:val="es_ES" w:bidi="es_ES"/>
-          </w:rPr>
-          <w:rPr>
-            <w:color w:val="0000EE"/>
-            <w:u w:val="single"/>
-          </w:rPr>
-          <w:t>1 Tm 5:1–6:2</w:t>
-        </w:r>
-      </w:hyperlink>
+      <w:r>
+        <w:rPr>
+          <w:lang w:val="es_ES" w:bidi="es_ES"/>
+        </w:rPr>
+        <w:t>1 Tm 5:1–6:2</w:t>
+      </w:r>
       <w:r>
         <w:rPr>
           <w:lang w:val="es_ES" w:bidi="es_ES"/>
         </w:rPr>
         <w:t>). Luego, Pablo elabora sobre la venida de Cristo (</w:t>
       </w:r>
-      <w:hyperlink r:id="rId13">
-        <w:r>
-          <w:rPr>
-            <w:lang w:val="es_ES" w:bidi="es_ES"/>
-          </w:rPr>
-          <w:rPr>
-            <w:color w:val="0000EE"/>
-            <w:u w:val="single"/>
-          </w:rPr>
-          <w:t>Tt 2:11–14</w:t>
-        </w:r>
-      </w:hyperlink>
+      <w:r>
+        <w:rPr>
+          <w:lang w:val="es_ES" w:bidi="es_ES"/>
+        </w:rPr>
+        <w:t>Tt 2:11–14</w:t>
+      </w:r>
       <w:r>
         <w:rPr>
           <w:lang w:val="es_ES" w:bidi="es_ES"/>
         </w:rPr>
         <w:t>) antes de dar una instrucción directa a Tito (</w:t>
       </w:r>
-      <w:hyperlink r:id="rId47">
-        <w:r>
-          <w:rPr>
-            <w:lang w:val="es_ES" w:bidi="es_ES"/>
-          </w:rPr>
-          <w:rPr>
-            <w:color w:val="0000EE"/>
-            <w:u w:val="single"/>
-          </w:rPr>
-          <w:t>2:15</w:t>
-        </w:r>
-      </w:hyperlink>
+      <w:r>
+        <w:rPr>
+          <w:lang w:val="es_ES" w:bidi="es_ES"/>
+        </w:rPr>
+        <w:t>2:15</w:t>
+      </w:r>
       <w:r>
         <w:rPr>
           <w:lang w:val="es_ES" w:bidi="es_ES"/>
@@ -3079,18 +2629,12 @@
         </w:rPr>
         <w:t xml:space="preserve">". La Nueva Traducción Viviente lo traduce de esta manera: "hacer atractiva la enseñanza acerca de Dios … " (ver </w:t>
       </w:r>
-      <w:hyperlink r:id="rId74">
-        <w:r>
-          <w:rPr>
-            <w:lang w:val="es_ES" w:bidi="es_ES"/>
-          </w:rPr>
-          <w:rPr>
-            <w:color w:val="0000EE"/>
-            <w:u w:val="single"/>
-          </w:rPr>
-          <w:t>1 Timoteo 6:1–2</w:t>
-        </w:r>
-      </w:hyperlink>
+      <w:r>
+        <w:rPr>
+          <w:lang w:val="es_ES" w:bidi="es_ES"/>
+        </w:rPr>
+        <w:t>1 Timoteo 6:1–2</w:t>
+      </w:r>
       <w:r>
         <w:rPr>
           <w:lang w:val="es_ES" w:bidi="es_ES"/>
@@ -3185,54 +2729,36 @@
         </w:rPr>
         <w:t>"salvación a todos": Pablo pretende que la gracia de Dios cumpla plenamente sus propósitos entre los cretenses y que, al hacerlo, los reclute en la obra salvadora de evangelización de Dios (</w:t>
       </w:r>
-      <w:hyperlink r:id="rId62">
-        <w:r>
-          <w:rPr>
-            <w:lang w:val="es_ES" w:bidi="es_ES"/>
-          </w:rPr>
-          <w:rPr>
-            <w:color w:val="0000EE"/>
-            <w:u w:val="single"/>
-          </w:rPr>
-          <w:t>Tito 2:12</w:t>
-        </w:r>
-      </w:hyperlink>
+      <w:r>
+        <w:rPr>
+          <w:lang w:val="es_ES" w:bidi="es_ES"/>
+        </w:rPr>
+        <w:t>Tito 2:12</w:t>
+      </w:r>
       <w:r>
         <w:rPr>
           <w:lang w:val="es_ES" w:bidi="es_ES"/>
         </w:rPr>
         <w:t xml:space="preserve">, ver </w:t>
       </w:r>
-      <w:hyperlink r:id="rId75">
-        <w:r>
-          <w:rPr>
-            <w:lang w:val="es_ES" w:bidi="es_ES"/>
-          </w:rPr>
-          <w:rPr>
-            <w:color w:val="0000EE"/>
-            <w:u w:val="single"/>
-          </w:rPr>
-          <w:t>1 Timoteo 2:1–7</w:t>
-        </w:r>
-      </w:hyperlink>
+      <w:r>
+        <w:rPr>
+          <w:lang w:val="es_ES" w:bidi="es_ES"/>
+        </w:rPr>
+        <w:t>1 Timoteo 2:1–7</w:t>
+      </w:r>
       <w:r>
         <w:rPr>
           <w:lang w:val="es_ES" w:bidi="es_ES"/>
         </w:rPr>
         <w:t xml:space="preserve">, </w:t>
       </w:r>
-      <w:hyperlink r:id="rId76">
-        <w:r>
-          <w:rPr>
-            <w:lang w:val="es_ES" w:bidi="es_ES"/>
-          </w:rPr>
-          <w:rPr>
-            <w:color w:val="0000EE"/>
-            <w:u w:val="single"/>
-          </w:rPr>
-          <w:t>4:10</w:t>
-        </w:r>
-      </w:hyperlink>
+      <w:r>
+        <w:rPr>
+          <w:lang w:val="es_ES" w:bidi="es_ES"/>
+        </w:rPr>
+        <w:t>4:10</w:t>
+      </w:r>
       <w:r>
         <w:rPr>
           <w:lang w:val="es_ES" w:bidi="es_ES"/>
@@ -3287,36 +2813,24 @@
         </w:rPr>
         <w:t xml:space="preserve">"Para": Los mandamientos de </w:t>
       </w:r>
-      <w:hyperlink r:id="rId70">
-        <w:r>
-          <w:rPr>
-            <w:lang w:val="es_ES" w:bidi="es_ES"/>
-          </w:rPr>
-          <w:rPr>
-            <w:color w:val="0000EE"/>
-            <w:u w:val="single"/>
-          </w:rPr>
-          <w:t>2:1–10</w:t>
-        </w:r>
-      </w:hyperlink>
+      <w:r>
+        <w:rPr>
+          <w:lang w:val="es_ES" w:bidi="es_ES"/>
+        </w:rPr>
+        <w:t>2:1–10</w:t>
+      </w:r>
       <w:r>
         <w:rPr>
           <w:lang w:val="es_ES" w:bidi="es_ES"/>
         </w:rPr>
         <w:t xml:space="preserve"> están aquí fundamentados en la venida pasada y futura de Cristo. La gracia de Dios es un modelo para la conducta de la iglesia, incluso cuando la salvación por gracia hace posible una buena vida y crea personas dedicadas a buenas obras (ver también </w:t>
       </w:r>
-      <w:hyperlink r:id="rId77">
-        <w:r>
-          <w:rPr>
-            <w:lang w:val="es_ES" w:bidi="es_ES"/>
-          </w:rPr>
-          <w:rPr>
-            <w:color w:val="0000EE"/>
-            <w:u w:val="single"/>
-          </w:rPr>
-          <w:t>3:3–7</w:t>
-        </w:r>
-      </w:hyperlink>
+      <w:r>
+        <w:rPr>
+          <w:lang w:val="es_ES" w:bidi="es_ES"/>
+        </w:rPr>
+        <w:t>3:3–7</w:t>
+      </w:r>
       <w:r>
         <w:rPr>
           <w:lang w:val="es_ES" w:bidi="es_ES"/>
@@ -3381,36 +2895,24 @@
         </w:rPr>
         <w:t xml:space="preserve">: El énfasis de esta instrucción recae en las virtudes positivas: sabiduría, justicia y devoción a Dios. En los escritos grecorromanos, estas tres virtudes representan el comportamiento virtuoso en general. Estas virtudes contrarrestan los vicios cretenses (comportamientos o cualidades inmorales) enumerados en </w:t>
       </w:r>
-      <w:hyperlink r:id="rId35">
-        <w:r>
-          <w:rPr>
-            <w:lang w:val="es_ES" w:bidi="es_ES"/>
-          </w:rPr>
-          <w:rPr>
-            <w:color w:val="0000EE"/>
-            <w:u w:val="single"/>
-          </w:rPr>
-          <w:t>1:12</w:t>
-        </w:r>
-      </w:hyperlink>
+      <w:r>
+        <w:rPr>
+          <w:lang w:val="es_ES" w:bidi="es_ES"/>
+        </w:rPr>
+        <w:t>1:12</w:t>
+      </w:r>
       <w:r>
         <w:rPr>
           <w:lang w:val="es_ES" w:bidi="es_ES"/>
         </w:rPr>
         <w:t xml:space="preserve"> y se transforman en cualidades completamente cristianas (ver </w:t>
       </w:r>
-      <w:hyperlink r:id="rId26">
-        <w:r>
-          <w:rPr>
-            <w:lang w:val="es_ES" w:bidi="es_ES"/>
-          </w:rPr>
-          <w:rPr>
-            <w:color w:val="0000EE"/>
-            <w:u w:val="single"/>
-          </w:rPr>
-          <w:t>2:13</w:t>
-        </w:r>
-      </w:hyperlink>
+      <w:r>
+        <w:rPr>
+          <w:lang w:val="es_ES" w:bidi="es_ES"/>
+        </w:rPr>
+        <w:t>2:13</w:t>
+      </w:r>
       <w:r>
         <w:rPr>
           <w:lang w:val="es_ES" w:bidi="es_ES"/>
@@ -3505,18 +3007,12 @@
         </w:rPr>
         <w:t xml:space="preserve">"manifestación": La palabra griega utilizada aquí es prominente en las cartas a Timoteo y Tito (“epifanía” o “aparición”, también </w:t>
       </w:r>
-      <w:hyperlink r:id="rId78">
-        <w:r>
-          <w:rPr>
-            <w:lang w:val="es_ES" w:bidi="es_ES"/>
-          </w:rPr>
-          <w:rPr>
-            <w:color w:val="0000EE"/>
-            <w:u w:val="single"/>
-          </w:rPr>
-          <w:t>2:11</w:t>
-        </w:r>
-      </w:hyperlink>
+      <w:r>
+        <w:rPr>
+          <w:lang w:val="es_ES" w:bidi="es_ES"/>
+        </w:rPr>
+        <w:t>2:11</w:t>
+      </w:r>
       <w:r>
         <w:rPr>
           <w:lang w:val="es_ES" w:bidi="es_ES"/>
@@ -3553,108 +3049,72 @@
         </w:rPr>
         <w:t xml:space="preserve">"gran Dios y Salvador": Este es uno de los pocos lugares en el Nuevo Testamento donde Jesucristo es llamado explícitamente “Dios” (ver también </w:t>
       </w:r>
-      <w:hyperlink r:id="rId79">
-        <w:r>
-          <w:rPr>
-            <w:lang w:val="es_ES" w:bidi="es_ES"/>
-          </w:rPr>
-          <w:rPr>
-            <w:color w:val="0000EE"/>
-            <w:u w:val="single"/>
-          </w:rPr>
-          <w:t>Juan 1:1,</w:t>
-        </w:r>
-      </w:hyperlink>
+      <w:r>
+        <w:rPr>
+          <w:lang w:val="es_ES" w:bidi="es_ES"/>
+        </w:rPr>
+        <w:t>Juan 1:1,</w:t>
+      </w:r>
       <w:r>
         <w:rPr>
           <w:lang w:val="es_ES" w:bidi="es_ES"/>
         </w:rPr>
         <w:t xml:space="preserve"> </w:t>
       </w:r>
-      <w:hyperlink r:id="rId80">
-        <w:r>
-          <w:rPr>
-            <w:lang w:val="es_ES" w:bidi="es_ES"/>
-          </w:rPr>
-          <w:rPr>
-            <w:color w:val="0000EE"/>
-            <w:u w:val="single"/>
-          </w:rPr>
-          <w:t>20:28</w:t>
-        </w:r>
-      </w:hyperlink>
+      <w:r>
+        <w:rPr>
+          <w:lang w:val="es_ES" w:bidi="es_ES"/>
+        </w:rPr>
+        <w:t>20:28</w:t>
+      </w:r>
       <w:r>
         <w:rPr>
           <w:lang w:val="es_ES" w:bidi="es_ES"/>
         </w:rPr>
         <w:t xml:space="preserve">, </w:t>
       </w:r>
-      <w:hyperlink r:id="rId81">
-        <w:r>
-          <w:rPr>
-            <w:lang w:val="es_ES" w:bidi="es_ES"/>
-          </w:rPr>
-          <w:rPr>
-            <w:color w:val="0000EE"/>
-            <w:u w:val="single"/>
-          </w:rPr>
-          <w:t>Romanos 9:5</w:t>
-        </w:r>
-      </w:hyperlink>
+      <w:r>
+        <w:rPr>
+          <w:lang w:val="es_ES" w:bidi="es_ES"/>
+        </w:rPr>
+        <w:t>Romanos 9:5</w:t>
+      </w:r>
       <w:r>
         <w:rPr>
           <w:lang w:val="es_ES" w:bidi="es_ES"/>
         </w:rPr>
         <w:t xml:space="preserve">, </w:t>
       </w:r>
-      <w:hyperlink r:id="rId82">
-        <w:r>
-          <w:rPr>
-            <w:lang w:val="es_ES" w:bidi="es_ES"/>
-          </w:rPr>
-          <w:rPr>
-            <w:color w:val="0000EE"/>
-            <w:u w:val="single"/>
-          </w:rPr>
-          <w:t>Hebreos 1:8</w:t>
-        </w:r>
-      </w:hyperlink>
+      <w:r>
+        <w:rPr>
+          <w:lang w:val="es_ES" w:bidi="es_ES"/>
+        </w:rPr>
+        <w:t>Hebreos 1:8</w:t>
+      </w:r>
       <w:r>
         <w:rPr>
           <w:lang w:val="es_ES" w:bidi="es_ES"/>
         </w:rPr>
         <w:t xml:space="preserve">, </w:t>
       </w:r>
-      <w:hyperlink r:id="rId83">
-        <w:r>
-          <w:rPr>
-            <w:lang w:val="es_ES" w:bidi="es_ES"/>
-          </w:rPr>
-          <w:rPr>
-            <w:color w:val="0000EE"/>
-            <w:u w:val="single"/>
-          </w:rPr>
-          <w:t>2 Pedro 1:1,</w:t>
-        </w:r>
-      </w:hyperlink>
+      <w:r>
+        <w:rPr>
+          <w:lang w:val="es_ES" w:bidi="es_ES"/>
+        </w:rPr>
+        <w:t>2 Pedro 1:1,</w:t>
+      </w:r>
       <w:r>
         <w:rPr>
           <w:lang w:val="es_ES" w:bidi="es_ES"/>
         </w:rPr>
         <w:t xml:space="preserve"> posiblemente </w:t>
       </w:r>
-      <w:hyperlink r:id="rId84">
-        <w:r>
-          <w:rPr>
-            <w:lang w:val="es_ES" w:bidi="es_ES"/>
-          </w:rPr>
-          <w:rPr>
-            <w:color w:val="0000EE"/>
-            <w:u w:val="single"/>
-          </w:rPr>
-          <w:t>Juan 1:18</w:t>
-        </w:r>
-      </w:hyperlink>
+      <w:r>
+        <w:rPr>
+          <w:lang w:val="es_ES" w:bidi="es_ES"/>
+        </w:rPr>
+        <w:t>Juan 1:18</w:t>
+      </w:r>
       <w:r>
         <w:rPr>
           <w:lang w:val="es_ES" w:bidi="es_ES"/>
@@ -3725,18 +3185,12 @@
         </w:rPr>
         <w:t xml:space="preserve">La salvación produce un pueblo que tiene el deseo y la capacidad de hacer las buenas obras descritas en </w:t>
       </w:r>
-      <w:hyperlink r:id="rId37">
-        <w:r>
-          <w:rPr>
-            <w:lang w:val="es_ES" w:bidi="es_ES"/>
-          </w:rPr>
-          <w:rPr>
-            <w:color w:val="0000EE"/>
-            <w:u w:val="single"/>
-          </w:rPr>
-          <w:t>2:2–10</w:t>
-        </w:r>
-      </w:hyperlink>
+      <w:r>
+        <w:rPr>
+          <w:lang w:val="es_ES" w:bidi="es_ES"/>
+        </w:rPr>
+        <w:t>2:2–10</w:t>
+      </w:r>
       <w:r>
         <w:rPr>
           <w:lang w:val="es_ES" w:bidi="es_ES"/>
@@ -3767,18 +3221,12 @@
         </w:rPr>
         <w:t xml:space="preserve">: Véase también </w:t>
       </w:r>
-      <w:hyperlink r:id="rId22">
-        <w:r>
-          <w:rPr>
-            <w:lang w:val="es_ES" w:bidi="es_ES"/>
-          </w:rPr>
-          <w:rPr>
-            <w:color w:val="0000EE"/>
-            <w:u w:val="single"/>
-          </w:rPr>
-          <w:t>1 Timoteo 2:6</w:t>
-        </w:r>
-      </w:hyperlink>
+      <w:r>
+        <w:rPr>
+          <w:lang w:val="es_ES" w:bidi="es_ES"/>
+        </w:rPr>
+        <w:t>1 Timoteo 2:6</w:t>
+      </w:r>
       <w:r>
         <w:rPr>
           <w:lang w:val="es_ES" w:bidi="es_ES"/>
@@ -3803,54 +3251,36 @@
         </w:rPr>
         <w:t xml:space="preserve">"para redimirnos": Véase </w:t>
       </w:r>
-      <w:hyperlink r:id="rId85">
-        <w:r>
-          <w:rPr>
-            <w:lang w:val="es_ES" w:bidi="es_ES"/>
-          </w:rPr>
-          <w:rPr>
-            <w:color w:val="0000EE"/>
-            <w:u w:val="single"/>
-          </w:rPr>
-          <w:t>Gálatas 3:22</w:t>
-        </w:r>
-      </w:hyperlink>
+      <w:r>
+        <w:rPr>
+          <w:lang w:val="es_ES" w:bidi="es_ES"/>
+        </w:rPr>
+        <w:t>Gálatas 3:22</w:t>
+      </w:r>
       <w:r>
         <w:rPr>
           <w:lang w:val="es_ES" w:bidi="es_ES"/>
         </w:rPr>
         <w:t xml:space="preserve">; </w:t>
       </w:r>
-      <w:hyperlink r:id="rId86">
-        <w:r>
-          <w:rPr>
-            <w:lang w:val="es_ES" w:bidi="es_ES"/>
-          </w:rPr>
-          <w:rPr>
-            <w:color w:val="0000EE"/>
-            <w:u w:val="single"/>
-          </w:rPr>
-          <w:t>4:4–5</w:t>
-        </w:r>
-      </w:hyperlink>
+      <w:r>
+        <w:rPr>
+          <w:lang w:val="es_ES" w:bidi="es_ES"/>
+        </w:rPr>
+        <w:t>4:4–5</w:t>
+      </w:r>
       <w:r>
         <w:rPr>
           <w:lang w:val="es_ES" w:bidi="es_ES"/>
         </w:rPr>
         <w:t xml:space="preserve">; comparar con </w:t>
       </w:r>
-      <w:hyperlink r:id="rId87">
-        <w:r>
-          <w:rPr>
-            <w:lang w:val="es_ES" w:bidi="es_ES"/>
-          </w:rPr>
-          <w:rPr>
-            <w:color w:val="0000EE"/>
-            <w:u w:val="single"/>
-          </w:rPr>
-          <w:t>Éxodo 6:6–8</w:t>
-        </w:r>
-      </w:hyperlink>
+      <w:r>
+        <w:rPr>
+          <w:lang w:val="es_ES" w:bidi="es_ES"/>
+        </w:rPr>
+        <w:t>Éxodo 6:6–8</w:t>
+      </w:r>
       <w:r>
         <w:rPr>
           <w:lang w:val="es_ES" w:bidi="es_ES"/>
@@ -3887,54 +3317,36 @@
         </w:rPr>
         <w:t xml:space="preserve">" recuerda la formación de Israel como nación (véase </w:t>
       </w:r>
-      <w:hyperlink r:id="rId88">
-        <w:r>
-          <w:rPr>
-            <w:lang w:val="es_ES" w:bidi="es_ES"/>
-          </w:rPr>
-          <w:rPr>
-            <w:color w:val="0000EE"/>
-            <w:u w:val="single"/>
-          </w:rPr>
-          <w:t>Éxodo 19:5</w:t>
-        </w:r>
-      </w:hyperlink>
+      <w:r>
+        <w:rPr>
+          <w:lang w:val="es_ES" w:bidi="es_ES"/>
+        </w:rPr>
+        <w:t>Éxodo 19:5</w:t>
+      </w:r>
       <w:r>
         <w:rPr>
           <w:lang w:val="es_ES" w:bidi="es_ES"/>
         </w:rPr>
         <w:t xml:space="preserve">, </w:t>
       </w:r>
-      <w:hyperlink r:id="rId89">
-        <w:r>
-          <w:rPr>
-            <w:lang w:val="es_ES" w:bidi="es_ES"/>
-          </w:rPr>
-          <w:rPr>
-            <w:color w:val="0000EE"/>
-            <w:u w:val="single"/>
-          </w:rPr>
-          <w:t>Deuteronomio 7:6;</w:t>
-        </w:r>
-      </w:hyperlink>
+      <w:r>
+        <w:rPr>
+          <w:lang w:val="es_ES" w:bidi="es_ES"/>
+        </w:rPr>
+        <w:t>Deuteronomio 7:6;</w:t>
+      </w:r>
       <w:r>
         <w:rPr>
           <w:lang w:val="es_ES" w:bidi="es_ES"/>
         </w:rPr>
         <w:t xml:space="preserve"> </w:t>
       </w:r>
-      <w:hyperlink r:id="rId90">
-        <w:r>
-          <w:rPr>
-            <w:lang w:val="es_ES" w:bidi="es_ES"/>
-          </w:rPr>
-          <w:rPr>
-            <w:color w:val="0000EE"/>
-            <w:u w:val="single"/>
-          </w:rPr>
-          <w:t>14:2</w:t>
-        </w:r>
-      </w:hyperlink>
+      <w:r>
+        <w:rPr>
+          <w:lang w:val="es_ES" w:bidi="es_ES"/>
+        </w:rPr>
+        <w:t>14:2</w:t>
+      </w:r>
       <w:r>
         <w:rPr>
           <w:lang w:val="es_ES" w:bidi="es_ES"/>
@@ -3959,36 +3371,24 @@
         </w:rPr>
         <w:t xml:space="preserve">"totalmente comprometidos a hacer buenas obras" (literalmente "celosos de buenas obras"): Véase </w:t>
       </w:r>
-      <w:hyperlink r:id="rId91">
-        <w:r>
-          <w:rPr>
-            <w:lang w:val="es_ES" w:bidi="es_ES"/>
-          </w:rPr>
-          <w:rPr>
-            <w:color w:val="0000EE"/>
-            <w:u w:val="single"/>
-          </w:rPr>
-          <w:t>Tito 1:16</w:t>
-        </w:r>
-      </w:hyperlink>
+      <w:r>
+        <w:rPr>
+          <w:lang w:val="es_ES" w:bidi="es_ES"/>
+        </w:rPr>
+        <w:t>Tito 1:16</w:t>
+      </w:r>
       <w:r>
         <w:rPr>
           <w:lang w:val="es_ES" w:bidi="es_ES"/>
         </w:rPr>
         <w:t xml:space="preserve">, </w:t>
       </w:r>
-      <w:hyperlink r:id="rId92">
-        <w:r>
-          <w:rPr>
-            <w:lang w:val="es_ES" w:bidi="es_ES"/>
-          </w:rPr>
-          <w:rPr>
-            <w:color w:val="0000EE"/>
-            <w:u w:val="single"/>
-          </w:rPr>
-          <w:t>Efesios 2:10</w:t>
-        </w:r>
-      </w:hyperlink>
+      <w:r>
+        <w:rPr>
+          <w:lang w:val="es_ES" w:bidi="es_ES"/>
+        </w:rPr>
+        <w:t>Efesios 2:10</w:t>
+      </w:r>
       <w:r>
         <w:rPr>
           <w:lang w:val="es_ES" w:bidi="es_ES"/>
@@ -4047,54 +3447,36 @@
         </w:rPr>
         <w:t>Pablo podría estar diciendo a los creyentes que hagan una clara distinción entre ellos y la población general desordenada. Alternativamente, los alborotadores (</w:t>
       </w:r>
-      <w:hyperlink r:id="rId93">
-        <w:r>
-          <w:rPr>
-            <w:lang w:val="es_ES" w:bidi="es_ES"/>
-          </w:rPr>
-          <w:rPr>
-            <w:color w:val="0000EE"/>
-            <w:u w:val="single"/>
-          </w:rPr>
-          <w:t>1:10–15</w:t>
-        </w:r>
-      </w:hyperlink>
+      <w:r>
+        <w:rPr>
+          <w:lang w:val="es_ES" w:bidi="es_ES"/>
+        </w:rPr>
+        <w:t>1:10–15</w:t>
+      </w:r>
       <w:r>
         <w:rPr>
           <w:lang w:val="es_ES" w:bidi="es_ES"/>
         </w:rPr>
         <w:t xml:space="preserve">, </w:t>
       </w:r>
-      <w:hyperlink r:id="rId94">
-        <w:r>
-          <w:rPr>
-            <w:lang w:val="es_ES" w:bidi="es_ES"/>
-          </w:rPr>
-          <w:rPr>
-            <w:color w:val="0000EE"/>
-            <w:u w:val="single"/>
-          </w:rPr>
-          <w:t>3:10</w:t>
-        </w:r>
-      </w:hyperlink>
+      <w:r>
+        <w:rPr>
+          <w:lang w:val="es_ES" w:bidi="es_ES"/>
+        </w:rPr>
+        <w:t>3:10</w:t>
+      </w:r>
       <w:r>
         <w:rPr>
           <w:lang w:val="es_ES" w:bidi="es_ES"/>
         </w:rPr>
         <w:t xml:space="preserve">) podrían haber adoptado comportamientos desordenados como resultado de sus falsas enseñanzas (como es probable en </w:t>
       </w:r>
-      <w:hyperlink r:id="rId75">
-        <w:r>
-          <w:rPr>
-            <w:lang w:val="es_ES" w:bidi="es_ES"/>
-          </w:rPr>
-          <w:rPr>
-            <w:color w:val="0000EE"/>
-            <w:u w:val="single"/>
-          </w:rPr>
-          <w:t>1 Timoteo 2:1–7</w:t>
-        </w:r>
-      </w:hyperlink>
+      <w:r>
+        <w:rPr>
+          <w:lang w:val="es_ES" w:bidi="es_ES"/>
+        </w:rPr>
+        <w:t>1 Timoteo 2:1–7</w:t>
+      </w:r>
       <w:r>
         <w:rPr>
           <w:lang w:val="es_ES" w:bidi="es_ES"/>
@@ -4132,36 +3514,24 @@
         </w:rPr>
         <w:t xml:space="preserve"> ver </w:t>
       </w:r>
-      <w:hyperlink r:id="rId95">
-        <w:r>
-          <w:rPr>
-            <w:lang w:val="es_ES" w:bidi="es_ES"/>
-          </w:rPr>
-          <w:rPr>
-            <w:color w:val="0000EE"/>
-            <w:u w:val="single"/>
-          </w:rPr>
-          <w:t>1 Timoteo 2:2</w:t>
-        </w:r>
-      </w:hyperlink>
+      <w:r>
+        <w:rPr>
+          <w:lang w:val="es_ES" w:bidi="es_ES"/>
+        </w:rPr>
+        <w:t>1 Timoteo 2:2</w:t>
+      </w:r>
       <w:r>
         <w:rPr>
           <w:lang w:val="es_ES" w:bidi="es_ES"/>
         </w:rPr>
         <w:t xml:space="preserve">, </w:t>
       </w:r>
-      <w:hyperlink r:id="rId96">
-        <w:r>
-          <w:rPr>
-            <w:lang w:val="es_ES" w:bidi="es_ES"/>
-          </w:rPr>
-          <w:rPr>
-            <w:color w:val="0000EE"/>
-            <w:u w:val="single"/>
-          </w:rPr>
-          <w:t>Romanos 13:1–7</w:t>
-        </w:r>
-      </w:hyperlink>
+      <w:r>
+        <w:rPr>
+          <w:lang w:val="es_ES" w:bidi="es_ES"/>
+        </w:rPr>
+        <w:t>Romanos 13:1–7</w:t>
+      </w:r>
       <w:r>
         <w:rPr>
           <w:lang w:val="es_ES" w:bidi="es_ES"/>
@@ -4216,108 +3586,72 @@
         </w:rPr>
         <w:t>El énfasis en la enseñanza sana (</w:t>
       </w:r>
-      <w:hyperlink r:id="rId64">
-        <w:r>
-          <w:rPr>
-            <w:lang w:val="es_ES" w:bidi="es_ES"/>
-          </w:rPr>
-          <w:rPr>
-            <w:color w:val="0000EE"/>
-            <w:u w:val="single"/>
-          </w:rPr>
-          <w:t>1:9</w:t>
-        </w:r>
-      </w:hyperlink>
+      <w:r>
+        <w:rPr>
+          <w:lang w:val="es_ES" w:bidi="es_ES"/>
+        </w:rPr>
+        <w:t>1:9</w:t>
+      </w:r>
       <w:r>
         <w:rPr>
           <w:lang w:val="es_ES" w:bidi="es_ES"/>
         </w:rPr>
         <w:t xml:space="preserve">, </w:t>
       </w:r>
-      <w:hyperlink r:id="rId97">
-        <w:r>
-          <w:rPr>
-            <w:lang w:val="es_ES" w:bidi="es_ES"/>
-          </w:rPr>
-          <w:rPr>
-            <w:color w:val="0000EE"/>
-            <w:u w:val="single"/>
-          </w:rPr>
-          <w:t>2:1</w:t>
-        </w:r>
-      </w:hyperlink>
+      <w:r>
+        <w:rPr>
+          <w:lang w:val="es_ES" w:bidi="es_ES"/>
+        </w:rPr>
+        <w:t>2:1</w:t>
+      </w:r>
       <w:r>
         <w:rPr>
           <w:lang w:val="es_ES" w:bidi="es_ES"/>
         </w:rPr>
         <w:t xml:space="preserve">) continúa. Ahora Pablo cambia su enfoque a cómo la comunidad cristiana se relaciona con la sociedad en general (comparar </w:t>
       </w:r>
-      <w:hyperlink r:id="rId98">
-        <w:r>
-          <w:rPr>
-            <w:lang w:val="es_ES" w:bidi="es_ES"/>
-          </w:rPr>
-          <w:rPr>
-            <w:color w:val="0000EE"/>
-            <w:u w:val="single"/>
-          </w:rPr>
-          <w:t>1 Timoteo 2:2–4</w:t>
-        </w:r>
-      </w:hyperlink>
+      <w:r>
+        <w:rPr>
+          <w:lang w:val="es_ES" w:bidi="es_ES"/>
+        </w:rPr>
+        <w:t>1 Timoteo 2:2–4</w:t>
+      </w:r>
       <w:r>
         <w:rPr>
           <w:lang w:val="es_ES" w:bidi="es_ES"/>
         </w:rPr>
         <w:t xml:space="preserve">). Como en </w:t>
       </w:r>
-      <w:hyperlink r:id="rId99">
-        <w:r>
-          <w:rPr>
-            <w:lang w:val="es_ES" w:bidi="es_ES"/>
-          </w:rPr>
-          <w:rPr>
-            <w:color w:val="0000EE"/>
-            <w:u w:val="single"/>
-          </w:rPr>
-          <w:t>Tito 2:1–15</w:t>
-        </w:r>
-      </w:hyperlink>
+      <w:r>
+        <w:rPr>
+          <w:lang w:val="es_ES" w:bidi="es_ES"/>
+        </w:rPr>
+        <w:t>Tito 2:1–15</w:t>
+      </w:r>
       <w:r>
         <w:rPr>
           <w:lang w:val="es_ES" w:bidi="es_ES"/>
         </w:rPr>
         <w:t>, las instrucciones de Dios para su pueblo (</w:t>
       </w:r>
-      <w:hyperlink r:id="rId100">
-        <w:r>
-          <w:rPr>
-            <w:lang w:val="es_ES" w:bidi="es_ES"/>
-          </w:rPr>
-          <w:rPr>
-            <w:color w:val="0000EE"/>
-            <w:u w:val="single"/>
-          </w:rPr>
-          <w:t>3:1–2</w:t>
-        </w:r>
-      </w:hyperlink>
+      <w:r>
+        <w:rPr>
+          <w:lang w:val="es_ES" w:bidi="es_ES"/>
+        </w:rPr>
+        <w:t>3:1–2</w:t>
+      </w:r>
       <w:r>
         <w:rPr>
           <w:lang w:val="es_ES" w:bidi="es_ES"/>
         </w:rPr>
         <w:t>) se basan en sus interacciones con ellos (</w:t>
       </w:r>
-      <w:hyperlink r:id="rId77">
-        <w:r>
-          <w:rPr>
-            <w:lang w:val="es_ES" w:bidi="es_ES"/>
-          </w:rPr>
-          <w:rPr>
-            <w:color w:val="0000EE"/>
-            <w:u w:val="single"/>
-          </w:rPr>
-          <w:t>3:3–7</w:t>
-        </w:r>
-      </w:hyperlink>
+      <w:r>
+        <w:rPr>
+          <w:lang w:val="es_ES" w:bidi="es_ES"/>
+        </w:rPr>
+        <w:t>3:3–7</w:t>
+      </w:r>
       <w:r>
         <w:rPr>
           <w:lang w:val="es_ES" w:bidi="es_ES"/>
@@ -4336,18 +3670,12 @@
         </w:rPr>
         <w:t>). Luego Pablo instruye a Tito a evitar discusiones inútiles y a insistir en la enseñanza beneficiosa (</w:t>
       </w:r>
-      <w:hyperlink r:id="rId101">
-        <w:r>
-          <w:rPr>
-            <w:lang w:val="es_ES" w:bidi="es_ES"/>
-          </w:rPr>
-          <w:rPr>
-            <w:color w:val="0000EE"/>
-            <w:u w:val="single"/>
-          </w:rPr>
-          <w:t>3:8–11</w:t>
-        </w:r>
-      </w:hyperlink>
+      <w:r>
+        <w:rPr>
+          <w:lang w:val="es_ES" w:bidi="es_ES"/>
+        </w:rPr>
+        <w:t>3:8–11</w:t>
+      </w:r>
       <w:r>
         <w:rPr>
           <w:lang w:val="es_ES" w:bidi="es_ES"/>
@@ -4402,108 +3730,72 @@
         </w:rPr>
         <w:t>Ser humilde y tratar a todos con respeto (</w:t>
       </w:r>
-      <w:hyperlink r:id="rId102">
-        <w:r>
-          <w:rPr>
-            <w:lang w:val="es_ES" w:bidi="es_ES"/>
-          </w:rPr>
-          <w:rPr>
-            <w:color w:val="0000EE"/>
-            <w:u w:val="single"/>
-          </w:rPr>
-          <w:t>3:2</w:t>
-        </w:r>
-      </w:hyperlink>
+      <w:r>
+        <w:rPr>
+          <w:lang w:val="es_ES" w:bidi="es_ES"/>
+        </w:rPr>
+        <w:t>3:2</w:t>
+      </w:r>
       <w:r>
         <w:rPr>
           <w:lang w:val="es_ES" w:bidi="es_ES"/>
         </w:rPr>
         <w:t>) es apropiado, especialmente cuando recordamos nuestra propia condición cuando la bondad y el amor de Dios vinieron a nosotros (</w:t>
       </w:r>
-      <w:hyperlink r:id="rId27">
-        <w:r>
-          <w:rPr>
-            <w:lang w:val="es_ES" w:bidi="es_ES"/>
-          </w:rPr>
-          <w:rPr>
-            <w:color w:val="0000EE"/>
-            <w:u w:val="single"/>
-          </w:rPr>
-          <w:t>3:4</w:t>
-        </w:r>
-      </w:hyperlink>
+      <w:r>
+        <w:rPr>
+          <w:lang w:val="es_ES" w:bidi="es_ES"/>
+        </w:rPr>
+        <w:t>3:4</w:t>
+      </w:r>
       <w:r>
         <w:rPr>
           <w:lang w:val="es_ES" w:bidi="es_ES"/>
         </w:rPr>
         <w:t xml:space="preserve">, ver </w:t>
       </w:r>
-      <w:hyperlink r:id="rId103">
-        <w:r>
-          <w:rPr>
-            <w:lang w:val="es_ES" w:bidi="es_ES"/>
-          </w:rPr>
-          <w:rPr>
-            <w:color w:val="0000EE"/>
-            <w:u w:val="single"/>
-          </w:rPr>
-          <w:t>Efesios 2:1–4</w:t>
-        </w:r>
-      </w:hyperlink>
+      <w:r>
+        <w:rPr>
+          <w:lang w:val="es_ES" w:bidi="es_ES"/>
+        </w:rPr>
+        <w:t>Efesios 2:1–4</w:t>
+      </w:r>
       <w:r>
         <w:rPr>
           <w:lang w:val="es_ES" w:bidi="es_ES"/>
         </w:rPr>
         <w:t xml:space="preserve">, </w:t>
       </w:r>
-      <w:hyperlink r:id="rId104">
-        <w:r>
-          <w:rPr>
-            <w:lang w:val="es_ES" w:bidi="es_ES"/>
-          </w:rPr>
-          <w:rPr>
-            <w:color w:val="0000EE"/>
-            <w:u w:val="single"/>
-          </w:rPr>
-          <w:t>5:8</w:t>
-        </w:r>
-      </w:hyperlink>
+      <w:r>
+        <w:rPr>
+          <w:lang w:val="es_ES" w:bidi="es_ES"/>
+        </w:rPr>
+        <w:t>5:8</w:t>
+      </w:r>
       <w:r>
         <w:rPr>
           <w:lang w:val="es_ES" w:bidi="es_ES"/>
         </w:rPr>
         <w:t xml:space="preserve">, </w:t>
       </w:r>
-      <w:hyperlink r:id="rId105">
-        <w:r>
-          <w:rPr>
-            <w:lang w:val="es_ES" w:bidi="es_ES"/>
-          </w:rPr>
-          <w:rPr>
-            <w:color w:val="0000EE"/>
-            <w:u w:val="single"/>
-          </w:rPr>
-          <w:t>Colosenses 3:7</w:t>
-        </w:r>
-      </w:hyperlink>
+      <w:r>
+        <w:rPr>
+          <w:lang w:val="es_ES" w:bidi="es_ES"/>
+        </w:rPr>
+        <w:t>Colosenses 3:7</w:t>
+      </w:r>
       <w:r>
         <w:rPr>
           <w:lang w:val="es_ES" w:bidi="es_ES"/>
         </w:rPr>
         <w:t xml:space="preserve">, </w:t>
       </w:r>
-      <w:hyperlink r:id="rId106">
-        <w:r>
-          <w:rPr>
-            <w:lang w:val="es_ES" w:bidi="es_ES"/>
-          </w:rPr>
-          <w:rPr>
-            <w:color w:val="0000EE"/>
-            <w:u w:val="single"/>
-          </w:rPr>
-          <w:t>1 Pedro 4:3</w:t>
-        </w:r>
-      </w:hyperlink>
+      <w:r>
+        <w:rPr>
+          <w:lang w:val="es_ES" w:bidi="es_ES"/>
+        </w:rPr>
+        <w:t>1 Pedro 4:3</w:t>
+      </w:r>
       <w:r>
         <w:rPr>
           <w:lang w:val="es_ES" w:bidi="es_ES"/>
@@ -4593,36 +3885,24 @@
         </w:rPr>
         <w:t xml:space="preserve">): La palabra griega se relaciona con la venida de Cristo (también en </w:t>
       </w:r>
-      <w:hyperlink r:id="rId78">
-        <w:r>
-          <w:rPr>
-            <w:lang w:val="es_ES" w:bidi="es_ES"/>
-          </w:rPr>
-          <w:rPr>
-            <w:color w:val="0000EE"/>
-            <w:u w:val="single"/>
-          </w:rPr>
-          <w:t>2:11</w:t>
-        </w:r>
-      </w:hyperlink>
+      <w:r>
+        <w:rPr>
+          <w:lang w:val="es_ES" w:bidi="es_ES"/>
+        </w:rPr>
+        <w:t>2:11</w:t>
+      </w:r>
       <w:r>
         <w:rPr>
           <w:lang w:val="es_ES" w:bidi="es_ES"/>
         </w:rPr>
         <w:t xml:space="preserve">, </w:t>
       </w:r>
-      <w:hyperlink r:id="rId26">
-        <w:r>
-          <w:rPr>
-            <w:lang w:val="es_ES" w:bidi="es_ES"/>
-          </w:rPr>
-          <w:rPr>
-            <w:color w:val="0000EE"/>
-            <w:u w:val="single"/>
-          </w:rPr>
-          <w:t>13</w:t>
-        </w:r>
-      </w:hyperlink>
+      <w:r>
+        <w:rPr>
+          <w:lang w:val="es_ES" w:bidi="es_ES"/>
+        </w:rPr>
+        <w:t>13</w:t>
+      </w:r>
       <w:r>
         <w:rPr>
           <w:lang w:val="es_ES" w:bidi="es_ES"/>
@@ -4689,36 +3969,24 @@
         </w:rPr>
         <w:t xml:space="preserve">Este pasaje podría ser un resumen o una cita de la enseñanza tradicional (ver </w:t>
       </w:r>
-      <w:hyperlink r:id="rId107">
-        <w:r>
-          <w:rPr>
-            <w:lang w:val="es_ES" w:bidi="es_ES"/>
-          </w:rPr>
-          <w:rPr>
-            <w:color w:val="0000EE"/>
-            <w:u w:val="single"/>
-          </w:rPr>
-          <w:t>1 Timoteo 1:15</w:t>
-        </w:r>
-      </w:hyperlink>
+      <w:r>
+        <w:rPr>
+          <w:lang w:val="es_ES" w:bidi="es_ES"/>
+        </w:rPr>
+        <w:t>1 Timoteo 1:15</w:t>
+      </w:r>
       <w:r>
         <w:rPr>
           <w:lang w:val="es_ES" w:bidi="es_ES"/>
         </w:rPr>
         <w:t xml:space="preserve">, </w:t>
       </w:r>
-      <w:hyperlink r:id="rId108">
-        <w:r>
-          <w:rPr>
-            <w:lang w:val="es_ES" w:bidi="es_ES"/>
-          </w:rPr>
-          <w:rPr>
-            <w:color w:val="0000EE"/>
-            <w:u w:val="single"/>
-          </w:rPr>
-          <w:t>2:5–6</w:t>
-        </w:r>
-      </w:hyperlink>
+      <w:r>
+        <w:rPr>
+          <w:lang w:val="es_ES" w:bidi="es_ES"/>
+        </w:rPr>
+        <w:t>2:5–6</w:t>
+      </w:r>
       <w:r>
         <w:rPr>
           <w:lang w:val="es_ES" w:bidi="es_ES"/>
@@ -4777,36 +4045,24 @@
         </w:rPr>
         <w:t xml:space="preserve">"no por... sino por": el contraste es entre las acciones humanas que podrían considerarse merecedoras de salvación y la gracia de Dios (ver </w:t>
       </w:r>
-      <w:hyperlink r:id="rId109">
-        <w:r>
-          <w:rPr>
-            <w:lang w:val="es_ES" w:bidi="es_ES"/>
-          </w:rPr>
-          <w:rPr>
-            <w:color w:val="0000EE"/>
-            <w:u w:val="single"/>
-          </w:rPr>
-          <w:t>Gálatas 2:16</w:t>
-        </w:r>
-      </w:hyperlink>
+      <w:r>
+        <w:rPr>
+          <w:lang w:val="es_ES" w:bidi="es_ES"/>
+        </w:rPr>
+        <w:t>Gálatas 2:16</w:t>
+      </w:r>
       <w:r>
         <w:rPr>
           <w:lang w:val="es_ES" w:bidi="es_ES"/>
         </w:rPr>
         <w:t>). La salvación es solo a través de la fe en la misericordia de Dios (</w:t>
       </w:r>
-      <w:hyperlink r:id="rId110">
-        <w:r>
-          <w:rPr>
-            <w:lang w:val="es_ES" w:bidi="es_ES"/>
-          </w:rPr>
-          <w:rPr>
-            <w:color w:val="0000EE"/>
-            <w:u w:val="single"/>
-          </w:rPr>
-          <w:t>Efesios 2:8</w:t>
-        </w:r>
-      </w:hyperlink>
+      <w:r>
+        <w:rPr>
+          <w:lang w:val="es_ES" w:bidi="es_ES"/>
+        </w:rPr>
+        <w:t>Efesios 2:8</w:t>
+      </w:r>
       <w:r>
         <w:rPr>
           <w:lang w:val="es_ES" w:bidi="es_ES"/>
@@ -4831,90 +4087,60 @@
         </w:rPr>
         <w:t xml:space="preserve">"lavamiento de la regeneración": Ver </w:t>
       </w:r>
-      <w:hyperlink r:id="rId111">
-        <w:r>
-          <w:rPr>
-            <w:lang w:val="es_ES" w:bidi="es_ES"/>
-          </w:rPr>
-          <w:rPr>
-            <w:color w:val="0000EE"/>
-            <w:u w:val="single"/>
-          </w:rPr>
-          <w:t>Ezequiel 16:9</w:t>
-        </w:r>
-      </w:hyperlink>
+      <w:r>
+        <w:rPr>
+          <w:lang w:val="es_ES" w:bidi="es_ES"/>
+        </w:rPr>
+        <w:t>Ezequiel 16:9</w:t>
+      </w:r>
       <w:r>
         <w:rPr>
           <w:lang w:val="es_ES" w:bidi="es_ES"/>
         </w:rPr>
         <w:t xml:space="preserve">, </w:t>
       </w:r>
-      <w:hyperlink r:id="rId112">
-        <w:r>
-          <w:rPr>
-            <w:lang w:val="es_ES" w:bidi="es_ES"/>
-          </w:rPr>
-          <w:rPr>
-            <w:color w:val="0000EE"/>
-            <w:u w:val="single"/>
-          </w:rPr>
-          <w:t>Juan 3:1–15</w:t>
-        </w:r>
-      </w:hyperlink>
+      <w:r>
+        <w:rPr>
+          <w:lang w:val="es_ES" w:bidi="es_ES"/>
+        </w:rPr>
+        <w:t>Juan 3:1–15</w:t>
+      </w:r>
       <w:r>
         <w:rPr>
           <w:lang w:val="es_ES" w:bidi="es_ES"/>
         </w:rPr>
         <w:t xml:space="preserve">, </w:t>
       </w:r>
-      <w:hyperlink r:id="rId113">
-        <w:r>
-          <w:rPr>
-            <w:lang w:val="es_ES" w:bidi="es_ES"/>
-          </w:rPr>
-          <w:rPr>
-            <w:color w:val="0000EE"/>
-            <w:u w:val="single"/>
-          </w:rPr>
-          <w:t>Efesios 5:26</w:t>
-        </w:r>
-      </w:hyperlink>
+      <w:r>
+        <w:rPr>
+          <w:lang w:val="es_ES" w:bidi="es_ES"/>
+        </w:rPr>
+        <w:t>Efesios 5:26</w:t>
+      </w:r>
       <w:r>
         <w:rPr>
           <w:lang w:val="es_ES" w:bidi="es_ES"/>
         </w:rPr>
         <w:t xml:space="preserve">, </w:t>
       </w:r>
-      <w:hyperlink r:id="rId114">
-        <w:r>
-          <w:rPr>
-            <w:lang w:val="es_ES" w:bidi="es_ES"/>
-          </w:rPr>
-          <w:rPr>
-            <w:color w:val="0000EE"/>
-            <w:u w:val="single"/>
-          </w:rPr>
-          <w:t>Hebreos 10:22</w:t>
-        </w:r>
-      </w:hyperlink>
+      <w:r>
+        <w:rPr>
+          <w:lang w:val="es_ES" w:bidi="es_ES"/>
+        </w:rPr>
+        <w:t>Hebreos 10:22</w:t>
+      </w:r>
       <w:r>
         <w:rPr>
           <w:lang w:val="es_ES" w:bidi="es_ES"/>
         </w:rPr>
         <w:t xml:space="preserve">, </w:t>
       </w:r>
-      <w:hyperlink r:id="rId115">
-        <w:r>
-          <w:rPr>
-            <w:lang w:val="es_ES" w:bidi="es_ES"/>
-          </w:rPr>
-          <w:rPr>
-            <w:color w:val="0000EE"/>
-            <w:u w:val="single"/>
-          </w:rPr>
-          <w:t>2 Pedro 1:9</w:t>
-        </w:r>
-      </w:hyperlink>
+      <w:r>
+        <w:rPr>
+          <w:lang w:val="es_ES" w:bidi="es_ES"/>
+        </w:rPr>
+        <w:t>2 Pedro 1:9</w:t>
+      </w:r>
       <w:r>
         <w:rPr>
           <w:lang w:val="es_ES" w:bidi="es_ES"/>
@@ -4939,54 +4165,36 @@
         </w:rPr>
         <w:t xml:space="preserve">"y por la renovación en el Espíritu Santo": Esto demuestra una completa salida de la vida de pecado y muerte y una transferencia a la vida de pureza (ver también </w:t>
       </w:r>
-      <w:hyperlink r:id="rId116">
-        <w:r>
-          <w:rPr>
-            <w:lang w:val="es_ES" w:bidi="es_ES"/>
-          </w:rPr>
-          <w:rPr>
-            <w:color w:val="0000EE"/>
-            <w:u w:val="single"/>
-          </w:rPr>
-          <w:t>Romanos 12:2</w:t>
-        </w:r>
-      </w:hyperlink>
+      <w:r>
+        <w:rPr>
+          <w:lang w:val="es_ES" w:bidi="es_ES"/>
+        </w:rPr>
+        <w:t>Romanos 12:2</w:t>
+      </w:r>
       <w:r>
         <w:rPr>
           <w:lang w:val="es_ES" w:bidi="es_ES"/>
         </w:rPr>
         <w:t xml:space="preserve">, </w:t>
       </w:r>
-      <w:hyperlink r:id="rId117">
-        <w:r>
-          <w:rPr>
-            <w:lang w:val="es_ES" w:bidi="es_ES"/>
-          </w:rPr>
-          <w:rPr>
-            <w:color w:val="0000EE"/>
-            <w:u w:val="single"/>
-          </w:rPr>
-          <w:t>2 Corintios 5:17</w:t>
-        </w:r>
-      </w:hyperlink>
+      <w:r>
+        <w:rPr>
+          <w:lang w:val="es_ES" w:bidi="es_ES"/>
+        </w:rPr>
+        <w:t>2 Corintios 5:17</w:t>
+      </w:r>
       <w:r>
         <w:rPr>
           <w:lang w:val="es_ES" w:bidi="es_ES"/>
         </w:rPr>
         <w:t xml:space="preserve">, </w:t>
       </w:r>
-      <w:hyperlink r:id="rId118">
-        <w:r>
-          <w:rPr>
-            <w:lang w:val="es_ES" w:bidi="es_ES"/>
-          </w:rPr>
-          <w:rPr>
-            <w:color w:val="0000EE"/>
-            <w:u w:val="single"/>
-          </w:rPr>
-          <w:t>Colosenses 3:10</w:t>
-        </w:r>
-      </w:hyperlink>
+      <w:r>
+        <w:rPr>
+          <w:lang w:val="es_ES" w:bidi="es_ES"/>
+        </w:rPr>
+        <w:t>Colosenses 3:10</w:t>
+      </w:r>
       <w:r>
         <w:rPr>
           <w:lang w:val="es_ES" w:bidi="es_ES"/>
@@ -5045,18 +4253,12 @@
         </w:rPr>
         <w:t xml:space="preserve">La primera mitad de este versículo resume </w:t>
       </w:r>
-      <w:hyperlink r:id="rId119">
-        <w:r>
-          <w:rPr>
-            <w:lang w:val="es_ES" w:bidi="es_ES"/>
-          </w:rPr>
-          <w:rPr>
-            <w:color w:val="0000EE"/>
-            <w:u w:val="single"/>
-          </w:rPr>
-          <w:t>3:4–6</w:t>
-        </w:r>
-      </w:hyperlink>
+      <w:r>
+        <w:rPr>
+          <w:lang w:val="es_ES" w:bidi="es_ES"/>
+        </w:rPr>
+        <w:t>3:4–6</w:t>
+      </w:r>
       <w:r>
         <w:rPr>
           <w:lang w:val="es_ES" w:bidi="es_ES"/>
@@ -5087,36 +4289,24 @@
         </w:rPr>
         <w:t xml:space="preserve"> (literalmente "habiendo sido justificados"): ver </w:t>
       </w:r>
-      <w:hyperlink r:id="rId120">
-        <w:r>
-          <w:rPr>
-            <w:lang w:val="es_ES" w:bidi="es_ES"/>
-          </w:rPr>
-          <w:rPr>
-            <w:color w:val="0000EE"/>
-            <w:u w:val="single"/>
-          </w:rPr>
-          <w:t>Romanos 3:20–28</w:t>
-        </w:r>
-      </w:hyperlink>
+      <w:r>
+        <w:rPr>
+          <w:lang w:val="es_ES" w:bidi="es_ES"/>
+        </w:rPr>
+        <w:t>Romanos 3:20–28</w:t>
+      </w:r>
       <w:r>
         <w:rPr>
           <w:lang w:val="es_ES" w:bidi="es_ES"/>
         </w:rPr>
         <w:t xml:space="preserve">, </w:t>
       </w:r>
-      <w:hyperlink r:id="rId121">
-        <w:r>
-          <w:rPr>
-            <w:lang w:val="es_ES" w:bidi="es_ES"/>
-          </w:rPr>
-          <w:rPr>
-            <w:color w:val="0000EE"/>
-            <w:u w:val="single"/>
-          </w:rPr>
-          <w:t>Gálatas 2:16–17</w:t>
-        </w:r>
-      </w:hyperlink>
+      <w:r>
+        <w:rPr>
+          <w:lang w:val="es_ES" w:bidi="es_ES"/>
+        </w:rPr>
+        <w:t>Gálatas 2:16–17</w:t>
+      </w:r>
       <w:r>
         <w:rPr>
           <w:lang w:val="es_ES" w:bidi="es_ES"/>
@@ -5147,90 +4337,60 @@
         </w:rPr>
         <w:t>: el Espíritu (</w:t>
       </w:r>
-      <w:hyperlink r:id="rId21">
-        <w:r>
-          <w:rPr>
-            <w:lang w:val="es_ES" w:bidi="es_ES"/>
-          </w:rPr>
-          <w:rPr>
-            <w:color w:val="0000EE"/>
-            <w:u w:val="single"/>
-          </w:rPr>
-          <w:t>Tito 3:5</w:t>
-        </w:r>
-      </w:hyperlink>
+      <w:r>
+        <w:rPr>
+          <w:lang w:val="es_ES" w:bidi="es_ES"/>
+        </w:rPr>
+        <w:t>Tito 3:5</w:t>
+      </w:r>
       <w:r>
         <w:rPr>
           <w:lang w:val="es_ES" w:bidi="es_ES"/>
         </w:rPr>
         <w:t xml:space="preserve">) a menudo se vincula con nuestro estatus como herederos (ver </w:t>
       </w:r>
-      <w:hyperlink r:id="rId122">
-        <w:r>
-          <w:rPr>
-            <w:lang w:val="es_ES" w:bidi="es_ES"/>
-          </w:rPr>
-          <w:rPr>
-            <w:color w:val="0000EE"/>
-            <w:u w:val="single"/>
-          </w:rPr>
-          <w:t>Romanos 8:15–17</w:t>
-        </w:r>
-      </w:hyperlink>
+      <w:r>
+        <w:rPr>
+          <w:lang w:val="es_ES" w:bidi="es_ES"/>
+        </w:rPr>
+        <w:t>Romanos 8:15–17</w:t>
+      </w:r>
       <w:r>
         <w:rPr>
           <w:lang w:val="es_ES" w:bidi="es_ES"/>
         </w:rPr>
         <w:t xml:space="preserve">, </w:t>
       </w:r>
-      <w:hyperlink r:id="rId123">
-        <w:r>
-          <w:rPr>
-            <w:lang w:val="es_ES" w:bidi="es_ES"/>
-          </w:rPr>
-          <w:rPr>
-            <w:color w:val="0000EE"/>
-            <w:u w:val="single"/>
-          </w:rPr>
-          <w:t>1 Corintios 6:9–11</w:t>
-        </w:r>
-      </w:hyperlink>
+      <w:r>
+        <w:rPr>
+          <w:lang w:val="es_ES" w:bidi="es_ES"/>
+        </w:rPr>
+        <w:t>1 Corintios 6:9–11</w:t>
+      </w:r>
       <w:r>
         <w:rPr>
           <w:lang w:val="es_ES" w:bidi="es_ES"/>
         </w:rPr>
         <w:t xml:space="preserve">, </w:t>
       </w:r>
-      <w:hyperlink r:id="rId124">
-        <w:r>
-          <w:rPr>
-            <w:lang w:val="es_ES" w:bidi="es_ES"/>
-          </w:rPr>
-          <w:rPr>
-            <w:color w:val="0000EE"/>
-            <w:u w:val="single"/>
-          </w:rPr>
-          <w:t>Gálatas 4:6–7</w:t>
-        </w:r>
-      </w:hyperlink>
+      <w:r>
+        <w:rPr>
+          <w:lang w:val="es_ES" w:bidi="es_ES"/>
+        </w:rPr>
+        <w:t>Gálatas 4:6–7</w:t>
+      </w:r>
       <w:r>
         <w:rPr>
           <w:lang w:val="es_ES" w:bidi="es_ES"/>
         </w:rPr>
         <w:t xml:space="preserve">, </w:t>
       </w:r>
-      <w:hyperlink r:id="rId125">
-        <w:r>
-          <w:rPr>
-            <w:lang w:val="es_ES" w:bidi="es_ES"/>
-          </w:rPr>
-          <w:rPr>
-            <w:color w:val="0000EE"/>
-            <w:u w:val="single"/>
-          </w:rPr>
-          <w:t>Efesios 1:13–14</w:t>
-        </w:r>
-      </w:hyperlink>
+      <w:r>
+        <w:rPr>
+          <w:lang w:val="es_ES" w:bidi="es_ES"/>
+        </w:rPr>
+        <w:t>Efesios 1:13–14</w:t>
+      </w:r>
       <w:r>
         <w:rPr>
           <w:lang w:val="es_ES" w:bidi="es_ES"/>
@@ -5285,36 +4445,24 @@
         </w:rPr>
         <w:t xml:space="preserve">El dicho confiable es </w:t>
       </w:r>
-      <w:hyperlink r:id="rId126">
-        <w:r>
-          <w:rPr>
-            <w:lang w:val="es_ES" w:bidi="es_ES"/>
-          </w:rPr>
-          <w:rPr>
-            <w:color w:val="0000EE"/>
-            <w:u w:val="single"/>
-          </w:rPr>
-          <w:t>3:4–7</w:t>
-        </w:r>
-      </w:hyperlink>
+      <w:r>
+        <w:rPr>
+          <w:lang w:val="es_ES" w:bidi="es_ES"/>
+        </w:rPr>
+        <w:t>3:4–7</w:t>
+      </w:r>
       <w:r>
         <w:rPr>
           <w:lang w:val="es_ES" w:bidi="es_ES"/>
         </w:rPr>
         <w:t xml:space="preserve"> (comparar </w:t>
       </w:r>
-      <w:hyperlink r:id="rId107">
-        <w:r>
-          <w:rPr>
-            <w:lang w:val="es_ES" w:bidi="es_ES"/>
-          </w:rPr>
-          <w:rPr>
-            <w:color w:val="0000EE"/>
-            <w:u w:val="single"/>
-          </w:rPr>
-          <w:t>1 Timoteo 1:15</w:t>
-        </w:r>
-      </w:hyperlink>
+      <w:r>
+        <w:rPr>
+          <w:lang w:val="es_ES" w:bidi="es_ES"/>
+        </w:rPr>
+        <w:t>1 Timoteo 1:15</w:t>
+      </w:r>
       <w:r>
         <w:rPr>
           <w:lang w:val="es_ES" w:bidi="es_ES"/>
@@ -5375,36 +4523,24 @@
         </w:rPr>
         <w:t xml:space="preserve">: Esto se refiere a personas conflictivas que son difíciles de corregir o cambiar (ver </w:t>
       </w:r>
-      <w:hyperlink r:id="rId36">
-        <w:r>
-          <w:rPr>
-            <w:lang w:val="es_ES" w:bidi="es_ES"/>
-          </w:rPr>
-          <w:rPr>
-            <w:color w:val="0000EE"/>
-            <w:u w:val="single"/>
-          </w:rPr>
-          <w:t>1:11</w:t>
-        </w:r>
-      </w:hyperlink>
+      <w:r>
+        <w:rPr>
+          <w:lang w:val="es_ES" w:bidi="es_ES"/>
+        </w:rPr>
+        <w:t>1:11</w:t>
+      </w:r>
       <w:r>
         <w:rPr>
           <w:lang w:val="es_ES" w:bidi="es_ES"/>
         </w:rPr>
         <w:t xml:space="preserve">, </w:t>
       </w:r>
-      <w:hyperlink r:id="rId46">
-        <w:r>
-          <w:rPr>
-            <w:lang w:val="es_ES" w:bidi="es_ES"/>
-          </w:rPr>
-          <w:rPr>
-            <w:color w:val="0000EE"/>
-            <w:u w:val="single"/>
-          </w:rPr>
-          <w:t>13</w:t>
-        </w:r>
-      </w:hyperlink>
+      <w:r>
+        <w:rPr>
+          <w:lang w:val="es_ES" w:bidi="es_ES"/>
+        </w:rPr>
+        <w:t>13</w:t>
+      </w:r>
       <w:r>
         <w:rPr>
           <w:lang w:val="es_ES" w:bidi="es_ES"/>
@@ -5463,18 +4599,12 @@
         </w:rPr>
         <w:t xml:space="preserve">Evidentemente, Artemas o Tíquico serían el reemplazo de Tito en Creta. Dado que Tíquico fue enviado a Éfeso (ver </w:t>
       </w:r>
-      <w:hyperlink r:id="rId127">
-        <w:r>
-          <w:rPr>
-            <w:lang w:val="es_ES" w:bidi="es_ES"/>
-          </w:rPr>
-          <w:rPr>
-            <w:color w:val="0000EE"/>
-            <w:u w:val="single"/>
-          </w:rPr>
-          <w:t>2 Timoteo 4:12</w:t>
-        </w:r>
-      </w:hyperlink>
+      <w:r>
+        <w:rPr>
+          <w:lang w:val="es_ES" w:bidi="es_ES"/>
+        </w:rPr>
+        <w:t>2 Timoteo 4:12</w:t>
+      </w:r>
       <w:r>
         <w:rPr>
           <w:lang w:val="es_ES" w:bidi="es_ES"/>
@@ -5499,18 +4629,12 @@
         </w:rPr>
         <w:t xml:space="preserve">"Nicópolis": Varias ciudades tenían este nombre. Esta era probablemente una ciudad importante en la costa occidental de la península griega (una porción de tierra rodeada principalmente por agua pero conectada al continente por un lado). Es posible que Pablo hubiera trabajado aquí antes (ver </w:t>
       </w:r>
-      <w:hyperlink r:id="rId128">
-        <w:r>
-          <w:rPr>
-            <w:lang w:val="es_ES" w:bidi="es_ES"/>
-          </w:rPr>
-          <w:rPr>
-            <w:color w:val="0000EE"/>
-            <w:u w:val="single"/>
-          </w:rPr>
-          <w:t>Romanos 15:19</w:t>
-        </w:r>
-      </w:hyperlink>
+      <w:r>
+        <w:rPr>
+          <w:lang w:val="es_ES" w:bidi="es_ES"/>
+        </w:rPr>
+        <w:t>Romanos 15:19</w:t>
+      </w:r>
       <w:r>
         <w:rPr>
           <w:lang w:val="es_ES" w:bidi="es_ES"/>
@@ -5565,54 +4689,36 @@
         </w:rPr>
         <w:t>La carta termina con noticias (</w:t>
       </w:r>
-      <w:hyperlink r:id="rId129">
-        <w:r>
-          <w:rPr>
-            <w:lang w:val="es_ES" w:bidi="es_ES"/>
-          </w:rPr>
-          <w:rPr>
-            <w:color w:val="0000EE"/>
-            <w:u w:val="single"/>
-          </w:rPr>
-          <w:t>3:12</w:t>
-        </w:r>
-      </w:hyperlink>
+      <w:r>
+        <w:rPr>
+          <w:lang w:val="es_ES" w:bidi="es_ES"/>
+        </w:rPr>
+        <w:t>3:12</w:t>
+      </w:r>
       <w:r>
         <w:rPr>
           <w:lang w:val="es_ES" w:bidi="es_ES"/>
         </w:rPr>
         <w:t>), una exhortación final (o aliento) (</w:t>
       </w:r>
-      <w:hyperlink r:id="rId130">
-        <w:r>
-          <w:rPr>
-            <w:lang w:val="es_ES" w:bidi="es_ES"/>
-          </w:rPr>
-          <w:rPr>
-            <w:color w:val="0000EE"/>
-            <w:u w:val="single"/>
-          </w:rPr>
-          <w:t>3:13–14</w:t>
-        </w:r>
-      </w:hyperlink>
+      <w:r>
+        <w:rPr>
+          <w:lang w:val="es_ES" w:bidi="es_ES"/>
+        </w:rPr>
+        <w:t>3:13–14</w:t>
+      </w:r>
       <w:r>
         <w:rPr>
           <w:lang w:val="es_ES" w:bidi="es_ES"/>
         </w:rPr>
         <w:t>), saludos y una bendición (</w:t>
       </w:r>
-      <w:hyperlink r:id="rId131">
-        <w:r>
-          <w:rPr>
-            <w:lang w:val="es_ES" w:bidi="es_ES"/>
-          </w:rPr>
-          <w:rPr>
-            <w:color w:val="0000EE"/>
-            <w:u w:val="single"/>
-          </w:rPr>
-          <w:t>3:15</w:t>
-        </w:r>
-      </w:hyperlink>
+      <w:r>
+        <w:rPr>
+          <w:lang w:val="es_ES" w:bidi="es_ES"/>
+        </w:rPr>
+        <w:t>3:15</w:t>
+      </w:r>
       <w:r>
         <w:rPr>
           <w:lang w:val="es_ES" w:bidi="es_ES"/>
@@ -5689,36 +4795,24 @@
         </w:rPr>
         <w:t xml:space="preserve">Zenas probablemente era un experto en derecho romano o un jurista romano (la misma palabra para abogado está en </w:t>
       </w:r>
-      <w:hyperlink r:id="rId132">
-        <w:r>
-          <w:rPr>
-            <w:lang w:val="es_ES" w:bidi="es_ES"/>
-          </w:rPr>
-          <w:rPr>
-            <w:color w:val="0000EE"/>
-            <w:u w:val="single"/>
-          </w:rPr>
-          <w:t>Lucas 7:30</w:t>
-        </w:r>
-      </w:hyperlink>
+      <w:r>
+        <w:rPr>
+          <w:lang w:val="es_ES" w:bidi="es_ES"/>
+        </w:rPr>
+        <w:t>Lucas 7:30</w:t>
+      </w:r>
       <w:r>
         <w:rPr>
           <w:lang w:val="es_ES" w:bidi="es_ES"/>
         </w:rPr>
         <w:t xml:space="preserve">; </w:t>
       </w:r>
-      <w:hyperlink r:id="rId133">
-        <w:r>
-          <w:rPr>
-            <w:lang w:val="es_ES" w:bidi="es_ES"/>
-          </w:rPr>
-          <w:rPr>
-            <w:color w:val="0000EE"/>
-            <w:u w:val="single"/>
-          </w:rPr>
-          <w:t>10:25</w:t>
-        </w:r>
-      </w:hyperlink>
+      <w:r>
+        <w:rPr>
+          <w:lang w:val="es_ES" w:bidi="es_ES"/>
+        </w:rPr>
+        <w:t>10:25</w:t>
+      </w:r>
       <w:r>
         <w:rPr>
           <w:lang w:val="es_ES" w:bidi="es_ES"/>
@@ -5743,126 +4837,84 @@
         </w:rPr>
         <w:t xml:space="preserve">Apolos es presumiblemente el mismo hombre mencionado en </w:t>
       </w:r>
-      <w:hyperlink r:id="rId134">
-        <w:r>
-          <w:rPr>
-            <w:lang w:val="es_ES" w:bidi="es_ES"/>
-          </w:rPr>
-          <w:rPr>
-            <w:color w:val="0000EE"/>
-            <w:u w:val="single"/>
-          </w:rPr>
-          <w:t>Hechos 18:24</w:t>
-        </w:r>
-      </w:hyperlink>
+      <w:r>
+        <w:rPr>
+          <w:lang w:val="es_ES" w:bidi="es_ES"/>
+        </w:rPr>
+        <w:t>Hechos 18:24</w:t>
+      </w:r>
       <w:r>
         <w:rPr>
           <w:lang w:val="es_ES" w:bidi="es_ES"/>
         </w:rPr>
         <w:t xml:space="preserve">, </w:t>
       </w:r>
-      <w:hyperlink r:id="rId135">
-        <w:r>
-          <w:rPr>
-            <w:lang w:val="es_ES" w:bidi="es_ES"/>
-          </w:rPr>
-          <w:rPr>
-            <w:color w:val="0000EE"/>
-            <w:u w:val="single"/>
-          </w:rPr>
-          <w:t>19:1</w:t>
-        </w:r>
-      </w:hyperlink>
+      <w:r>
+        <w:rPr>
+          <w:lang w:val="es_ES" w:bidi="es_ES"/>
+        </w:rPr>
+        <w:t>19:1</w:t>
+      </w:r>
       <w:r>
         <w:rPr>
           <w:lang w:val="es_ES" w:bidi="es_ES"/>
         </w:rPr>
         <w:t xml:space="preserve">, </w:t>
       </w:r>
-      <w:hyperlink r:id="rId136">
-        <w:r>
-          <w:rPr>
-            <w:lang w:val="es_ES" w:bidi="es_ES"/>
-          </w:rPr>
-          <w:rPr>
-            <w:color w:val="0000EE"/>
-            <w:u w:val="single"/>
-          </w:rPr>
-          <w:t>1 Corintios 1:12</w:t>
-        </w:r>
-      </w:hyperlink>
+      <w:r>
+        <w:rPr>
+          <w:lang w:val="es_ES" w:bidi="es_ES"/>
+        </w:rPr>
+        <w:t>1 Corintios 1:12</w:t>
+      </w:r>
       <w:r>
         <w:rPr>
           <w:lang w:val="es_ES" w:bidi="es_ES"/>
         </w:rPr>
         <w:t xml:space="preserve">, </w:t>
       </w:r>
-      <w:hyperlink r:id="rId137">
-        <w:r>
-          <w:rPr>
-            <w:lang w:val="es_ES" w:bidi="es_ES"/>
-          </w:rPr>
-          <w:rPr>
-            <w:color w:val="0000EE"/>
-            <w:u w:val="single"/>
-          </w:rPr>
-          <w:t>3:4–6</w:t>
-        </w:r>
-      </w:hyperlink>
+      <w:r>
+        <w:rPr>
+          <w:lang w:val="es_ES" w:bidi="es_ES"/>
+        </w:rPr>
+        <w:t>3:4–6</w:t>
+      </w:r>
       <w:r>
         <w:rPr>
           <w:lang w:val="es_ES" w:bidi="es_ES"/>
         </w:rPr>
         <w:t xml:space="preserve">, </w:t>
       </w:r>
-      <w:hyperlink r:id="rId138">
-        <w:r>
-          <w:rPr>
-            <w:lang w:val="es_ES" w:bidi="es_ES"/>
-          </w:rPr>
-          <w:rPr>
-            <w:color w:val="0000EE"/>
-            <w:u w:val="single"/>
-          </w:rPr>
-          <w:t>22</w:t>
-        </w:r>
-      </w:hyperlink>
+      <w:r>
+        <w:rPr>
+          <w:lang w:val="es_ES" w:bidi="es_ES"/>
+        </w:rPr>
+        <w:t>22</w:t>
+      </w:r>
       <w:r>
         <w:rPr>
           <w:lang w:val="es_ES" w:bidi="es_ES"/>
         </w:rPr>
         <w:t xml:space="preserve">, </w:t>
       </w:r>
-      <w:hyperlink r:id="rId139">
-        <w:r>
-          <w:rPr>
-            <w:lang w:val="es_ES" w:bidi="es_ES"/>
-          </w:rPr>
-          <w:rPr>
-            <w:color w:val="0000EE"/>
-            <w:u w:val="single"/>
-          </w:rPr>
-          <w:t>4:6</w:t>
-        </w:r>
-      </w:hyperlink>
+      <w:r>
+        <w:rPr>
+          <w:lang w:val="es_ES" w:bidi="es_ES"/>
+        </w:rPr>
+        <w:t>4:6</w:t>
+      </w:r>
       <w:r>
         <w:rPr>
           <w:lang w:val="es_ES" w:bidi="es_ES"/>
         </w:rPr>
         <w:t xml:space="preserve">; </w:t>
       </w:r>
-      <w:hyperlink r:id="rId140">
-        <w:r>
-          <w:rPr>
-            <w:lang w:val="es_ES" w:bidi="es_ES"/>
-          </w:rPr>
-          <w:rPr>
-            <w:color w:val="0000EE"/>
-            <w:u w:val="single"/>
-          </w:rPr>
-          <w:t>16:12</w:t>
-        </w:r>
-      </w:hyperlink>
+      <w:r>
+        <w:rPr>
+          <w:lang w:val="es_ES" w:bidi="es_ES"/>
+        </w:rPr>
+        <w:t>16:12</w:t>
+      </w:r>
       <w:r>
         <w:rPr>
           <w:lang w:val="es_ES" w:bidi="es_ES"/>
@@ -5893,102 +4945,66 @@
         </w:rPr>
         <w:t xml:space="preserve">: Ver </w:t>
       </w:r>
-      <w:hyperlink r:id="rId141">
-        <w:r>
-          <w:rPr>
-            <w:lang w:val="es_ES" w:bidi="es_ES"/>
-          </w:rPr>
-          <w:rPr>
-            <w:color w:val="0000EE"/>
-            <w:u w:val="single"/>
-          </w:rPr>
-          <w:t>1 Timoteo 3:2</w:t>
-        </w:r>
-      </w:hyperlink>
+      <w:r>
+        <w:rPr>
+          <w:lang w:val="es_ES" w:bidi="es_ES"/>
+        </w:rPr>
+        <w:t>1 Timoteo 3:2</w:t>
+      </w:r>
       <w:r>
         <w:rPr>
           <w:lang w:val="es_ES" w:bidi="es_ES"/>
         </w:rPr>
         <w:t xml:space="preserve">, </w:t>
       </w:r>
-      <w:hyperlink r:id="rId142">
-        <w:r>
-          <w:rPr>
-            <w:lang w:val="es_ES" w:bidi="es_ES"/>
-          </w:rPr>
-          <w:rPr>
-            <w:color w:val="0000EE"/>
-            <w:u w:val="single"/>
-          </w:rPr>
-          <w:t>3 Juan 1:5–8</w:t>
-        </w:r>
-      </w:hyperlink>
+      <w:r>
+        <w:rPr>
+          <w:lang w:val="es_ES" w:bidi="es_ES"/>
+        </w:rPr>
+        <w:t>3 Juan 1:5–8</w:t>
+      </w:r>
       <w:r>
         <w:rPr>
           <w:lang w:val="es_ES" w:bidi="es_ES"/>
         </w:rPr>
         <w:t xml:space="preserve">, comparar </w:t>
       </w:r>
-      <w:hyperlink r:id="rId143">
-        <w:r>
-          <w:rPr>
-            <w:lang w:val="es_ES" w:bidi="es_ES"/>
-          </w:rPr>
-          <w:rPr>
-            <w:color w:val="0000EE"/>
-            <w:u w:val="single"/>
-          </w:rPr>
-          <w:t>Romanos 15:24</w:t>
-        </w:r>
-      </w:hyperlink>
+      <w:r>
+        <w:rPr>
+          <w:lang w:val="es_ES" w:bidi="es_ES"/>
+        </w:rPr>
+        <w:t>Romanos 15:24</w:t>
+      </w:r>
       <w:r>
         <w:rPr>
           <w:lang w:val="es_ES" w:bidi="es_ES"/>
         </w:rPr>
         <w:t xml:space="preserve">, </w:t>
       </w:r>
-      <w:hyperlink r:id="rId144">
-        <w:r>
-          <w:rPr>
-            <w:lang w:val="es_ES" w:bidi="es_ES"/>
-          </w:rPr>
-          <w:rPr>
-            <w:color w:val="0000EE"/>
-            <w:u w:val="single"/>
-          </w:rPr>
-          <w:t xml:space="preserve">1 Corintios 16:6, </w:t>
-        </w:r>
-      </w:hyperlink>
-      <w:hyperlink r:id="rId145">
-        <w:r>
-          <w:rPr>
-            <w:lang w:val="es_ES" w:bidi="es_ES"/>
-          </w:rPr>
-          <w:rPr>
-            <w:color w:val="0000EE"/>
-            <w:u w:val="single"/>
-          </w:rPr>
-          <w:t>11</w:t>
-        </w:r>
-      </w:hyperlink>
+      <w:r>
+        <w:rPr>
+          <w:lang w:val="es_ES" w:bidi="es_ES"/>
+        </w:rPr>
+        <w:t xml:space="preserve">1 Corintios 16:6, </w:t>
+      </w:r>
+      <w:r>
+        <w:rPr>
+          <w:lang w:val="es_ES" w:bidi="es_ES"/>
+        </w:rPr>
+        <w:t>11</w:t>
+      </w:r>
       <w:r>
         <w:rPr>
           <w:lang w:val="es_ES" w:bidi="es_ES"/>
         </w:rPr>
         <w:t xml:space="preserve">, </w:t>
       </w:r>
-      <w:hyperlink r:id="rId146">
-        <w:r>
-          <w:rPr>
-            <w:lang w:val="es_ES" w:bidi="es_ES"/>
-          </w:rPr>
-          <w:rPr>
-            <w:color w:val="0000EE"/>
-            <w:u w:val="single"/>
-          </w:rPr>
-          <w:t>2 Corintios 1:16</w:t>
-        </w:r>
-      </w:hyperlink>
+      <w:r>
+        <w:rPr>
+          <w:lang w:val="es_ES" w:bidi="es_ES"/>
+        </w:rPr>
+        <w:t>2 Corintios 1:16</w:t>
+      </w:r>
       <w:r>
         <w:rPr>
           <w:lang w:val="es_ES" w:bidi="es_ES"/>
@@ -6047,108 +5063,72 @@
         </w:rPr>
         <w:t xml:space="preserve">Esta exhortación final está relacionada con la responsabilidad de cuidar a Zenas y Apolos (ver </w:t>
       </w:r>
-      <w:hyperlink r:id="rId147">
-        <w:r>
-          <w:rPr>
-            <w:lang w:val="es_ES" w:bidi="es_ES"/>
-          </w:rPr>
-          <w:rPr>
-            <w:color w:val="0000EE"/>
-            <w:u w:val="single"/>
-          </w:rPr>
-          <w:t>Romanos 12:13</w:t>
-        </w:r>
-      </w:hyperlink>
+      <w:r>
+        <w:rPr>
+          <w:lang w:val="es_ES" w:bidi="es_ES"/>
+        </w:rPr>
+        <w:t>Romanos 12:13</w:t>
+      </w:r>
       <w:r>
         <w:rPr>
           <w:lang w:val="es_ES" w:bidi="es_ES"/>
         </w:rPr>
         <w:t xml:space="preserve">, </w:t>
       </w:r>
-      <w:hyperlink r:id="rId148">
-        <w:r>
-          <w:rPr>
-            <w:lang w:val="es_ES" w:bidi="es_ES"/>
-          </w:rPr>
-          <w:rPr>
-            <w:color w:val="0000EE"/>
-            <w:u w:val="single"/>
-          </w:rPr>
-          <w:t>Efesios 4:28</w:t>
-        </w:r>
-      </w:hyperlink>
+      <w:r>
+        <w:rPr>
+          <w:lang w:val="es_ES" w:bidi="es_ES"/>
+        </w:rPr>
+        <w:t>Efesios 4:28</w:t>
+      </w:r>
       <w:r>
         <w:rPr>
           <w:lang w:val="es_ES" w:bidi="es_ES"/>
         </w:rPr>
         <w:t xml:space="preserve">, </w:t>
       </w:r>
-      <w:hyperlink r:id="rId149">
-        <w:r>
-          <w:rPr>
-            <w:lang w:val="es_ES" w:bidi="es_ES"/>
-          </w:rPr>
-          <w:rPr>
-            <w:color w:val="0000EE"/>
-            <w:u w:val="single"/>
-          </w:rPr>
-          <w:t>1 Tesalonicenses 4:11</w:t>
-        </w:r>
-      </w:hyperlink>
+      <w:r>
+        <w:rPr>
+          <w:lang w:val="es_ES" w:bidi="es_ES"/>
+        </w:rPr>
+        <w:t>1 Tesalonicenses 4:11</w:t>
+      </w:r>
       <w:r>
         <w:rPr>
           <w:lang w:val="es_ES" w:bidi="es_ES"/>
         </w:rPr>
         <w:t xml:space="preserve">, </w:t>
       </w:r>
-      <w:hyperlink r:id="rId150">
-        <w:r>
-          <w:rPr>
-            <w:lang w:val="es_ES" w:bidi="es_ES"/>
-          </w:rPr>
-          <w:rPr>
-            <w:color w:val="0000EE"/>
-            <w:u w:val="single"/>
-          </w:rPr>
-          <w:t>1 Timoteo 5:8</w:t>
-        </w:r>
-      </w:hyperlink>
+      <w:r>
+        <w:rPr>
+          <w:lang w:val="es_ES" w:bidi="es_ES"/>
+        </w:rPr>
+        <w:t>1 Timoteo 5:8</w:t>
+      </w:r>
       <w:r>
         <w:rPr>
           <w:lang w:val="es_ES" w:bidi="es_ES"/>
         </w:rPr>
         <w:t xml:space="preserve">, </w:t>
       </w:r>
-      <w:hyperlink r:id="rId151">
-        <w:r>
-          <w:rPr>
-            <w:lang w:val="es_ES" w:bidi="es_ES"/>
-          </w:rPr>
-          <w:rPr>
-            <w:color w:val="0000EE"/>
-            <w:u w:val="single"/>
-          </w:rPr>
-          <w:t>16</w:t>
-        </w:r>
-      </w:hyperlink>
+      <w:r>
+        <w:rPr>
+          <w:lang w:val="es_ES" w:bidi="es_ES"/>
+        </w:rPr>
+        <w:t>16</w:t>
+      </w:r>
       <w:r>
         <w:rPr>
           <w:lang w:val="es_ES" w:bidi="es_ES"/>
         </w:rPr>
         <w:t xml:space="preserve">; </w:t>
       </w:r>
-      <w:hyperlink r:id="rId152">
-        <w:r>
-          <w:rPr>
-            <w:lang w:val="es_ES" w:bidi="es_ES"/>
-          </w:rPr>
-          <w:rPr>
-            <w:color w:val="0000EE"/>
-            <w:u w:val="single"/>
-          </w:rPr>
-          <w:t>6:18</w:t>
-        </w:r>
-      </w:hyperlink>
+      <w:r>
+        <w:rPr>
+          <w:lang w:val="es_ES" w:bidi="es_ES"/>
+        </w:rPr>
+        <w:t>6:18</w:t>
+      </w:r>
       <w:r>
         <w:rPr>
           <w:lang w:val="es_ES" w:bidi="es_ES"/>
@@ -6227,18 +5207,12 @@
         </w:rPr>
         <w:t>: la carta estaba dirigida a Tito (</w:t>
       </w:r>
-      <w:hyperlink r:id="rId24">
-        <w:r>
-          <w:rPr>
-            <w:lang w:val="es_ES" w:bidi="es_ES"/>
-          </w:rPr>
-          <w:rPr>
-            <w:color w:val="0000EE"/>
-            <w:u w:val="single"/>
-          </w:rPr>
-          <w:t>1:4</w:t>
-        </w:r>
-      </w:hyperlink>
+      <w:r>
+        <w:rPr>
+          <w:lang w:val="es_ES" w:bidi="es_ES"/>
+        </w:rPr>
+        <w:t>1:4</w:t>
+      </w:r>
       <w:r>
         <w:rPr>
           <w:lang w:val="es_ES" w:bidi="es_ES"/>
